--- a/ressources/template.docx
+++ b/ressources/template.docx
@@ -942,7 +942,7 @@
           <w:sz w:val="22"/>
           <w:szCs w:val="22"/>
         </w:rPr>
-        <w:t xml:space="preserve"> | {{ exp.Dates }} | ({{ exp.Durée_expérience }})</w:t>
+        <w:t xml:space="preserve"> | {{ exp.Dates }} | {{ exp.Durée_expérience }}</w:t>
       </w:r>
     </w:p>
     <w:p>
@@ -967,20 +967,99 @@
       <w:pPr>
         <w:pStyle w:val="BodyText"/>
         <w:rPr>
-          <w:rFonts w:ascii="Calibri" w:hAnsi="Calibri"/>
-          <w:sz w:val="22"/>
-          <w:szCs w:val="22"/>
-        </w:rPr>
-      </w:pPr>
-      <w:r>
-        <w:rPr>
-          <w:rFonts w:ascii="Calibri" w:hAnsi="Calibri"/>
           <w:b/>
           <w:bCs/>
+        </w:rPr>
+      </w:pPr>
+      <w:r>
+        <w:rPr>
+          <w:rFonts w:ascii="Calibri" w:hAnsi="Calibri"/>
+          <w:b/>
+          <w:bCs/>
           <w:sz w:val="22"/>
           <w:szCs w:val="22"/>
         </w:rPr>
         <w:t>{{ exp.Poste }}</w:t>
+      </w:r>
+    </w:p>
+    <w:p>
+      <w:pPr>
+        <w:pStyle w:val="BodyText"/>
+        <w:rPr>
+          <w:rFonts w:ascii="Calibri" w:hAnsi="Calibri"/>
+          <w:sz w:val="22"/>
+          <w:szCs w:val="22"/>
+        </w:rPr>
+      </w:pPr>
+      <w:r>
+        <w:rPr>
+          <w:rFonts w:ascii="Calibri" w:hAnsi="Calibri"/>
+          <w:b w:val="false"/>
+          <w:bCs w:val="false"/>
+          <w:sz w:val="22"/>
+          <w:szCs w:val="22"/>
+        </w:rPr>
+        <w:t>{% if exp.Mission %}</w:t>
+      </w:r>
+      <w:r>
+        <w:rPr>
+          <w:rFonts w:ascii="Calibri" w:hAnsi="Calibri"/>
+          <w:b/>
+          <w:bCs/>
+          <w:sz w:val="22"/>
+          <w:szCs w:val="22"/>
+        </w:rPr>
+        <w:t>Mission:</w:t>
+      </w:r>
+      <w:r>
+        <w:rPr>
+          <w:rFonts w:ascii="Calibri" w:hAnsi="Calibri"/>
+          <w:b w:val="false"/>
+          <w:bCs w:val="false"/>
+          <w:sz w:val="22"/>
+          <w:szCs w:val="22"/>
+        </w:rPr>
+        <w:t xml:space="preserve"> {{ exp.Mission }}{% endif %}</w:t>
+      </w:r>
+    </w:p>
+    <w:p>
+      <w:pPr>
+        <w:pStyle w:val="BodyText"/>
+        <w:rPr>
+          <w:rFonts w:ascii="Calibri" w:hAnsi="Calibri"/>
+          <w:sz w:val="22"/>
+          <w:szCs w:val="22"/>
+        </w:rPr>
+      </w:pPr>
+      <w:r>
+        <w:rPr>
+          <w:rFonts w:ascii="Calibri" w:hAnsi="Calibri"/>
+          <w:b w:val="false"/>
+          <w:bCs w:val="false"/>
+          <w:sz w:val="22"/>
+          <w:szCs w:val="22"/>
+        </w:rPr>
+        <w:t>{% if exp.Clients %}</w:t>
+      </w:r>
+      <w:r>
+        <w:rPr>
+          <w:rFonts w:ascii="Calibri" w:hAnsi="Calibri"/>
+          <w:b/>
+          <w:bCs/>
+          <w:sz w:val="22"/>
+          <w:szCs w:val="22"/>
+        </w:rPr>
+        <w:t>Clients:</w:t>
+      </w:r>
+      <w:r>
+        <w:rPr>
+          <w:rFonts w:ascii="Calibri" w:hAnsi="Calibri"/>
+          <w:b w:val="false"/>
+          <w:bCs w:val="false"/>
+          <w:sz w:val="22"/>
+          <w:szCs w:val="22"/>
+        </w:rPr>
+        <w:t xml:space="preserve"> {{ exp.Clients }}{% endif %}</w:t>
       </w:r>
     </w:p>
     <w:p>
@@ -1756,14 +1835,14 @@
           <wp:effectExtent l="0" t="0" r="0" b="0"/>
           <wp:wrapTight wrapText="bothSides">
             <wp:wrapPolygon edited="0">
-              <wp:start x="331" y="0"/>
-              <wp:lineTo x="331" y="17177"/>
-              <wp:lineTo x="4090" y="20631"/>
-              <wp:lineTo x="6595" y="21060"/>
-              <wp:lineTo x="18080" y="21060"/>
-              <wp:lineTo x="21215" y="14577"/>
-              <wp:lineTo x="17894" y="0"/>
-              <wp:lineTo x="331" y="0"/>
+              <wp:start x="309" y="0"/>
+              <wp:lineTo x="309" y="17144"/>
+              <wp:lineTo x="4069" y="20609"/>
+              <wp:lineTo x="6574" y="21032"/>
+              <wp:lineTo x="18059" y="21032"/>
+              <wp:lineTo x="21194" y="14555"/>
+              <wp:lineTo x="17878" y="0"/>
+              <wp:lineTo x="309" y="0"/>
             </wp:wrapPolygon>
           </wp:wrapTight>
           <wp:docPr id="8" name="Image 87" descr=""/>
@@ -1918,14 +1997,14 @@
           <wp:effectExtent l="0" t="0" r="0" b="0"/>
           <wp:wrapTight wrapText="bothSides">
             <wp:wrapPolygon edited="0">
-              <wp:start x="331" y="0"/>
-              <wp:lineTo x="331" y="17177"/>
-              <wp:lineTo x="4090" y="20631"/>
-              <wp:lineTo x="6595" y="21060"/>
-              <wp:lineTo x="18080" y="21060"/>
-              <wp:lineTo x="21215" y="14577"/>
-              <wp:lineTo x="17894" y="0"/>
-              <wp:lineTo x="331" y="0"/>
+              <wp:start x="309" y="0"/>
+              <wp:lineTo x="309" y="17144"/>
+              <wp:lineTo x="4069" y="20609"/>
+              <wp:lineTo x="6574" y="21032"/>
+              <wp:lineTo x="18059" y="21032"/>
+              <wp:lineTo x="21194" y="14555"/>
+              <wp:lineTo x="17878" y="0"/>
+              <wp:lineTo x="309" y="0"/>
             </wp:wrapPolygon>
           </wp:wrapTight>
           <wp:docPr id="10" name="Image 87" descr=""/>

--- a/ressources/template.docx
+++ b/ressources/template.docx
@@ -118,7 +118,7 @@
       <w:pPr>
         <w:pStyle w:val="Normal"/>
         <w:rPr>
-          <w:rFonts w:ascii="Calibri" w:hAnsi="Calibri"/>
+          <w:color w:val="3465A4"/>
         </w:rPr>
       </w:pPr>
       <w:r>
@@ -128,7 +128,7 @@
           <w:bCs w:val="false"/>
           <w:i w:val="false"/>
           <w:iCs w:val="false"/>
-          <w:color w:val="000000"/>
+          <w:color w:val="3465A4"/>
           <w:sz w:val="22"/>
           <w:szCs w:val="22"/>
         </w:rPr>
@@ -139,7 +139,7 @@
       <w:pPr>
         <w:pStyle w:val="Normal"/>
         <w:rPr>
-          <w:rFonts w:ascii="Calibri" w:hAnsi="Calibri"/>
+          <w:color w:val="3465A4"/>
         </w:rPr>
       </w:pPr>
       <w:r>
@@ -149,7 +149,7 @@
           <w:bCs/>
           <w:i w:val="false"/>
           <w:iCs w:val="false"/>
-          <w:color w:val="000000"/>
+          <w:color w:val="3465A4"/>
           <w:sz w:val="22"/>
           <w:szCs w:val="22"/>
         </w:rPr>
@@ -162,7 +162,7 @@
           <w:bCs w:val="false"/>
           <w:i w:val="false"/>
           <w:iCs w:val="false"/>
-          <w:color w:val="000000"/>
+          <w:color w:val="3465A4"/>
           <w:sz w:val="22"/>
           <w:szCs w:val="22"/>
         </w:rPr>
@@ -173,7 +173,7 @@
       <w:pPr>
         <w:pStyle w:val="Normal"/>
         <w:rPr>
-          <w:rFonts w:ascii="Calibri" w:hAnsi="Calibri"/>
+          <w:color w:val="3465A4"/>
         </w:rPr>
       </w:pPr>
       <w:r>
@@ -183,7 +183,7 @@
           <w:bCs w:val="false"/>
           <w:i w:val="false"/>
           <w:iCs w:val="false"/>
-          <w:color w:val="000000"/>
+          <w:color w:val="3465A4"/>
           <w:sz w:val="22"/>
           <w:szCs w:val="22"/>
         </w:rPr>
@@ -296,13 +296,13 @@
         <w:ind w:hanging="0" w:left="0" w:right="0"/>
         <w:jc w:val="left"/>
         <w:rPr>
+          <w:color w:val="3465A4"/>
+        </w:rPr>
+      </w:pPr>
+      <w:r>
+        <w:rPr>
           <w:rFonts w:ascii="Calibri" w:hAnsi="Calibri"/>
-        </w:rPr>
-      </w:pPr>
-      <w:r>
-        <w:rPr>
-          <w:rFonts w:ascii="Calibri" w:hAnsi="Calibri"/>
-          <w:color w:val="000000"/>
+          <w:color w:val="3465A4"/>
           <w:sz w:val="22"/>
           <w:szCs w:val="22"/>
         </w:rPr>
@@ -315,7 +315,7 @@
         <w:ind w:hanging="0" w:left="0" w:right="0"/>
         <w:jc w:val="left"/>
         <w:rPr>
-          <w:rFonts w:ascii="Calibri" w:hAnsi="Calibri"/>
+          <w:color w:val="3465A4"/>
         </w:rPr>
       </w:pPr>
       <w:r>
@@ -323,7 +323,7 @@
           <w:rFonts w:ascii="Calibri" w:hAnsi="Calibri"/>
           <w:b/>
           <w:bCs/>
-          <w:color w:val="000000"/>
+          <w:color w:val="3465A4"/>
           <w:sz w:val="22"/>
           <w:szCs w:val="22"/>
         </w:rPr>
@@ -332,7 +332,7 @@
       <w:r>
         <w:rPr>
           <w:rFonts w:ascii="Calibri" w:hAnsi="Calibri"/>
-          <w:color w:val="000000"/>
+          <w:color w:val="3465A4"/>
           <w:sz w:val="22"/>
           <w:szCs w:val="22"/>
         </w:rPr>
@@ -345,13 +345,13 @@
         <w:ind w:hanging="0" w:left="0" w:right="0"/>
         <w:jc w:val="left"/>
         <w:rPr>
+          <w:color w:val="3465A4"/>
+        </w:rPr>
+      </w:pPr>
+      <w:r>
+        <w:rPr>
           <w:rFonts w:ascii="Calibri" w:hAnsi="Calibri"/>
-        </w:rPr>
-      </w:pPr>
-      <w:r>
-        <w:rPr>
-          <w:rFonts w:ascii="Calibri" w:hAnsi="Calibri"/>
-          <w:color w:val="000000"/>
+          <w:color w:val="3465A4"/>
           <w:sz w:val="22"/>
           <w:szCs w:val="22"/>
         </w:rPr>
@@ -463,13 +463,13 @@
         <w:pStyle w:val="Normal"/>
         <w:spacing w:before="0" w:after="19"/>
         <w:rPr>
+          <w:color w:val="3465A4"/>
+        </w:rPr>
+      </w:pPr>
+      <w:r>
+        <w:rPr>
           <w:rFonts w:ascii="Calibri" w:hAnsi="Calibri"/>
-        </w:rPr>
-      </w:pPr>
-      <w:r>
-        <w:rPr>
-          <w:rFonts w:ascii="Calibri" w:hAnsi="Calibri"/>
-          <w:color w:val="000000"/>
+          <w:color w:val="3465A4"/>
           <w:sz w:val="22"/>
           <w:szCs w:val="22"/>
         </w:rPr>
@@ -481,13 +481,13 @@
         <w:pStyle w:val="Normal"/>
         <w:spacing w:before="0" w:after="19"/>
         <w:rPr>
+          <w:color w:val="3465A4"/>
+        </w:rPr>
+      </w:pPr>
+      <w:r>
+        <w:rPr>
           <w:rFonts w:ascii="Calibri" w:hAnsi="Calibri"/>
-        </w:rPr>
-      </w:pPr>
-      <w:r>
-        <w:rPr>
-          <w:rFonts w:ascii="Calibri" w:hAnsi="Calibri"/>
-          <w:color w:val="000000"/>
+          <w:color w:val="3465A4"/>
           <w:sz w:val="22"/>
           <w:szCs w:val="22"/>
         </w:rPr>
@@ -597,13 +597,13 @@
       <w:pPr>
         <w:pStyle w:val="Normal"/>
         <w:rPr>
+          <w:color w:val="3465A4"/>
+        </w:rPr>
+      </w:pPr>
+      <w:r>
+        <w:rPr>
           <w:rFonts w:ascii="Calibri" w:hAnsi="Calibri"/>
-        </w:rPr>
-      </w:pPr>
-      <w:r>
-        <w:rPr>
-          <w:rFonts w:ascii="Calibri" w:hAnsi="Calibri"/>
-          <w:color w:val="000000"/>
+          <w:color w:val="3465A4"/>
           <w:sz w:val="22"/>
           <w:szCs w:val="22"/>
         </w:rPr>
@@ -614,8 +614,7 @@
       <w:pPr>
         <w:pStyle w:val="Normal"/>
         <w:rPr>
-          <w:b/>
-          <w:bCs/>
+          <w:color w:val="3465A4"/>
         </w:rPr>
       </w:pPr>
       <w:r>
@@ -623,7 +622,7 @@
           <w:rFonts w:ascii="Calibri" w:hAnsi="Calibri"/>
           <w:b/>
           <w:bCs/>
-          <w:color w:val="000000"/>
+          <w:color w:val="3465A4"/>
           <w:sz w:val="22"/>
           <w:szCs w:val="22"/>
         </w:rPr>
@@ -634,13 +633,13 @@
       <w:pPr>
         <w:pStyle w:val="Normal"/>
         <w:rPr>
+          <w:color w:val="3465A4"/>
+        </w:rPr>
+      </w:pPr>
+      <w:r>
+        <w:rPr>
           <w:rFonts w:ascii="Calibri" w:hAnsi="Calibri"/>
-        </w:rPr>
-      </w:pPr>
-      <w:r>
-        <w:rPr>
-          <w:rFonts w:ascii="Calibri" w:hAnsi="Calibri"/>
-          <w:color w:val="000000"/>
+          <w:color w:val="3465A4"/>
           <w:sz w:val="22"/>
           <w:szCs w:val="22"/>
         </w:rPr>
@@ -651,13 +650,13 @@
       <w:pPr>
         <w:pStyle w:val="Normal"/>
         <w:rPr>
+          <w:color w:val="3465A4"/>
+        </w:rPr>
+      </w:pPr>
+      <w:r>
+        <w:rPr>
           <w:rFonts w:ascii="Calibri" w:hAnsi="Calibri"/>
-        </w:rPr>
-      </w:pPr>
-      <w:r>
-        <w:rPr>
-          <w:rFonts w:ascii="Calibri" w:hAnsi="Calibri"/>
-          <w:color w:val="000000"/>
+          <w:color w:val="3465A4"/>
           <w:sz w:val="22"/>
           <w:szCs w:val="22"/>
         </w:rPr>
@@ -767,13 +766,13 @@
       <w:pPr>
         <w:pStyle w:val="Normal"/>
         <w:rPr>
+          <w:color w:val="3465A4"/>
+        </w:rPr>
+      </w:pPr>
+      <w:r>
+        <w:rPr>
           <w:rFonts w:ascii="Calibri" w:hAnsi="Calibri"/>
-        </w:rPr>
-      </w:pPr>
-      <w:r>
-        <w:rPr>
-          <w:rFonts w:ascii="Calibri" w:hAnsi="Calibri"/>
-          <w:color w:val="000000"/>
+          <w:color w:val="3465A4"/>
           <w:sz w:val="22"/>
           <w:szCs w:val="22"/>
         </w:rPr>
@@ -784,13 +783,13 @@
       <w:pPr>
         <w:pStyle w:val="Normal"/>
         <w:rPr>
+          <w:color w:val="3465A4"/>
+        </w:rPr>
+      </w:pPr>
+      <w:r>
+        <w:rPr>
           <w:rFonts w:ascii="Calibri" w:hAnsi="Calibri"/>
-        </w:rPr>
-      </w:pPr>
-      <w:r>
-        <w:rPr>
-          <w:rFonts w:ascii="Calibri" w:hAnsi="Calibri"/>
-          <w:color w:val="000000"/>
+          <w:color w:val="3465A4"/>
           <w:sz w:val="22"/>
           <w:szCs w:val="22"/>
         </w:rPr>
@@ -912,7 +911,7 @@
           <w:bCs w:val="false"/>
           <w:i w:val="false"/>
           <w:iCs w:val="false"/>
-          <w:color w:val="000000"/>
+          <w:color w:val="3465A4"/>
           <w:sz w:val="22"/>
           <w:szCs w:val="22"/>
         </w:rPr>
@@ -925,7 +924,7 @@
           <w:bCs/>
           <w:i w:val="false"/>
           <w:iCs w:val="false"/>
-          <w:color w:val="000000"/>
+          <w:color w:val="3465A4"/>
           <w:sz w:val="22"/>
           <w:szCs w:val="22"/>
         </w:rPr>
@@ -938,7 +937,7 @@
           <w:bCs w:val="false"/>
           <w:i w:val="false"/>
           <w:iCs w:val="false"/>
-          <w:color w:val="000000"/>
+          <w:color w:val="3465A4"/>
           <w:sz w:val="22"/>
           <w:szCs w:val="22"/>
         </w:rPr>
@@ -949,26 +948,7 @@
       <w:pPr>
         <w:pStyle w:val="BodyText"/>
         <w:rPr>
-          <w:rFonts w:ascii="Calibri" w:hAnsi="Calibri"/>
-          <w:sz w:val="22"/>
-          <w:szCs w:val="22"/>
-        </w:rPr>
-      </w:pPr>
-      <w:r>
-        <w:rPr>
-          <w:rFonts w:ascii="Calibri" w:hAnsi="Calibri"/>
-          <w:sz w:val="22"/>
-          <w:szCs w:val="22"/>
-        </w:rPr>
-        <w:t xml:space="preserve">{{ "-"*140 }}  </w:t>
-      </w:r>
-    </w:p>
-    <w:p>
-      <w:pPr>
-        <w:pStyle w:val="BodyText"/>
-        <w:rPr>
-          <w:b/>
-          <w:bCs/>
+          <w:color w:val="3465A4"/>
         </w:rPr>
       </w:pPr>
       <w:r>
@@ -976,6 +956,7 @@
           <w:rFonts w:ascii="Calibri" w:hAnsi="Calibri"/>
           <w:b/>
           <w:bCs/>
+          <w:color w:val="3465A4"/>
           <w:sz w:val="22"/>
           <w:szCs w:val="22"/>
         </w:rPr>
@@ -986,9 +967,7 @@
       <w:pPr>
         <w:pStyle w:val="BodyText"/>
         <w:rPr>
-          <w:rFonts w:ascii="Calibri" w:hAnsi="Calibri"/>
-          <w:sz w:val="22"/>
-          <w:szCs w:val="22"/>
+          <w:color w:val="3465A4"/>
         </w:rPr>
       </w:pPr>
       <w:r>
@@ -996,6 +975,7 @@
           <w:rFonts w:ascii="Calibri" w:hAnsi="Calibri"/>
           <w:b w:val="false"/>
           <w:bCs w:val="false"/>
+          <w:color w:val="3465A4"/>
           <w:sz w:val="22"/>
           <w:szCs w:val="22"/>
         </w:rPr>
@@ -1006,6 +986,7 @@
           <w:rFonts w:ascii="Calibri" w:hAnsi="Calibri"/>
           <w:b/>
           <w:bCs/>
+          <w:color w:val="3465A4"/>
           <w:sz w:val="22"/>
           <w:szCs w:val="22"/>
         </w:rPr>
@@ -1016,6 +997,7 @@
           <w:rFonts w:ascii="Calibri" w:hAnsi="Calibri"/>
           <w:b w:val="false"/>
           <w:bCs w:val="false"/>
+          <w:color w:val="3465A4"/>
           <w:sz w:val="22"/>
           <w:szCs w:val="22"/>
         </w:rPr>
@@ -1026,9 +1008,7 @@
       <w:pPr>
         <w:pStyle w:val="BodyText"/>
         <w:rPr>
-          <w:rFonts w:ascii="Calibri" w:hAnsi="Calibri"/>
-          <w:sz w:val="22"/>
-          <w:szCs w:val="22"/>
+          <w:color w:val="3465A4"/>
         </w:rPr>
       </w:pPr>
       <w:r>
@@ -1036,6 +1016,7 @@
           <w:rFonts w:ascii="Calibri" w:hAnsi="Calibri"/>
           <w:b w:val="false"/>
           <w:bCs w:val="false"/>
+          <w:color w:val="3465A4"/>
           <w:sz w:val="22"/>
           <w:szCs w:val="22"/>
         </w:rPr>
@@ -1046,6 +1027,7 @@
           <w:rFonts w:ascii="Calibri" w:hAnsi="Calibri"/>
           <w:b/>
           <w:bCs/>
+          <w:color w:val="3465A4"/>
           <w:sz w:val="22"/>
           <w:szCs w:val="22"/>
         </w:rPr>
@@ -1056,6 +1038,7 @@
           <w:rFonts w:ascii="Calibri" w:hAnsi="Calibri"/>
           <w:b w:val="false"/>
           <w:bCs w:val="false"/>
+          <w:color w:val="3465A4"/>
           <w:sz w:val="22"/>
           <w:szCs w:val="22"/>
         </w:rPr>
@@ -1066,45 +1049,41 @@
       <w:pPr>
         <w:pStyle w:val="BodyText"/>
         <w:rPr>
+          <w:color w:val="3465A4"/>
+        </w:rPr>
+      </w:pPr>
+      <w:r>
+        <w:rPr>
           <w:rFonts w:ascii="Calibri" w:hAnsi="Calibri"/>
+          <w:color w:val="3465A4"/>
           <w:sz w:val="22"/>
           <w:szCs w:val="22"/>
         </w:rPr>
+        <w:t>{% for t in exp.Taches %}• {{ t }}</w:t>
+      </w:r>
+    </w:p>
+    <w:p>
+      <w:pPr>
+        <w:pStyle w:val="BodyText"/>
+        <w:rPr>
+          <w:color w:val="3465A4"/>
+        </w:rPr>
       </w:pPr>
       <w:r>
         <w:rPr>
           <w:rFonts w:ascii="Calibri" w:hAnsi="Calibri"/>
+          <w:color w:val="3465A4"/>
           <w:sz w:val="22"/>
           <w:szCs w:val="22"/>
         </w:rPr>
-        <w:t>{% for t in exp.Taches %}• {{ t }}</w:t>
+        <w:t>{% endfor %}</w:t>
       </w:r>
     </w:p>
     <w:p>
       <w:pPr>
         <w:pStyle w:val="BodyText"/>
         <w:rPr>
-          <w:rFonts w:ascii="Calibri" w:hAnsi="Calibri"/>
-          <w:sz w:val="22"/>
-          <w:szCs w:val="22"/>
-        </w:rPr>
-      </w:pPr>
-      <w:r>
-        <w:rPr>
-          <w:rFonts w:ascii="Calibri" w:hAnsi="Calibri"/>
-          <w:sz w:val="22"/>
-          <w:szCs w:val="22"/>
-        </w:rPr>
-        <w:t>{% endfor %}</w:t>
-      </w:r>
-    </w:p>
-    <w:p>
-      <w:pPr>
-        <w:pStyle w:val="BodyText"/>
-        <w:rPr>
-          <w:rFonts w:ascii="Calibri" w:hAnsi="Calibri"/>
-          <w:sz w:val="22"/>
-          <w:szCs w:val="22"/>
+          <w:color w:val="3465A4"/>
         </w:rPr>
       </w:pPr>
       <w:r>
@@ -1114,7 +1093,7 @@
           <w:bCs w:val="false"/>
           <w:i w:val="false"/>
           <w:iCs w:val="false"/>
-          <w:color w:val="000000"/>
+          <w:color w:val="3465A4"/>
           <w:sz w:val="22"/>
           <w:szCs w:val="22"/>
         </w:rPr>
@@ -1127,7 +1106,7 @@
           <w:bCs/>
           <w:i w:val="false"/>
           <w:iCs w:val="false"/>
-          <w:color w:val="000000"/>
+          <w:color w:val="3465A4"/>
           <w:sz w:val="22"/>
           <w:szCs w:val="22"/>
         </w:rPr>
@@ -1140,7 +1119,7 @@
           <w:bCs w:val="false"/>
           <w:i w:val="false"/>
           <w:iCs w:val="false"/>
-          <w:color w:val="000000"/>
+          <w:color w:val="3465A4"/>
           <w:sz w:val="22"/>
           <w:szCs w:val="22"/>
         </w:rPr>
@@ -1152,6 +1131,7 @@
         <w:pStyle w:val="BodyText"/>
         <w:rPr>
           <w:rFonts w:ascii="Calibri" w:hAnsi="Calibri"/>
+          <w:color w:val="3465A4"/>
           <w:sz w:val="22"/>
           <w:szCs w:val="22"/>
         </w:rPr>
@@ -1159,6 +1139,7 @@
       <w:r>
         <w:rPr>
           <w:rFonts w:ascii="Calibri" w:hAnsi="Calibri"/>
+          <w:color w:val="3465A4"/>
           <w:sz w:val="22"/>
           <w:szCs w:val="22"/>
         </w:rPr>
@@ -1169,14 +1150,13 @@
         <w:pStyle w:val="BodyText"/>
         <w:spacing w:before="0" w:after="120"/>
         <w:rPr>
+          <w:color w:val="3465A4"/>
+        </w:rPr>
+      </w:pPr>
+      <w:r>
+        <w:rPr>
           <w:rFonts w:ascii="Calibri" w:hAnsi="Calibri"/>
-          <w:sz w:val="22"/>
-          <w:szCs w:val="22"/>
-        </w:rPr>
-      </w:pPr>
-      <w:r>
-        <w:rPr>
-          <w:rFonts w:ascii="Calibri" w:hAnsi="Calibri"/>
+          <w:color w:val="3465A4"/>
           <w:sz w:val="22"/>
           <w:szCs w:val="22"/>
         </w:rPr>
@@ -1763,8 +1743,7 @@
       <w:pStyle w:val="Normal"/>
       <w:jc w:val="right"/>
       <w:rPr>
-        <w:sz w:val="24"/>
-        <w:szCs w:val="24"/>
+        <w:color w:val="3465A4"/>
       </w:rPr>
     </w:pPr>
     <w:r>
@@ -1835,14 +1814,14 @@
           <wp:effectExtent l="0" t="0" r="0" b="0"/>
           <wp:wrapTight wrapText="bothSides">
             <wp:wrapPolygon edited="0">
-              <wp:start x="309" y="0"/>
-              <wp:lineTo x="309" y="17144"/>
-              <wp:lineTo x="4069" y="20609"/>
-              <wp:lineTo x="6574" y="21032"/>
-              <wp:lineTo x="18059" y="21032"/>
-              <wp:lineTo x="21194" y="14555"/>
-              <wp:lineTo x="17878" y="0"/>
-              <wp:lineTo x="309" y="0"/>
+              <wp:start x="305" y="0"/>
+              <wp:lineTo x="305" y="17138"/>
+              <wp:lineTo x="4064" y="20605"/>
+              <wp:lineTo x="6570" y="21025"/>
+              <wp:lineTo x="18055" y="21025"/>
+              <wp:lineTo x="21189" y="14550"/>
+              <wp:lineTo x="17875" y="0"/>
+              <wp:lineTo x="305" y="0"/>
             </wp:wrapPolygon>
           </wp:wrapTight>
           <wp:docPr id="8" name="Image 87" descr=""/>
@@ -1885,7 +1864,7 @@
         <w:rFonts w:cs="Calibri" w:ascii="Calibri" w:hAnsi="Calibri"/>
         <w:b/>
         <w:bCs/>
-        <w:color w:val="000000"/>
+        <w:color w:val="3465A4"/>
         <w:sz w:val="24"/>
         <w:szCs w:val="24"/>
       </w:rPr>
@@ -1899,8 +1878,7 @@
       <w:pStyle w:val="Normal"/>
       <w:jc w:val="right"/>
       <w:rPr>
-        <w:sz w:val="24"/>
-        <w:szCs w:val="24"/>
+        <w:color w:val="3465A4"/>
       </w:rPr>
     </w:pPr>
     <w:r>
@@ -1908,7 +1886,7 @@
         <w:rFonts w:cs="Calibri" w:ascii="Calibri" w:hAnsi="Calibri"/>
         <w:b/>
         <w:bCs/>
-        <w:color w:val="000000"/>
+        <w:color w:val="3465A4"/>
         <w:sz w:val="24"/>
         <w:szCs w:val="24"/>
       </w:rPr>
@@ -1925,8 +1903,7 @@
       <w:pStyle w:val="Normal"/>
       <w:jc w:val="right"/>
       <w:rPr>
-        <w:sz w:val="24"/>
-        <w:szCs w:val="24"/>
+        <w:color w:val="3465A4"/>
       </w:rPr>
     </w:pPr>
     <w:r>
@@ -1997,14 +1974,14 @@
           <wp:effectExtent l="0" t="0" r="0" b="0"/>
           <wp:wrapTight wrapText="bothSides">
             <wp:wrapPolygon edited="0">
-              <wp:start x="309" y="0"/>
-              <wp:lineTo x="309" y="17144"/>
-              <wp:lineTo x="4069" y="20609"/>
-              <wp:lineTo x="6574" y="21032"/>
-              <wp:lineTo x="18059" y="21032"/>
-              <wp:lineTo x="21194" y="14555"/>
-              <wp:lineTo x="17878" y="0"/>
-              <wp:lineTo x="309" y="0"/>
+              <wp:start x="305" y="0"/>
+              <wp:lineTo x="305" y="17138"/>
+              <wp:lineTo x="4064" y="20605"/>
+              <wp:lineTo x="6570" y="21025"/>
+              <wp:lineTo x="18055" y="21025"/>
+              <wp:lineTo x="21189" y="14550"/>
+              <wp:lineTo x="17875" y="0"/>
+              <wp:lineTo x="305" y="0"/>
             </wp:wrapPolygon>
           </wp:wrapTight>
           <wp:docPr id="10" name="Image 87" descr=""/>
@@ -2047,7 +2024,7 @@
         <w:rFonts w:cs="Calibri" w:ascii="Calibri" w:hAnsi="Calibri"/>
         <w:b/>
         <w:bCs/>
-        <w:color w:val="000000"/>
+        <w:color w:val="3465A4"/>
         <w:sz w:val="24"/>
         <w:szCs w:val="24"/>
       </w:rPr>
@@ -2061,8 +2038,7 @@
       <w:pStyle w:val="Normal"/>
       <w:jc w:val="right"/>
       <w:rPr>
-        <w:sz w:val="24"/>
-        <w:szCs w:val="24"/>
+        <w:color w:val="3465A4"/>
       </w:rPr>
     </w:pPr>
     <w:r>
@@ -2070,7 +2046,7 @@
         <w:rFonts w:cs="Calibri" w:ascii="Calibri" w:hAnsi="Calibri"/>
         <w:b/>
         <w:bCs/>
-        <w:color w:val="000000"/>
+        <w:color w:val="3465A4"/>
         <w:sz w:val="24"/>
         <w:szCs w:val="24"/>
       </w:rPr>

--- a/ressources/template.docx
+++ b/ressources/template.docx
@@ -12,59 +12,25 @@
       </w:pPr>
       <w:r>
         <w:rPr/>
-        <w:drawing>
-          <wp:anchor behindDoc="0" distT="0" distB="0" distL="0" distR="0" simplePos="0" locked="0" layoutInCell="0" allowOverlap="1" relativeHeight="20">
-            <wp:simplePos x="0" y="0"/>
-            <wp:positionH relativeFrom="column">
-              <wp:posOffset>193675</wp:posOffset>
-            </wp:positionH>
-            <wp:positionV relativeFrom="paragraph">
-              <wp:posOffset>-678180</wp:posOffset>
-            </wp:positionV>
-            <wp:extent cx="1070610" cy="647700"/>
-            <wp:effectExtent l="0" t="0" r="0" b="0"/>
-            <wp:wrapSquare wrapText="largest"/>
-            <wp:docPr id="1" name="Image1" descr=""/>
-            <wp:cNvGraphicFramePr>
-              <a:graphicFrameLocks xmlns:a="http://schemas.openxmlformats.org/drawingml/2006/main" noChangeAspect="1"/>
-            </wp:cNvGraphicFramePr>
-            <a:graphic xmlns:a="http://schemas.openxmlformats.org/drawingml/2006/main">
-              <a:graphicData uri="http://schemas.openxmlformats.org/drawingml/2006/picture">
-                <pic:pic xmlns:pic="http://schemas.openxmlformats.org/drawingml/2006/picture">
-                  <pic:nvPicPr>
-                    <pic:cNvPr id="1" name="Image1" descr=""/>
-                    <pic:cNvPicPr>
-                      <a:picLocks noChangeAspect="1" noChangeArrowheads="1"/>
-                    </pic:cNvPicPr>
-                  </pic:nvPicPr>
-                  <pic:blipFill>
-                    <a:blip r:embed="rId2"/>
-                    <a:srcRect l="16021" t="29775" r="19107" b="30970"/>
-                    <a:stretch>
-                      <a:fillRect/>
-                    </a:stretch>
-                  </pic:blipFill>
-                  <pic:spPr bwMode="auto">
-                    <a:xfrm>
-                      <a:off x="0" y="0"/>
-                      <a:ext cx="1070610" cy="647700"/>
-                    </a:xfrm>
-                    <a:prstGeom prst="rect">
-                      <a:avLst/>
-                    </a:prstGeom>
-                  </pic:spPr>
-                </pic:pic>
-              </a:graphicData>
-            </a:graphic>
-          </wp:anchor>
-        </w:drawing>
+      </w:r>
+    </w:p>
+    <w:p>
+      <w:pPr>
+        <w:pStyle w:val="Normal"/>
+        <w:spacing w:before="0" w:after="19"/>
+        <w:rPr>
+          <w:rFonts w:ascii="Calibri" w:hAnsi="Calibri"/>
+        </w:rPr>
+      </w:pPr>
+      <w:r>
+        <w:rPr/>
         <mc:AlternateContent>
           <mc:Choice Requires="wps">
             <w:drawing>
               <wp:inline distT="0" distB="0" distL="0" distR="0" wp14:anchorId="2B8C2465">
                 <wp:extent cx="6494145" cy="309880"/>
                 <wp:effectExtent l="11430" t="7620" r="257175" b="6350"/>
-                <wp:docPr id="2" name="Zone de texte 4"/>
+                <wp:docPr id="1" name="Zone de texte 4"/>
                 <a:graphic xmlns:a="http://schemas.openxmlformats.org/drawingml/2006/main">
                   <a:graphicData uri="http://schemas.microsoft.com/office/word/2010/wordprocessingShape">
                     <wps:wsp>
@@ -128,7 +94,7 @@
                                 <w:b/>
                                 <w:color w:val="FFFFFF"/>
                               </w:rPr>
-                              <w:t>DOMAINES DE COMPETENCES</w:t>
+                              <w:t>DOMAINES DE COMPÉTENCES</w:t>
                             </w:r>
                           </w:p>
                         </w:txbxContent>
@@ -152,8 +118,10 @@
       <w:pPr>
         <w:pStyle w:val="Normal"/>
         <w:rPr>
-          <w:sz w:val="20"/>
-          <w:szCs w:val="20"/>
+          <w:rFonts w:ascii="Calibri" w:hAnsi="Calibri"/>
+          <w:color w:val="002060"/>
+          <w:sz w:val="18"/>
+          <w:szCs w:val="18"/>
         </w:rPr>
       </w:pPr>
       <w:r>
@@ -163,9 +131,9 @@
           <w:bCs w:val="false"/>
           <w:i w:val="false"/>
           <w:iCs w:val="false"/>
-          <w:color w:val="000000"/>
-          <w:sz w:val="20"/>
-          <w:szCs w:val="20"/>
+          <w:color w:val="002060"/>
+          <w:sz w:val="18"/>
+          <w:szCs w:val="18"/>
         </w:rPr>
         <w:t>{% for s in compétences %}</w:t>
       </w:r>
@@ -175,9 +143,11 @@
         <w:pStyle w:val="Normal"/>
         <w:numPr>
           <w:ilvl w:val="0"/>
-          <w:numId w:val="7"/>
+          <w:numId w:val="6"/>
         </w:numPr>
         <w:rPr>
+          <w:rFonts w:ascii="Calibri" w:hAnsi="Calibri"/>
+          <w:color w:val="002060"/>
           <w:sz w:val="18"/>
           <w:szCs w:val="18"/>
         </w:rPr>
@@ -189,7 +159,7 @@
           <w:bCs w:val="false"/>
           <w:i w:val="false"/>
           <w:iCs w:val="false"/>
-          <w:color w:val="000000"/>
+          <w:color w:val="002060"/>
           <w:sz w:val="18"/>
           <w:szCs w:val="18"/>
         </w:rPr>
@@ -200,8 +170,10 @@
       <w:pPr>
         <w:pStyle w:val="Normal"/>
         <w:rPr>
-          <w:sz w:val="20"/>
-          <w:szCs w:val="20"/>
+          <w:rFonts w:ascii="Calibri" w:hAnsi="Calibri"/>
+          <w:color w:val="002060"/>
+          <w:sz w:val="18"/>
+          <w:szCs w:val="18"/>
         </w:rPr>
       </w:pPr>
       <w:r>
@@ -211,9 +183,9 @@
           <w:bCs w:val="false"/>
           <w:i w:val="false"/>
           <w:iCs w:val="false"/>
-          <w:color w:val="000000"/>
-          <w:sz w:val="20"/>
-          <w:szCs w:val="20"/>
+          <w:color w:val="002060"/>
+          <w:sz w:val="18"/>
+          <w:szCs w:val="18"/>
         </w:rPr>
         <w:t>{% endfor %}</w:t>
       </w:r>
@@ -221,7 +193,9 @@
     <w:p>
       <w:pPr>
         <w:pStyle w:val="Normal"/>
-        <w:rPr/>
+        <w:rPr>
+          <w:rFonts w:ascii="Calibri" w:hAnsi="Calibri"/>
+        </w:rPr>
       </w:pPr>
       <w:r>
         <w:rPr/>
@@ -231,7 +205,7 @@
               <wp:inline distT="0" distB="0" distL="0" distR="0" wp14:anchorId="2B8C2465">
                 <wp:extent cx="6494145" cy="309880"/>
                 <wp:effectExtent l="11430" t="7620" r="257175" b="6350"/>
-                <wp:docPr id="3" name="Zone de texte 3"/>
+                <wp:docPr id="2" name="Zone de texte 3"/>
                 <a:graphic xmlns:a="http://schemas.openxmlformats.org/drawingml/2006/main">
                   <a:graphicData uri="http://schemas.microsoft.com/office/word/2010/wordprocessingShape">
                     <wps:wsp>
@@ -295,7 +269,15 @@
                                 <w:b/>
                                 <w:color w:val="FFFFFF"/>
                               </w:rPr>
-                              <w:t>OUTILS</w:t>
+                              <w:t>O</w:t>
+                            </w:r>
+                            <w:r>
+                              <w:rPr>
+                                <w:rFonts w:cs="Calibri" w:ascii="Open Sauce Sans Light" w:hAnsi="Open Sauce Sans Light"/>
+                                <w:b/>
+                                <w:color w:val="FFFFFF"/>
+                              </w:rPr>
+                              <w:t>UTILS</w:t>
                             </w:r>
                           </w:p>
                         </w:txbxContent>
@@ -321,16 +303,18 @@
         <w:ind w:hanging="0" w:left="0" w:right="0"/>
         <w:jc w:val="left"/>
         <w:rPr>
-          <w:sz w:val="20"/>
-          <w:szCs w:val="20"/>
+          <w:rFonts w:ascii="Calibri" w:hAnsi="Calibri"/>
+          <w:color w:val="002060"/>
+          <w:sz w:val="18"/>
+          <w:szCs w:val="18"/>
         </w:rPr>
       </w:pPr>
       <w:r>
         <w:rPr>
           <w:rFonts w:ascii="Calibri" w:hAnsi="Calibri"/>
-          <w:color w:val="000000"/>
-          <w:sz w:val="20"/>
-          <w:szCs w:val="20"/>
+          <w:color w:val="002060"/>
+          <w:sz w:val="18"/>
+          <w:szCs w:val="18"/>
         </w:rPr>
         <w:t>{% for l in Logiciels_par_titre %}</w:t>
       </w:r>
@@ -340,12 +324,14 @@
         <w:pStyle w:val="Normal"/>
         <w:numPr>
           <w:ilvl w:val="0"/>
-          <w:numId w:val="6"/>
+          <w:numId w:val="5"/>
         </w:numPr>
         <w:jc w:val="left"/>
         <w:rPr>
-          <w:sz w:val="20"/>
-          <w:szCs w:val="20"/>
+          <w:rFonts w:ascii="Calibri" w:hAnsi="Calibri"/>
+          <w:color w:val="002060"/>
+          <w:sz w:val="18"/>
+          <w:szCs w:val="18"/>
         </w:rPr>
       </w:pPr>
       <w:r>
@@ -353,18 +339,18 @@
           <w:rFonts w:ascii="Calibri" w:hAnsi="Calibri"/>
           <w:b/>
           <w:bCs/>
-          <w:color w:val="000000"/>
-          <w:sz w:val="20"/>
-          <w:szCs w:val="20"/>
+          <w:color w:val="002060"/>
+          <w:sz w:val="18"/>
+          <w:szCs w:val="18"/>
         </w:rPr>
         <w:t>{{ l.titre }}:</w:t>
       </w:r>
       <w:r>
         <w:rPr>
           <w:rFonts w:ascii="Calibri" w:hAnsi="Calibri"/>
-          <w:color w:val="000000"/>
-          <w:sz w:val="20"/>
-          <w:szCs w:val="20"/>
+          <w:color w:val="002060"/>
+          <w:sz w:val="18"/>
+          <w:szCs w:val="18"/>
         </w:rPr>
         <w:t xml:space="preserve"> {{ l.logiciels_outils | join(', ') }}</w:t>
       </w:r>
@@ -375,16 +361,18 @@
         <w:ind w:hanging="0" w:left="0" w:right="0"/>
         <w:jc w:val="left"/>
         <w:rPr>
-          <w:sz w:val="20"/>
-          <w:szCs w:val="20"/>
+          <w:rFonts w:ascii="Calibri" w:hAnsi="Calibri"/>
+          <w:color w:val="002060"/>
+          <w:sz w:val="18"/>
+          <w:szCs w:val="18"/>
         </w:rPr>
       </w:pPr>
       <w:r>
         <w:rPr>
           <w:rFonts w:ascii="Calibri" w:hAnsi="Calibri"/>
-          <w:color w:val="000000"/>
-          <w:sz w:val="20"/>
-          <w:szCs w:val="20"/>
+          <w:color w:val="002060"/>
+          <w:sz w:val="18"/>
+          <w:szCs w:val="18"/>
         </w:rPr>
         <w:t>{% endfor %}</w:t>
       </w:r>
@@ -405,6 +393,172 @@
               <wp:inline distT="0" distB="0" distL="0" distR="0" wp14:anchorId="2B8C2465">
                 <wp:extent cx="6494145" cy="309880"/>
                 <wp:effectExtent l="11430" t="7620" r="257175" b="6350"/>
+                <wp:docPr id="3" name="Zone de texte 2"/>
+                <a:graphic xmlns:a="http://schemas.openxmlformats.org/drawingml/2006/main">
+                  <a:graphicData uri="http://schemas.microsoft.com/office/word/2010/wordprocessingShape">
+                    <wps:wsp>
+                      <wps:cNvSpPr/>
+                      <wps:spPr>
+                        <a:xfrm>
+                          <a:off x="0" y="0"/>
+                          <a:ext cx="6494040" cy="309960"/>
+                        </a:xfrm>
+                        <a:prstGeom prst="roundRect">
+                          <a:avLst>
+                            <a:gd name="adj" fmla="val 16667"/>
+                          </a:avLst>
+                        </a:prstGeom>
+                        <a:gradFill rotWithShape="0">
+                          <a:gsLst>
+                            <a:gs pos="0">
+                              <a:srgbClr val="284475"/>
+                            </a:gs>
+                            <a:gs pos="100000">
+                              <a:srgbClr val="4472c4"/>
+                            </a:gs>
+                          </a:gsLst>
+                          <a:lin ang="18900000"/>
+                        </a:gradFill>
+                        <a:ln w="12700">
+                          <a:solidFill>
+                            <a:srgbClr val="02466d"/>
+                          </a:solidFill>
+                          <a:round/>
+                        </a:ln>
+                        <a:effectLst>
+                          <a:outerShdw kx="-2453608" rotWithShape="0" sy="50000">
+                            <a:srgbClr val="b4c6e7">
+                              <a:alpha val="50000"/>
+                            </a:srgbClr>
+                          </a:outerShdw>
+                        </a:effectLst>
+                      </wps:spPr>
+                      <wps:style>
+                        <a:lnRef idx="0"/>
+                        <a:fillRef idx="0"/>
+                        <a:effectRef idx="0"/>
+                        <a:fontRef idx="minor"/>
+                      </wps:style>
+                      <wps:txbx>
+                        <w:txbxContent>
+                          <w:p>
+                            <w:pPr>
+                              <w:pStyle w:val="Contenudecadre"/>
+                              <w:jc w:val="center"/>
+                              <w:rPr>
+                                <w:rFonts w:ascii="Open Sauce Sans Light" w:hAnsi="Open Sauce Sans Light" w:cs="Calibri"/>
+                                <w:b/>
+                                <w:color w:val="FFFFFF"/>
+                              </w:rPr>
+                            </w:pPr>
+                            <w:r>
+                              <w:rPr>
+                                <w:rFonts w:cs="Calibri" w:ascii="Open Sauce Sans Light" w:hAnsi="Open Sauce Sans Light"/>
+                                <w:b/>
+                                <w:color w:val="FFFFFF"/>
+                              </w:rPr>
+                              <w:t>SECTEURS D’ACTIVITÉ</w:t>
+                            </w:r>
+                          </w:p>
+                        </w:txbxContent>
+                      </wps:txbx>
+                      <wps:bodyPr anchor="t" upright="1">
+                        <a:noAutofit/>
+                      </wps:bodyPr>
+                    </wps:wsp>
+                  </a:graphicData>
+                </a:graphic>
+              </wp:inline>
+            </w:drawing>
+          </mc:Choice>
+          <mc:Fallback>
+            <w:pict/>
+          </mc:Fallback>
+        </mc:AlternateContent>
+      </w:r>
+    </w:p>
+    <w:p>
+      <w:pPr>
+        <w:pStyle w:val="Normal"/>
+        <w:spacing w:before="0" w:after="19"/>
+        <w:rPr>
+          <w:rFonts w:ascii="Calibri" w:hAnsi="Calibri"/>
+          <w:color w:val="002060"/>
+          <w:sz w:val="18"/>
+          <w:szCs w:val="18"/>
+        </w:rPr>
+      </w:pPr>
+      <w:r>
+        <w:rPr>
+          <w:rFonts w:ascii="Calibri" w:hAnsi="Calibri"/>
+          <w:color w:val="002060"/>
+          <w:sz w:val="18"/>
+          <w:szCs w:val="18"/>
+        </w:rPr>
+        <w:t>{% for sect in Secteurs_activites %}</w:t>
+      </w:r>
+    </w:p>
+    <w:p>
+      <w:pPr>
+        <w:pStyle w:val="Normal"/>
+        <w:numPr>
+          <w:ilvl w:val="0"/>
+          <w:numId w:val="7"/>
+        </w:numPr>
+        <w:spacing w:before="0" w:after="19"/>
+        <w:rPr>
+          <w:rFonts w:ascii="Calibri" w:hAnsi="Calibri"/>
+          <w:color w:val="002060"/>
+          <w:sz w:val="18"/>
+          <w:szCs w:val="18"/>
+        </w:rPr>
+      </w:pPr>
+      <w:r>
+        <w:rPr>
+          <w:rFonts w:ascii="Calibri" w:hAnsi="Calibri"/>
+          <w:color w:val="002060"/>
+          <w:sz w:val="18"/>
+          <w:szCs w:val="18"/>
+        </w:rPr>
+        <w:t>{{ sect }}</w:t>
+      </w:r>
+    </w:p>
+    <w:p>
+      <w:pPr>
+        <w:pStyle w:val="Normal"/>
+        <w:spacing w:before="0" w:after="19"/>
+        <w:rPr>
+          <w:rFonts w:ascii="Calibri" w:hAnsi="Calibri"/>
+          <w:color w:val="002060"/>
+          <w:sz w:val="18"/>
+          <w:szCs w:val="18"/>
+        </w:rPr>
+      </w:pPr>
+      <w:r>
+        <w:rPr>
+          <w:rFonts w:ascii="Calibri" w:hAnsi="Calibri"/>
+          <w:color w:val="002060"/>
+          <w:sz w:val="18"/>
+          <w:szCs w:val="18"/>
+        </w:rPr>
+        <w:t>{% endfor %}</w:t>
+      </w:r>
+    </w:p>
+    <w:p>
+      <w:pPr>
+        <w:pStyle w:val="Normal"/>
+        <w:rPr>
+          <w:rFonts w:ascii="Calibri" w:hAnsi="Calibri"/>
+        </w:rPr>
+      </w:pPr>
+      <w:r>
+        <w:rPr/>
+        <mc:AlternateContent>
+          <mc:Choice Requires="wps">
+            <w:drawing>
+              <wp:inline distT="0" distB="0" distL="0" distR="0" wp14:anchorId="261286E2">
+                <wp:extent cx="6494145" cy="309880"/>
+                <wp:effectExtent l="11430" t="9525" r="257175" b="13970"/>
                 <wp:docPr id="4" name="Zone de texte 2"/>
                 <a:graphic xmlns:a="http://schemas.openxmlformats.org/drawingml/2006/main">
                   <a:graphicData uri="http://schemas.microsoft.com/office/word/2010/wordprocessingShape">
@@ -469,7 +623,7 @@
                                 <w:b/>
                                 <w:color w:val="FFFFFF"/>
                               </w:rPr>
-                              <w:t>SECTEUR D’ACTIVITE</w:t>
+                              <w:t>DIPLÔMES / FORMATION</w:t>
                             </w:r>
                           </w:p>
                         </w:txbxContent>
@@ -492,162 +646,19 @@
     <w:p>
       <w:pPr>
         <w:pStyle w:val="Normal"/>
-        <w:spacing w:before="0" w:after="19"/>
-        <w:rPr>
-          <w:sz w:val="20"/>
-          <w:szCs w:val="20"/>
+        <w:rPr>
+          <w:rFonts w:ascii="Calibri" w:hAnsi="Calibri"/>
+          <w:color w:val="002060"/>
+          <w:sz w:val="18"/>
+          <w:szCs w:val="18"/>
         </w:rPr>
       </w:pPr>
       <w:r>
-        <w:rPr/>
-        <w:t>{% for sect in Secteurs_activites %}</w:t>
-      </w:r>
-    </w:p>
-    <w:p>
-      <w:pPr>
-        <w:pStyle w:val="Normal"/>
-        <w:numPr>
-          <w:ilvl w:val="0"/>
-          <w:numId w:val="8"/>
-        </w:numPr>
-        <w:spacing w:before="0" w:after="19"/>
-        <w:rPr>
-          <w:sz w:val="20"/>
-          <w:szCs w:val="20"/>
-        </w:rPr>
-      </w:pPr>
-      <w:r>
-        <w:rPr/>
-        <w:t>{{ sect }}</w:t>
-      </w:r>
-    </w:p>
-    <w:p>
-      <w:pPr>
-        <w:pStyle w:val="Normal"/>
-        <w:spacing w:before="0" w:after="19"/>
-        <w:rPr>
-          <w:sz w:val="20"/>
-          <w:szCs w:val="20"/>
-        </w:rPr>
-      </w:pPr>
-      <w:r>
-        <w:rPr/>
-        <w:t>{% endfor %}</w:t>
-      </w:r>
-    </w:p>
-    <w:p>
-      <w:pPr>
-        <w:pStyle w:val="Normal"/>
-        <w:rPr>
-          <w:rFonts w:ascii="Calibri" w:hAnsi="Calibri"/>
-        </w:rPr>
-      </w:pPr>
-      <w:r>
-        <w:rPr/>
-        <mc:AlternateContent>
-          <mc:Choice Requires="wps">
-            <w:drawing>
-              <wp:inline distT="0" distB="0" distL="0" distR="0" wp14:anchorId="261286E2">
-                <wp:extent cx="6494145" cy="309880"/>
-                <wp:effectExtent l="11430" t="9525" r="257175" b="13970"/>
-                <wp:docPr id="5" name="Zone de texte 2"/>
-                <a:graphic xmlns:a="http://schemas.openxmlformats.org/drawingml/2006/main">
-                  <a:graphicData uri="http://schemas.microsoft.com/office/word/2010/wordprocessingShape">
-                    <wps:wsp>
-                      <wps:cNvSpPr/>
-                      <wps:spPr>
-                        <a:xfrm>
-                          <a:off x="0" y="0"/>
-                          <a:ext cx="6494040" cy="309960"/>
-                        </a:xfrm>
-                        <a:prstGeom prst="roundRect">
-                          <a:avLst>
-                            <a:gd name="adj" fmla="val 16667"/>
-                          </a:avLst>
-                        </a:prstGeom>
-                        <a:gradFill rotWithShape="0">
-                          <a:gsLst>
-                            <a:gs pos="0">
-                              <a:srgbClr val="284475"/>
-                            </a:gs>
-                            <a:gs pos="100000">
-                              <a:srgbClr val="4472c4"/>
-                            </a:gs>
-                          </a:gsLst>
-                          <a:lin ang="18900000"/>
-                        </a:gradFill>
-                        <a:ln w="12700">
-                          <a:solidFill>
-                            <a:srgbClr val="02466d"/>
-                          </a:solidFill>
-                          <a:round/>
-                        </a:ln>
-                        <a:effectLst>
-                          <a:outerShdw kx="-2453608" rotWithShape="0" sy="50000">
-                            <a:srgbClr val="b4c6e7">
-                              <a:alpha val="50000"/>
-                            </a:srgbClr>
-                          </a:outerShdw>
-                        </a:effectLst>
-                      </wps:spPr>
-                      <wps:style>
-                        <a:lnRef idx="0"/>
-                        <a:fillRef idx="0"/>
-                        <a:effectRef idx="0"/>
-                        <a:fontRef idx="minor"/>
-                      </wps:style>
-                      <wps:txbx>
-                        <w:txbxContent>
-                          <w:p>
-                            <w:pPr>
-                              <w:pStyle w:val="Contenudecadre"/>
-                              <w:jc w:val="center"/>
-                              <w:rPr>
-                                <w:rFonts w:ascii="Open Sauce Sans Light" w:hAnsi="Open Sauce Sans Light" w:cs="Calibri"/>
-                                <w:b/>
-                                <w:color w:val="FFFFFF"/>
-                              </w:rPr>
-                            </w:pPr>
-                            <w:r>
-                              <w:rPr>
-                                <w:rFonts w:cs="Calibri" w:ascii="Open Sauce Sans Light" w:hAnsi="Open Sauce Sans Light"/>
-                                <w:b/>
-                                <w:color w:val="FFFFFF"/>
-                              </w:rPr>
-                              <w:t>DIPLOMES / FORMATION</w:t>
-                            </w:r>
-                          </w:p>
-                        </w:txbxContent>
-                      </wps:txbx>
-                      <wps:bodyPr anchor="t" upright="1">
-                        <a:noAutofit/>
-                      </wps:bodyPr>
-                    </wps:wsp>
-                  </a:graphicData>
-                </a:graphic>
-              </wp:inline>
-            </w:drawing>
-          </mc:Choice>
-          <mc:Fallback>
-            <w:pict/>
-          </mc:Fallback>
-        </mc:AlternateContent>
-      </w:r>
-    </w:p>
-    <w:p>
-      <w:pPr>
-        <w:pStyle w:val="Normal"/>
-        <w:rPr>
-          <w:sz w:val="20"/>
-          <w:szCs w:val="20"/>
-        </w:rPr>
-      </w:pPr>
-      <w:r>
-        <w:rPr>
-          <w:rFonts w:ascii="Calibri" w:hAnsi="Calibri"/>
-          <w:color w:val="000000"/>
-          <w:sz w:val="20"/>
-          <w:szCs w:val="20"/>
+        <w:rPr>
+          <w:rFonts w:ascii="Calibri" w:hAnsi="Calibri"/>
+          <w:color w:val="002060"/>
+          <w:sz w:val="18"/>
+          <w:szCs w:val="18"/>
         </w:rPr>
         <w:t>{% for dip in Diplomes %}</w:t>
       </w:r>
@@ -655,49 +666,40 @@
     <w:p>
       <w:pPr>
         <w:pStyle w:val="Normal"/>
-        <w:numPr>
-          <w:ilvl w:val="0"/>
-          <w:numId w:val="9"/>
-        </w:numPr>
-        <w:rPr>
-          <w:sz w:val="20"/>
-          <w:szCs w:val="20"/>
+        <w:rPr>
+          <w:rFonts w:ascii="Calibri" w:hAnsi="Calibri"/>
+          <w:color w:val="002060"/>
+          <w:sz w:val="18"/>
+          <w:szCs w:val="18"/>
         </w:rPr>
       </w:pPr>
       <w:r>
         <w:rPr>
           <w:rFonts w:ascii="Calibri" w:hAnsi="Calibri"/>
-          <w:color w:val="000000"/>
-          <w:sz w:val="20"/>
-          <w:szCs w:val="20"/>
-        </w:rPr>
-        <w:t>{{ dip.Titre }}</w:t>
+          <w:color w:val="002060"/>
+          <w:sz w:val="18"/>
+          <w:szCs w:val="18"/>
+        </w:rPr>
+        <w:t xml:space="preserve">• </w:t>
+      </w:r>
+      <w:r>
+        <w:rPr>
+          <w:rFonts w:ascii="Calibri" w:hAnsi="Calibri"/>
+          <w:color w:val="002060"/>
+          <w:sz w:val="18"/>
+          <w:szCs w:val="18"/>
+        </w:rPr>
+        <w:t>{{ dip.Titre }}{% if dip.Ecole %} {{ dip.Ecole }}{% endif %}{% if dip.Annee %} — {{ dip.Annee }}{% endif %}{% if dip.Lieu %} {{ dip.Lieu }}{% endif %}</w:t>
       </w:r>
     </w:p>
     <w:p>
       <w:pPr>
         <w:pStyle w:val="Normal"/>
         <w:rPr>
-          <w:sz w:val="20"/>
-          <w:szCs w:val="20"/>
-        </w:rPr>
-      </w:pPr>
-      <w:r>
-        <w:rPr>
-          <w:rFonts w:ascii="Calibri" w:hAnsi="Calibri"/>
-          <w:color w:val="000000"/>
-          <w:sz w:val="20"/>
-          <w:szCs w:val="20"/>
-        </w:rPr>
-        <w:t>{% if dip.Ecole %}  {{ dip.Ecole }}{% endif %}{% if dip.Annee %} — {{ dip.Annee }}{% endif %}{% if dip.Lieu %}  {{ dip.Lieu }}{% endif %}</w:t>
-      </w:r>
-    </w:p>
-    <w:p>
-      <w:pPr>
-        <w:pStyle w:val="Normal"/>
-        <w:rPr>
-          <w:sz w:val="20"/>
-          <w:szCs w:val="20"/>
+          <w:rFonts w:ascii="Calibri" w:hAnsi="Calibri"/>
+          <w:color w:val="002060"/>
+          <w:sz w:val="18"/>
+          <w:szCs w:val="18"/>
         </w:rPr>
       </w:pPr>
       <w:r>
@@ -708,16 +710,18 @@
       <w:pPr>
         <w:pStyle w:val="Normal"/>
         <w:rPr>
-          <w:sz w:val="20"/>
-          <w:szCs w:val="20"/>
+          <w:rFonts w:ascii="Calibri" w:hAnsi="Calibri"/>
+          <w:color w:val="002060"/>
+          <w:sz w:val="18"/>
+          <w:szCs w:val="18"/>
         </w:rPr>
       </w:pPr>
       <w:r>
         <w:rPr>
           <w:rFonts w:ascii="Calibri" w:hAnsi="Calibri"/>
-          <w:color w:val="000000"/>
-          <w:sz w:val="20"/>
-          <w:szCs w:val="20"/>
+          <w:color w:val="002060"/>
+          <w:sz w:val="18"/>
+          <w:szCs w:val="18"/>
         </w:rPr>
         <w:t>{% endfor %}</w:t>
       </w:r>
@@ -737,7 +741,7 @@
               <wp:inline distT="0" distB="0" distL="0" distR="0" wp14:anchorId="321EBBB5">
                 <wp:extent cx="6494145" cy="309880"/>
                 <wp:effectExtent l="11430" t="10795" r="257175" b="12700"/>
-                <wp:docPr id="6" name="Zone de texte 2"/>
+                <wp:docPr id="5" name="Zone de texte 2"/>
                 <a:graphic xmlns:a="http://schemas.openxmlformats.org/drawingml/2006/main">
                   <a:graphicData uri="http://schemas.microsoft.com/office/word/2010/wordprocessingShape">
                     <wps:wsp>
@@ -825,16 +829,18 @@
       <w:pPr>
         <w:pStyle w:val="Normal"/>
         <w:rPr>
-          <w:sz w:val="20"/>
-          <w:szCs w:val="20"/>
+          <w:rFonts w:ascii="Calibri" w:hAnsi="Calibri"/>
+          <w:color w:val="002060"/>
+          <w:sz w:val="18"/>
+          <w:szCs w:val="18"/>
         </w:rPr>
       </w:pPr>
       <w:r>
         <w:rPr>
           <w:rFonts w:ascii="Calibri" w:hAnsi="Calibri"/>
-          <w:color w:val="000000"/>
-          <w:sz w:val="20"/>
-          <w:szCs w:val="20"/>
+          <w:color w:val="002060"/>
+          <w:sz w:val="18"/>
+          <w:szCs w:val="18"/>
         </w:rPr>
         <w:t>{% for lang in Langues %}</w:t>
       </w:r>
@@ -844,39 +850,57 @@
         <w:pStyle w:val="Normal"/>
         <w:numPr>
           <w:ilvl w:val="0"/>
-          <w:numId w:val="10"/>
+          <w:numId w:val="8"/>
         </w:numPr>
         <w:rPr>
-          <w:sz w:val="20"/>
-          <w:szCs w:val="20"/>
+          <w:rFonts w:ascii="Calibri" w:hAnsi="Calibri"/>
+          <w:color w:val="002060"/>
+          <w:sz w:val="18"/>
+          <w:szCs w:val="18"/>
         </w:rPr>
       </w:pPr>
       <w:r>
         <w:rPr>
           <w:rFonts w:ascii="Calibri" w:hAnsi="Calibri"/>
-          <w:color w:val="000000"/>
-          <w:sz w:val="20"/>
-          <w:szCs w:val="20"/>
-        </w:rPr>
-        <w:t>{{ lang.langue }} – {{ lang.niveau }}</w:t>
+          <w:color w:val="002060"/>
+          <w:sz w:val="18"/>
+          <w:szCs w:val="18"/>
+        </w:rPr>
+        <w:t>{{ lang }}</w:t>
       </w:r>
     </w:p>
     <w:p>
       <w:pPr>
         <w:pStyle w:val="Normal"/>
         <w:rPr>
-          <w:sz w:val="20"/>
-          <w:szCs w:val="20"/>
+          <w:rFonts w:ascii="Calibri" w:hAnsi="Calibri"/>
+          <w:color w:val="002060"/>
+          <w:sz w:val="18"/>
+          <w:szCs w:val="18"/>
         </w:rPr>
       </w:pPr>
       <w:r>
         <w:rPr>
           <w:rFonts w:ascii="Calibri" w:hAnsi="Calibri"/>
-          <w:color w:val="000000"/>
-          <w:sz w:val="20"/>
-          <w:szCs w:val="20"/>
+          <w:color w:val="002060"/>
+          <w:sz w:val="18"/>
+          <w:szCs w:val="18"/>
         </w:rPr>
         <w:t>{% endfor %}</w:t>
+      </w:r>
+    </w:p>
+    <w:p>
+      <w:pPr>
+        <w:pStyle w:val="Normal"/>
+        <w:rPr>
+          <w:rFonts w:ascii="Calibri" w:hAnsi="Calibri"/>
+          <w:color w:val="002060"/>
+          <w:sz w:val="18"/>
+          <w:szCs w:val="18"/>
+        </w:rPr>
+      </w:pPr>
+      <w:r>
+        <w:rPr/>
       </w:r>
     </w:p>
     <w:p>
@@ -894,7 +918,7 @@
               <wp:inline distT="0" distB="0" distL="0" distR="0" wp14:anchorId="321EBBB5">
                 <wp:extent cx="6494145" cy="309880"/>
                 <wp:effectExtent l="11430" t="10795" r="257175" b="12700"/>
-                <wp:docPr id="7" name="Zone de texte 1"/>
+                <wp:docPr id="6" name="Zone de texte 1"/>
                 <a:graphic xmlns:a="http://schemas.openxmlformats.org/drawingml/2006/main">
                   <a:graphicData uri="http://schemas.microsoft.com/office/word/2010/wordprocessingShape">
                     <wps:wsp>
@@ -940,32 +964,7 @@
                         <a:effectRef idx="0"/>
                         <a:fontRef idx="minor"/>
                       </wps:style>
-                      <wps:txbx>
-                        <w:txbxContent>
-                          <w:p>
-                            <w:pPr>
-                              <w:pStyle w:val="Contenudecadre"/>
-                              <w:jc w:val="center"/>
-                              <w:rPr>
-                                <w:rFonts w:ascii="Open Sauce Sans Light" w:hAnsi="Open Sauce Sans Light" w:cs="Calibri"/>
-                                <w:b/>
-                                <w:color w:val="FFFFFF"/>
-                              </w:rPr>
-                            </w:pPr>
-                            <w:r>
-                              <w:rPr>
-                                <w:rFonts w:cs="Calibri" w:ascii="Open Sauce Sans Light" w:hAnsi="Open Sauce Sans Light"/>
-                                <w:b/>
-                                <w:color w:val="FFFFFF"/>
-                              </w:rPr>
-                              <w:t>EXPERIENCES PROFESSIONNELLES</w:t>
-                            </w:r>
-                          </w:p>
-                        </w:txbxContent>
-                      </wps:txbx>
-                      <wps:bodyPr anchor="t" upright="1">
-                        <a:noAutofit/>
-                      </wps:bodyPr>
+                      <wps:bodyPr/>
                     </wps:wsp>
                   </a:graphicData>
                 </a:graphic>
@@ -977,16 +976,17 @@
           </mc:Fallback>
         </mc:AlternateContent>
       </w:r>
-      <w:r>
-        <w:rPr>
-          <w:rFonts w:cs="Calibri" w:ascii="Calibri" w:hAnsi="Calibri"/>
-          <w:b/>
-          <w:color w:val="002060"/>
-          <w:sz w:val="22"/>
-          <w:szCs w:val="22"/>
-        </w:rPr>
-        <w:br/>
-      </w:r>
+    </w:p>
+    <w:p>
+      <w:pPr>
+        <w:pStyle w:val="BodyText"/>
+        <w:rPr>
+          <w:rFonts w:ascii="Calibri" w:hAnsi="Calibri"/>
+          <w:color w:val="002060"/>
+          <w:sz w:val="18"/>
+          <w:szCs w:val="18"/>
+        </w:rPr>
+      </w:pPr>
       <w:r>
         <w:rPr>
           <w:rFonts w:cs="Calibri" w:ascii="Calibri" w:hAnsi="Calibri"/>
@@ -994,70 +994,34 @@
           <w:bCs w:val="false"/>
           <w:i w:val="false"/>
           <w:iCs w:val="false"/>
-          <w:color w:val="000000"/>
-          <w:sz w:val="20"/>
-          <w:szCs w:val="20"/>
-        </w:rPr>
-        <w:t>{% for exp in Experiences %}</w:t>
+          <w:color w:val="002060"/>
+          <w:sz w:val="18"/>
+          <w:szCs w:val="18"/>
+        </w:rPr>
+        <w:t>{% for exp in Experiences %}{{ exp.Nom_Entreprise }}\t\t{{ exp.Dates }}  {{ exp.Durée_expérience }}</w:t>
       </w:r>
     </w:p>
     <w:p>
       <w:pPr>
         <w:pStyle w:val="BodyText"/>
         <w:rPr>
-          <w:sz w:val="20"/>
-          <w:szCs w:val="20"/>
+          <w:rFonts w:ascii="Calibri" w:hAnsi="Calibri"/>
+          <w:color w:val="002060"/>
+          <w:sz w:val="18"/>
+          <w:szCs w:val="18"/>
         </w:rPr>
       </w:pPr>
       <w:r>
         <w:rPr>
-          <w:rFonts w:cs="Calibri" w:ascii="Calibri" w:hAnsi="Calibri"/>
-          <w:b/>
-          <w:bCs/>
-          <w:i w:val="false"/>
-          <w:iCs w:val="false"/>
-          <w:color w:val="000000"/>
-          <w:sz w:val="20"/>
-          <w:szCs w:val="20"/>
-        </w:rPr>
-        <w:t>{{ exp.Nom_Entreprise }}</w:t>
-      </w:r>
-      <w:r>
-        <w:rPr>
-          <w:rFonts w:cs="Calibri" w:ascii="Calibri" w:hAnsi="Calibri"/>
-          <w:b w:val="false"/>
-          <w:bCs w:val="false"/>
-          <w:i w:val="false"/>
-          <w:iCs w:val="false"/>
-          <w:color w:val="000000"/>
-          <w:sz w:val="20"/>
-          <w:szCs w:val="20"/>
-        </w:rPr>
-        <w:t xml:space="preserve"> </w:t>
-        <w:tab/>
-        <w:t xml:space="preserve"> </w:t>
-        <w:tab/>
-        <w:tab/>
-        <w:tab/>
-        <w:tab/>
-        <w:tab/>
-        <w:t>{{ exp.Dates }}  {{ exp.Durée_expérience }}</w:t>
-      </w:r>
-    </w:p>
-    <w:p>
-      <w:pPr>
-        <w:pStyle w:val="BodyText"/>
-        <w:rPr>
-          <w:sz w:val="20"/>
-          <w:szCs w:val="20"/>
-        </w:rPr>
-      </w:pPr>
-      <w:r>
-        <w:rPr/>
+          <w:rFonts w:ascii="Calibri" w:hAnsi="Calibri"/>
+          <w:color w:val="002060"/>
+          <w:sz w:val="18"/>
+          <w:szCs w:val="18"/>
+        </w:rPr>
         <mc:AlternateContent>
           <mc:Choice Requires="wps">
             <w:drawing>
-              <wp:anchor behindDoc="0" distT="0" distB="0" distL="0" distR="0" simplePos="0" locked="0" layoutInCell="1" allowOverlap="1" relativeHeight="17">
+              <wp:anchor behindDoc="0" distT="635" distB="635" distL="635" distR="635" simplePos="0" locked="0" layoutInCell="1" allowOverlap="1" relativeHeight="19">
                 <wp:simplePos x="0" y="0"/>
                 <wp:positionH relativeFrom="column">
                   <wp:posOffset>12065</wp:posOffset>
@@ -1068,7 +1032,7 @@
                 <wp:extent cx="6500495" cy="8255"/>
                 <wp:effectExtent l="635" t="635" r="635" b="635"/>
                 <wp:wrapNone/>
-                <wp:docPr id="8" name="Ligne 1"/>
+                <wp:docPr id="7" name="Ligne 1"/>
                 <a:graphic xmlns:a="http://schemas.openxmlformats.org/drawingml/2006/main">
                   <a:graphicData uri="http://schemas.microsoft.com/office/word/2010/wordprocessingShape">
                     <wps:wsp>
@@ -1120,8 +1084,10 @@
           <w:numId w:val="4"/>
         </w:numPr>
         <w:rPr>
-          <w:sz w:val="20"/>
-          <w:szCs w:val="20"/>
+          <w:rFonts w:ascii="Calibri" w:hAnsi="Calibri"/>
+          <w:color w:val="002060"/>
+          <w:sz w:val="18"/>
+          <w:szCs w:val="18"/>
         </w:rPr>
       </w:pPr>
       <w:r>
@@ -1129,9 +1095,9 @@
           <w:rFonts w:ascii="Calibri" w:hAnsi="Calibri"/>
           <w:b/>
           <w:bCs/>
-          <w:color w:val="000000"/>
-          <w:sz w:val="20"/>
-          <w:szCs w:val="20"/>
+          <w:color w:val="002060"/>
+          <w:sz w:val="18"/>
+          <w:szCs w:val="18"/>
         </w:rPr>
         <w:t>{{ exp.Poste }}</w:t>
       </w:r>
@@ -1140,8 +1106,10 @@
       <w:pPr>
         <w:pStyle w:val="BodyText"/>
         <w:rPr>
-          <w:sz w:val="20"/>
-          <w:szCs w:val="20"/>
+          <w:rFonts w:ascii="Calibri" w:hAnsi="Calibri"/>
+          <w:color w:val="002060"/>
+          <w:sz w:val="18"/>
+          <w:szCs w:val="18"/>
         </w:rPr>
       </w:pPr>
       <w:r>
@@ -1149,44 +1117,55 @@
           <w:rFonts w:ascii="Calibri" w:hAnsi="Calibri"/>
           <w:b w:val="false"/>
           <w:bCs w:val="false"/>
-          <w:color w:val="000000"/>
-          <w:sz w:val="20"/>
-          <w:szCs w:val="20"/>
-        </w:rPr>
-        <w:t>{% if exp.Mission %}</w:t>
+          <w:color w:val="002060"/>
+          <w:sz w:val="18"/>
+          <w:szCs w:val="18"/>
+        </w:rPr>
+        <w:t>{% if exp.Mission %</w:t>
       </w:r>
       <w:r>
         <w:rPr>
           <w:rFonts w:ascii="Calibri" w:hAnsi="Calibri"/>
+          <w:b w:val="false"/>
+          <w:bCs w:val="false"/>
+          <w:color w:val="002060"/>
+          <w:sz w:val="18"/>
+          <w:szCs w:val="18"/>
+          <w:u w:val="none"/>
+        </w:rPr>
+        <w:t>}</w:t>
+      </w:r>
+    </w:p>
+    <w:p>
+      <w:pPr>
+        <w:pStyle w:val="BodyText"/>
+        <w:rPr>
+          <w:rFonts w:ascii="Calibri" w:hAnsi="Calibri"/>
+          <w:color w:val="002060"/>
+          <w:sz w:val="18"/>
+          <w:szCs w:val="18"/>
+        </w:rPr>
+      </w:pPr>
+      <w:r>
+        <w:rPr>
+          <w:rFonts w:ascii="Calibri" w:hAnsi="Calibri"/>
           <w:b/>
           <w:bCs/>
-          <w:color w:val="000000"/>
-          <w:sz w:val="20"/>
-          <w:szCs w:val="20"/>
-          <w:u w:val="single"/>
-        </w:rPr>
-        <w:t>Mission</w:t>
+          <w:color w:val="002060"/>
+          <w:sz w:val="18"/>
+          <w:szCs w:val="18"/>
+          <w:u w:val="none"/>
+        </w:rPr>
+        <w:t>Mission :</w:t>
       </w:r>
       <w:r>
         <w:rPr>
           <w:rFonts w:ascii="Calibri" w:hAnsi="Calibri"/>
-          <w:b/>
-          <w:bCs/>
-          <w:color w:val="000000"/>
-          <w:sz w:val="20"/>
-          <w:szCs w:val="20"/>
-          <w:u w:val="none"/>
-        </w:rPr>
-        <w:t xml:space="preserve"> :</w:t>
-      </w:r>
-      <w:r>
-        <w:rPr>
-          <w:rFonts w:ascii="Calibri" w:hAnsi="Calibri"/>
           <w:b w:val="false"/>
           <w:bCs w:val="false"/>
-          <w:color w:val="000000"/>
-          <w:sz w:val="20"/>
-          <w:szCs w:val="20"/>
+          <w:color w:val="002060"/>
+          <w:sz w:val="18"/>
+          <w:szCs w:val="18"/>
           <w:u w:val="none"/>
         </w:rPr>
         <w:t xml:space="preserve"> </w:t>
@@ -1196,9 +1175,9 @@
           <w:rFonts w:ascii="Calibri" w:hAnsi="Calibri"/>
           <w:b w:val="false"/>
           <w:bCs w:val="false"/>
-          <w:color w:val="000000"/>
-          <w:sz w:val="20"/>
-          <w:szCs w:val="20"/>
+          <w:color w:val="002060"/>
+          <w:sz w:val="18"/>
+          <w:szCs w:val="18"/>
         </w:rPr>
         <w:t>{{ exp.Mission }}{% endif %}</w:t>
       </w:r>
@@ -1207,137 +1186,38 @@
       <w:pPr>
         <w:pStyle w:val="BodyText"/>
         <w:rPr>
-          <w:sz w:val="20"/>
-          <w:szCs w:val="20"/>
+          <w:rFonts w:ascii="Calibri" w:hAnsi="Calibri"/>
+          <w:color w:val="002060"/>
+          <w:sz w:val="18"/>
+          <w:szCs w:val="18"/>
         </w:rPr>
       </w:pPr>
       <w:r>
         <w:rPr>
           <w:rFonts w:ascii="Calibri" w:hAnsi="Calibri"/>
-          <w:b w:val="false"/>
-          <w:bCs w:val="false"/>
-          <w:color w:val="000000"/>
-          <w:sz w:val="20"/>
-          <w:szCs w:val="20"/>
-        </w:rPr>
-        <w:t>{% if exp.Clients %}</w:t>
-      </w:r>
-      <w:r>
-        <w:rPr>
-          <w:rFonts w:ascii="Calibri" w:hAnsi="Calibri"/>
-          <w:b/>
-          <w:bCs/>
-          <w:color w:val="000000"/>
-          <w:sz w:val="20"/>
-          <w:szCs w:val="20"/>
-          <w:u w:val="single"/>
-        </w:rPr>
-        <w:t>Clients</w:t>
-      </w:r>
-      <w:r>
-        <w:rPr>
-          <w:rFonts w:ascii="Calibri" w:hAnsi="Calibri"/>
-          <w:b/>
-          <w:bCs/>
-          <w:color w:val="000000"/>
-          <w:sz w:val="20"/>
-          <w:szCs w:val="20"/>
-          <w:u w:val="none"/>
-        </w:rPr>
-        <w:t xml:space="preserve"> :</w:t>
-      </w:r>
-      <w:r>
-        <w:rPr>
-          <w:rFonts w:ascii="Calibri" w:hAnsi="Calibri"/>
-          <w:b w:val="false"/>
-          <w:bCs w:val="false"/>
-          <w:color w:val="000000"/>
-          <w:sz w:val="20"/>
-          <w:szCs w:val="20"/>
-          <w:u w:val="none"/>
-        </w:rPr>
-        <w:t xml:space="preserve"> </w:t>
-      </w:r>
-      <w:r>
-        <w:rPr>
-          <w:rFonts w:ascii="Calibri" w:hAnsi="Calibri"/>
-          <w:b w:val="false"/>
-          <w:bCs w:val="false"/>
-          <w:color w:val="000000"/>
-          <w:sz w:val="20"/>
-          <w:szCs w:val="20"/>
-        </w:rPr>
-        <w:t xml:space="preserve">{{ exp.Clients }}{% endif %} </w:t>
-      </w:r>
-      <w:r>
-        <w:rPr>
-          <w:rFonts w:ascii="Calibri" w:hAnsi="Calibri"/>
-          <w:color w:val="000000"/>
-          <w:sz w:val="20"/>
-          <w:szCs w:val="20"/>
-        </w:rPr>
-        <w:t>{% for t in exp.Taches %}</w:t>
+          <w:color w:val="002060"/>
+          <w:sz w:val="18"/>
+          <w:szCs w:val="18"/>
+        </w:rPr>
+        <w:t>{% for t in exp.Taches %}• {{ t }}</w:t>
       </w:r>
     </w:p>
     <w:p>
       <w:pPr>
         <w:pStyle w:val="BodyText"/>
         <w:rPr>
-          <w:sz w:val="20"/>
-          <w:szCs w:val="20"/>
+          <w:rFonts w:ascii="Calibri" w:hAnsi="Calibri"/>
+          <w:color w:val="002060"/>
+          <w:sz w:val="18"/>
+          <w:szCs w:val="18"/>
         </w:rPr>
       </w:pPr>
       <w:r>
         <w:rPr>
           <w:rFonts w:ascii="Calibri" w:hAnsi="Calibri"/>
-          <w:color w:val="000000"/>
-          <w:sz w:val="20"/>
-          <w:szCs w:val="20"/>
-        </w:rPr>
-        <w:t>{% for t in exp.Taches %}</w:t>
-      </w:r>
-    </w:p>
-    <w:p>
-      <w:pPr>
-        <w:pStyle w:val="BodyText"/>
-        <w:rPr>
-          <w:sz w:val="20"/>
-          <w:szCs w:val="20"/>
-        </w:rPr>
-      </w:pPr>
-      <w:r>
-        <w:rPr>
-          <w:rFonts w:ascii="Calibri" w:hAnsi="Calibri"/>
-          <w:color w:val="000000"/>
-          <w:sz w:val="20"/>
-          <w:szCs w:val="20"/>
-        </w:rPr>
-        <w:t xml:space="preserve">• </w:t>
-      </w:r>
-      <w:r>
-        <w:rPr>
-          <w:rFonts w:ascii="Calibri" w:hAnsi="Calibri"/>
-          <w:color w:val="000000"/>
-          <w:sz w:val="20"/>
-          <w:szCs w:val="20"/>
-        </w:rPr>
-        <w:t>{{ t }}</w:t>
-      </w:r>
-    </w:p>
-    <w:p>
-      <w:pPr>
-        <w:pStyle w:val="BodyText"/>
-        <w:rPr>
-          <w:sz w:val="20"/>
-          <w:szCs w:val="20"/>
-        </w:rPr>
-      </w:pPr>
-      <w:r>
-        <w:rPr>
-          <w:rFonts w:ascii="Calibri" w:hAnsi="Calibri"/>
-          <w:color w:val="000000"/>
-          <w:sz w:val="20"/>
-          <w:szCs w:val="20"/>
+          <w:color w:val="002060"/>
+          <w:sz w:val="18"/>
+          <w:szCs w:val="18"/>
         </w:rPr>
         <w:t>{% endfor %}</w:t>
       </w:r>
@@ -1346,26 +1226,87 @@
       <w:pPr>
         <w:pStyle w:val="BodyText"/>
         <w:rPr>
-          <w:sz w:val="20"/>
-          <w:szCs w:val="20"/>
+          <w:rFonts w:ascii="Calibri" w:hAnsi="Calibri"/>
+          <w:color w:val="002060"/>
+          <w:sz w:val="18"/>
+          <w:szCs w:val="18"/>
         </w:rPr>
       </w:pPr>
       <w:r>
         <w:rPr>
           <w:rFonts w:ascii="Calibri" w:hAnsi="Calibri"/>
-          <w:color w:val="000000"/>
-          <w:sz w:val="20"/>
-          <w:szCs w:val="20"/>
-        </w:rPr>
-        <w:t>{% endfor %}</w:t>
+          <w:b w:val="false"/>
+          <w:bCs w:val="false"/>
+          <w:color w:val="002060"/>
+          <w:sz w:val="18"/>
+          <w:szCs w:val="18"/>
+        </w:rPr>
+        <w:t>{% if exp.Clients %}</w:t>
       </w:r>
     </w:p>
     <w:p>
       <w:pPr>
         <w:pStyle w:val="BodyText"/>
         <w:rPr>
-          <w:sz w:val="20"/>
-          <w:szCs w:val="20"/>
+          <w:rFonts w:ascii="Calibri" w:hAnsi="Calibri"/>
+          <w:color w:val="002060"/>
+          <w:sz w:val="18"/>
+          <w:szCs w:val="18"/>
+        </w:rPr>
+      </w:pPr>
+      <w:r>
+        <w:rPr>
+          <w:rFonts w:ascii="Calibri" w:hAnsi="Calibri"/>
+          <w:b/>
+          <w:bCs/>
+          <w:color w:val="002060"/>
+          <w:sz w:val="18"/>
+          <w:szCs w:val="18"/>
+        </w:rPr>
+        <w:t xml:space="preserve">Clients: </w:t>
+      </w:r>
+      <w:r>
+        <w:rPr>
+          <w:rFonts w:ascii="Calibri" w:hAnsi="Calibri"/>
+          <w:b w:val="false"/>
+          <w:bCs w:val="false"/>
+          <w:color w:val="002060"/>
+          <w:sz w:val="18"/>
+          <w:szCs w:val="18"/>
+        </w:rPr>
+        <w:t>{{ exp.Clients | join(', ') }}</w:t>
+      </w:r>
+    </w:p>
+    <w:p>
+      <w:pPr>
+        <w:pStyle w:val="BodyText"/>
+        <w:rPr>
+          <w:rFonts w:ascii="Calibri" w:hAnsi="Calibri"/>
+          <w:color w:val="002060"/>
+          <w:sz w:val="18"/>
+          <w:szCs w:val="18"/>
+        </w:rPr>
+      </w:pPr>
+      <w:r>
+        <w:rPr>
+          <w:rFonts w:ascii="Calibri" w:hAnsi="Calibri"/>
+          <w:b w:val="false"/>
+          <w:bCs w:val="false"/>
+          <w:color w:val="002060"/>
+          <w:sz w:val="18"/>
+          <w:szCs w:val="18"/>
+        </w:rPr>
+        <w:t>{% endif %}</w:t>
+      </w:r>
+    </w:p>
+    <w:p>
+      <w:pPr>
+        <w:pStyle w:val="BodyText"/>
+        <w:rPr>
+          <w:rFonts w:ascii="Calibri" w:hAnsi="Calibri"/>
+          <w:color w:val="002060"/>
+          <w:sz w:val="18"/>
+          <w:szCs w:val="18"/>
         </w:rPr>
       </w:pPr>
       <w:r>
@@ -1375,12 +1316,24 @@
           <w:bCs w:val="false"/>
           <w:i w:val="false"/>
           <w:iCs w:val="false"/>
-          <w:color w:val="000000"/>
-          <w:sz w:val="20"/>
-          <w:szCs w:val="20"/>
+          <w:color w:val="002060"/>
+          <w:sz w:val="18"/>
+          <w:szCs w:val="18"/>
+          <w:u w:val="none"/>
         </w:rPr>
         <w:t>{% if exp.Logiciels_outils %}</w:t>
       </w:r>
+    </w:p>
+    <w:p>
+      <w:pPr>
+        <w:pStyle w:val="BodyText"/>
+        <w:rPr>
+          <w:rFonts w:ascii="Calibri" w:hAnsi="Calibri"/>
+          <w:color w:val="002060"/>
+          <w:sz w:val="18"/>
+          <w:szCs w:val="18"/>
+        </w:rPr>
+      </w:pPr>
       <w:r>
         <w:rPr>
           <w:rFonts w:cs="Calibri" w:ascii="Calibri" w:hAnsi="Calibri"/>
@@ -1388,10 +1341,10 @@
           <w:bCs/>
           <w:i w:val="false"/>
           <w:iCs w:val="false"/>
-          <w:color w:val="000000"/>
-          <w:sz w:val="20"/>
-          <w:szCs w:val="20"/>
-          <w:u w:val="single"/>
+          <w:color w:val="002060"/>
+          <w:sz w:val="18"/>
+          <w:szCs w:val="18"/>
+          <w:u w:val="none"/>
         </w:rPr>
         <w:t>Outils:</w:t>
       </w:r>
@@ -1402,24 +1355,22 @@
           <w:bCs w:val="false"/>
           <w:i w:val="false"/>
           <w:iCs w:val="false"/>
-          <w:color w:val="000000"/>
-          <w:sz w:val="20"/>
-          <w:szCs w:val="20"/>
+          <w:color w:val="002060"/>
+          <w:sz w:val="18"/>
+          <w:szCs w:val="18"/>
           <w:u w:val="none"/>
         </w:rPr>
-        <w:t xml:space="preserve"> {% for l in exp.Logiciels_outils %}</w:t>
+        <w:t xml:space="preserve"> {{ exp.Logiciels_outils | join(', ') }}</w:t>
       </w:r>
     </w:p>
     <w:p>
       <w:pPr>
         <w:pStyle w:val="BodyText"/>
-        <w:numPr>
-          <w:ilvl w:val="0"/>
-          <w:numId w:val="5"/>
-        </w:numPr>
-        <w:rPr>
-          <w:sz w:val="20"/>
-          <w:szCs w:val="20"/>
+        <w:rPr>
+          <w:rFonts w:ascii="Calibri" w:hAnsi="Calibri"/>
+          <w:color w:val="002060"/>
+          <w:sz w:val="18"/>
+          <w:szCs w:val="18"/>
         </w:rPr>
       </w:pPr>
       <w:r>
@@ -1429,44 +1380,31 @@
           <w:bCs w:val="false"/>
           <w:i w:val="false"/>
           <w:iCs w:val="false"/>
-          <w:color w:val="000000"/>
-          <w:sz w:val="20"/>
-          <w:szCs w:val="20"/>
-        </w:rPr>
-        <w:t>{{ l }}{% if not loop.last %}, {% endif %}</w:t>
+          <w:color w:val="002060"/>
+          <w:sz w:val="18"/>
+          <w:szCs w:val="18"/>
+          <w:u w:val="none"/>
+        </w:rPr>
+        <w:t>{% endif %}</w:t>
       </w:r>
     </w:p>
     <w:p>
       <w:pPr>
         <w:pStyle w:val="BodyText"/>
-        <w:rPr>
-          <w:sz w:val="20"/>
-          <w:szCs w:val="20"/>
+        <w:spacing w:before="0" w:after="120"/>
+        <w:rPr>
+          <w:rFonts w:ascii="Calibri" w:hAnsi="Calibri"/>
+          <w:color w:val="002060"/>
+          <w:sz w:val="18"/>
+          <w:szCs w:val="18"/>
         </w:rPr>
       </w:pPr>
       <w:r>
         <w:rPr>
-          <w:rFonts w:cs="Calibri" w:ascii="Calibri" w:hAnsi="Calibri"/>
-          <w:b w:val="false"/>
-          <w:bCs w:val="false"/>
-          <w:i w:val="false"/>
-          <w:iCs w:val="false"/>
-          <w:color w:val="000000"/>
-          <w:sz w:val="20"/>
-          <w:szCs w:val="20"/>
-        </w:rPr>
-        <w:t xml:space="preserve">    </w:t>
-      </w:r>
-      <w:r>
-        <w:rPr>
-          <w:rFonts w:cs="Calibri" w:ascii="Calibri" w:hAnsi="Calibri"/>
-          <w:b w:val="false"/>
-          <w:bCs w:val="false"/>
-          <w:i w:val="false"/>
-          <w:iCs w:val="false"/>
-          <w:color w:val="000000"/>
-          <w:sz w:val="20"/>
-          <w:szCs w:val="20"/>
+          <w:rFonts w:ascii="Calibri" w:hAnsi="Calibri"/>
+          <w:color w:val="002060"/>
+          <w:sz w:val="18"/>
+          <w:szCs w:val="18"/>
         </w:rPr>
         <w:t>{% endfor %}</w:t>
       </w:r>
@@ -1474,51 +1412,25 @@
     <w:p>
       <w:pPr>
         <w:pStyle w:val="BodyText"/>
-        <w:rPr>
-          <w:sz w:val="20"/>
-          <w:szCs w:val="20"/>
+        <w:spacing w:before="0" w:after="120"/>
+        <w:rPr>
+          <w:rFonts w:ascii="Calibri" w:hAnsi="Calibri"/>
+          <w:color w:val="002060"/>
+          <w:sz w:val="18"/>
+          <w:szCs w:val="18"/>
         </w:rPr>
       </w:pPr>
       <w:r>
-        <w:rPr>
-          <w:rFonts w:cs="Calibri" w:ascii="Calibri" w:hAnsi="Calibri"/>
-          <w:b w:val="false"/>
-          <w:bCs w:val="false"/>
-          <w:i w:val="false"/>
-          <w:iCs w:val="false"/>
-          <w:color w:val="000000"/>
-          <w:sz w:val="20"/>
-          <w:szCs w:val="20"/>
-        </w:rPr>
-        <w:t>{% endif %}</w:t>
-      </w:r>
-    </w:p>
-    <w:p>
-      <w:pPr>
-        <w:pStyle w:val="BodyText"/>
-        <w:spacing w:before="0" w:after="120"/>
-        <w:rPr>
-          <w:sz w:val="20"/>
-          <w:szCs w:val="20"/>
-        </w:rPr>
-      </w:pPr>
-      <w:r>
-        <w:rPr>
-          <w:rFonts w:ascii="Calibri" w:hAnsi="Calibri"/>
-          <w:color w:val="000000"/>
-          <w:sz w:val="20"/>
-          <w:szCs w:val="20"/>
-        </w:rPr>
-        <w:t>{% endfor %}</w:t>
+        <w:rPr/>
       </w:r>
     </w:p>
     <w:sectPr>
-      <w:headerReference w:type="even" r:id="rId3"/>
-      <w:headerReference w:type="default" r:id="rId4"/>
-      <w:headerReference w:type="first" r:id="rId5"/>
-      <w:footerReference w:type="even" r:id="rId6"/>
-      <w:footerReference w:type="default" r:id="rId7"/>
-      <w:footerReference w:type="first" r:id="rId8"/>
+      <w:headerReference w:type="even" r:id="rId2"/>
+      <w:headerReference w:type="default" r:id="rId3"/>
+      <w:headerReference w:type="first" r:id="rId4"/>
+      <w:footerReference w:type="even" r:id="rId5"/>
+      <w:footerReference w:type="default" r:id="rId6"/>
+      <w:footerReference w:type="first" r:id="rId7"/>
       <w:type w:val="nextPage"/>
       <w:pgSz w:w="11906" w:h="16838"/>
       <w:pgMar w:left="709" w:right="748" w:gutter="0" w:header="283" w:top="850" w:footer="214" w:bottom="1274"/>
@@ -1614,7 +1526,7 @@
               <wp:extent cx="363855" cy="320675"/>
               <wp:effectExtent l="1270" t="1270" r="0" b="0"/>
               <wp:wrapNone/>
-              <wp:docPr id="11" name="Rectangle 41"/>
+              <wp:docPr id="12" name="Rectangle 41"/>
               <a:graphic xmlns:a="http://schemas.openxmlformats.org/drawingml/2006/main">
                 <a:graphicData uri="http://schemas.microsoft.com/office/word/2010/wordprocessingShape">
                   <wps:wsp>
@@ -1885,7 +1797,7 @@
               <wp:extent cx="363855" cy="320675"/>
               <wp:effectExtent l="1270" t="1270" r="0" b="0"/>
               <wp:wrapNone/>
-              <wp:docPr id="12" name="Rectangle 41"/>
+              <wp:docPr id="13" name="Rectangle 41"/>
               <a:graphic xmlns:a="http://schemas.openxmlformats.org/drawingml/2006/main">
                 <a:graphicData uri="http://schemas.microsoft.com/office/word/2010/wordprocessingShape">
                   <wps:wsp>
@@ -2092,7 +2004,8 @@
       <w:pStyle w:val="Normal"/>
       <w:jc w:val="right"/>
       <w:rPr>
-        <w:color w:val="000000"/>
+        <w:sz w:val="32"/>
+        <w:szCs w:val="32"/>
       </w:rPr>
     </w:pPr>
     <w:r>
@@ -2110,7 +2023,7 @@
               <wp:extent cx="7493635" cy="9808845"/>
               <wp:effectExtent l="13970" t="13970" r="12700" b="12700"/>
               <wp:wrapNone/>
-              <wp:docPr id="9" name="Rectangle 452"/>
+              <wp:docPr id="8" name="Rectangle 452"/>
               <a:graphic xmlns:a="http://schemas.openxmlformats.org/drawingml/2006/main">
                 <a:graphicData uri="http://schemas.microsoft.com/office/word/2010/wordprocessingShape">
                   <wps:wsp>
@@ -2150,17 +2063,63 @@
           <w:pict/>
         </mc:Fallback>
       </mc:AlternateContent>
+      <w:drawing>
+        <wp:anchor behindDoc="0" distT="0" distB="0" distL="0" distR="0" simplePos="0" locked="0" layoutInCell="0" allowOverlap="1" relativeHeight="20">
+          <wp:simplePos x="0" y="0"/>
+          <wp:positionH relativeFrom="column">
+            <wp:posOffset>31115</wp:posOffset>
+          </wp:positionH>
+          <wp:positionV relativeFrom="paragraph">
+            <wp:posOffset>33020</wp:posOffset>
+          </wp:positionV>
+          <wp:extent cx="1336675" cy="701675"/>
+          <wp:effectExtent l="0" t="0" r="0" b="0"/>
+          <wp:wrapSquare wrapText="largest"/>
+          <wp:docPr id="9" name="Image1" descr=""/>
+          <wp:cNvGraphicFramePr>
+            <a:graphicFrameLocks xmlns:a="http://schemas.openxmlformats.org/drawingml/2006/main" noChangeAspect="1"/>
+          </wp:cNvGraphicFramePr>
+          <a:graphic xmlns:a="http://schemas.openxmlformats.org/drawingml/2006/main">
+            <a:graphicData uri="http://schemas.openxmlformats.org/drawingml/2006/picture">
+              <pic:pic xmlns:pic="http://schemas.openxmlformats.org/drawingml/2006/picture">
+                <pic:nvPicPr>
+                  <pic:cNvPr id="9" name="Image1" descr=""/>
+                  <pic:cNvPicPr>
+                    <a:picLocks noChangeAspect="1" noChangeArrowheads="1"/>
+                  </pic:cNvPicPr>
+                </pic:nvPicPr>
+                <pic:blipFill>
+                  <a:blip r:embed="rId1"/>
+                  <a:srcRect l="0" t="20114" r="3660" b="22451"/>
+                  <a:stretch>
+                    <a:fillRect/>
+                  </a:stretch>
+                </pic:blipFill>
+                <pic:spPr bwMode="auto">
+                  <a:xfrm>
+                    <a:off x="0" y="0"/>
+                    <a:ext cx="1336675" cy="701675"/>
+                  </a:xfrm>
+                  <a:prstGeom prst="rect">
+                    <a:avLst/>
+                  </a:prstGeom>
+                </pic:spPr>
+              </pic:pic>
+            </a:graphicData>
+          </a:graphic>
+        </wp:anchor>
+      </w:drawing>
     </w:r>
     <w:r>
       <w:rPr>
         <w:rFonts w:cs="Calibri" w:ascii="Calibri" w:hAnsi="Calibri"/>
         <w:b/>
         <w:bCs/>
-        <w:color w:val="000000"/>
-        <w:sz w:val="24"/>
-        <w:szCs w:val="24"/>
-      </w:rPr>
-      <w:t>{{trois_lettre_nom}}</w:t>
+        <w:color w:val="002060"/>
+        <w:sz w:val="32"/>
+        <w:szCs w:val="32"/>
+      </w:rPr>
+      <w:t>{{Initial}}</w:t>
       <w:br/>
       <w:t>{{POSTE}}</w:t>
     </w:r>
@@ -2170,7 +2129,8 @@
       <w:pStyle w:val="Normal"/>
       <w:jc w:val="right"/>
       <w:rPr>
-        <w:color w:val="000000"/>
+        <w:sz w:val="32"/>
+        <w:szCs w:val="32"/>
       </w:rPr>
     </w:pPr>
     <w:r>
@@ -2178,9 +2138,9 @@
         <w:rFonts w:cs="Calibri" w:ascii="Calibri" w:hAnsi="Calibri"/>
         <w:b/>
         <w:bCs/>
-        <w:color w:val="000000"/>
-        <w:sz w:val="24"/>
-        <w:szCs w:val="24"/>
+        <w:color w:val="002060"/>
+        <w:sz w:val="32"/>
+        <w:szCs w:val="32"/>
       </w:rPr>
       <w:t>{{Experience_totale}}</w:t>
     </w:r>
@@ -2195,7 +2155,8 @@
       <w:pStyle w:val="Normal"/>
       <w:jc w:val="right"/>
       <w:rPr>
-        <w:color w:val="000000"/>
+        <w:sz w:val="32"/>
+        <w:szCs w:val="32"/>
       </w:rPr>
     </w:pPr>
     <w:r>
@@ -2253,17 +2214,63 @@
           <w:pict/>
         </mc:Fallback>
       </mc:AlternateContent>
+      <w:drawing>
+        <wp:anchor behindDoc="0" distT="0" distB="0" distL="0" distR="0" simplePos="0" locked="0" layoutInCell="0" allowOverlap="1" relativeHeight="20">
+          <wp:simplePos x="0" y="0"/>
+          <wp:positionH relativeFrom="column">
+            <wp:posOffset>31115</wp:posOffset>
+          </wp:positionH>
+          <wp:positionV relativeFrom="paragraph">
+            <wp:posOffset>33020</wp:posOffset>
+          </wp:positionV>
+          <wp:extent cx="1336675" cy="701675"/>
+          <wp:effectExtent l="0" t="0" r="0" b="0"/>
+          <wp:wrapSquare wrapText="largest"/>
+          <wp:docPr id="11" name="Image1" descr=""/>
+          <wp:cNvGraphicFramePr>
+            <a:graphicFrameLocks xmlns:a="http://schemas.openxmlformats.org/drawingml/2006/main" noChangeAspect="1"/>
+          </wp:cNvGraphicFramePr>
+          <a:graphic xmlns:a="http://schemas.openxmlformats.org/drawingml/2006/main">
+            <a:graphicData uri="http://schemas.openxmlformats.org/drawingml/2006/picture">
+              <pic:pic xmlns:pic="http://schemas.openxmlformats.org/drawingml/2006/picture">
+                <pic:nvPicPr>
+                  <pic:cNvPr id="11" name="Image1" descr=""/>
+                  <pic:cNvPicPr>
+                    <a:picLocks noChangeAspect="1" noChangeArrowheads="1"/>
+                  </pic:cNvPicPr>
+                </pic:nvPicPr>
+                <pic:blipFill>
+                  <a:blip r:embed="rId1"/>
+                  <a:srcRect l="0" t="20114" r="3660" b="22451"/>
+                  <a:stretch>
+                    <a:fillRect/>
+                  </a:stretch>
+                </pic:blipFill>
+                <pic:spPr bwMode="auto">
+                  <a:xfrm>
+                    <a:off x="0" y="0"/>
+                    <a:ext cx="1336675" cy="701675"/>
+                  </a:xfrm>
+                  <a:prstGeom prst="rect">
+                    <a:avLst/>
+                  </a:prstGeom>
+                </pic:spPr>
+              </pic:pic>
+            </a:graphicData>
+          </a:graphic>
+        </wp:anchor>
+      </w:drawing>
     </w:r>
     <w:r>
       <w:rPr>
         <w:rFonts w:cs="Calibri" w:ascii="Calibri" w:hAnsi="Calibri"/>
         <w:b/>
         <w:bCs/>
-        <w:color w:val="000000"/>
-        <w:sz w:val="24"/>
-        <w:szCs w:val="24"/>
-      </w:rPr>
-      <w:t>{{trois_lettre_nom}}</w:t>
+        <w:color w:val="002060"/>
+        <w:sz w:val="32"/>
+        <w:szCs w:val="32"/>
+      </w:rPr>
+      <w:t>{{Initial}}</w:t>
       <w:br/>
       <w:t>{{POSTE}}</w:t>
     </w:r>
@@ -2273,7 +2280,8 @@
       <w:pStyle w:val="Normal"/>
       <w:jc w:val="right"/>
       <w:rPr>
-        <w:color w:val="000000"/>
+        <w:sz w:val="32"/>
+        <w:szCs w:val="32"/>
       </w:rPr>
     </w:pPr>
     <w:r>
@@ -2281,9 +2289,9 @@
         <w:rFonts w:cs="Calibri" w:ascii="Calibri" w:hAnsi="Calibri"/>
         <w:b/>
         <w:bCs/>
-        <w:color w:val="000000"/>
-        <w:sz w:val="24"/>
-        <w:szCs w:val="24"/>
+        <w:color w:val="002060"/>
+        <w:sz w:val="32"/>
+        <w:szCs w:val="32"/>
       </w:rPr>
       <w:t>{{Experience_totale}}</w:t>
     </w:r>
@@ -2848,133 +2856,133 @@
     <w:lvl w:ilvl="0">
       <w:start w:val="1"/>
       <w:numFmt w:val="bullet"/>
+      <w:lvlText w:val=""/>
+      <w:lvlJc w:val="left"/>
+      <w:pPr>
+        <w:tabs>
+          <w:tab w:val="num" w:pos="720"/>
+        </w:tabs>
+        <w:ind w:left="720" w:hanging="360"/>
+      </w:pPr>
+      <w:rPr>
+        <w:rFonts w:ascii="Wingdings" w:hAnsi="Wingdings" w:cs="Wingdings" w:hint="default"/>
+      </w:rPr>
+    </w:lvl>
+    <w:lvl w:ilvl="1">
+      <w:start w:val="1"/>
+      <w:numFmt w:val="bullet"/>
+      <w:lvlText w:val="◦"/>
+      <w:lvlJc w:val="left"/>
+      <w:pPr>
+        <w:tabs>
+          <w:tab w:val="num" w:pos="1080"/>
+        </w:tabs>
+        <w:ind w:left="1080" w:hanging="360"/>
+      </w:pPr>
+      <w:rPr>
+        <w:rFonts w:ascii="OpenSymbol" w:hAnsi="OpenSymbol" w:cs="OpenSymbol" w:hint="default"/>
+      </w:rPr>
+    </w:lvl>
+    <w:lvl w:ilvl="2">
+      <w:start w:val="1"/>
+      <w:numFmt w:val="bullet"/>
+      <w:lvlText w:val="▪"/>
+      <w:lvlJc w:val="left"/>
+      <w:pPr>
+        <w:tabs>
+          <w:tab w:val="num" w:pos="1440"/>
+        </w:tabs>
+        <w:ind w:left="1440" w:hanging="360"/>
+      </w:pPr>
+      <w:rPr>
+        <w:rFonts w:ascii="OpenSymbol" w:hAnsi="OpenSymbol" w:cs="OpenSymbol" w:hint="default"/>
+      </w:rPr>
+    </w:lvl>
+    <w:lvl w:ilvl="3">
+      <w:start w:val="1"/>
+      <w:numFmt w:val="bullet"/>
       <w:lvlText w:val=""/>
       <w:lvlJc w:val="left"/>
       <w:pPr>
         <w:tabs>
-          <w:tab w:val="num" w:pos="928"/>
-        </w:tabs>
-        <w:ind w:left="928" w:hanging="360"/>
+          <w:tab w:val="num" w:pos="1800"/>
+        </w:tabs>
+        <w:ind w:left="1800" w:hanging="360"/>
       </w:pPr>
       <w:rPr>
         <w:rFonts w:ascii="Symbol" w:hAnsi="Symbol" w:cs="Symbol" w:hint="default"/>
       </w:rPr>
     </w:lvl>
-    <w:lvl w:ilvl="1">
+    <w:lvl w:ilvl="4">
       <w:start w:val="1"/>
       <w:numFmt w:val="bullet"/>
       <w:lvlText w:val="◦"/>
       <w:lvlJc w:val="left"/>
       <w:pPr>
         <w:tabs>
-          <w:tab w:val="num" w:pos="1288"/>
-        </w:tabs>
-        <w:ind w:left="1288" w:hanging="360"/>
+          <w:tab w:val="num" w:pos="2160"/>
+        </w:tabs>
+        <w:ind w:left="2160" w:hanging="360"/>
       </w:pPr>
       <w:rPr>
         <w:rFonts w:ascii="OpenSymbol" w:hAnsi="OpenSymbol" w:cs="OpenSymbol" w:hint="default"/>
       </w:rPr>
     </w:lvl>
-    <w:lvl w:ilvl="2">
+    <w:lvl w:ilvl="5">
       <w:start w:val="1"/>
       <w:numFmt w:val="bullet"/>
       <w:lvlText w:val="▪"/>
       <w:lvlJc w:val="left"/>
       <w:pPr>
         <w:tabs>
-          <w:tab w:val="num" w:pos="1648"/>
-        </w:tabs>
-        <w:ind w:left="1648" w:hanging="360"/>
+          <w:tab w:val="num" w:pos="2520"/>
+        </w:tabs>
+        <w:ind w:left="2520" w:hanging="360"/>
       </w:pPr>
       <w:rPr>
         <w:rFonts w:ascii="OpenSymbol" w:hAnsi="OpenSymbol" w:cs="OpenSymbol" w:hint="default"/>
       </w:rPr>
     </w:lvl>
-    <w:lvl w:ilvl="3">
+    <w:lvl w:ilvl="6">
       <w:start w:val="1"/>
       <w:numFmt w:val="bullet"/>
       <w:lvlText w:val=""/>
       <w:lvlJc w:val="left"/>
       <w:pPr>
         <w:tabs>
-          <w:tab w:val="num" w:pos="2008"/>
-        </w:tabs>
-        <w:ind w:left="2008" w:hanging="360"/>
+          <w:tab w:val="num" w:pos="2880"/>
+        </w:tabs>
+        <w:ind w:left="2880" w:hanging="360"/>
       </w:pPr>
       <w:rPr>
         <w:rFonts w:ascii="Symbol" w:hAnsi="Symbol" w:cs="Symbol" w:hint="default"/>
       </w:rPr>
     </w:lvl>
-    <w:lvl w:ilvl="4">
+    <w:lvl w:ilvl="7">
       <w:start w:val="1"/>
       <w:numFmt w:val="bullet"/>
       <w:lvlText w:val="◦"/>
       <w:lvlJc w:val="left"/>
       <w:pPr>
         <w:tabs>
-          <w:tab w:val="num" w:pos="2368"/>
-        </w:tabs>
-        <w:ind w:left="2368" w:hanging="360"/>
+          <w:tab w:val="num" w:pos="3240"/>
+        </w:tabs>
+        <w:ind w:left="3240" w:hanging="360"/>
       </w:pPr>
       <w:rPr>
         <w:rFonts w:ascii="OpenSymbol" w:hAnsi="OpenSymbol" w:cs="OpenSymbol" w:hint="default"/>
       </w:rPr>
     </w:lvl>
-    <w:lvl w:ilvl="5">
+    <w:lvl w:ilvl="8">
       <w:start w:val="1"/>
       <w:numFmt w:val="bullet"/>
       <w:lvlText w:val="▪"/>
       <w:lvlJc w:val="left"/>
       <w:pPr>
         <w:tabs>
-          <w:tab w:val="num" w:pos="2728"/>
-        </w:tabs>
-        <w:ind w:left="2728" w:hanging="360"/>
-      </w:pPr>
-      <w:rPr>
-        <w:rFonts w:ascii="OpenSymbol" w:hAnsi="OpenSymbol" w:cs="OpenSymbol" w:hint="default"/>
-      </w:rPr>
-    </w:lvl>
-    <w:lvl w:ilvl="6">
-      <w:start w:val="1"/>
-      <w:numFmt w:val="bullet"/>
-      <w:lvlText w:val=""/>
-      <w:lvlJc w:val="left"/>
-      <w:pPr>
-        <w:tabs>
-          <w:tab w:val="num" w:pos="3088"/>
-        </w:tabs>
-        <w:ind w:left="3088" w:hanging="360"/>
-      </w:pPr>
-      <w:rPr>
-        <w:rFonts w:ascii="Symbol" w:hAnsi="Symbol" w:cs="Symbol" w:hint="default"/>
-      </w:rPr>
-    </w:lvl>
-    <w:lvl w:ilvl="7">
-      <w:start w:val="1"/>
-      <w:numFmt w:val="bullet"/>
-      <w:lvlText w:val="◦"/>
-      <w:lvlJc w:val="left"/>
-      <w:pPr>
-        <w:tabs>
-          <w:tab w:val="num" w:pos="3448"/>
-        </w:tabs>
-        <w:ind w:left="3448" w:hanging="360"/>
-      </w:pPr>
-      <w:rPr>
-        <w:rFonts w:ascii="OpenSymbol" w:hAnsi="OpenSymbol" w:cs="OpenSymbol" w:hint="default"/>
-      </w:rPr>
-    </w:lvl>
-    <w:lvl w:ilvl="8">
-      <w:start w:val="1"/>
-      <w:numFmt w:val="bullet"/>
-      <w:lvlText w:val="▪"/>
-      <w:lvlJc w:val="left"/>
-      <w:pPr>
-        <w:tabs>
-          <w:tab w:val="num" w:pos="3808"/>
-        </w:tabs>
-        <w:ind w:left="3808" w:hanging="360"/>
+          <w:tab w:val="num" w:pos="3600"/>
+        </w:tabs>
+        <w:ind w:left="3600" w:hanging="360"/>
       </w:pPr>
       <w:rPr>
         <w:rFonts w:ascii="OpenSymbol" w:hAnsi="OpenSymbol" w:cs="OpenSymbol" w:hint="default"/>
@@ -3000,7 +3008,7 @@
     <w:lvl w:ilvl="1">
       <w:start w:val="1"/>
       <w:numFmt w:val="bullet"/>
-      <w:lvlText w:val="◦"/>
+      <w:lvlText w:val=""/>
       <w:lvlJc w:val="left"/>
       <w:pPr>
         <w:tabs>
@@ -3009,13 +3017,13 @@
         <w:ind w:left="1080" w:hanging="360"/>
       </w:pPr>
       <w:rPr>
-        <w:rFonts w:ascii="OpenSymbol" w:hAnsi="OpenSymbol" w:cs="OpenSymbol" w:hint="default"/>
+        <w:rFonts w:ascii="Wingdings" w:hAnsi="Wingdings" w:cs="Wingdings" w:hint="default"/>
       </w:rPr>
     </w:lvl>
     <w:lvl w:ilvl="2">
       <w:start w:val="1"/>
       <w:numFmt w:val="bullet"/>
-      <w:lvlText w:val="▪"/>
+      <w:lvlText w:val=""/>
       <w:lvlJc w:val="left"/>
       <w:pPr>
         <w:tabs>
@@ -3024,13 +3032,13 @@
         <w:ind w:left="1440" w:hanging="360"/>
       </w:pPr>
       <w:rPr>
-        <w:rFonts w:ascii="OpenSymbol" w:hAnsi="OpenSymbol" w:cs="OpenSymbol" w:hint="default"/>
+        <w:rFonts w:ascii="Wingdings" w:hAnsi="Wingdings" w:cs="Wingdings" w:hint="default"/>
       </w:rPr>
     </w:lvl>
     <w:lvl w:ilvl="3">
       <w:start w:val="1"/>
       <w:numFmt w:val="bullet"/>
-      <w:lvlText w:val=""/>
+      <w:lvlText w:val=""/>
       <w:lvlJc w:val="left"/>
       <w:pPr>
         <w:tabs>
@@ -3039,13 +3047,13 @@
         <w:ind w:left="1800" w:hanging="360"/>
       </w:pPr>
       <w:rPr>
-        <w:rFonts w:ascii="Symbol" w:hAnsi="Symbol" w:cs="Symbol" w:hint="default"/>
+        <w:rFonts w:ascii="Wingdings" w:hAnsi="Wingdings" w:cs="Wingdings" w:hint="default"/>
       </w:rPr>
     </w:lvl>
     <w:lvl w:ilvl="4">
       <w:start w:val="1"/>
       <w:numFmt w:val="bullet"/>
-      <w:lvlText w:val="◦"/>
+      <w:lvlText w:val=""/>
       <w:lvlJc w:val="left"/>
       <w:pPr>
         <w:tabs>
@@ -3054,13 +3062,13 @@
         <w:ind w:left="2160" w:hanging="360"/>
       </w:pPr>
       <w:rPr>
-        <w:rFonts w:ascii="OpenSymbol" w:hAnsi="OpenSymbol" w:cs="OpenSymbol" w:hint="default"/>
+        <w:rFonts w:ascii="Wingdings" w:hAnsi="Wingdings" w:cs="Wingdings" w:hint="default"/>
       </w:rPr>
     </w:lvl>
     <w:lvl w:ilvl="5">
       <w:start w:val="1"/>
       <w:numFmt w:val="bullet"/>
-      <w:lvlText w:val="▪"/>
+      <w:lvlText w:val=""/>
       <w:lvlJc w:val="left"/>
       <w:pPr>
         <w:tabs>
@@ -3069,13 +3077,13 @@
         <w:ind w:left="2520" w:hanging="360"/>
       </w:pPr>
       <w:rPr>
-        <w:rFonts w:ascii="OpenSymbol" w:hAnsi="OpenSymbol" w:cs="OpenSymbol" w:hint="default"/>
+        <w:rFonts w:ascii="Wingdings" w:hAnsi="Wingdings" w:cs="Wingdings" w:hint="default"/>
       </w:rPr>
     </w:lvl>
     <w:lvl w:ilvl="6">
       <w:start w:val="1"/>
       <w:numFmt w:val="bullet"/>
-      <w:lvlText w:val=""/>
+      <w:lvlText w:val=""/>
       <w:lvlJc w:val="left"/>
       <w:pPr>
         <w:tabs>
@@ -3084,13 +3092,13 @@
         <w:ind w:left="2880" w:hanging="360"/>
       </w:pPr>
       <w:rPr>
-        <w:rFonts w:ascii="Symbol" w:hAnsi="Symbol" w:cs="Symbol" w:hint="default"/>
+        <w:rFonts w:ascii="Wingdings" w:hAnsi="Wingdings" w:cs="Wingdings" w:hint="default"/>
       </w:rPr>
     </w:lvl>
     <w:lvl w:ilvl="7">
       <w:start w:val="1"/>
       <w:numFmt w:val="bullet"/>
-      <w:lvlText w:val="◦"/>
+      <w:lvlText w:val=""/>
       <w:lvlJc w:val="left"/>
       <w:pPr>
         <w:tabs>
@@ -3099,13 +3107,13 @@
         <w:ind w:left="3240" w:hanging="360"/>
       </w:pPr>
       <w:rPr>
-        <w:rFonts w:ascii="OpenSymbol" w:hAnsi="OpenSymbol" w:cs="OpenSymbol" w:hint="default"/>
+        <w:rFonts w:ascii="Wingdings" w:hAnsi="Wingdings" w:cs="Wingdings" w:hint="default"/>
       </w:rPr>
     </w:lvl>
     <w:lvl w:ilvl="8">
       <w:start w:val="1"/>
       <w:numFmt w:val="bullet"/>
-      <w:lvlText w:val="▪"/>
+      <w:lvlText w:val=""/>
       <w:lvlJc w:val="left"/>
       <w:pPr>
         <w:tabs>
@@ -3114,7 +3122,7 @@
         <w:ind w:left="3600" w:hanging="360"/>
       </w:pPr>
       <w:rPr>
-        <w:rFonts w:ascii="OpenSymbol" w:hAnsi="OpenSymbol" w:cs="OpenSymbol" w:hint="default"/>
+        <w:rFonts w:ascii="Wingdings" w:hAnsi="Wingdings" w:cs="Wingdings" w:hint="default"/>
       </w:rPr>
     </w:lvl>
   </w:abstractNum>
@@ -3137,7 +3145,7 @@
     <w:lvl w:ilvl="1">
       <w:start w:val="1"/>
       <w:numFmt w:val="bullet"/>
-      <w:lvlText w:val=""/>
+      <w:lvlText w:val=""/>
       <w:lvlJc w:val="left"/>
       <w:pPr>
         <w:tabs>
@@ -3152,7 +3160,7 @@
     <w:lvl w:ilvl="2">
       <w:start w:val="1"/>
       <w:numFmt w:val="bullet"/>
-      <w:lvlText w:val=""/>
+      <w:lvlText w:val=""/>
       <w:lvlJc w:val="left"/>
       <w:pPr>
         <w:tabs>
@@ -3167,7 +3175,7 @@
     <w:lvl w:ilvl="3">
       <w:start w:val="1"/>
       <w:numFmt w:val="bullet"/>
-      <w:lvlText w:val=""/>
+      <w:lvlText w:val=""/>
       <w:lvlJc w:val="left"/>
       <w:pPr>
         <w:tabs>
@@ -3182,7 +3190,7 @@
     <w:lvl w:ilvl="4">
       <w:start w:val="1"/>
       <w:numFmt w:val="bullet"/>
-      <w:lvlText w:val=""/>
+      <w:lvlText w:val=""/>
       <w:lvlJc w:val="left"/>
       <w:pPr>
         <w:tabs>
@@ -3197,7 +3205,7 @@
     <w:lvl w:ilvl="5">
       <w:start w:val="1"/>
       <w:numFmt w:val="bullet"/>
-      <w:lvlText w:val=""/>
+      <w:lvlText w:val=""/>
       <w:lvlJc w:val="left"/>
       <w:pPr>
         <w:tabs>
@@ -3212,7 +3220,7 @@
     <w:lvl w:ilvl="6">
       <w:start w:val="1"/>
       <w:numFmt w:val="bullet"/>
-      <w:lvlText w:val=""/>
+      <w:lvlText w:val=""/>
       <w:lvlJc w:val="left"/>
       <w:pPr>
         <w:tabs>
@@ -3227,7 +3235,7 @@
     <w:lvl w:ilvl="7">
       <w:start w:val="1"/>
       <w:numFmt w:val="bullet"/>
-      <w:lvlText w:val=""/>
+      <w:lvlText w:val=""/>
       <w:lvlJc w:val="left"/>
       <w:pPr>
         <w:tabs>
@@ -3242,7 +3250,7 @@
     <w:lvl w:ilvl="8">
       <w:start w:val="1"/>
       <w:numFmt w:val="bullet"/>
-      <w:lvlText w:val=""/>
+      <w:lvlText w:val=""/>
       <w:lvlJc w:val="left"/>
       <w:pPr>
         <w:tabs>
@@ -3393,280 +3401,6 @@
     </w:lvl>
   </w:abstractNum>
   <w:abstractNum w:abstractNumId="9">
-    <w:lvl w:ilvl="0">
-      <w:start w:val="1"/>
-      <w:numFmt w:val="bullet"/>
-      <w:lvlText w:val=""/>
-      <w:lvlJc w:val="left"/>
-      <w:pPr>
-        <w:tabs>
-          <w:tab w:val="num" w:pos="720"/>
-        </w:tabs>
-        <w:ind w:left="720" w:hanging="360"/>
-      </w:pPr>
-      <w:rPr>
-        <w:rFonts w:ascii="Wingdings" w:hAnsi="Wingdings" w:cs="Wingdings" w:hint="default"/>
-      </w:rPr>
-    </w:lvl>
-    <w:lvl w:ilvl="1">
-      <w:start w:val="1"/>
-      <w:numFmt w:val="bullet"/>
-      <w:lvlText w:val=""/>
-      <w:lvlJc w:val="left"/>
-      <w:pPr>
-        <w:tabs>
-          <w:tab w:val="num" w:pos="1080"/>
-        </w:tabs>
-        <w:ind w:left="1080" w:hanging="360"/>
-      </w:pPr>
-      <w:rPr>
-        <w:rFonts w:ascii="Wingdings" w:hAnsi="Wingdings" w:cs="Wingdings" w:hint="default"/>
-      </w:rPr>
-    </w:lvl>
-    <w:lvl w:ilvl="2">
-      <w:start w:val="1"/>
-      <w:numFmt w:val="bullet"/>
-      <w:lvlText w:val=""/>
-      <w:lvlJc w:val="left"/>
-      <w:pPr>
-        <w:tabs>
-          <w:tab w:val="num" w:pos="1440"/>
-        </w:tabs>
-        <w:ind w:left="1440" w:hanging="360"/>
-      </w:pPr>
-      <w:rPr>
-        <w:rFonts w:ascii="Wingdings" w:hAnsi="Wingdings" w:cs="Wingdings" w:hint="default"/>
-      </w:rPr>
-    </w:lvl>
-    <w:lvl w:ilvl="3">
-      <w:start w:val="1"/>
-      <w:numFmt w:val="bullet"/>
-      <w:lvlText w:val=""/>
-      <w:lvlJc w:val="left"/>
-      <w:pPr>
-        <w:tabs>
-          <w:tab w:val="num" w:pos="1800"/>
-        </w:tabs>
-        <w:ind w:left="1800" w:hanging="360"/>
-      </w:pPr>
-      <w:rPr>
-        <w:rFonts w:ascii="Wingdings" w:hAnsi="Wingdings" w:cs="Wingdings" w:hint="default"/>
-      </w:rPr>
-    </w:lvl>
-    <w:lvl w:ilvl="4">
-      <w:start w:val="1"/>
-      <w:numFmt w:val="bullet"/>
-      <w:lvlText w:val=""/>
-      <w:lvlJc w:val="left"/>
-      <w:pPr>
-        <w:tabs>
-          <w:tab w:val="num" w:pos="2160"/>
-        </w:tabs>
-        <w:ind w:left="2160" w:hanging="360"/>
-      </w:pPr>
-      <w:rPr>
-        <w:rFonts w:ascii="Wingdings" w:hAnsi="Wingdings" w:cs="Wingdings" w:hint="default"/>
-      </w:rPr>
-    </w:lvl>
-    <w:lvl w:ilvl="5">
-      <w:start w:val="1"/>
-      <w:numFmt w:val="bullet"/>
-      <w:lvlText w:val=""/>
-      <w:lvlJc w:val="left"/>
-      <w:pPr>
-        <w:tabs>
-          <w:tab w:val="num" w:pos="2520"/>
-        </w:tabs>
-        <w:ind w:left="2520" w:hanging="360"/>
-      </w:pPr>
-      <w:rPr>
-        <w:rFonts w:ascii="Wingdings" w:hAnsi="Wingdings" w:cs="Wingdings" w:hint="default"/>
-      </w:rPr>
-    </w:lvl>
-    <w:lvl w:ilvl="6">
-      <w:start w:val="1"/>
-      <w:numFmt w:val="bullet"/>
-      <w:lvlText w:val=""/>
-      <w:lvlJc w:val="left"/>
-      <w:pPr>
-        <w:tabs>
-          <w:tab w:val="num" w:pos="2880"/>
-        </w:tabs>
-        <w:ind w:left="2880" w:hanging="360"/>
-      </w:pPr>
-      <w:rPr>
-        <w:rFonts w:ascii="Wingdings" w:hAnsi="Wingdings" w:cs="Wingdings" w:hint="default"/>
-      </w:rPr>
-    </w:lvl>
-    <w:lvl w:ilvl="7">
-      <w:start w:val="1"/>
-      <w:numFmt w:val="bullet"/>
-      <w:lvlText w:val=""/>
-      <w:lvlJc w:val="left"/>
-      <w:pPr>
-        <w:tabs>
-          <w:tab w:val="num" w:pos="3240"/>
-        </w:tabs>
-        <w:ind w:left="3240" w:hanging="360"/>
-      </w:pPr>
-      <w:rPr>
-        <w:rFonts w:ascii="Wingdings" w:hAnsi="Wingdings" w:cs="Wingdings" w:hint="default"/>
-      </w:rPr>
-    </w:lvl>
-    <w:lvl w:ilvl="8">
-      <w:start w:val="1"/>
-      <w:numFmt w:val="bullet"/>
-      <w:lvlText w:val=""/>
-      <w:lvlJc w:val="left"/>
-      <w:pPr>
-        <w:tabs>
-          <w:tab w:val="num" w:pos="3600"/>
-        </w:tabs>
-        <w:ind w:left="3600" w:hanging="360"/>
-      </w:pPr>
-      <w:rPr>
-        <w:rFonts w:ascii="Wingdings" w:hAnsi="Wingdings" w:cs="Wingdings" w:hint="default"/>
-      </w:rPr>
-    </w:lvl>
-  </w:abstractNum>
-  <w:abstractNum w:abstractNumId="10">
-    <w:lvl w:ilvl="0">
-      <w:start w:val="1"/>
-      <w:numFmt w:val="bullet"/>
-      <w:lvlText w:val=""/>
-      <w:lvlJc w:val="left"/>
-      <w:pPr>
-        <w:tabs>
-          <w:tab w:val="num" w:pos="720"/>
-        </w:tabs>
-        <w:ind w:left="720" w:hanging="360"/>
-      </w:pPr>
-      <w:rPr>
-        <w:rFonts w:ascii="Wingdings" w:hAnsi="Wingdings" w:cs="Wingdings" w:hint="default"/>
-      </w:rPr>
-    </w:lvl>
-    <w:lvl w:ilvl="1">
-      <w:start w:val="1"/>
-      <w:numFmt w:val="bullet"/>
-      <w:lvlText w:val=""/>
-      <w:lvlJc w:val="left"/>
-      <w:pPr>
-        <w:tabs>
-          <w:tab w:val="num" w:pos="1080"/>
-        </w:tabs>
-        <w:ind w:left="1080" w:hanging="360"/>
-      </w:pPr>
-      <w:rPr>
-        <w:rFonts w:ascii="Wingdings" w:hAnsi="Wingdings" w:cs="Wingdings" w:hint="default"/>
-      </w:rPr>
-    </w:lvl>
-    <w:lvl w:ilvl="2">
-      <w:start w:val="1"/>
-      <w:numFmt w:val="bullet"/>
-      <w:lvlText w:val=""/>
-      <w:lvlJc w:val="left"/>
-      <w:pPr>
-        <w:tabs>
-          <w:tab w:val="num" w:pos="1440"/>
-        </w:tabs>
-        <w:ind w:left="1440" w:hanging="360"/>
-      </w:pPr>
-      <w:rPr>
-        <w:rFonts w:ascii="Wingdings" w:hAnsi="Wingdings" w:cs="Wingdings" w:hint="default"/>
-      </w:rPr>
-    </w:lvl>
-    <w:lvl w:ilvl="3">
-      <w:start w:val="1"/>
-      <w:numFmt w:val="bullet"/>
-      <w:lvlText w:val=""/>
-      <w:lvlJc w:val="left"/>
-      <w:pPr>
-        <w:tabs>
-          <w:tab w:val="num" w:pos="1800"/>
-        </w:tabs>
-        <w:ind w:left="1800" w:hanging="360"/>
-      </w:pPr>
-      <w:rPr>
-        <w:rFonts w:ascii="Wingdings" w:hAnsi="Wingdings" w:cs="Wingdings" w:hint="default"/>
-      </w:rPr>
-    </w:lvl>
-    <w:lvl w:ilvl="4">
-      <w:start w:val="1"/>
-      <w:numFmt w:val="bullet"/>
-      <w:lvlText w:val=""/>
-      <w:lvlJc w:val="left"/>
-      <w:pPr>
-        <w:tabs>
-          <w:tab w:val="num" w:pos="2160"/>
-        </w:tabs>
-        <w:ind w:left="2160" w:hanging="360"/>
-      </w:pPr>
-      <w:rPr>
-        <w:rFonts w:ascii="Wingdings" w:hAnsi="Wingdings" w:cs="Wingdings" w:hint="default"/>
-      </w:rPr>
-    </w:lvl>
-    <w:lvl w:ilvl="5">
-      <w:start w:val="1"/>
-      <w:numFmt w:val="bullet"/>
-      <w:lvlText w:val=""/>
-      <w:lvlJc w:val="left"/>
-      <w:pPr>
-        <w:tabs>
-          <w:tab w:val="num" w:pos="2520"/>
-        </w:tabs>
-        <w:ind w:left="2520" w:hanging="360"/>
-      </w:pPr>
-      <w:rPr>
-        <w:rFonts w:ascii="Wingdings" w:hAnsi="Wingdings" w:cs="Wingdings" w:hint="default"/>
-      </w:rPr>
-    </w:lvl>
-    <w:lvl w:ilvl="6">
-      <w:start w:val="1"/>
-      <w:numFmt w:val="bullet"/>
-      <w:lvlText w:val=""/>
-      <w:lvlJc w:val="left"/>
-      <w:pPr>
-        <w:tabs>
-          <w:tab w:val="num" w:pos="2880"/>
-        </w:tabs>
-        <w:ind w:left="2880" w:hanging="360"/>
-      </w:pPr>
-      <w:rPr>
-        <w:rFonts w:ascii="Wingdings" w:hAnsi="Wingdings" w:cs="Wingdings" w:hint="default"/>
-      </w:rPr>
-    </w:lvl>
-    <w:lvl w:ilvl="7">
-      <w:start w:val="1"/>
-      <w:numFmt w:val="bullet"/>
-      <w:lvlText w:val=""/>
-      <w:lvlJc w:val="left"/>
-      <w:pPr>
-        <w:tabs>
-          <w:tab w:val="num" w:pos="3240"/>
-        </w:tabs>
-        <w:ind w:left="3240" w:hanging="360"/>
-      </w:pPr>
-      <w:rPr>
-        <w:rFonts w:ascii="Wingdings" w:hAnsi="Wingdings" w:cs="Wingdings" w:hint="default"/>
-      </w:rPr>
-    </w:lvl>
-    <w:lvl w:ilvl="8">
-      <w:start w:val="1"/>
-      <w:numFmt w:val="bullet"/>
-      <w:lvlText w:val=""/>
-      <w:lvlJc w:val="left"/>
-      <w:pPr>
-        <w:tabs>
-          <w:tab w:val="num" w:pos="3600"/>
-        </w:tabs>
-        <w:ind w:left="3600" w:hanging="360"/>
-      </w:pPr>
-      <w:rPr>
-        <w:rFonts w:ascii="Wingdings" w:hAnsi="Wingdings" w:cs="Wingdings" w:hint="default"/>
-      </w:rPr>
-    </w:lvl>
-  </w:abstractNum>
-  <w:abstractNum w:abstractNumId="11">
     <w:lvl w:ilvl="0">
       <w:start w:val="1"/>
       <w:numFmt w:val="none"/>
@@ -3811,12 +3545,6 @@
   </w:num>
   <w:num w:numId="9">
     <w:abstractNumId w:val="9"/>
-  </w:num>
-  <w:num w:numId="10">
-    <w:abstractNumId w:val="10"/>
-  </w:num>
-  <w:num w:numId="11">
-    <w:abstractNumId w:val="11"/>
   </w:num>
 </w:numbering>
 </file>

--- a/ressources/template.docx
+++ b/ressources/template.docx
@@ -2,18 +2,6 @@
 <file path=word/document.xml><?xml version="1.0" encoding="utf-8"?>
 <w:document xmlns:o="urn:schemas-microsoft-com:office:office" xmlns:r="http://schemas.openxmlformats.org/officeDocument/2006/relationships" xmlns:v="urn:schemas-microsoft-com:vml" xmlns:w="http://schemas.openxmlformats.org/wordprocessingml/2006/main" xmlns:w10="urn:schemas-microsoft-com:office:word" xmlns:wp="http://schemas.openxmlformats.org/drawingml/2006/wordprocessingDrawing" xmlns:wps="http://schemas.microsoft.com/office/word/2010/wordprocessingShape" xmlns:wpg="http://schemas.microsoft.com/office/word/2010/wordprocessingGroup" xmlns:mc="http://schemas.openxmlformats.org/markup-compatibility/2006" xmlns:wp14="http://schemas.microsoft.com/office/word/2010/wordprocessingDrawing" xmlns:w14="http://schemas.microsoft.com/office/word/2010/wordml" xmlns:w15="http://schemas.microsoft.com/office/word/2012/wordml" mc:Ignorable="w14 wp14 w15">
   <w:body>
-    <w:p>
-      <w:pPr>
-        <w:pStyle w:val="Normal"/>
-        <w:spacing w:before="0" w:after="19"/>
-        <w:rPr>
-          <w:rFonts w:ascii="Calibri" w:hAnsi="Calibri"/>
-        </w:rPr>
-      </w:pPr>
-      <w:r>
-        <w:rPr/>
-      </w:r>
-    </w:p>
     <w:p>
       <w:pPr>
         <w:pStyle w:val="Normal"/>
@@ -118,10 +106,8 @@
       <w:pPr>
         <w:pStyle w:val="Normal"/>
         <w:rPr>
-          <w:rFonts w:ascii="Calibri" w:hAnsi="Calibri"/>
-          <w:color w:val="002060"/>
-          <w:sz w:val="18"/>
-          <w:szCs w:val="18"/>
+          <w:sz w:val="20"/>
+          <w:szCs w:val="20"/>
         </w:rPr>
       </w:pPr>
       <w:r>
@@ -132,8 +118,8 @@
           <w:i w:val="false"/>
           <w:iCs w:val="false"/>
           <w:color w:val="002060"/>
-          <w:sz w:val="18"/>
-          <w:szCs w:val="18"/>
+          <w:sz w:val="20"/>
+          <w:szCs w:val="20"/>
         </w:rPr>
         <w:t>{% for s in compétences %}</w:t>
       </w:r>
@@ -146,10 +132,8 @@
           <w:numId w:val="6"/>
         </w:numPr>
         <w:rPr>
-          <w:rFonts w:ascii="Calibri" w:hAnsi="Calibri"/>
-          <w:color w:val="002060"/>
-          <w:sz w:val="18"/>
-          <w:szCs w:val="18"/>
+          <w:sz w:val="20"/>
+          <w:szCs w:val="20"/>
         </w:rPr>
       </w:pPr>
       <w:r>
@@ -160,8 +144,8 @@
           <w:i w:val="false"/>
           <w:iCs w:val="false"/>
           <w:color w:val="002060"/>
-          <w:sz w:val="18"/>
-          <w:szCs w:val="18"/>
+          <w:sz w:val="20"/>
+          <w:szCs w:val="20"/>
         </w:rPr>
         <w:t>{{ s }}</w:t>
       </w:r>
@@ -170,10 +154,8 @@
       <w:pPr>
         <w:pStyle w:val="Normal"/>
         <w:rPr>
-          <w:rFonts w:ascii="Calibri" w:hAnsi="Calibri"/>
-          <w:color w:val="002060"/>
-          <w:sz w:val="18"/>
-          <w:szCs w:val="18"/>
+          <w:sz w:val="20"/>
+          <w:szCs w:val="20"/>
         </w:rPr>
       </w:pPr>
       <w:r>
@@ -184,8 +166,8 @@
           <w:i w:val="false"/>
           <w:iCs w:val="false"/>
           <w:color w:val="002060"/>
-          <w:sz w:val="18"/>
-          <w:szCs w:val="18"/>
+          <w:sz w:val="20"/>
+          <w:szCs w:val="20"/>
         </w:rPr>
         <w:t>{% endfor %}</w:t>
       </w:r>
@@ -269,15 +251,7 @@
                                 <w:b/>
                                 <w:color w:val="FFFFFF"/>
                               </w:rPr>
-                              <w:t>O</w:t>
-                            </w:r>
-                            <w:r>
-                              <w:rPr>
-                                <w:rFonts w:cs="Calibri" w:ascii="Open Sauce Sans Light" w:hAnsi="Open Sauce Sans Light"/>
-                                <w:b/>
-                                <w:color w:val="FFFFFF"/>
-                              </w:rPr>
-                              <w:t>UTILS</w:t>
+                              <w:t>OUTILS</w:t>
                             </w:r>
                           </w:p>
                         </w:txbxContent>
@@ -303,18 +277,16 @@
         <w:ind w:hanging="0" w:left="0" w:right="0"/>
         <w:jc w:val="left"/>
         <w:rPr>
+          <w:sz w:val="20"/>
+          <w:szCs w:val="20"/>
+        </w:rPr>
+      </w:pPr>
+      <w:r>
+        <w:rPr>
           <w:rFonts w:ascii="Calibri" w:hAnsi="Calibri"/>
           <w:color w:val="002060"/>
-          <w:sz w:val="18"/>
-          <w:szCs w:val="18"/>
-        </w:rPr>
-      </w:pPr>
-      <w:r>
-        <w:rPr>
-          <w:rFonts w:ascii="Calibri" w:hAnsi="Calibri"/>
-          <w:color w:val="002060"/>
-          <w:sz w:val="18"/>
-          <w:szCs w:val="18"/>
+          <w:sz w:val="20"/>
+          <w:szCs w:val="20"/>
         </w:rPr>
         <w:t>{% for l in Logiciels_par_titre %}</w:t>
       </w:r>
@@ -328,10 +300,8 @@
         </w:numPr>
         <w:jc w:val="left"/>
         <w:rPr>
-          <w:rFonts w:ascii="Calibri" w:hAnsi="Calibri"/>
-          <w:color w:val="002060"/>
-          <w:sz w:val="18"/>
-          <w:szCs w:val="18"/>
+          <w:sz w:val="20"/>
+          <w:szCs w:val="20"/>
         </w:rPr>
       </w:pPr>
       <w:r>
@@ -340,8 +310,8 @@
           <w:b/>
           <w:bCs/>
           <w:color w:val="002060"/>
-          <w:sz w:val="18"/>
-          <w:szCs w:val="18"/>
+          <w:sz w:val="20"/>
+          <w:szCs w:val="20"/>
         </w:rPr>
         <w:t>{{ l.titre }}:</w:t>
       </w:r>
@@ -349,8 +319,8 @@
         <w:rPr>
           <w:rFonts w:ascii="Calibri" w:hAnsi="Calibri"/>
           <w:color w:val="002060"/>
-          <w:sz w:val="18"/>
-          <w:szCs w:val="18"/>
+          <w:sz w:val="20"/>
+          <w:szCs w:val="20"/>
         </w:rPr>
         <w:t xml:space="preserve"> {{ l.logiciels_outils | join(', ') }}</w:t>
       </w:r>
@@ -361,18 +331,16 @@
         <w:ind w:hanging="0" w:left="0" w:right="0"/>
         <w:jc w:val="left"/>
         <w:rPr>
+          <w:sz w:val="20"/>
+          <w:szCs w:val="20"/>
+        </w:rPr>
+      </w:pPr>
+      <w:r>
+        <w:rPr>
           <w:rFonts w:ascii="Calibri" w:hAnsi="Calibri"/>
           <w:color w:val="002060"/>
-          <w:sz w:val="18"/>
-          <w:szCs w:val="18"/>
-        </w:rPr>
-      </w:pPr>
-      <w:r>
-        <w:rPr>
-          <w:rFonts w:ascii="Calibri" w:hAnsi="Calibri"/>
-          <w:color w:val="002060"/>
-          <w:sz w:val="18"/>
-          <w:szCs w:val="18"/>
+          <w:sz w:val="20"/>
+          <w:szCs w:val="20"/>
         </w:rPr>
         <w:t>{% endfor %}</w:t>
       </w:r>
@@ -482,18 +450,16 @@
         <w:pStyle w:val="Normal"/>
         <w:spacing w:before="0" w:after="19"/>
         <w:rPr>
+          <w:sz w:val="20"/>
+          <w:szCs w:val="20"/>
+        </w:rPr>
+      </w:pPr>
+      <w:r>
+        <w:rPr>
           <w:rFonts w:ascii="Calibri" w:hAnsi="Calibri"/>
           <w:color w:val="002060"/>
-          <w:sz w:val="18"/>
-          <w:szCs w:val="18"/>
-        </w:rPr>
-      </w:pPr>
-      <w:r>
-        <w:rPr>
-          <w:rFonts w:ascii="Calibri" w:hAnsi="Calibri"/>
-          <w:color w:val="002060"/>
-          <w:sz w:val="18"/>
-          <w:szCs w:val="18"/>
+          <w:sz w:val="20"/>
+          <w:szCs w:val="20"/>
         </w:rPr>
         <w:t>{% for sect in Secteurs_activites %}</w:t>
       </w:r>
@@ -507,18 +473,16 @@
         </w:numPr>
         <w:spacing w:before="0" w:after="19"/>
         <w:rPr>
+          <w:sz w:val="20"/>
+          <w:szCs w:val="20"/>
+        </w:rPr>
+      </w:pPr>
+      <w:r>
+        <w:rPr>
           <w:rFonts w:ascii="Calibri" w:hAnsi="Calibri"/>
           <w:color w:val="002060"/>
-          <w:sz w:val="18"/>
-          <w:szCs w:val="18"/>
-        </w:rPr>
-      </w:pPr>
-      <w:r>
-        <w:rPr>
-          <w:rFonts w:ascii="Calibri" w:hAnsi="Calibri"/>
-          <w:color w:val="002060"/>
-          <w:sz w:val="18"/>
-          <w:szCs w:val="18"/>
+          <w:sz w:val="20"/>
+          <w:szCs w:val="20"/>
         </w:rPr>
         <w:t>{{ sect }}</w:t>
       </w:r>
@@ -528,18 +492,16 @@
         <w:pStyle w:val="Normal"/>
         <w:spacing w:before="0" w:after="19"/>
         <w:rPr>
+          <w:sz w:val="20"/>
+          <w:szCs w:val="20"/>
+        </w:rPr>
+      </w:pPr>
+      <w:r>
+        <w:rPr>
           <w:rFonts w:ascii="Calibri" w:hAnsi="Calibri"/>
           <w:color w:val="002060"/>
-          <w:sz w:val="18"/>
-          <w:szCs w:val="18"/>
-        </w:rPr>
-      </w:pPr>
-      <w:r>
-        <w:rPr>
-          <w:rFonts w:ascii="Calibri" w:hAnsi="Calibri"/>
-          <w:color w:val="002060"/>
-          <w:sz w:val="18"/>
-          <w:szCs w:val="18"/>
+          <w:sz w:val="20"/>
+          <w:szCs w:val="20"/>
         </w:rPr>
         <w:t>{% endfor %}</w:t>
       </w:r>
@@ -647,83 +609,185 @@
       <w:pPr>
         <w:pStyle w:val="Normal"/>
         <w:rPr>
+          <w:sz w:val="20"/>
+          <w:szCs w:val="20"/>
+        </w:rPr>
+      </w:pPr>
+      <w:r>
+        <w:rPr>
           <w:rFonts w:ascii="Calibri" w:hAnsi="Calibri"/>
           <w:color w:val="002060"/>
-          <w:sz w:val="18"/>
-          <w:szCs w:val="18"/>
-        </w:rPr>
-      </w:pPr>
-      <w:r>
-        <w:rPr>
-          <w:rFonts w:ascii="Calibri" w:hAnsi="Calibri"/>
-          <w:color w:val="002060"/>
-          <w:sz w:val="18"/>
-          <w:szCs w:val="18"/>
-        </w:rPr>
-        <w:t>{% for dip in Diplomes %}</w:t>
+          <w:sz w:val="20"/>
+          <w:szCs w:val="20"/>
+        </w:rPr>
+        <w:t>{% for dip in Diplomes -%}</w:t>
       </w:r>
     </w:p>
     <w:p>
       <w:pPr>
         <w:pStyle w:val="Normal"/>
+        <w:numPr>
+          <w:ilvl w:val="0"/>
+          <w:numId w:val="9"/>
+        </w:numPr>
+        <w:rPr>
+          <w:b/>
+          <w:bCs/>
+          <w:sz w:val="20"/>
+          <w:szCs w:val="20"/>
+        </w:rPr>
+      </w:pPr>
+      <w:r>
         <w:rPr>
           <w:rFonts w:ascii="Calibri" w:hAnsi="Calibri"/>
+          <w:b/>
+          <w:bCs/>
           <w:color w:val="002060"/>
-          <w:sz w:val="18"/>
-          <w:szCs w:val="18"/>
-        </w:rPr>
-      </w:pPr>
-      <w:r>
-        <w:rPr>
-          <w:rFonts w:ascii="Calibri" w:hAnsi="Calibri"/>
-          <w:color w:val="002060"/>
-          <w:sz w:val="18"/>
-          <w:szCs w:val="18"/>
-        </w:rPr>
-        <w:t xml:space="preserve">• </w:t>
-      </w:r>
-      <w:r>
-        <w:rPr>
-          <w:rFonts w:ascii="Calibri" w:hAnsi="Calibri"/>
-          <w:color w:val="002060"/>
-          <w:sz w:val="18"/>
-          <w:szCs w:val="18"/>
-        </w:rPr>
-        <w:t>{{ dip.Titre }}{% if dip.Ecole %} {{ dip.Ecole }}{% endif %}{% if dip.Annee %} — {{ dip.Annee }}{% endif %}{% if dip.Lieu %} {{ dip.Lieu }}{% endif %}</w:t>
+          <w:sz w:val="20"/>
+          <w:szCs w:val="20"/>
+        </w:rPr>
+        <w:t>{{ dip.Titre }}</w:t>
       </w:r>
     </w:p>
     <w:p>
       <w:pPr>
         <w:pStyle w:val="Normal"/>
         <w:rPr>
+          <w:sz w:val="20"/>
+          <w:szCs w:val="20"/>
+        </w:rPr>
+      </w:pPr>
+      <w:r>
+        <w:rPr>
           <w:rFonts w:ascii="Calibri" w:hAnsi="Calibri"/>
           <w:color w:val="002060"/>
-          <w:sz w:val="18"/>
-          <w:szCs w:val="18"/>
-        </w:rPr>
-      </w:pPr>
-      <w:r>
-        <w:rPr/>
+          <w:sz w:val="20"/>
+          <w:szCs w:val="20"/>
+        </w:rPr>
+        <w:t>{%- if dip.Ecole %} {{ dip.Ecole }}{% endif %}</w:t>
       </w:r>
     </w:p>
     <w:p>
       <w:pPr>
         <w:pStyle w:val="Normal"/>
         <w:rPr>
+          <w:sz w:val="20"/>
+          <w:szCs w:val="20"/>
+        </w:rPr>
+      </w:pPr>
+      <w:r>
+        <w:rPr>
           <w:rFonts w:ascii="Calibri" w:hAnsi="Calibri"/>
           <w:color w:val="002060"/>
-          <w:sz w:val="18"/>
-          <w:szCs w:val="18"/>
+          <w:sz w:val="20"/>
+          <w:szCs w:val="20"/>
+        </w:rPr>
+        <w:t>{%- if dip.Annee %} — {{ dip.Annee }}{% endif %}</w:t>
+      </w:r>
+    </w:p>
+    <w:p>
+      <w:pPr>
+        <w:pStyle w:val="Normal"/>
+        <w:rPr>
+          <w:sz w:val="20"/>
+          <w:szCs w:val="20"/>
         </w:rPr>
       </w:pPr>
       <w:r>
         <w:rPr>
           <w:rFonts w:ascii="Calibri" w:hAnsi="Calibri"/>
           <w:color w:val="002060"/>
-          <w:sz w:val="18"/>
-          <w:szCs w:val="18"/>
+          <w:sz w:val="20"/>
+          <w:szCs w:val="20"/>
+        </w:rPr>
+        <w:t>{%- if dip.Lieu %} {{ dip.Lieu }}{% endif %}</w:t>
+      </w:r>
+    </w:p>
+    <w:p>
+      <w:pPr>
+        <w:pStyle w:val="Normal"/>
+        <w:rPr>
+          <w:sz w:val="20"/>
+          <w:szCs w:val="20"/>
+        </w:rPr>
+      </w:pPr>
+      <w:r>
+        <w:rPr>
+          <w:sz w:val="20"/>
+          <w:szCs w:val="20"/>
+        </w:rPr>
+      </w:r>
+    </w:p>
+    <w:p>
+      <w:pPr>
+        <w:pStyle w:val="Normal"/>
+        <w:rPr>
+          <w:sz w:val="20"/>
+          <w:szCs w:val="20"/>
+        </w:rPr>
+      </w:pPr>
+      <w:r>
+        <w:rPr>
+          <w:rFonts w:ascii="Calibri" w:hAnsi="Calibri"/>
+          <w:color w:val="002060"/>
+          <w:sz w:val="20"/>
+          <w:szCs w:val="20"/>
         </w:rPr>
         <w:t>{% endfor %}</w:t>
+      </w:r>
+    </w:p>
+    <w:p>
+      <w:pPr>
+        <w:pStyle w:val="BodyText"/>
+        <w:rPr>
+          <w:sz w:val="20"/>
+          <w:szCs w:val="20"/>
+        </w:rPr>
+      </w:pPr>
+      <w:r>
+        <w:rPr>
+          <w:rFonts w:ascii="Calibri" w:hAnsi="Calibri"/>
+          <w:b w:val="false"/>
+          <w:bCs w:val="false"/>
+          <w:color w:val="002060"/>
+          <w:sz w:val="20"/>
+          <w:szCs w:val="20"/>
+        </w:rPr>
+        <w:t xml:space="preserve">{% if </w:t>
+      </w:r>
+      <w:r>
+        <w:rPr>
+          <w:rFonts w:ascii="Calibri" w:hAnsi="Calibri"/>
+          <w:b w:val="false"/>
+          <w:bCs w:val="false"/>
+          <w:color w:val="002060"/>
+          <w:sz w:val="20"/>
+          <w:szCs w:val="20"/>
+        </w:rPr>
+        <w:t>Langues</w:t>
+      </w:r>
+      <w:r>
+        <w:rPr>
+          <w:rFonts w:ascii="Calibri" w:hAnsi="Calibri"/>
+          <w:b w:val="false"/>
+          <w:bCs w:val="false"/>
+          <w:color w:val="002060"/>
+          <w:sz w:val="20"/>
+          <w:szCs w:val="20"/>
+        </w:rPr>
+        <w:t xml:space="preserve"> %</w:t>
+      </w:r>
+      <w:r>
+        <w:rPr>
+          <w:rFonts w:ascii="Calibri" w:hAnsi="Calibri"/>
+          <w:b w:val="false"/>
+          <w:bCs w:val="false"/>
+          <w:color w:val="002060"/>
+          <w:sz w:val="20"/>
+          <w:szCs w:val="20"/>
+          <w:u w:val="none"/>
+        </w:rPr>
+        <w:t>}</w:t>
       </w:r>
     </w:p>
     <w:p>
@@ -829,18 +893,16 @@
       <w:pPr>
         <w:pStyle w:val="Normal"/>
         <w:rPr>
+          <w:sz w:val="20"/>
+          <w:szCs w:val="20"/>
+        </w:rPr>
+      </w:pPr>
+      <w:r>
+        <w:rPr>
           <w:rFonts w:ascii="Calibri" w:hAnsi="Calibri"/>
           <w:color w:val="002060"/>
-          <w:sz w:val="18"/>
-          <w:szCs w:val="18"/>
-        </w:rPr>
-      </w:pPr>
-      <w:r>
-        <w:rPr>
-          <w:rFonts w:ascii="Calibri" w:hAnsi="Calibri"/>
-          <w:color w:val="002060"/>
-          <w:sz w:val="18"/>
-          <w:szCs w:val="18"/>
+          <w:sz w:val="20"/>
+          <w:szCs w:val="20"/>
         </w:rPr>
         <w:t>{% for lang in Langues %}</w:t>
       </w:r>
@@ -853,18 +915,16 @@
           <w:numId w:val="8"/>
         </w:numPr>
         <w:rPr>
+          <w:sz w:val="20"/>
+          <w:szCs w:val="20"/>
+        </w:rPr>
+      </w:pPr>
+      <w:r>
+        <w:rPr>
           <w:rFonts w:ascii="Calibri" w:hAnsi="Calibri"/>
           <w:color w:val="002060"/>
-          <w:sz w:val="18"/>
-          <w:szCs w:val="18"/>
-        </w:rPr>
-      </w:pPr>
-      <w:r>
-        <w:rPr>
-          <w:rFonts w:ascii="Calibri" w:hAnsi="Calibri"/>
-          <w:color w:val="002060"/>
-          <w:sz w:val="18"/>
-          <w:szCs w:val="18"/>
+          <w:sz w:val="20"/>
+          <w:szCs w:val="20"/>
         </w:rPr>
         <w:t>{{ lang }}</w:t>
       </w:r>
@@ -873,39 +933,46 @@
       <w:pPr>
         <w:pStyle w:val="Normal"/>
         <w:rPr>
+          <w:sz w:val="20"/>
+          <w:szCs w:val="20"/>
+        </w:rPr>
+      </w:pPr>
+      <w:r>
+        <w:rPr>
           <w:rFonts w:ascii="Calibri" w:hAnsi="Calibri"/>
           <w:color w:val="002060"/>
-          <w:sz w:val="18"/>
-          <w:szCs w:val="18"/>
-        </w:rPr>
-      </w:pPr>
-      <w:r>
-        <w:rPr>
-          <w:rFonts w:ascii="Calibri" w:hAnsi="Calibri"/>
-          <w:color w:val="002060"/>
-          <w:sz w:val="18"/>
-          <w:szCs w:val="18"/>
+          <w:sz w:val="20"/>
+          <w:szCs w:val="20"/>
         </w:rPr>
         <w:t>{% endfor %}</w:t>
       </w:r>
     </w:p>
     <w:p>
       <w:pPr>
-        <w:pStyle w:val="Normal"/>
-        <w:rPr>
-          <w:rFonts w:ascii="Calibri" w:hAnsi="Calibri"/>
+        <w:pStyle w:val="BodyText"/>
+        <w:rPr>
+          <w:sz w:val="20"/>
+          <w:szCs w:val="20"/>
+        </w:rPr>
+      </w:pPr>
+      <w:r>
+        <w:rPr>
+          <w:rFonts w:cs="Calibri" w:ascii="Calibri" w:hAnsi="Calibri"/>
+          <w:b w:val="false"/>
+          <w:bCs w:val="false"/>
+          <w:i w:val="false"/>
+          <w:iCs w:val="false"/>
           <w:color w:val="002060"/>
-          <w:sz w:val="18"/>
-          <w:szCs w:val="18"/>
-        </w:rPr>
-      </w:pPr>
-      <w:r>
-        <w:rPr/>
+          <w:sz w:val="20"/>
+          <w:szCs w:val="20"/>
+          <w:u w:val="none"/>
+        </w:rPr>
+        <w:t>{% endif %}</w:t>
       </w:r>
     </w:p>
     <w:p>
       <w:pPr>
-        <w:pStyle w:val="BodyText"/>
+        <w:pStyle w:val="Normal"/>
         <w:rPr>
           <w:rFonts w:ascii="Calibri" w:hAnsi="Calibri"/>
         </w:rPr>
@@ -964,7 +1031,32 @@
                         <a:effectRef idx="0"/>
                         <a:fontRef idx="minor"/>
                       </wps:style>
-                      <wps:bodyPr/>
+                      <wps:txbx>
+                        <w:txbxContent>
+                          <w:p>
+                            <w:pPr>
+                              <w:pStyle w:val="Contenudecadre"/>
+                              <w:jc w:val="center"/>
+                              <w:rPr>
+                                <w:rFonts w:ascii="Open Sauce Sans Light" w:hAnsi="Open Sauce Sans Light" w:cs="Calibri"/>
+                                <w:b/>
+                                <w:color w:val="FFFFFF"/>
+                              </w:rPr>
+                            </w:pPr>
+                            <w:r>
+                              <w:rPr>
+                                <w:rFonts w:cs="Calibri" w:ascii="Open Sauce Sans Light" w:hAnsi="Open Sauce Sans Light"/>
+                                <w:b/>
+                                <w:color w:val="FFFFFF"/>
+                              </w:rPr>
+                              <w:t>EXPÉRIENCES PROFESSIONNELLES</w:t>
+                            </w:r>
+                          </w:p>
+                        </w:txbxContent>
+                      </wps:txbx>
+                      <wps:bodyPr anchor="t" upright="1">
+                        <a:noAutofit/>
+                      </wps:bodyPr>
                     </wps:wsp>
                   </a:graphicData>
                 </a:graphic>
@@ -981,10 +1073,8 @@
       <w:pPr>
         <w:pStyle w:val="BodyText"/>
         <w:rPr>
-          <w:rFonts w:ascii="Calibri" w:hAnsi="Calibri"/>
-          <w:color w:val="002060"/>
-          <w:sz w:val="18"/>
-          <w:szCs w:val="18"/>
+          <w:sz w:val="20"/>
+          <w:szCs w:val="20"/>
         </w:rPr>
       </w:pPr>
       <w:r>
@@ -995,8 +1085,8 @@
           <w:i w:val="false"/>
           <w:iCs w:val="false"/>
           <w:color w:val="002060"/>
-          <w:sz w:val="18"/>
-          <w:szCs w:val="18"/>
+          <w:sz w:val="20"/>
+          <w:szCs w:val="20"/>
         </w:rPr>
         <w:t>{% for exp in Experiences %}{{ exp.Nom_Entreprise }}\t\t{{ exp.Dates }}  {{ exp.Durée_expérience }}</w:t>
       </w:r>
@@ -1007,16 +1097,16 @@
         <w:rPr>
           <w:rFonts w:ascii="Calibri" w:hAnsi="Calibri"/>
           <w:color w:val="002060"/>
-          <w:sz w:val="18"/>
-          <w:szCs w:val="18"/>
+          <w:sz w:val="20"/>
+          <w:szCs w:val="20"/>
         </w:rPr>
       </w:pPr>
       <w:r>
         <w:rPr>
           <w:rFonts w:ascii="Calibri" w:hAnsi="Calibri"/>
           <w:color w:val="002060"/>
-          <w:sz w:val="18"/>
-          <w:szCs w:val="18"/>
+          <w:sz w:val="20"/>
+          <w:szCs w:val="20"/>
         </w:rPr>
         <mc:AlternateContent>
           <mc:Choice Requires="wps">
@@ -1084,10 +1174,8 @@
           <w:numId w:val="4"/>
         </w:numPr>
         <w:rPr>
-          <w:rFonts w:ascii="Calibri" w:hAnsi="Calibri"/>
-          <w:color w:val="002060"/>
-          <w:sz w:val="18"/>
-          <w:szCs w:val="18"/>
+          <w:sz w:val="20"/>
+          <w:szCs w:val="20"/>
         </w:rPr>
       </w:pPr>
       <w:r>
@@ -1096,8 +1184,8 @@
           <w:b/>
           <w:bCs/>
           <w:color w:val="002060"/>
-          <w:sz w:val="18"/>
-          <w:szCs w:val="18"/>
+          <w:sz w:val="20"/>
+          <w:szCs w:val="20"/>
         </w:rPr>
         <w:t>{{ exp.Poste }}</w:t>
       </w:r>
@@ -1106,10 +1194,8 @@
       <w:pPr>
         <w:pStyle w:val="BodyText"/>
         <w:rPr>
-          <w:rFonts w:ascii="Calibri" w:hAnsi="Calibri"/>
-          <w:color w:val="002060"/>
-          <w:sz w:val="18"/>
-          <w:szCs w:val="18"/>
+          <w:sz w:val="20"/>
+          <w:szCs w:val="20"/>
         </w:rPr>
       </w:pPr>
       <w:r>
@@ -1118,8 +1204,8 @@
           <w:b w:val="false"/>
           <w:bCs w:val="false"/>
           <w:color w:val="002060"/>
-          <w:sz w:val="18"/>
-          <w:szCs w:val="18"/>
+          <w:sz w:val="20"/>
+          <w:szCs w:val="20"/>
         </w:rPr>
         <w:t>{% if exp.Mission %</w:t>
       </w:r>
@@ -1129,8 +1215,8 @@
           <w:b w:val="false"/>
           <w:bCs w:val="false"/>
           <w:color w:val="002060"/>
-          <w:sz w:val="18"/>
-          <w:szCs w:val="18"/>
+          <w:sz w:val="20"/>
+          <w:szCs w:val="20"/>
           <w:u w:val="none"/>
         </w:rPr>
         <w:t>}</w:t>
@@ -1140,10 +1226,8 @@
       <w:pPr>
         <w:pStyle w:val="BodyText"/>
         <w:rPr>
-          <w:rFonts w:ascii="Calibri" w:hAnsi="Calibri"/>
-          <w:color w:val="002060"/>
-          <w:sz w:val="18"/>
-          <w:szCs w:val="18"/>
+          <w:sz w:val="20"/>
+          <w:szCs w:val="20"/>
         </w:rPr>
       </w:pPr>
       <w:r>
@@ -1152,8 +1236,8 @@
           <w:b/>
           <w:bCs/>
           <w:color w:val="002060"/>
-          <w:sz w:val="18"/>
-          <w:szCs w:val="18"/>
+          <w:sz w:val="20"/>
+          <w:szCs w:val="20"/>
           <w:u w:val="none"/>
         </w:rPr>
         <w:t>Mission :</w:t>
@@ -1164,8 +1248,8 @@
           <w:b w:val="false"/>
           <w:bCs w:val="false"/>
           <w:color w:val="002060"/>
-          <w:sz w:val="18"/>
-          <w:szCs w:val="18"/>
+          <w:sz w:val="20"/>
+          <w:szCs w:val="20"/>
           <w:u w:val="none"/>
         </w:rPr>
         <w:t xml:space="preserve"> </w:t>
@@ -1176,8 +1260,8 @@
           <w:b w:val="false"/>
           <w:bCs w:val="false"/>
           <w:color w:val="002060"/>
-          <w:sz w:val="18"/>
-          <w:szCs w:val="18"/>
+          <w:sz w:val="20"/>
+          <w:szCs w:val="20"/>
         </w:rPr>
         <w:t>{{ exp.Mission }}{% endif %}</w:t>
       </w:r>
@@ -1186,50 +1270,26 @@
       <w:pPr>
         <w:pStyle w:val="BodyText"/>
         <w:rPr>
+          <w:sz w:val="20"/>
+          <w:szCs w:val="20"/>
+        </w:rPr>
+      </w:pPr>
+      <w:r>
+        <w:rPr>
           <w:rFonts w:ascii="Calibri" w:hAnsi="Calibri"/>
           <w:color w:val="002060"/>
-          <w:sz w:val="18"/>
-          <w:szCs w:val="18"/>
-        </w:rPr>
-      </w:pPr>
-      <w:r>
-        <w:rPr>
-          <w:rFonts w:ascii="Calibri" w:hAnsi="Calibri"/>
-          <w:color w:val="002060"/>
-          <w:sz w:val="18"/>
-          <w:szCs w:val="18"/>
-        </w:rPr>
-        <w:t>{% for t in exp.Taches %}• {{ t }}</w:t>
+          <w:sz w:val="20"/>
+          <w:szCs w:val="20"/>
+        </w:rPr>
+        <w:t>{% for t in exp.Taches %}• {{ t }}{% endfor %}</w:t>
       </w:r>
     </w:p>
     <w:p>
       <w:pPr>
         <w:pStyle w:val="BodyText"/>
         <w:rPr>
-          <w:rFonts w:ascii="Calibri" w:hAnsi="Calibri"/>
-          <w:color w:val="002060"/>
-          <w:sz w:val="18"/>
-          <w:szCs w:val="18"/>
-        </w:rPr>
-      </w:pPr>
-      <w:r>
-        <w:rPr>
-          <w:rFonts w:ascii="Calibri" w:hAnsi="Calibri"/>
-          <w:color w:val="002060"/>
-          <w:sz w:val="18"/>
-          <w:szCs w:val="18"/>
-        </w:rPr>
-        <w:t>{% endfor %}</w:t>
-      </w:r>
-    </w:p>
-    <w:p>
-      <w:pPr>
-        <w:pStyle w:val="BodyText"/>
-        <w:rPr>
-          <w:rFonts w:ascii="Calibri" w:hAnsi="Calibri"/>
-          <w:color w:val="002060"/>
-          <w:sz w:val="18"/>
-          <w:szCs w:val="18"/>
+          <w:sz w:val="20"/>
+          <w:szCs w:val="20"/>
         </w:rPr>
       </w:pPr>
       <w:r>
@@ -1238,8 +1298,8 @@
           <w:b w:val="false"/>
           <w:bCs w:val="false"/>
           <w:color w:val="002060"/>
-          <w:sz w:val="18"/>
-          <w:szCs w:val="18"/>
+          <w:sz w:val="20"/>
+          <w:szCs w:val="20"/>
         </w:rPr>
         <w:t>{% if exp.Clients %}</w:t>
       </w:r>
@@ -1248,10 +1308,8 @@
       <w:pPr>
         <w:pStyle w:val="BodyText"/>
         <w:rPr>
-          <w:rFonts w:ascii="Calibri" w:hAnsi="Calibri"/>
-          <w:color w:val="002060"/>
-          <w:sz w:val="18"/>
-          <w:szCs w:val="18"/>
+          <w:sz w:val="20"/>
+          <w:szCs w:val="20"/>
         </w:rPr>
       </w:pPr>
       <w:r>
@@ -1260,8 +1318,8 @@
           <w:b/>
           <w:bCs/>
           <w:color w:val="002060"/>
-          <w:sz w:val="18"/>
-          <w:szCs w:val="18"/>
+          <w:sz w:val="20"/>
+          <w:szCs w:val="20"/>
         </w:rPr>
         <w:t xml:space="preserve">Clients: </w:t>
       </w:r>
@@ -1271,8 +1329,8 @@
           <w:b w:val="false"/>
           <w:bCs w:val="false"/>
           <w:color w:val="002060"/>
-          <w:sz w:val="18"/>
-          <w:szCs w:val="18"/>
+          <w:sz w:val="20"/>
+          <w:szCs w:val="20"/>
         </w:rPr>
         <w:t>{{ exp.Clients | join(', ') }}</w:t>
       </w:r>
@@ -1281,10 +1339,8 @@
       <w:pPr>
         <w:pStyle w:val="BodyText"/>
         <w:rPr>
-          <w:rFonts w:ascii="Calibri" w:hAnsi="Calibri"/>
-          <w:color w:val="002060"/>
-          <w:sz w:val="18"/>
-          <w:szCs w:val="18"/>
+          <w:sz w:val="20"/>
+          <w:szCs w:val="20"/>
         </w:rPr>
       </w:pPr>
       <w:r>
@@ -1293,8 +1349,8 @@
           <w:b w:val="false"/>
           <w:bCs w:val="false"/>
           <w:color w:val="002060"/>
-          <w:sz w:val="18"/>
-          <w:szCs w:val="18"/>
+          <w:sz w:val="20"/>
+          <w:szCs w:val="20"/>
         </w:rPr>
         <w:t>{% endif %}</w:t>
       </w:r>
@@ -1303,10 +1359,8 @@
       <w:pPr>
         <w:pStyle w:val="BodyText"/>
         <w:rPr>
-          <w:rFonts w:ascii="Calibri" w:hAnsi="Calibri"/>
-          <w:color w:val="002060"/>
-          <w:sz w:val="18"/>
-          <w:szCs w:val="18"/>
+          <w:sz w:val="20"/>
+          <w:szCs w:val="20"/>
         </w:rPr>
       </w:pPr>
       <w:r>
@@ -1317,8 +1371,8 @@
           <w:i w:val="false"/>
           <w:iCs w:val="false"/>
           <w:color w:val="002060"/>
-          <w:sz w:val="18"/>
-          <w:szCs w:val="18"/>
+          <w:sz w:val="20"/>
+          <w:szCs w:val="20"/>
           <w:u w:val="none"/>
         </w:rPr>
         <w:t>{% if exp.Logiciels_outils %}</w:t>
@@ -1328,10 +1382,8 @@
       <w:pPr>
         <w:pStyle w:val="BodyText"/>
         <w:rPr>
-          <w:rFonts w:ascii="Calibri" w:hAnsi="Calibri"/>
-          <w:color w:val="002060"/>
-          <w:sz w:val="18"/>
-          <w:szCs w:val="18"/>
+          <w:sz w:val="20"/>
+          <w:szCs w:val="20"/>
         </w:rPr>
       </w:pPr>
       <w:r>
@@ -1342,8 +1394,8 @@
           <w:i w:val="false"/>
           <w:iCs w:val="false"/>
           <w:color w:val="002060"/>
-          <w:sz w:val="18"/>
-          <w:szCs w:val="18"/>
+          <w:sz w:val="20"/>
+          <w:szCs w:val="20"/>
           <w:u w:val="none"/>
         </w:rPr>
         <w:t>Outils:</w:t>
@@ -1356,8 +1408,8 @@
           <w:i w:val="false"/>
           <w:iCs w:val="false"/>
           <w:color w:val="002060"/>
-          <w:sz w:val="18"/>
-          <w:szCs w:val="18"/>
+          <w:sz w:val="20"/>
+          <w:szCs w:val="20"/>
           <w:u w:val="none"/>
         </w:rPr>
         <w:t xml:space="preserve"> {{ exp.Logiciels_outils | join(', ') }}</w:t>
@@ -1366,11 +1418,10 @@
     <w:p>
       <w:pPr>
         <w:pStyle w:val="BodyText"/>
-        <w:rPr>
-          <w:rFonts w:ascii="Calibri" w:hAnsi="Calibri"/>
-          <w:color w:val="002060"/>
-          <w:sz w:val="18"/>
-          <w:szCs w:val="18"/>
+        <w:spacing w:before="0" w:after="120"/>
+        <w:rPr>
+          <w:sz w:val="20"/>
+          <w:szCs w:val="20"/>
         </w:rPr>
       </w:pPr>
       <w:r>
@@ -1381,47 +1432,11 @@
           <w:i w:val="false"/>
           <w:iCs w:val="false"/>
           <w:color w:val="002060"/>
-          <w:sz w:val="18"/>
-          <w:szCs w:val="18"/>
+          <w:sz w:val="20"/>
+          <w:szCs w:val="20"/>
           <w:u w:val="none"/>
         </w:rPr>
-        <w:t>{% endif %}</w:t>
-      </w:r>
-    </w:p>
-    <w:p>
-      <w:pPr>
-        <w:pStyle w:val="BodyText"/>
-        <w:spacing w:before="0" w:after="120"/>
-        <w:rPr>
-          <w:rFonts w:ascii="Calibri" w:hAnsi="Calibri"/>
-          <w:color w:val="002060"/>
-          <w:sz w:val="18"/>
-          <w:szCs w:val="18"/>
-        </w:rPr>
-      </w:pPr>
-      <w:r>
-        <w:rPr>
-          <w:rFonts w:ascii="Calibri" w:hAnsi="Calibri"/>
-          <w:color w:val="002060"/>
-          <w:sz w:val="18"/>
-          <w:szCs w:val="18"/>
-        </w:rPr>
-        <w:t>{% endfor %}</w:t>
-      </w:r>
-    </w:p>
-    <w:p>
-      <w:pPr>
-        <w:pStyle w:val="BodyText"/>
-        <w:spacing w:before="0" w:after="120"/>
-        <w:rPr>
-          <w:rFonts w:ascii="Calibri" w:hAnsi="Calibri"/>
-          <w:color w:val="002060"/>
-          <w:sz w:val="18"/>
-          <w:szCs w:val="18"/>
-        </w:rPr>
-      </w:pPr>
-      <w:r>
-        <w:rPr/>
+        <w:t>{% endif %}{% endfor %}</w:t>
       </w:r>
     </w:p>
     <w:sectPr>
@@ -2064,7 +2079,7 @@
         </mc:Fallback>
       </mc:AlternateContent>
       <w:drawing>
-        <wp:anchor behindDoc="0" distT="0" distB="0" distL="0" distR="0" simplePos="0" locked="0" layoutInCell="0" allowOverlap="1" relativeHeight="20">
+        <wp:anchor behindDoc="1" distT="0" distB="0" distL="0" distR="0" simplePos="0" locked="0" layoutInCell="0" allowOverlap="1" relativeHeight="20">
           <wp:simplePos x="0" y="0"/>
           <wp:positionH relativeFrom="column">
             <wp:posOffset>31115</wp:posOffset>
@@ -2072,7 +2087,7 @@
           <wp:positionV relativeFrom="paragraph">
             <wp:posOffset>33020</wp:posOffset>
           </wp:positionV>
-          <wp:extent cx="1336675" cy="701675"/>
+          <wp:extent cx="1474470" cy="774065"/>
           <wp:effectExtent l="0" t="0" r="0" b="0"/>
           <wp:wrapSquare wrapText="largest"/>
           <wp:docPr id="9" name="Image1" descr=""/>
@@ -2098,7 +2113,7 @@
                 <pic:spPr bwMode="auto">
                   <a:xfrm>
                     <a:off x="0" y="0"/>
-                    <a:ext cx="1336675" cy="701675"/>
+                    <a:ext cx="1474470" cy="774065"/>
                   </a:xfrm>
                   <a:prstGeom prst="rect">
                     <a:avLst/>
@@ -2215,7 +2230,7 @@
         </mc:Fallback>
       </mc:AlternateContent>
       <w:drawing>
-        <wp:anchor behindDoc="0" distT="0" distB="0" distL="0" distR="0" simplePos="0" locked="0" layoutInCell="0" allowOverlap="1" relativeHeight="20">
+        <wp:anchor behindDoc="1" distT="0" distB="0" distL="0" distR="0" simplePos="0" locked="0" layoutInCell="0" allowOverlap="1" relativeHeight="20">
           <wp:simplePos x="0" y="0"/>
           <wp:positionH relativeFrom="column">
             <wp:posOffset>31115</wp:posOffset>
@@ -2223,7 +2238,7 @@
           <wp:positionV relativeFrom="paragraph">
             <wp:posOffset>33020</wp:posOffset>
           </wp:positionV>
-          <wp:extent cx="1336675" cy="701675"/>
+          <wp:extent cx="1474470" cy="774065"/>
           <wp:effectExtent l="0" t="0" r="0" b="0"/>
           <wp:wrapSquare wrapText="largest"/>
           <wp:docPr id="11" name="Image1" descr=""/>
@@ -2249,7 +2264,7 @@
                 <pic:spPr bwMode="auto">
                   <a:xfrm>
                     <a:off x="0" y="0"/>
-                    <a:ext cx="1336675" cy="701675"/>
+                    <a:ext cx="1474470" cy="774065"/>
                   </a:xfrm>
                   <a:prstGeom prst="rect">
                     <a:avLst/>
@@ -3401,6 +3416,143 @@
     </w:lvl>
   </w:abstractNum>
   <w:abstractNum w:abstractNumId="9">
+    <w:lvl w:ilvl="0">
+      <w:start w:val="1"/>
+      <w:numFmt w:val="bullet"/>
+      <w:lvlText w:val=""/>
+      <w:lvlJc w:val="left"/>
+      <w:pPr>
+        <w:tabs>
+          <w:tab w:val="num" w:pos="720"/>
+        </w:tabs>
+        <w:ind w:left="720" w:hanging="360"/>
+      </w:pPr>
+      <w:rPr>
+        <w:rFonts w:ascii="Wingdings" w:hAnsi="Wingdings" w:cs="Wingdings" w:hint="default"/>
+      </w:rPr>
+    </w:lvl>
+    <w:lvl w:ilvl="1">
+      <w:start w:val="1"/>
+      <w:numFmt w:val="bullet"/>
+      <w:lvlText w:val=""/>
+      <w:lvlJc w:val="left"/>
+      <w:pPr>
+        <w:tabs>
+          <w:tab w:val="num" w:pos="1080"/>
+        </w:tabs>
+        <w:ind w:left="1080" w:hanging="360"/>
+      </w:pPr>
+      <w:rPr>
+        <w:rFonts w:ascii="Wingdings" w:hAnsi="Wingdings" w:cs="Wingdings" w:hint="default"/>
+      </w:rPr>
+    </w:lvl>
+    <w:lvl w:ilvl="2">
+      <w:start w:val="1"/>
+      <w:numFmt w:val="bullet"/>
+      <w:lvlText w:val=""/>
+      <w:lvlJc w:val="left"/>
+      <w:pPr>
+        <w:tabs>
+          <w:tab w:val="num" w:pos="1440"/>
+        </w:tabs>
+        <w:ind w:left="1440" w:hanging="360"/>
+      </w:pPr>
+      <w:rPr>
+        <w:rFonts w:ascii="Wingdings" w:hAnsi="Wingdings" w:cs="Wingdings" w:hint="default"/>
+      </w:rPr>
+    </w:lvl>
+    <w:lvl w:ilvl="3">
+      <w:start w:val="1"/>
+      <w:numFmt w:val="bullet"/>
+      <w:lvlText w:val=""/>
+      <w:lvlJc w:val="left"/>
+      <w:pPr>
+        <w:tabs>
+          <w:tab w:val="num" w:pos="1800"/>
+        </w:tabs>
+        <w:ind w:left="1800" w:hanging="360"/>
+      </w:pPr>
+      <w:rPr>
+        <w:rFonts w:ascii="Wingdings" w:hAnsi="Wingdings" w:cs="Wingdings" w:hint="default"/>
+      </w:rPr>
+    </w:lvl>
+    <w:lvl w:ilvl="4">
+      <w:start w:val="1"/>
+      <w:numFmt w:val="bullet"/>
+      <w:lvlText w:val=""/>
+      <w:lvlJc w:val="left"/>
+      <w:pPr>
+        <w:tabs>
+          <w:tab w:val="num" w:pos="2160"/>
+        </w:tabs>
+        <w:ind w:left="2160" w:hanging="360"/>
+      </w:pPr>
+      <w:rPr>
+        <w:rFonts w:ascii="Wingdings" w:hAnsi="Wingdings" w:cs="Wingdings" w:hint="default"/>
+      </w:rPr>
+    </w:lvl>
+    <w:lvl w:ilvl="5">
+      <w:start w:val="1"/>
+      <w:numFmt w:val="bullet"/>
+      <w:lvlText w:val=""/>
+      <w:lvlJc w:val="left"/>
+      <w:pPr>
+        <w:tabs>
+          <w:tab w:val="num" w:pos="2520"/>
+        </w:tabs>
+        <w:ind w:left="2520" w:hanging="360"/>
+      </w:pPr>
+      <w:rPr>
+        <w:rFonts w:ascii="Wingdings" w:hAnsi="Wingdings" w:cs="Wingdings" w:hint="default"/>
+      </w:rPr>
+    </w:lvl>
+    <w:lvl w:ilvl="6">
+      <w:start w:val="1"/>
+      <w:numFmt w:val="bullet"/>
+      <w:lvlText w:val=""/>
+      <w:lvlJc w:val="left"/>
+      <w:pPr>
+        <w:tabs>
+          <w:tab w:val="num" w:pos="2880"/>
+        </w:tabs>
+        <w:ind w:left="2880" w:hanging="360"/>
+      </w:pPr>
+      <w:rPr>
+        <w:rFonts w:ascii="Wingdings" w:hAnsi="Wingdings" w:cs="Wingdings" w:hint="default"/>
+      </w:rPr>
+    </w:lvl>
+    <w:lvl w:ilvl="7">
+      <w:start w:val="1"/>
+      <w:numFmt w:val="bullet"/>
+      <w:lvlText w:val=""/>
+      <w:lvlJc w:val="left"/>
+      <w:pPr>
+        <w:tabs>
+          <w:tab w:val="num" w:pos="3240"/>
+        </w:tabs>
+        <w:ind w:left="3240" w:hanging="360"/>
+      </w:pPr>
+      <w:rPr>
+        <w:rFonts w:ascii="Wingdings" w:hAnsi="Wingdings" w:cs="Wingdings" w:hint="default"/>
+      </w:rPr>
+    </w:lvl>
+    <w:lvl w:ilvl="8">
+      <w:start w:val="1"/>
+      <w:numFmt w:val="bullet"/>
+      <w:lvlText w:val=""/>
+      <w:lvlJc w:val="left"/>
+      <w:pPr>
+        <w:tabs>
+          <w:tab w:val="num" w:pos="3600"/>
+        </w:tabs>
+        <w:ind w:left="3600" w:hanging="360"/>
+      </w:pPr>
+      <w:rPr>
+        <w:rFonts w:ascii="Wingdings" w:hAnsi="Wingdings" w:cs="Wingdings" w:hint="default"/>
+      </w:rPr>
+    </w:lvl>
+  </w:abstractNum>
+  <w:abstractNum w:abstractNumId="10">
     <w:lvl w:ilvl="0">
       <w:start w:val="1"/>
       <w:numFmt w:val="none"/>
@@ -3545,6 +3697,9 @@
   </w:num>
   <w:num w:numId="9">
     <w:abstractNumId w:val="9"/>
+  </w:num>
+  <w:num w:numId="10">
+    <w:abstractNumId w:val="10"/>
   </w:num>
 </w:numbering>
 </file>

--- a/ressources/template.docx
+++ b/ressources/template.docx
@@ -106,8 +106,7 @@
       <w:pPr>
         <w:pStyle w:val="Normal"/>
         <w:rPr>
-          <w:sz w:val="20"/>
-          <w:szCs w:val="20"/>
+          <w:color w:val="auto"/>
         </w:rPr>
       </w:pPr>
       <w:r>
@@ -117,7 +116,7 @@
           <w:bCs w:val="false"/>
           <w:i w:val="false"/>
           <w:iCs w:val="false"/>
-          <w:color w:val="002060"/>
+          <w:color w:val="auto"/>
           <w:sz w:val="20"/>
           <w:szCs w:val="20"/>
         </w:rPr>
@@ -132,8 +131,7 @@
           <w:numId w:val="6"/>
         </w:numPr>
         <w:rPr>
-          <w:sz w:val="20"/>
-          <w:szCs w:val="20"/>
+          <w:color w:val="auto"/>
         </w:rPr>
       </w:pPr>
       <w:r>
@@ -143,7 +141,7 @@
           <w:bCs w:val="false"/>
           <w:i w:val="false"/>
           <w:iCs w:val="false"/>
-          <w:color w:val="002060"/>
+          <w:color w:val="auto"/>
           <w:sz w:val="20"/>
           <w:szCs w:val="20"/>
         </w:rPr>
@@ -154,8 +152,7 @@
       <w:pPr>
         <w:pStyle w:val="Normal"/>
         <w:rPr>
-          <w:sz w:val="20"/>
-          <w:szCs w:val="20"/>
+          <w:color w:val="auto"/>
         </w:rPr>
       </w:pPr>
       <w:r>
@@ -165,7 +162,7 @@
           <w:bCs w:val="false"/>
           <w:i w:val="false"/>
           <w:iCs w:val="false"/>
-          <w:color w:val="002060"/>
+          <w:color w:val="auto"/>
           <w:sz w:val="20"/>
           <w:szCs w:val="20"/>
         </w:rPr>
@@ -277,14 +274,13 @@
         <w:ind w:hanging="0" w:left="0" w:right="0"/>
         <w:jc w:val="left"/>
         <w:rPr>
-          <w:sz w:val="20"/>
-          <w:szCs w:val="20"/>
+          <w:color w:val="auto"/>
         </w:rPr>
       </w:pPr>
       <w:r>
         <w:rPr>
           <w:rFonts w:ascii="Calibri" w:hAnsi="Calibri"/>
-          <w:color w:val="002060"/>
+          <w:color w:val="auto"/>
           <w:sz w:val="20"/>
           <w:szCs w:val="20"/>
         </w:rPr>
@@ -300,8 +296,7 @@
         </w:numPr>
         <w:jc w:val="left"/>
         <w:rPr>
-          <w:sz w:val="20"/>
-          <w:szCs w:val="20"/>
+          <w:color w:val="auto"/>
         </w:rPr>
       </w:pPr>
       <w:r>
@@ -309,7 +304,7 @@
           <w:rFonts w:ascii="Calibri" w:hAnsi="Calibri"/>
           <w:b/>
           <w:bCs/>
-          <w:color w:val="002060"/>
+          <w:color w:val="auto"/>
           <w:sz w:val="20"/>
           <w:szCs w:val="20"/>
         </w:rPr>
@@ -318,7 +313,7 @@
       <w:r>
         <w:rPr>
           <w:rFonts w:ascii="Calibri" w:hAnsi="Calibri"/>
-          <w:color w:val="002060"/>
+          <w:color w:val="auto"/>
           <w:sz w:val="20"/>
           <w:szCs w:val="20"/>
         </w:rPr>
@@ -331,14 +326,13 @@
         <w:ind w:hanging="0" w:left="0" w:right="0"/>
         <w:jc w:val="left"/>
         <w:rPr>
-          <w:sz w:val="20"/>
-          <w:szCs w:val="20"/>
+          <w:color w:val="auto"/>
         </w:rPr>
       </w:pPr>
       <w:r>
         <w:rPr>
           <w:rFonts w:ascii="Calibri" w:hAnsi="Calibri"/>
-          <w:color w:val="002060"/>
+          <w:color w:val="auto"/>
           <w:sz w:val="20"/>
           <w:szCs w:val="20"/>
         </w:rPr>
@@ -450,14 +444,13 @@
         <w:pStyle w:val="Normal"/>
         <w:spacing w:before="0" w:after="19"/>
         <w:rPr>
-          <w:sz w:val="20"/>
-          <w:szCs w:val="20"/>
+          <w:color w:val="auto"/>
         </w:rPr>
       </w:pPr>
       <w:r>
         <w:rPr>
           <w:rFonts w:ascii="Calibri" w:hAnsi="Calibri"/>
-          <w:color w:val="002060"/>
+          <w:color w:val="auto"/>
           <w:sz w:val="20"/>
           <w:szCs w:val="20"/>
         </w:rPr>
@@ -473,14 +466,13 @@
         </w:numPr>
         <w:spacing w:before="0" w:after="19"/>
         <w:rPr>
-          <w:sz w:val="20"/>
-          <w:szCs w:val="20"/>
+          <w:color w:val="auto"/>
         </w:rPr>
       </w:pPr>
       <w:r>
         <w:rPr>
           <w:rFonts w:ascii="Calibri" w:hAnsi="Calibri"/>
-          <w:color w:val="002060"/>
+          <w:color w:val="auto"/>
           <w:sz w:val="20"/>
           <w:szCs w:val="20"/>
         </w:rPr>
@@ -492,14 +484,13 @@
         <w:pStyle w:val="Normal"/>
         <w:spacing w:before="0" w:after="19"/>
         <w:rPr>
-          <w:sz w:val="20"/>
-          <w:szCs w:val="20"/>
+          <w:color w:val="auto"/>
         </w:rPr>
       </w:pPr>
       <w:r>
         <w:rPr>
           <w:rFonts w:ascii="Calibri" w:hAnsi="Calibri"/>
-          <w:color w:val="002060"/>
+          <w:color w:val="auto"/>
           <w:sz w:val="20"/>
           <w:szCs w:val="20"/>
         </w:rPr>
@@ -609,14 +600,13 @@
       <w:pPr>
         <w:pStyle w:val="Normal"/>
         <w:rPr>
-          <w:sz w:val="20"/>
-          <w:szCs w:val="20"/>
+          <w:color w:val="auto"/>
         </w:rPr>
       </w:pPr>
       <w:r>
         <w:rPr>
           <w:rFonts w:ascii="Calibri" w:hAnsi="Calibri"/>
-          <w:color w:val="002060"/>
+          <w:color w:val="auto"/>
           <w:sz w:val="20"/>
           <w:szCs w:val="20"/>
         </w:rPr>
@@ -631,10 +621,7 @@
           <w:numId w:val="9"/>
         </w:numPr>
         <w:rPr>
-          <w:b/>
-          <w:bCs/>
-          <w:sz w:val="20"/>
-          <w:szCs w:val="20"/>
+          <w:color w:val="auto"/>
         </w:rPr>
       </w:pPr>
       <w:r>
@@ -642,7 +629,7 @@
           <w:rFonts w:ascii="Calibri" w:hAnsi="Calibri"/>
           <w:b/>
           <w:bCs/>
-          <w:color w:val="002060"/>
+          <w:color w:val="auto"/>
           <w:sz w:val="20"/>
           <w:szCs w:val="20"/>
         </w:rPr>
@@ -653,14 +640,13 @@
       <w:pPr>
         <w:pStyle w:val="Normal"/>
         <w:rPr>
-          <w:sz w:val="20"/>
-          <w:szCs w:val="20"/>
+          <w:color w:val="auto"/>
         </w:rPr>
       </w:pPr>
       <w:r>
         <w:rPr>
           <w:rFonts w:ascii="Calibri" w:hAnsi="Calibri"/>
-          <w:color w:val="002060"/>
+          <w:color w:val="auto"/>
           <w:sz w:val="20"/>
           <w:szCs w:val="20"/>
         </w:rPr>
@@ -671,14 +657,13 @@
       <w:pPr>
         <w:pStyle w:val="Normal"/>
         <w:rPr>
-          <w:sz w:val="20"/>
-          <w:szCs w:val="20"/>
+          <w:color w:val="auto"/>
         </w:rPr>
       </w:pPr>
       <w:r>
         <w:rPr>
           <w:rFonts w:ascii="Calibri" w:hAnsi="Calibri"/>
-          <w:color w:val="002060"/>
+          <w:color w:val="auto"/>
           <w:sz w:val="20"/>
           <w:szCs w:val="20"/>
         </w:rPr>
@@ -689,14 +674,13 @@
       <w:pPr>
         <w:pStyle w:val="Normal"/>
         <w:rPr>
-          <w:sz w:val="20"/>
-          <w:szCs w:val="20"/>
+          <w:color w:val="auto"/>
         </w:rPr>
       </w:pPr>
       <w:r>
         <w:rPr>
           <w:rFonts w:ascii="Calibri" w:hAnsi="Calibri"/>
-          <w:color w:val="002060"/>
+          <w:color w:val="auto"/>
           <w:sz w:val="20"/>
           <w:szCs w:val="20"/>
         </w:rPr>
@@ -707,12 +691,14 @@
       <w:pPr>
         <w:pStyle w:val="Normal"/>
         <w:rPr>
+          <w:color w:val="auto"/>
           <w:sz w:val="20"/>
           <w:szCs w:val="20"/>
         </w:rPr>
       </w:pPr>
       <w:r>
         <w:rPr>
+          <w:color w:val="auto"/>
           <w:sz w:val="20"/>
           <w:szCs w:val="20"/>
         </w:rPr>
@@ -722,14 +708,13 @@
       <w:pPr>
         <w:pStyle w:val="Normal"/>
         <w:rPr>
-          <w:sz w:val="20"/>
-          <w:szCs w:val="20"/>
+          <w:color w:val="auto"/>
         </w:rPr>
       </w:pPr>
       <w:r>
         <w:rPr>
           <w:rFonts w:ascii="Calibri" w:hAnsi="Calibri"/>
-          <w:color w:val="002060"/>
+          <w:color w:val="auto"/>
           <w:sz w:val="20"/>
           <w:szCs w:val="20"/>
         </w:rPr>
@@ -740,8 +725,7 @@
       <w:pPr>
         <w:pStyle w:val="BodyText"/>
         <w:rPr>
-          <w:sz w:val="20"/>
-          <w:szCs w:val="20"/>
+          <w:color w:val="auto"/>
         </w:rPr>
       </w:pPr>
       <w:r>
@@ -749,7 +733,7 @@
           <w:rFonts w:ascii="Calibri" w:hAnsi="Calibri"/>
           <w:b w:val="false"/>
           <w:bCs w:val="false"/>
-          <w:color w:val="002060"/>
+          <w:color w:val="auto"/>
           <w:sz w:val="20"/>
           <w:szCs w:val="20"/>
         </w:rPr>
@@ -760,7 +744,7 @@
           <w:rFonts w:ascii="Calibri" w:hAnsi="Calibri"/>
           <w:b w:val="false"/>
           <w:bCs w:val="false"/>
-          <w:color w:val="002060"/>
+          <w:color w:val="auto"/>
           <w:sz w:val="20"/>
           <w:szCs w:val="20"/>
         </w:rPr>
@@ -771,7 +755,7 @@
           <w:rFonts w:ascii="Calibri" w:hAnsi="Calibri"/>
           <w:b w:val="false"/>
           <w:bCs w:val="false"/>
-          <w:color w:val="002060"/>
+          <w:color w:val="auto"/>
           <w:sz w:val="20"/>
           <w:szCs w:val="20"/>
         </w:rPr>
@@ -782,7 +766,7 @@
           <w:rFonts w:ascii="Calibri" w:hAnsi="Calibri"/>
           <w:b w:val="false"/>
           <w:bCs w:val="false"/>
-          <w:color w:val="002060"/>
+          <w:color w:val="auto"/>
           <w:sz w:val="20"/>
           <w:szCs w:val="20"/>
           <w:u w:val="none"/>
@@ -893,14 +877,13 @@
       <w:pPr>
         <w:pStyle w:val="Normal"/>
         <w:rPr>
-          <w:sz w:val="20"/>
-          <w:szCs w:val="20"/>
+          <w:color w:val="auto"/>
         </w:rPr>
       </w:pPr>
       <w:r>
         <w:rPr>
           <w:rFonts w:ascii="Calibri" w:hAnsi="Calibri"/>
-          <w:color w:val="002060"/>
+          <w:color w:val="auto"/>
           <w:sz w:val="20"/>
           <w:szCs w:val="20"/>
         </w:rPr>
@@ -915,14 +898,13 @@
           <w:numId w:val="8"/>
         </w:numPr>
         <w:rPr>
-          <w:sz w:val="20"/>
-          <w:szCs w:val="20"/>
+          <w:color w:val="auto"/>
         </w:rPr>
       </w:pPr>
       <w:r>
         <w:rPr>
           <w:rFonts w:ascii="Calibri" w:hAnsi="Calibri"/>
-          <w:color w:val="002060"/>
+          <w:color w:val="auto"/>
           <w:sz w:val="20"/>
           <w:szCs w:val="20"/>
         </w:rPr>
@@ -933,14 +915,13 @@
       <w:pPr>
         <w:pStyle w:val="Normal"/>
         <w:rPr>
-          <w:sz w:val="20"/>
-          <w:szCs w:val="20"/>
+          <w:color w:val="auto"/>
         </w:rPr>
       </w:pPr>
       <w:r>
         <w:rPr>
           <w:rFonts w:ascii="Calibri" w:hAnsi="Calibri"/>
-          <w:color w:val="002060"/>
+          <w:color w:val="auto"/>
           <w:sz w:val="20"/>
           <w:szCs w:val="20"/>
         </w:rPr>
@@ -951,6 +932,7 @@
       <w:pPr>
         <w:pStyle w:val="BodyText"/>
         <w:rPr>
+          <w:color w:val="auto"/>
           <w:sz w:val="20"/>
           <w:szCs w:val="20"/>
         </w:rPr>
@@ -962,7 +944,7 @@
           <w:bCs w:val="false"/>
           <w:i w:val="false"/>
           <w:iCs w:val="false"/>
-          <w:color w:val="002060"/>
+          <w:color w:val="auto"/>
           <w:sz w:val="20"/>
           <w:szCs w:val="20"/>
           <w:u w:val="none"/>
@@ -1073,8 +1055,7 @@
       <w:pPr>
         <w:pStyle w:val="BodyText"/>
         <w:rPr>
-          <w:sz w:val="20"/>
-          <w:szCs w:val="20"/>
+          <w:color w:val="auto"/>
         </w:rPr>
       </w:pPr>
       <w:r>
@@ -1084,11 +1065,11 @@
           <w:bCs w:val="false"/>
           <w:i w:val="false"/>
           <w:iCs w:val="false"/>
-          <w:color w:val="002060"/>
+          <w:color w:val="auto"/>
           <w:sz w:val="20"/>
           <w:szCs w:val="20"/>
         </w:rPr>
-        <w:t>{% for exp in Experiences %}{{ exp.Nom_Entreprise }}\t\t{{ exp.Dates }}  {{ exp.Durée_expérience }}</w:t>
+        <w:t>{{ exp.Nom_Entreprise | ljust(50) }}{{ exp.Dates }} {{ exp.Durée_expérience }}</w:t>
       </w:r>
     </w:p>
     <w:p>
@@ -1096,7 +1077,7 @@
         <w:pStyle w:val="BodyText"/>
         <w:rPr>
           <w:rFonts w:ascii="Calibri" w:hAnsi="Calibri"/>
-          <w:color w:val="002060"/>
+          <w:color w:val="auto"/>
           <w:sz w:val="20"/>
           <w:szCs w:val="20"/>
         </w:rPr>
@@ -1104,7 +1085,7 @@
       <w:r>
         <w:rPr>
           <w:rFonts w:ascii="Calibri" w:hAnsi="Calibri"/>
-          <w:color w:val="002060"/>
+          <w:color w:val="auto"/>
           <w:sz w:val="20"/>
           <w:szCs w:val="20"/>
         </w:rPr>
@@ -1114,7 +1095,7 @@
               <wp:anchor behindDoc="0" distT="635" distB="635" distL="635" distR="635" simplePos="0" locked="0" layoutInCell="1" allowOverlap="1" relativeHeight="19">
                 <wp:simplePos x="0" y="0"/>
                 <wp:positionH relativeFrom="column">
-                  <wp:posOffset>12065</wp:posOffset>
+                  <wp:posOffset>72390</wp:posOffset>
                 </wp:positionH>
                 <wp:positionV relativeFrom="paragraph">
                   <wp:posOffset>-15875</wp:posOffset>
@@ -1156,7 +1137,7 @@
           </mc:Choice>
           <mc:Fallback>
             <w:pict>
-              <v:line id="shape_0" from="0.95pt,-1.25pt" to="512.75pt,-0.65pt" ID="Ligne 1" stroked="t" o:allowincell="f" style="position:absolute">
+              <v:line id="shape_0" from="5.7pt,-1.25pt" to="517.5pt,-0.65pt" ID="Ligne 1" stroked="t" o:allowincell="f" style="position:absolute">
                 <v:stroke color="#3465a4" joinstyle="round" endcap="flat"/>
                 <v:fill o:detectmouseclick="t" on="false"/>
                 <w10:wrap type="none"/>
@@ -1174,8 +1155,7 @@
           <w:numId w:val="4"/>
         </w:numPr>
         <w:rPr>
-          <w:sz w:val="20"/>
-          <w:szCs w:val="20"/>
+          <w:color w:val="auto"/>
         </w:rPr>
       </w:pPr>
       <w:r>
@@ -1183,7 +1163,7 @@
           <w:rFonts w:ascii="Calibri" w:hAnsi="Calibri"/>
           <w:b/>
           <w:bCs/>
-          <w:color w:val="002060"/>
+          <w:color w:val="auto"/>
           <w:sz w:val="20"/>
           <w:szCs w:val="20"/>
         </w:rPr>
@@ -1194,8 +1174,7 @@
       <w:pPr>
         <w:pStyle w:val="BodyText"/>
         <w:rPr>
-          <w:sz w:val="20"/>
-          <w:szCs w:val="20"/>
+          <w:color w:val="auto"/>
         </w:rPr>
       </w:pPr>
       <w:r>
@@ -1203,7 +1182,7 @@
           <w:rFonts w:ascii="Calibri" w:hAnsi="Calibri"/>
           <w:b w:val="false"/>
           <w:bCs w:val="false"/>
-          <w:color w:val="002060"/>
+          <w:color w:val="auto"/>
           <w:sz w:val="20"/>
           <w:szCs w:val="20"/>
         </w:rPr>
@@ -1214,7 +1193,7 @@
           <w:rFonts w:ascii="Calibri" w:hAnsi="Calibri"/>
           <w:b w:val="false"/>
           <w:bCs w:val="false"/>
-          <w:color w:val="002060"/>
+          <w:color w:val="auto"/>
           <w:sz w:val="20"/>
           <w:szCs w:val="20"/>
           <w:u w:val="none"/>
@@ -1226,8 +1205,7 @@
       <w:pPr>
         <w:pStyle w:val="BodyText"/>
         <w:rPr>
-          <w:sz w:val="20"/>
-          <w:szCs w:val="20"/>
+          <w:color w:val="auto"/>
         </w:rPr>
       </w:pPr>
       <w:r>
@@ -1235,7 +1213,7 @@
           <w:rFonts w:ascii="Calibri" w:hAnsi="Calibri"/>
           <w:b/>
           <w:bCs/>
-          <w:color w:val="002060"/>
+          <w:color w:val="auto"/>
           <w:sz w:val="20"/>
           <w:szCs w:val="20"/>
           <w:u w:val="none"/>
@@ -1247,7 +1225,7 @@
           <w:rFonts w:ascii="Calibri" w:hAnsi="Calibri"/>
           <w:b w:val="false"/>
           <w:bCs w:val="false"/>
-          <w:color w:val="002060"/>
+          <w:color w:val="auto"/>
           <w:sz w:val="20"/>
           <w:szCs w:val="20"/>
           <w:u w:val="none"/>
@@ -1259,7 +1237,7 @@
           <w:rFonts w:ascii="Calibri" w:hAnsi="Calibri"/>
           <w:b w:val="false"/>
           <w:bCs w:val="false"/>
-          <w:color w:val="002060"/>
+          <w:color w:val="auto"/>
           <w:sz w:val="20"/>
           <w:szCs w:val="20"/>
         </w:rPr>
@@ -1270,26 +1248,23 @@
       <w:pPr>
         <w:pStyle w:val="BodyText"/>
         <w:rPr>
-          <w:sz w:val="20"/>
-          <w:szCs w:val="20"/>
+          <w:rFonts w:ascii="Calibri" w:hAnsi="Calibri"/>
+          <w:color w:val="auto"/>
         </w:rPr>
       </w:pPr>
       <w:r>
         <w:rPr>
           <w:rFonts w:ascii="Calibri" w:hAnsi="Calibri"/>
-          <w:color w:val="002060"/>
-          <w:sz w:val="20"/>
-          <w:szCs w:val="20"/>
-        </w:rPr>
-        <w:t>{% for t in exp.Taches %}• {{ t }}{% endfor %}</w:t>
+          <w:color w:val="auto"/>
+        </w:rPr>
+        <w:t>{% for t in exp.Taches -%} - {{ t }} {% endfor %}</w:t>
       </w:r>
     </w:p>
     <w:p>
       <w:pPr>
         <w:pStyle w:val="BodyText"/>
         <w:rPr>
-          <w:sz w:val="20"/>
-          <w:szCs w:val="20"/>
+          <w:color w:val="auto"/>
         </w:rPr>
       </w:pPr>
       <w:r>
@@ -1297,7 +1272,7 @@
           <w:rFonts w:ascii="Calibri" w:hAnsi="Calibri"/>
           <w:b w:val="false"/>
           <w:bCs w:val="false"/>
-          <w:color w:val="002060"/>
+          <w:color w:val="auto"/>
           <w:sz w:val="20"/>
           <w:szCs w:val="20"/>
         </w:rPr>
@@ -1308,8 +1283,7 @@
       <w:pPr>
         <w:pStyle w:val="BodyText"/>
         <w:rPr>
-          <w:sz w:val="20"/>
-          <w:szCs w:val="20"/>
+          <w:color w:val="auto"/>
         </w:rPr>
       </w:pPr>
       <w:r>
@@ -1317,7 +1291,7 @@
           <w:rFonts w:ascii="Calibri" w:hAnsi="Calibri"/>
           <w:b/>
           <w:bCs/>
-          <w:color w:val="002060"/>
+          <w:color w:val="auto"/>
           <w:sz w:val="20"/>
           <w:szCs w:val="20"/>
         </w:rPr>
@@ -1328,7 +1302,7 @@
           <w:rFonts w:ascii="Calibri" w:hAnsi="Calibri"/>
           <w:b w:val="false"/>
           <w:bCs w:val="false"/>
-          <w:color w:val="002060"/>
+          <w:color w:val="auto"/>
           <w:sz w:val="20"/>
           <w:szCs w:val="20"/>
         </w:rPr>
@@ -1339,8 +1313,7 @@
       <w:pPr>
         <w:pStyle w:val="BodyText"/>
         <w:rPr>
-          <w:sz w:val="20"/>
-          <w:szCs w:val="20"/>
+          <w:color w:val="auto"/>
         </w:rPr>
       </w:pPr>
       <w:r>
@@ -1348,7 +1321,7 @@
           <w:rFonts w:ascii="Calibri" w:hAnsi="Calibri"/>
           <w:b w:val="false"/>
           <w:bCs w:val="false"/>
-          <w:color w:val="002060"/>
+          <w:color w:val="auto"/>
           <w:sz w:val="20"/>
           <w:szCs w:val="20"/>
         </w:rPr>
@@ -1359,8 +1332,7 @@
       <w:pPr>
         <w:pStyle w:val="BodyText"/>
         <w:rPr>
-          <w:sz w:val="20"/>
-          <w:szCs w:val="20"/>
+          <w:color w:val="auto"/>
         </w:rPr>
       </w:pPr>
       <w:r>
@@ -1370,7 +1342,7 @@
           <w:bCs w:val="false"/>
           <w:i w:val="false"/>
           <w:iCs w:val="false"/>
-          <w:color w:val="002060"/>
+          <w:color w:val="auto"/>
           <w:sz w:val="20"/>
           <w:szCs w:val="20"/>
           <w:u w:val="none"/>
@@ -1381,9 +1353,9 @@
     <w:p>
       <w:pPr>
         <w:pStyle w:val="BodyText"/>
-        <w:rPr>
-          <w:sz w:val="20"/>
-          <w:szCs w:val="20"/>
+        <w:spacing w:before="0" w:after="120"/>
+        <w:rPr>
+          <w:color w:val="auto"/>
         </w:rPr>
       </w:pPr>
       <w:r>
@@ -1393,7 +1365,7 @@
           <w:bCs/>
           <w:i w:val="false"/>
           <w:iCs w:val="false"/>
-          <w:color w:val="002060"/>
+          <w:color w:val="auto"/>
           <w:sz w:val="20"/>
           <w:szCs w:val="20"/>
           <w:u w:val="none"/>
@@ -1407,36 +1379,12 @@
           <w:bCs w:val="false"/>
           <w:i w:val="false"/>
           <w:iCs w:val="false"/>
-          <w:color w:val="002060"/>
+          <w:color w:val="auto"/>
           <w:sz w:val="20"/>
           <w:szCs w:val="20"/>
           <w:u w:val="none"/>
         </w:rPr>
-        <w:t xml:space="preserve"> {{ exp.Logiciels_outils | join(', ') }}</w:t>
-      </w:r>
-    </w:p>
-    <w:p>
-      <w:pPr>
-        <w:pStyle w:val="BodyText"/>
-        <w:spacing w:before="0" w:after="120"/>
-        <w:rPr>
-          <w:sz w:val="20"/>
-          <w:szCs w:val="20"/>
-        </w:rPr>
-      </w:pPr>
-      <w:r>
-        <w:rPr>
-          <w:rFonts w:cs="Calibri" w:ascii="Calibri" w:hAnsi="Calibri"/>
-          <w:b w:val="false"/>
-          <w:bCs w:val="false"/>
-          <w:i w:val="false"/>
-          <w:iCs w:val="false"/>
-          <w:color w:val="002060"/>
-          <w:sz w:val="20"/>
-          <w:szCs w:val="20"/>
-          <w:u w:val="none"/>
-        </w:rPr>
-        <w:t>{% endif %}{% endfor %}</w:t>
+        <w:t xml:space="preserve"> {{ exp.Logiciels_outils | join(', ') }}{% endif %}{% endfor %}</w:t>
       </w:r>
     </w:p>
     <w:sectPr>
@@ -2019,8 +1967,7 @@
       <w:pStyle w:val="Normal"/>
       <w:jc w:val="right"/>
       <w:rPr>
-        <w:sz w:val="32"/>
-        <w:szCs w:val="32"/>
+        <w:color w:val="auto"/>
       </w:rPr>
     </w:pPr>
     <w:r>
@@ -2130,7 +2077,7 @@
         <w:rFonts w:cs="Calibri" w:ascii="Calibri" w:hAnsi="Calibri"/>
         <w:b/>
         <w:bCs/>
-        <w:color w:val="002060"/>
+        <w:color w:val="auto"/>
         <w:sz w:val="32"/>
         <w:szCs w:val="32"/>
       </w:rPr>
@@ -2144,8 +2091,7 @@
       <w:pStyle w:val="Normal"/>
       <w:jc w:val="right"/>
       <w:rPr>
-        <w:sz w:val="32"/>
-        <w:szCs w:val="32"/>
+        <w:color w:val="auto"/>
       </w:rPr>
     </w:pPr>
     <w:r>
@@ -2153,7 +2099,7 @@
         <w:rFonts w:cs="Calibri" w:ascii="Calibri" w:hAnsi="Calibri"/>
         <w:b/>
         <w:bCs/>
-        <w:color w:val="002060"/>
+        <w:color w:val="auto"/>
         <w:sz w:val="32"/>
         <w:szCs w:val="32"/>
       </w:rPr>
@@ -2170,8 +2116,7 @@
       <w:pStyle w:val="Normal"/>
       <w:jc w:val="right"/>
       <w:rPr>
-        <w:sz w:val="32"/>
-        <w:szCs w:val="32"/>
+        <w:color w:val="auto"/>
       </w:rPr>
     </w:pPr>
     <w:r>
@@ -2281,7 +2226,7 @@
         <w:rFonts w:cs="Calibri" w:ascii="Calibri" w:hAnsi="Calibri"/>
         <w:b/>
         <w:bCs/>
-        <w:color w:val="002060"/>
+        <w:color w:val="auto"/>
         <w:sz w:val="32"/>
         <w:szCs w:val="32"/>
       </w:rPr>
@@ -2295,8 +2240,7 @@
       <w:pStyle w:val="Normal"/>
       <w:jc w:val="right"/>
       <w:rPr>
-        <w:sz w:val="32"/>
-        <w:szCs w:val="32"/>
+        <w:color w:val="auto"/>
       </w:rPr>
     </w:pPr>
     <w:r>
@@ -2304,7 +2248,7 @@
         <w:rFonts w:cs="Calibri" w:ascii="Calibri" w:hAnsi="Calibri"/>
         <w:b/>
         <w:bCs/>
-        <w:color w:val="002060"/>
+        <w:color w:val="auto"/>
         <w:sz w:val="32"/>
         <w:szCs w:val="32"/>
       </w:rPr>

--- a/ressources/template.docx
+++ b/ressources/template.docx
@@ -579,6 +579,10 @@
           <w:ilvl w:val="0"/>
           <w:numId w:val="9"/>
         </w:numPr>
+        <w:rPr>
+          <w:b/>
+          <w:bCs/>
+        </w:rPr>
       </w:pPr>
       <w:proofErr w:type="gramStart"/>
       <w:r>
@@ -1144,7 +1148,7 @@
           <w:sz w:val="20"/>
           <w:szCs w:val="20"/>
         </w:rPr>
-        <w:t>{</w:t>
+        <w:t>|</w:t>
       </w:r>
       <w:proofErr w:type="gramEnd"/>
       <w:r>
@@ -1153,7 +1157,7 @@
           <w:sz w:val="20"/>
           <w:szCs w:val="20"/>
         </w:rPr>
-        <w:t xml:space="preserve">{ </w:t>
+        <w:t xml:space="preserve"> {{ </w:t>
       </w:r>
       <w:proofErr w:type="spellStart"/>
       <w:r>
@@ -1171,7 +1175,7 @@
           <w:sz w:val="20"/>
           <w:szCs w:val="20"/>
         </w:rPr>
-        <w:t xml:space="preserve"> }} {{ </w:t>
+        <w:t xml:space="preserve"> }} | {{ </w:t>
       </w:r>
       <w:proofErr w:type="spellStart"/>
       <w:r>
@@ -1189,7 +1193,7 @@
           <w:sz w:val="20"/>
           <w:szCs w:val="20"/>
         </w:rPr>
-        <w:t xml:space="preserve"> }} {{ </w:t>
+        <w:t xml:space="preserve"> }} — {{ </w:t>
       </w:r>
       <w:proofErr w:type="spellStart"/>
       <w:r>
@@ -1207,7 +1211,7 @@
           <w:sz w:val="20"/>
           <w:szCs w:val="20"/>
         </w:rPr>
-        <w:t xml:space="preserve"> }}</w:t>
+        <w:t xml:space="preserve"> }} |</w:t>
       </w:r>
     </w:p>
     <w:p>
@@ -1477,10 +1481,18 @@
           <w:sz w:val="20"/>
           <w:szCs w:val="20"/>
         </w:rPr>
-        <w:t>exp.Clients</w:t>
+        <w:t>exp.Logiciels</w:t>
+      </w:r>
+      <w:proofErr w:type="gramEnd"/>
+      <w:r>
+        <w:rPr>
+          <w:rFonts w:ascii="Calibri" w:hAnsi="Calibri"/>
+          <w:sz w:val="20"/>
+          <w:szCs w:val="20"/>
+        </w:rPr>
+        <w:t>_outils</w:t>
       </w:r>
       <w:proofErr w:type="spellEnd"/>
-      <w:proofErr w:type="gramEnd"/>
       <w:r>
         <w:rPr>
           <w:rFonts w:ascii="Calibri" w:hAnsi="Calibri"/>
@@ -1493,8 +1505,12 @@
     <w:p>
       <w:pPr>
         <w:pStyle w:val="Corpsdetexte"/>
-      </w:pPr>
-      <w:proofErr w:type="gramStart"/>
+        <w:rPr>
+          <w:rFonts w:ascii="Calibri" w:hAnsi="Calibri"/>
+          <w:sz w:val="20"/>
+          <w:szCs w:val="20"/>
+        </w:rPr>
+      </w:pPr>
       <w:r>
         <w:rPr>
           <w:rFonts w:ascii="Calibri" w:hAnsi="Calibri"/>
@@ -1503,35 +1519,42 @@
           <w:sz w:val="20"/>
           <w:szCs w:val="20"/>
         </w:rPr>
-        <w:t>Clients:</w:t>
+        <w:t>Outils :</w:t>
+      </w:r>
+      <w:r>
+        <w:rPr>
+          <w:rFonts w:ascii="Calibri" w:hAnsi="Calibri"/>
+          <w:sz w:val="20"/>
+          <w:szCs w:val="20"/>
+        </w:rPr>
+        <w:t xml:space="preserve"> </w:t>
+      </w:r>
+      <w:proofErr w:type="gramStart"/>
+      <w:r>
+        <w:rPr>
+          <w:rFonts w:ascii="Calibri" w:hAnsi="Calibri"/>
+          <w:sz w:val="20"/>
+          <w:szCs w:val="20"/>
+        </w:rPr>
+        <w:t xml:space="preserve">{{ </w:t>
+      </w:r>
+      <w:proofErr w:type="spellStart"/>
+      <w:r>
+        <w:rPr>
+          <w:rFonts w:ascii="Calibri" w:hAnsi="Calibri"/>
+          <w:sz w:val="20"/>
+          <w:szCs w:val="20"/>
+        </w:rPr>
+        <w:t>exp</w:t>
       </w:r>
       <w:proofErr w:type="gramEnd"/>
       <w:r>
         <w:rPr>
           <w:rFonts w:ascii="Calibri" w:hAnsi="Calibri"/>
-          <w:b/>
-          <w:bCs/>
-          <w:sz w:val="20"/>
-          <w:szCs w:val="20"/>
-        </w:rPr>
-        <w:t xml:space="preserve"> </w:t>
-      </w:r>
-      <w:r>
-        <w:rPr>
-          <w:rFonts w:ascii="Calibri" w:hAnsi="Calibri"/>
-          <w:sz w:val="20"/>
-          <w:szCs w:val="20"/>
-        </w:rPr>
-        <w:t xml:space="preserve">{{ </w:t>
-      </w:r>
-      <w:proofErr w:type="spellStart"/>
-      <w:r>
-        <w:rPr>
-          <w:rFonts w:ascii="Calibri" w:hAnsi="Calibri"/>
-          <w:sz w:val="20"/>
-          <w:szCs w:val="20"/>
-        </w:rPr>
-        <w:t>exp.Clients</w:t>
+          <w:sz w:val="20"/>
+          <w:szCs w:val="20"/>
+        </w:rPr>
+        <w:t>.Logiciels_outils</w:t>
       </w:r>
       <w:proofErr w:type="spellEnd"/>
       <w:r>
@@ -1564,6 +1587,11 @@
     <w:p>
       <w:pPr>
         <w:pStyle w:val="Corpsdetexte"/>
+        <w:rPr>
+          <w:rFonts w:ascii="Calibri" w:hAnsi="Calibri"/>
+          <w:sz w:val="20"/>
+          <w:szCs w:val="20"/>
+        </w:rPr>
       </w:pPr>
       <w:r>
         <w:rPr>
@@ -1595,50 +1623,6 @@
     <w:p>
       <w:pPr>
         <w:pStyle w:val="Corpsdetexte"/>
-      </w:pPr>
-      <w:r>
-        <w:rPr>
-          <w:rFonts w:ascii="Calibri" w:hAnsi="Calibri" w:cs="Calibri"/>
-          <w:sz w:val="20"/>
-          <w:szCs w:val="20"/>
-        </w:rPr>
-        <w:t xml:space="preserve">{% if </w:t>
-      </w:r>
-      <w:proofErr w:type="spellStart"/>
-      <w:proofErr w:type="gramStart"/>
-      <w:r>
-        <w:rPr>
-          <w:rFonts w:ascii="Calibri" w:hAnsi="Calibri" w:cs="Calibri"/>
-          <w:sz w:val="20"/>
-          <w:szCs w:val="20"/>
-        </w:rPr>
-        <w:t>exp.Logiciels</w:t>
-      </w:r>
-      <w:proofErr w:type="gramEnd"/>
-      <w:r>
-        <w:rPr>
-          <w:rFonts w:ascii="Calibri" w:hAnsi="Calibri" w:cs="Calibri"/>
-          <w:sz w:val="20"/>
-          <w:szCs w:val="20"/>
-        </w:rPr>
-        <w:t>_outils</w:t>
-      </w:r>
-      <w:proofErr w:type="spellEnd"/>
-      <w:r>
-        <w:rPr>
-          <w:rFonts w:ascii="Calibri" w:hAnsi="Calibri" w:cs="Calibri"/>
-          <w:sz w:val="20"/>
-          <w:szCs w:val="20"/>
-        </w:rPr>
-        <w:t xml:space="preserve"> %}</w:t>
-      </w:r>
-    </w:p>
-    <w:p>
-      <w:pPr>
-        <w:pStyle w:val="Corpsdetexte"/>
-      </w:pPr>
-      <w:proofErr w:type="gramStart"/>
-      <w:r>
         <w:rPr>
           <w:rFonts w:ascii="Calibri" w:hAnsi="Calibri" w:cs="Calibri"/>
           <w:b/>
@@ -1646,30 +1630,101 @@
           <w:sz w:val="20"/>
           <w:szCs w:val="20"/>
         </w:rPr>
-        <w:t>Outils:</w:t>
-      </w:r>
+      </w:pPr>
+      <w:r>
+        <w:rPr>
+          <w:rFonts w:ascii="Calibri" w:hAnsi="Calibri"/>
+          <w:sz w:val="20"/>
+          <w:szCs w:val="20"/>
+        </w:rPr>
+        <w:t xml:space="preserve">{% if </w:t>
+      </w:r>
+      <w:proofErr w:type="spellStart"/>
+      <w:proofErr w:type="gramStart"/>
+      <w:r>
+        <w:rPr>
+          <w:rFonts w:ascii="Calibri" w:hAnsi="Calibri"/>
+          <w:sz w:val="20"/>
+          <w:szCs w:val="20"/>
+        </w:rPr>
+        <w:t>exp.Clients</w:t>
+      </w:r>
+      <w:proofErr w:type="spellEnd"/>
       <w:proofErr w:type="gramEnd"/>
       <w:r>
         <w:rPr>
-          <w:rFonts w:ascii="Calibri" w:hAnsi="Calibri" w:cs="Calibri"/>
-          <w:sz w:val="20"/>
-          <w:szCs w:val="20"/>
-        </w:rPr>
-        <w:t xml:space="preserve"> {{ </w:t>
+          <w:rFonts w:ascii="Calibri" w:hAnsi="Calibri"/>
+          <w:sz w:val="20"/>
+          <w:szCs w:val="20"/>
+        </w:rPr>
+        <w:t xml:space="preserve"> %}</w:t>
+      </w:r>
+    </w:p>
+    <w:p>
+      <w:pPr>
+        <w:pStyle w:val="Corpsdetexte"/>
+      </w:pPr>
+      <w:r>
+        <w:rPr>
+          <w:rFonts w:ascii="Calibri" w:hAnsi="Calibri"/>
+          <w:b/>
+          <w:bCs/>
+          <w:sz w:val="20"/>
+          <w:szCs w:val="20"/>
+        </w:rPr>
+        <w:t>Clients</w:t>
+      </w:r>
+      <w:r>
+        <w:rPr>
+          <w:rFonts w:ascii="Calibri" w:hAnsi="Calibri"/>
+          <w:b/>
+          <w:bCs/>
+          <w:sz w:val="20"/>
+          <w:szCs w:val="20"/>
+        </w:rPr>
+        <w:t xml:space="preserve"> </w:t>
+      </w:r>
+      <w:r>
+        <w:rPr>
+          <w:rFonts w:ascii="Calibri" w:hAnsi="Calibri"/>
+          <w:b/>
+          <w:bCs/>
+          <w:sz w:val="20"/>
+          <w:szCs w:val="20"/>
+        </w:rPr>
+        <w:t xml:space="preserve">: </w:t>
+      </w:r>
+      <w:proofErr w:type="gramStart"/>
+      <w:r>
+        <w:rPr>
+          <w:rFonts w:ascii="Calibri" w:hAnsi="Calibri"/>
+          <w:sz w:val="20"/>
+          <w:szCs w:val="20"/>
+        </w:rPr>
+        <w:t xml:space="preserve">{{ </w:t>
       </w:r>
       <w:proofErr w:type="spellStart"/>
       <w:r>
         <w:rPr>
-          <w:rFonts w:ascii="Calibri" w:hAnsi="Calibri" w:cs="Calibri"/>
-          <w:sz w:val="20"/>
-          <w:szCs w:val="20"/>
-        </w:rPr>
-        <w:t>exp.Logiciels_outils</w:t>
+          <w:rFonts w:ascii="Calibri" w:hAnsi="Calibri"/>
+          <w:sz w:val="20"/>
+          <w:szCs w:val="20"/>
+        </w:rPr>
+        <w:t>exp</w:t>
+      </w:r>
+      <w:proofErr w:type="gramEnd"/>
+      <w:r>
+        <w:rPr>
+          <w:rFonts w:ascii="Calibri" w:hAnsi="Calibri"/>
+          <w:sz w:val="20"/>
+          <w:szCs w:val="20"/>
+        </w:rPr>
+        <w:t>.Clients</w:t>
       </w:r>
       <w:proofErr w:type="spellEnd"/>
       <w:r>
         <w:rPr>
-          <w:rFonts w:ascii="Calibri" w:hAnsi="Calibri" w:cs="Calibri"/>
+          <w:rFonts w:ascii="Calibri" w:hAnsi="Calibri"/>
           <w:sz w:val="20"/>
           <w:szCs w:val="20"/>
         </w:rPr>
@@ -1678,7 +1733,7 @@
       <w:proofErr w:type="spellStart"/>
       <w:r>
         <w:rPr>
-          <w:rFonts w:ascii="Calibri" w:hAnsi="Calibri" w:cs="Calibri"/>
+          <w:rFonts w:ascii="Calibri" w:hAnsi="Calibri"/>
           <w:sz w:val="20"/>
           <w:szCs w:val="20"/>
         </w:rPr>
@@ -1687,16 +1742,34 @@
       <w:proofErr w:type="spellEnd"/>
       <w:r>
         <w:rPr>
-          <w:rFonts w:ascii="Calibri" w:hAnsi="Calibri" w:cs="Calibri"/>
-          <w:sz w:val="20"/>
-          <w:szCs w:val="20"/>
-        </w:rPr>
-        <w:t xml:space="preserve">(', ') }}{% </w:t>
+          <w:rFonts w:ascii="Calibri" w:hAnsi="Calibri"/>
+          <w:sz w:val="20"/>
+          <w:szCs w:val="20"/>
+        </w:rPr>
+        <w:t>(', ') }}</w:t>
+      </w:r>
+    </w:p>
+    <w:p>
+      <w:pPr>
+        <w:pStyle w:val="Corpsdetexte"/>
+        <w:rPr>
+          <w:rFonts w:ascii="Calibri" w:hAnsi="Calibri"/>
+          <w:sz w:val="20"/>
+          <w:szCs w:val="20"/>
+        </w:rPr>
+      </w:pPr>
+      <w:r>
+        <w:rPr>
+          <w:rFonts w:ascii="Calibri" w:hAnsi="Calibri"/>
+          <w:sz w:val="20"/>
+          <w:szCs w:val="20"/>
+        </w:rPr>
+        <w:t xml:space="preserve">{% </w:t>
       </w:r>
       <w:proofErr w:type="spellStart"/>
       <w:r>
         <w:rPr>
-          <w:rFonts w:ascii="Calibri" w:hAnsi="Calibri" w:cs="Calibri"/>
+          <w:rFonts w:ascii="Calibri" w:hAnsi="Calibri"/>
           <w:sz w:val="20"/>
           <w:szCs w:val="20"/>
         </w:rPr>
@@ -1705,15 +1778,27 @@
       <w:proofErr w:type="spellEnd"/>
       <w:r>
         <w:rPr>
-          <w:rFonts w:ascii="Calibri" w:hAnsi="Calibri" w:cs="Calibri"/>
+          <w:rFonts w:ascii="Calibri" w:hAnsi="Calibri"/>
           <w:sz w:val="20"/>
           <w:szCs w:val="20"/>
         </w:rPr>
         <w:t xml:space="preserve"> %}</w:t>
       </w:r>
-      <w:r>
-        <w:rPr>
-          <w:rFonts w:ascii="Calibri" w:hAnsi="Calibri"/>
+    </w:p>
+    <w:p>
+      <w:pPr>
+        <w:pStyle w:val="Corpsdetexte"/>
+        <w:rPr>
+          <w:rFonts w:ascii="Calibri" w:hAnsi="Calibri"/>
+          <w:sz w:val="20"/>
+          <w:szCs w:val="20"/>
+        </w:rPr>
+      </w:pPr>
+      <w:r>
+        <w:rPr>
+          <w:rFonts w:ascii="Calibri" w:hAnsi="Calibri"/>
+          <w:sz w:val="20"/>
+          <w:szCs w:val="20"/>
         </w:rPr>
         <w:t xml:space="preserve">{% </w:t>
       </w:r>
@@ -1721,6 +1806,8 @@
       <w:r>
         <w:rPr>
           <w:rFonts w:ascii="Calibri" w:hAnsi="Calibri"/>
+          <w:sz w:val="20"/>
+          <w:szCs w:val="20"/>
         </w:rPr>
         <w:t>endfor</w:t>
       </w:r>
@@ -1728,17 +1815,17 @@
       <w:r>
         <w:rPr>
           <w:rFonts w:ascii="Calibri" w:hAnsi="Calibri"/>
+          <w:sz w:val="20"/>
+          <w:szCs w:val="20"/>
         </w:rPr>
         <w:t xml:space="preserve"> %}</w:t>
       </w:r>
     </w:p>
     <w:sectPr>
-      <w:headerReference w:type="even" r:id="rId11"/>
-      <w:headerReference w:type="default" r:id="rId12"/>
-      <w:footerReference w:type="even" r:id="rId13"/>
-      <w:footerReference w:type="default" r:id="rId14"/>
-      <w:headerReference w:type="first" r:id="rId15"/>
-      <w:footerReference w:type="first" r:id="rId16"/>
+      <w:headerReference w:type="default" r:id="rId11"/>
+      <w:footerReference w:type="default" r:id="rId12"/>
+      <w:headerReference w:type="first" r:id="rId13"/>
+      <w:footerReference w:type="first" r:id="rId14"/>
       <w:pgSz w:w="11906" w:h="16838"/>
       <w:pgMar w:top="850" w:right="748" w:bottom="1274" w:left="709" w:header="283" w:footer="214" w:gutter="0"/>
       <w:cols w:space="720"/>
@@ -1769,16 +1856,6 @@
 </file>
 
 <file path=word/footer1.xml><?xml version="1.0" encoding="utf-8"?>
-<w:ftr xmlns:wpc="http://schemas.microsoft.com/office/word/2010/wordprocessingCanvas" xmlns:cx="http://schemas.microsoft.com/office/drawing/2014/chartex" xmlns:cx1="http://schemas.microsoft.com/office/drawing/2015/9/8/chartex" xmlns:cx2="http://schemas.microsoft.com/office/drawing/2015/10/21/chartex" xmlns:cx3="http://schemas.microsoft.com/office/drawing/2016/5/9/chartex" xmlns:cx4="http://schemas.microsoft.com/office/drawing/2016/5/10/chartex" xmlns:cx5="http://schemas.microsoft.com/office/drawing/2016/5/11/chartex" xmlns:cx6="http://schemas.microsoft.com/office/drawing/2016/5/12/chartex" xmlns:cx7="http://schemas.microsoft.com/office/drawing/2016/5/13/chartex" xmlns:cx8="http://schemas.microsoft.com/office/drawing/2016/5/14/chartex" xmlns:mc="http://schemas.openxmlformats.org/markup-compatibility/2006" xmlns:aink="http://schemas.microsoft.com/office/drawing/2016/ink" xmlns:am3d="http://schemas.microsoft.com/office/drawing/2017/model3d" xmlns:o="urn:schemas-microsoft-com:office:office" xmlns:oel="http://schemas.microsoft.com/office/2019/extlst" xmlns:r="http://schemas.openxmlformats.org/officeDocument/2006/relationships" xmlns:m="http://schemas.openxmlformats.org/officeDocument/2006/math" xmlns:v="urn:schemas-microsoft-com:vml" xmlns:wp14="http://schemas.microsoft.com/office/word/2010/wordprocessingDrawing" xmlns:wp="http://schemas.openxmlformats.org/drawingml/2006/wordprocessingDrawing" xmlns:w10="urn:schemas-microsoft-com:office:word" xmlns:w="http://schemas.openxmlformats.org/wordprocessingml/2006/main" xmlns:w14="http://schemas.microsoft.com/office/word/2010/wordml" xmlns:w15="http://schemas.microsoft.com/office/word/2012/wordml" xmlns:w16cex="http://schemas.microsoft.com/office/word/2018/wordml/cex" xmlns:w16cid="http://schemas.microsoft.com/office/word/2016/wordml/cid" xmlns:w16="http://schemas.microsoft.com/office/word/2018/wordml" xmlns:w16du="http://schemas.microsoft.com/office/word/2023/wordml/word16du" xmlns:w16sdtdh="http://schemas.microsoft.com/office/word/2020/wordml/sdtdatahash" xmlns:w16se="http://schemas.microsoft.com/office/word/2015/wordml/symex" xmlns:wpg="http://schemas.microsoft.com/office/word/2010/wordprocessingGroup" xmlns:wpi="http://schemas.microsoft.com/office/word/2010/wordprocessingInk" xmlns:wne="http://schemas.microsoft.com/office/word/2006/wordml" xmlns:wps="http://schemas.microsoft.com/office/word/2010/wordprocessingShape" mc:Ignorable="w14 w15 w16se w16cid w16 w16cex w16sdtdh w16du wp14">
-  <w:p>
-    <w:pPr>
-      <w:pStyle w:val="Pieddepage"/>
-    </w:pPr>
-  </w:p>
-</w:ftr>
-</file>
-
-<file path=word/footer2.xml><?xml version="1.0" encoding="utf-8"?>
 <w:ftr xmlns:wpc="http://schemas.microsoft.com/office/word/2010/wordprocessingCanvas" xmlns:cx="http://schemas.microsoft.com/office/drawing/2014/chartex" xmlns:cx1="http://schemas.microsoft.com/office/drawing/2015/9/8/chartex" xmlns:cx2="http://schemas.microsoft.com/office/drawing/2015/10/21/chartex" xmlns:cx3="http://schemas.microsoft.com/office/drawing/2016/5/9/chartex" xmlns:cx4="http://schemas.microsoft.com/office/drawing/2016/5/10/chartex" xmlns:cx5="http://schemas.microsoft.com/office/drawing/2016/5/11/chartex" xmlns:cx6="http://schemas.microsoft.com/office/drawing/2016/5/12/chartex" xmlns:cx7="http://schemas.microsoft.com/office/drawing/2016/5/13/chartex" xmlns:cx8="http://schemas.microsoft.com/office/drawing/2016/5/14/chartex" xmlns:mc="http://schemas.openxmlformats.org/markup-compatibility/2006" xmlns:aink="http://schemas.microsoft.com/office/drawing/2016/ink" xmlns:am3d="http://schemas.microsoft.com/office/drawing/2017/model3d" xmlns:o="urn:schemas-microsoft-com:office:office" xmlns:oel="http://schemas.microsoft.com/office/2019/extlst" xmlns:r="http://schemas.openxmlformats.org/officeDocument/2006/relationships" xmlns:m="http://schemas.openxmlformats.org/officeDocument/2006/math" xmlns:v="urn:schemas-microsoft-com:vml" xmlns:wp14="http://schemas.microsoft.com/office/word/2010/wordprocessingDrawing" xmlns:wp="http://schemas.openxmlformats.org/drawingml/2006/wordprocessingDrawing" xmlns:w10="urn:schemas-microsoft-com:office:word" xmlns:w="http://schemas.openxmlformats.org/wordprocessingml/2006/main" xmlns:w14="http://schemas.microsoft.com/office/word/2010/wordml" xmlns:w15="http://schemas.microsoft.com/office/word/2012/wordml" xmlns:w16cex="http://schemas.microsoft.com/office/word/2018/wordml/cex" xmlns:w16cid="http://schemas.microsoft.com/office/word/2016/wordml/cid" xmlns:w16="http://schemas.microsoft.com/office/word/2018/wordml" xmlns:w16du="http://schemas.microsoft.com/office/word/2023/wordml/word16du" xmlns:w16sdtdh="http://schemas.microsoft.com/office/word/2020/wordml/sdtdatahash" xmlns:w16se="http://schemas.microsoft.com/office/word/2015/wordml/symex" xmlns:wpg="http://schemas.microsoft.com/office/word/2010/wordprocessingGroup" xmlns:wpi="http://schemas.microsoft.com/office/word/2010/wordprocessingInk" xmlns:wne="http://schemas.microsoft.com/office/word/2006/wordml" xmlns:wps="http://schemas.microsoft.com/office/word/2010/wordprocessingShape" mc:Ignorable="w14 w15 w16se w16cid w16 w16cex w16sdtdh w16du wp14">
   <w:p>
     <w:pPr>
@@ -1937,7 +2014,7 @@
 </w:ftr>
 </file>
 
-<file path=word/footer3.xml><?xml version="1.0" encoding="utf-8"?>
+<file path=word/footer2.xml><?xml version="1.0" encoding="utf-8"?>
 <w:ftr xmlns:wpc="http://schemas.microsoft.com/office/word/2010/wordprocessingCanvas" xmlns:cx="http://schemas.microsoft.com/office/drawing/2014/chartex" xmlns:cx1="http://schemas.microsoft.com/office/drawing/2015/9/8/chartex" xmlns:cx2="http://schemas.microsoft.com/office/drawing/2015/10/21/chartex" xmlns:cx3="http://schemas.microsoft.com/office/drawing/2016/5/9/chartex" xmlns:cx4="http://schemas.microsoft.com/office/drawing/2016/5/10/chartex" xmlns:cx5="http://schemas.microsoft.com/office/drawing/2016/5/11/chartex" xmlns:cx6="http://schemas.microsoft.com/office/drawing/2016/5/12/chartex" xmlns:cx7="http://schemas.microsoft.com/office/drawing/2016/5/13/chartex" xmlns:cx8="http://schemas.microsoft.com/office/drawing/2016/5/14/chartex" xmlns:mc="http://schemas.openxmlformats.org/markup-compatibility/2006" xmlns:aink="http://schemas.microsoft.com/office/drawing/2016/ink" xmlns:am3d="http://schemas.microsoft.com/office/drawing/2017/model3d" xmlns:o="urn:schemas-microsoft-com:office:office" xmlns:oel="http://schemas.microsoft.com/office/2019/extlst" xmlns:r="http://schemas.openxmlformats.org/officeDocument/2006/relationships" xmlns:m="http://schemas.openxmlformats.org/officeDocument/2006/math" xmlns:v="urn:schemas-microsoft-com:vml" xmlns:wp14="http://schemas.microsoft.com/office/word/2010/wordprocessingDrawing" xmlns:wp="http://schemas.openxmlformats.org/drawingml/2006/wordprocessingDrawing" xmlns:w10="urn:schemas-microsoft-com:office:word" xmlns:w="http://schemas.openxmlformats.org/wordprocessingml/2006/main" xmlns:w14="http://schemas.microsoft.com/office/word/2010/wordml" xmlns:w15="http://schemas.microsoft.com/office/word/2012/wordml" xmlns:w16cex="http://schemas.microsoft.com/office/word/2018/wordml/cex" xmlns:w16cid="http://schemas.microsoft.com/office/word/2016/wordml/cid" xmlns:w16="http://schemas.microsoft.com/office/word/2018/wordml" xmlns:w16du="http://schemas.microsoft.com/office/word/2023/wordml/word16du" xmlns:w16sdtdh="http://schemas.microsoft.com/office/word/2020/wordml/sdtdatahash" xmlns:w16se="http://schemas.microsoft.com/office/word/2015/wordml/symex" xmlns:wpg="http://schemas.microsoft.com/office/word/2010/wordprocessingGroup" xmlns:wpi="http://schemas.microsoft.com/office/word/2010/wordprocessingInk" xmlns:wne="http://schemas.microsoft.com/office/word/2006/wordml" xmlns:wps="http://schemas.microsoft.com/office/word/2010/wordprocessingShape" mc:Ignorable="w14 w15 w16se w16cid w16 w16cex w16sdtdh w16du wp14">
   <w:p>
     <w:pPr>
@@ -2118,45 +2195,40 @@
 <w:hdr xmlns:wpc="http://schemas.microsoft.com/office/word/2010/wordprocessingCanvas" xmlns:cx="http://schemas.microsoft.com/office/drawing/2014/chartex" xmlns:cx1="http://schemas.microsoft.com/office/drawing/2015/9/8/chartex" xmlns:cx2="http://schemas.microsoft.com/office/drawing/2015/10/21/chartex" xmlns:cx3="http://schemas.microsoft.com/office/drawing/2016/5/9/chartex" xmlns:cx4="http://schemas.microsoft.com/office/drawing/2016/5/10/chartex" xmlns:cx5="http://schemas.microsoft.com/office/drawing/2016/5/11/chartex" xmlns:cx6="http://schemas.microsoft.com/office/drawing/2016/5/12/chartex" xmlns:cx7="http://schemas.microsoft.com/office/drawing/2016/5/13/chartex" xmlns:cx8="http://schemas.microsoft.com/office/drawing/2016/5/14/chartex" xmlns:mc="http://schemas.openxmlformats.org/markup-compatibility/2006" xmlns:aink="http://schemas.microsoft.com/office/drawing/2016/ink" xmlns:am3d="http://schemas.microsoft.com/office/drawing/2017/model3d" xmlns:o="urn:schemas-microsoft-com:office:office" xmlns:oel="http://schemas.microsoft.com/office/2019/extlst" xmlns:r="http://schemas.openxmlformats.org/officeDocument/2006/relationships" xmlns:m="http://schemas.openxmlformats.org/officeDocument/2006/math" xmlns:v="urn:schemas-microsoft-com:vml" xmlns:wp14="http://schemas.microsoft.com/office/word/2010/wordprocessingDrawing" xmlns:wp="http://schemas.openxmlformats.org/drawingml/2006/wordprocessingDrawing" xmlns:w10="urn:schemas-microsoft-com:office:word" xmlns:w="http://schemas.openxmlformats.org/wordprocessingml/2006/main" xmlns:w14="http://schemas.microsoft.com/office/word/2010/wordml" xmlns:w15="http://schemas.microsoft.com/office/word/2012/wordml" xmlns:w16cex="http://schemas.microsoft.com/office/word/2018/wordml/cex" xmlns:w16cid="http://schemas.microsoft.com/office/word/2016/wordml/cid" xmlns:w16="http://schemas.microsoft.com/office/word/2018/wordml" xmlns:w16du="http://schemas.microsoft.com/office/word/2023/wordml/word16du" xmlns:w16sdtdh="http://schemas.microsoft.com/office/word/2020/wordml/sdtdatahash" xmlns:w16se="http://schemas.microsoft.com/office/word/2015/wordml/symex" xmlns:wpg="http://schemas.microsoft.com/office/word/2010/wordprocessingGroup" xmlns:wpi="http://schemas.microsoft.com/office/word/2010/wordprocessingInk" xmlns:wne="http://schemas.microsoft.com/office/word/2006/wordml" xmlns:wps="http://schemas.microsoft.com/office/word/2010/wordprocessingShape" mc:Ignorable="w14 w15 w16se w16cid w16 w16cex w16sdtdh w16du wp14">
   <w:p>
     <w:pPr>
-      <w:pStyle w:val="En-tte"/>
-    </w:pPr>
-  </w:p>
-</w:hdr>
-</file>
-
-<file path=word/header2.xml><?xml version="1.0" encoding="utf-8"?>
-<w:hdr xmlns:wpc="http://schemas.microsoft.com/office/word/2010/wordprocessingCanvas" xmlns:cx="http://schemas.microsoft.com/office/drawing/2014/chartex" xmlns:cx1="http://schemas.microsoft.com/office/drawing/2015/9/8/chartex" xmlns:cx2="http://schemas.microsoft.com/office/drawing/2015/10/21/chartex" xmlns:cx3="http://schemas.microsoft.com/office/drawing/2016/5/9/chartex" xmlns:cx4="http://schemas.microsoft.com/office/drawing/2016/5/10/chartex" xmlns:cx5="http://schemas.microsoft.com/office/drawing/2016/5/11/chartex" xmlns:cx6="http://schemas.microsoft.com/office/drawing/2016/5/12/chartex" xmlns:cx7="http://schemas.microsoft.com/office/drawing/2016/5/13/chartex" xmlns:cx8="http://schemas.microsoft.com/office/drawing/2016/5/14/chartex" xmlns:mc="http://schemas.openxmlformats.org/markup-compatibility/2006" xmlns:aink="http://schemas.microsoft.com/office/drawing/2016/ink" xmlns:am3d="http://schemas.microsoft.com/office/drawing/2017/model3d" xmlns:o="urn:schemas-microsoft-com:office:office" xmlns:oel="http://schemas.microsoft.com/office/2019/extlst" xmlns:r="http://schemas.openxmlformats.org/officeDocument/2006/relationships" xmlns:m="http://schemas.openxmlformats.org/officeDocument/2006/math" xmlns:v="urn:schemas-microsoft-com:vml" xmlns:wp14="http://schemas.microsoft.com/office/word/2010/wordprocessingDrawing" xmlns:wp="http://schemas.openxmlformats.org/drawingml/2006/wordprocessingDrawing" xmlns:w10="urn:schemas-microsoft-com:office:word" xmlns:w="http://schemas.openxmlformats.org/wordprocessingml/2006/main" xmlns:w14="http://schemas.microsoft.com/office/word/2010/wordml" xmlns:w15="http://schemas.microsoft.com/office/word/2012/wordml" xmlns:w16cex="http://schemas.microsoft.com/office/word/2018/wordml/cex" xmlns:w16cid="http://schemas.microsoft.com/office/word/2016/wordml/cid" xmlns:w16="http://schemas.microsoft.com/office/word/2018/wordml" xmlns:w16du="http://schemas.microsoft.com/office/word/2023/wordml/word16du" xmlns:w16sdtdh="http://schemas.microsoft.com/office/word/2020/wordml/sdtdatahash" xmlns:w16se="http://schemas.microsoft.com/office/word/2015/wordml/symex" xmlns:wpg="http://schemas.microsoft.com/office/word/2010/wordprocessingGroup" xmlns:wpi="http://schemas.microsoft.com/office/word/2010/wordprocessingInk" xmlns:wne="http://schemas.microsoft.com/office/word/2006/wordml" xmlns:wps="http://schemas.microsoft.com/office/word/2010/wordprocessingShape" mc:Ignorable="w14 w15 w16se w16cid w16 w16cex w16sdtdh w16du wp14">
-  <w:p>
-    <w:pPr>
       <w:jc w:val="right"/>
+      <w:rPr>
+        <w:rFonts w:ascii="Calibri" w:hAnsi="Calibri" w:cs="Calibri"/>
+        <w:b/>
+        <w:bCs/>
+        <w:sz w:val="28"/>
+        <w:szCs w:val="28"/>
+      </w:rPr>
     </w:pPr>
     <w:r>
       <w:rPr>
         <w:noProof/>
       </w:rPr>
-      <w:pict>
-        <v:roundrect id="Rectangle 452" o:spid="_x0000_s1028" style="position:absolute;left:0;text-align:left;margin-left:2.1pt;margin-top:4.15pt;width:590.05pt;height:772.35pt;z-index:-251659264;visibility:visible;mso-wrap-style:square;mso-wrap-distance-left:1.1pt;mso-wrap-distance-top:1.1pt;mso-wrap-distance-right:1pt;mso-wrap-distance-bottom:1pt;mso-position-horizontal:absolute;mso-position-horizontal-relative:page;mso-position-vertical:absolute;mso-position-vertical-relative:page;v-text-anchor:top" arcsize="1265f" o:gfxdata="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" o:allowincell="f" filled="f" strokecolor="#02466d" strokeweight="2pt">
-          <w10:wrap anchorx="page" anchory="page"/>
-        </v:roundrect>
-      </w:pict>
-    </w:r>
-    <w:r>
-      <w:rPr>
-        <w:noProof/>
-      </w:rPr>
       <w:drawing>
-        <wp:anchor distT="0" distB="0" distL="0" distR="0" simplePos="0" relativeHeight="251659264" behindDoc="1" locked="0" layoutInCell="0" allowOverlap="1">
+        <wp:anchor distT="0" distB="0" distL="114300" distR="114300" simplePos="0" relativeHeight="251661312" behindDoc="1" locked="0" layoutInCell="1" allowOverlap="1">
           <wp:simplePos x="0" y="0"/>
           <wp:positionH relativeFrom="column">
-            <wp:posOffset>31115</wp:posOffset>
+            <wp:posOffset>203786</wp:posOffset>
           </wp:positionH>
           <wp:positionV relativeFrom="paragraph">
-            <wp:posOffset>33020</wp:posOffset>
+            <wp:posOffset>-81768</wp:posOffset>
           </wp:positionV>
-          <wp:extent cx="1474470" cy="774065"/>
+          <wp:extent cx="759460" cy="759460"/>
           <wp:effectExtent l="0" t="0" r="0" b="0"/>
-          <wp:wrapSquare wrapText="largest"/>
-          <wp:docPr id="9" name="Image1"/>
+          <wp:wrapTight wrapText="bothSides">
+            <wp:wrapPolygon edited="0">
+              <wp:start x="0" y="0"/>
+              <wp:lineTo x="0" y="21130"/>
+              <wp:lineTo x="21130" y="21130"/>
+              <wp:lineTo x="21130" y="0"/>
+              <wp:lineTo x="0" y="0"/>
+            </wp:wrapPolygon>
+          </wp:wrapTight>
+          <wp:docPr id="1555992183" name="Image 1"/>
           <wp:cNvGraphicFramePr>
             <a:graphicFrameLocks xmlns:a="http://schemas.openxmlformats.org/drawingml/2006/main" noChangeAspect="1"/>
           </wp:cNvGraphicFramePr>
@@ -2164,22 +2236,25 @@
             <a:graphicData uri="http://schemas.openxmlformats.org/drawingml/2006/picture">
               <pic:pic xmlns:pic="http://schemas.openxmlformats.org/drawingml/2006/picture">
                 <pic:nvPicPr>
-                  <pic:cNvPr id="9" name="Image1"/>
-                  <pic:cNvPicPr>
-                    <a:picLocks noChangeAspect="1" noChangeArrowheads="1"/>
-                  </pic:cNvPicPr>
+                  <pic:cNvPr id="1555992183" name="Image 1555992183"/>
+                  <pic:cNvPicPr/>
                 </pic:nvPicPr>
                 <pic:blipFill>
-                  <a:blip r:embed="rId1"/>
-                  <a:srcRect t="20114" r="3660" b="22451"/>
+                  <a:blip r:embed="rId1">
+                    <a:extLst>
+                      <a:ext uri="{28A0092B-C50C-407E-A947-70E740481C1C}">
+                        <a14:useLocalDpi xmlns:a14="http://schemas.microsoft.com/office/drawing/2010/main" val="0"/>
+                      </a:ext>
+                    </a:extLst>
+                  </a:blip>
                   <a:stretch>
                     <a:fillRect/>
                   </a:stretch>
                 </pic:blipFill>
-                <pic:spPr bwMode="auto">
+                <pic:spPr>
                   <a:xfrm>
                     <a:off x="0" y="0"/>
-                    <a:ext cx="1474470" cy="774065"/>
+                    <a:ext cx="759460" cy="759460"/>
                   </a:xfrm>
                   <a:prstGeom prst="rect">
                     <a:avLst/>
@@ -2188,8 +2263,24 @@
               </pic:pic>
             </a:graphicData>
           </a:graphic>
+          <wp14:sizeRelH relativeFrom="margin">
+            <wp14:pctWidth>0</wp14:pctWidth>
+          </wp14:sizeRelH>
+          <wp14:sizeRelV relativeFrom="margin">
+            <wp14:pctHeight>0</wp14:pctHeight>
+          </wp14:sizeRelV>
         </wp:anchor>
       </w:drawing>
+    </w:r>
+    <w:r>
+      <w:rPr>
+        <w:noProof/>
+      </w:rPr>
+      <w:pict>
+        <v:roundrect id="Rectangle 452" o:spid="_x0000_s1028" style="position:absolute;left:0;text-align:left;margin-left:2.1pt;margin-top:4.15pt;width:590.05pt;height:772.35pt;z-index:-251659264;visibility:visible;mso-wrap-style:square;mso-wrap-distance-left:1.1pt;mso-wrap-distance-top:1.1pt;mso-wrap-distance-right:1pt;mso-wrap-distance-bottom:1pt;mso-position-horizontal:absolute;mso-position-horizontal-relative:page;mso-position-vertical:absolute;mso-position-vertical-relative:page;v-text-anchor:top" arcsize="1265f" o:gfxdata="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" o:allowincell="f" filled="f" strokecolor="#02466d" strokeweight="2pt">
+          <w10:wrap anchorx="page" anchory="page"/>
+        </v:roundrect>
+      </w:pict>
     </w:r>
     <w:r>
       <w:rPr>
@@ -2199,31 +2290,59 @@
         <w:sz w:val="32"/>
         <w:szCs w:val="32"/>
       </w:rPr>
-      <w:t>{{Initial}}</w:t>
+      <w:t>{</w:t>
     </w:r>
     <w:r>
       <w:rPr>
         <w:rFonts w:ascii="Calibri" w:hAnsi="Calibri" w:cs="Calibri"/>
         <w:b/>
         <w:bCs/>
-        <w:sz w:val="32"/>
-        <w:szCs w:val="32"/>
-      </w:rPr>
-      <w:br/>
+        <w:sz w:val="28"/>
+        <w:szCs w:val="28"/>
+      </w:rPr>
+      <w:t>{Initial}}</w:t>
+    </w:r>
+  </w:p>
+  <w:p>
+    <w:pPr>
+      <w:jc w:val="right"/>
+      <w:rPr>
+        <w:rFonts w:ascii="Calibri" w:hAnsi="Calibri" w:cs="Calibri"/>
+        <w:b/>
+        <w:bCs/>
+        <w:sz w:val="28"/>
+        <w:szCs w:val="28"/>
+      </w:rPr>
+    </w:pPr>
+    <w:r>
+      <w:rPr>
+        <w:rFonts w:ascii="Calibri" w:hAnsi="Calibri" w:cs="Calibri"/>
+        <w:b/>
+        <w:bCs/>
+        <w:sz w:val="28"/>
+        <w:szCs w:val="28"/>
+      </w:rPr>
       <w:t>{{POSTE}}</w:t>
     </w:r>
   </w:p>
   <w:p>
     <w:pPr>
       <w:jc w:val="right"/>
-    </w:pPr>
-    <w:r>
       <w:rPr>
         <w:rFonts w:ascii="Calibri" w:hAnsi="Calibri" w:cs="Calibri"/>
         <w:b/>
         <w:bCs/>
-        <w:sz w:val="32"/>
-        <w:szCs w:val="32"/>
+        <w:sz w:val="28"/>
+        <w:szCs w:val="28"/>
+      </w:rPr>
+    </w:pPr>
+    <w:r>
+      <w:rPr>
+        <w:rFonts w:ascii="Calibri" w:hAnsi="Calibri" w:cs="Calibri"/>
+        <w:b/>
+        <w:bCs/>
+        <w:sz w:val="28"/>
+        <w:szCs w:val="28"/>
       </w:rPr>
       <w:t>{{</w:t>
     </w:r>
@@ -2233,8 +2352,8 @@
         <w:rFonts w:ascii="Calibri" w:hAnsi="Calibri" w:cs="Calibri"/>
         <w:b/>
         <w:bCs/>
-        <w:sz w:val="32"/>
-        <w:szCs w:val="32"/>
+        <w:sz w:val="28"/>
+        <w:szCs w:val="28"/>
       </w:rPr>
       <w:t>Experience_totale</w:t>
     </w:r>
@@ -2244,8 +2363,8 @@
         <w:rFonts w:ascii="Calibri" w:hAnsi="Calibri" w:cs="Calibri"/>
         <w:b/>
         <w:bCs/>
-        <w:sz w:val="32"/>
-        <w:szCs w:val="32"/>
+        <w:sz w:val="28"/>
+        <w:szCs w:val="28"/>
       </w:rPr>
       <w:t>}}</w:t>
     </w:r>
@@ -2253,7 +2372,7 @@
 </w:hdr>
 </file>
 
-<file path=word/header3.xml><?xml version="1.0" encoding="utf-8"?>
+<file path=word/header2.xml><?xml version="1.0" encoding="utf-8"?>
 <w:hdr xmlns:wpc="http://schemas.microsoft.com/office/word/2010/wordprocessingCanvas" xmlns:cx="http://schemas.microsoft.com/office/drawing/2014/chartex" xmlns:cx1="http://schemas.microsoft.com/office/drawing/2015/9/8/chartex" xmlns:cx2="http://schemas.microsoft.com/office/drawing/2015/10/21/chartex" xmlns:cx3="http://schemas.microsoft.com/office/drawing/2016/5/9/chartex" xmlns:cx4="http://schemas.microsoft.com/office/drawing/2016/5/10/chartex" xmlns:cx5="http://schemas.microsoft.com/office/drawing/2016/5/11/chartex" xmlns:cx6="http://schemas.microsoft.com/office/drawing/2016/5/12/chartex" xmlns:cx7="http://schemas.microsoft.com/office/drawing/2016/5/13/chartex" xmlns:cx8="http://schemas.microsoft.com/office/drawing/2016/5/14/chartex" xmlns:mc="http://schemas.openxmlformats.org/markup-compatibility/2006" xmlns:aink="http://schemas.microsoft.com/office/drawing/2016/ink" xmlns:am3d="http://schemas.microsoft.com/office/drawing/2017/model3d" xmlns:o="urn:schemas-microsoft-com:office:office" xmlns:oel="http://schemas.microsoft.com/office/2019/extlst" xmlns:r="http://schemas.openxmlformats.org/officeDocument/2006/relationships" xmlns:m="http://schemas.openxmlformats.org/officeDocument/2006/math" xmlns:v="urn:schemas-microsoft-com:vml" xmlns:wp14="http://schemas.microsoft.com/office/word/2010/wordprocessingDrawing" xmlns:wp="http://schemas.openxmlformats.org/drawingml/2006/wordprocessingDrawing" xmlns:w10="urn:schemas-microsoft-com:office:word" xmlns:w="http://schemas.openxmlformats.org/wordprocessingml/2006/main" xmlns:w14="http://schemas.microsoft.com/office/word/2010/wordml" xmlns:w15="http://schemas.microsoft.com/office/word/2012/wordml" xmlns:w16cex="http://schemas.microsoft.com/office/word/2018/wordml/cex" xmlns:w16cid="http://schemas.microsoft.com/office/word/2016/wordml/cid" xmlns:w16="http://schemas.microsoft.com/office/word/2018/wordml" xmlns:w16du="http://schemas.microsoft.com/office/word/2023/wordml/word16du" xmlns:w16sdtdh="http://schemas.microsoft.com/office/word/2020/wordml/sdtdatahash" xmlns:w16se="http://schemas.microsoft.com/office/word/2015/wordml/symex" xmlns:wpg="http://schemas.microsoft.com/office/word/2010/wordprocessingGroup" xmlns:wpi="http://schemas.microsoft.com/office/word/2010/wordprocessingInk" xmlns:wne="http://schemas.microsoft.com/office/word/2006/wordml" xmlns:wps="http://schemas.microsoft.com/office/word/2010/wordprocessingShape" mc:Ignorable="w14 w15 w16se w16cid w16 w16cex w16sdtdh w16du wp14">
   <w:p>
     <w:pPr>
@@ -2386,7 +2505,7 @@
 <w:numbering xmlns:wpc="http://schemas.microsoft.com/office/word/2010/wordprocessingCanvas" xmlns:cx="http://schemas.microsoft.com/office/drawing/2014/chartex" xmlns:cx1="http://schemas.microsoft.com/office/drawing/2015/9/8/chartex" xmlns:cx2="http://schemas.microsoft.com/office/drawing/2015/10/21/chartex" xmlns:cx3="http://schemas.microsoft.com/office/drawing/2016/5/9/chartex" xmlns:cx4="http://schemas.microsoft.com/office/drawing/2016/5/10/chartex" xmlns:cx5="http://schemas.microsoft.com/office/drawing/2016/5/11/chartex" xmlns:cx6="http://schemas.microsoft.com/office/drawing/2016/5/12/chartex" xmlns:cx7="http://schemas.microsoft.com/office/drawing/2016/5/13/chartex" xmlns:cx8="http://schemas.microsoft.com/office/drawing/2016/5/14/chartex" xmlns:mc="http://schemas.openxmlformats.org/markup-compatibility/2006" xmlns:aink="http://schemas.microsoft.com/office/drawing/2016/ink" xmlns:am3d="http://schemas.microsoft.com/office/drawing/2017/model3d" xmlns:o="urn:schemas-microsoft-com:office:office" xmlns:oel="http://schemas.microsoft.com/office/2019/extlst" xmlns:r="http://schemas.openxmlformats.org/officeDocument/2006/relationships" xmlns:m="http://schemas.openxmlformats.org/officeDocument/2006/math" xmlns:v="urn:schemas-microsoft-com:vml" xmlns:wp14="http://schemas.microsoft.com/office/word/2010/wordprocessingDrawing" xmlns:wp="http://schemas.openxmlformats.org/drawingml/2006/wordprocessingDrawing" xmlns:w10="urn:schemas-microsoft-com:office:word" xmlns:w="http://schemas.openxmlformats.org/wordprocessingml/2006/main" xmlns:w14="http://schemas.microsoft.com/office/word/2010/wordml" xmlns:w15="http://schemas.microsoft.com/office/word/2012/wordml" xmlns:w16cex="http://schemas.microsoft.com/office/word/2018/wordml/cex" xmlns:w16cid="http://schemas.microsoft.com/office/word/2016/wordml/cid" xmlns:w16="http://schemas.microsoft.com/office/word/2018/wordml" xmlns:w16du="http://schemas.microsoft.com/office/word/2023/wordml/word16du" xmlns:w16sdtdh="http://schemas.microsoft.com/office/word/2020/wordml/sdtdatahash" xmlns:w16se="http://schemas.microsoft.com/office/word/2015/wordml/symex" xmlns:wpg="http://schemas.microsoft.com/office/word/2010/wordprocessingGroup" xmlns:wpi="http://schemas.microsoft.com/office/word/2010/wordprocessingInk" xmlns:wne="http://schemas.microsoft.com/office/word/2006/wordml" xmlns:wps="http://schemas.microsoft.com/office/word/2010/wordprocessingShape" mc:Ignorable="w14 w15 w16se w16cid w16 w16cex w16sdtdh w16du wp14">
   <w:numPicBullet w:numPicBulletId="0">
     <w:pict>
-      <v:shape id="_x0000_i1038" style="width:165.4pt;height:165.4pt" coordsize="" o:spt="100" o:bullet="t" adj="0,,0" path="" stroked="f">
+      <v:shape id="_x0000_i1029" style="width:164.5pt;height:164.5pt" coordsize="" o:spt="100" o:bullet="t" adj="0,,0" path="" stroked="f">
         <v:stroke joinstyle="miter"/>
         <v:imagedata r:id="rId1" o:title=""/>
         <v:formulas/>
@@ -4816,10 +4935,21 @@
 </file>
 
 <file path=customXml/item1.xml><?xml version="1.0" encoding="utf-8"?>
-<b:Sources xmlns:b="http://schemas.openxmlformats.org/officeDocument/2006/bibliography" xmlns="http://schemas.openxmlformats.org/officeDocument/2006/bibliography" SelectedStyle="\APASixthEditionOfficeOnline.xsl" StyleName="APA" Version="6"/>
+<?mso-contentType ?>
+<FormTemplates xmlns="http://schemas.microsoft.com/sharepoint/v3/contenttype/forms">
+  <Display>DocumentLibraryForm</Display>
+  <Edit>DocumentLibraryForm</Edit>
+  <New>DocumentLibraryForm</New>
+</FormTemplates>
 </file>
 
 <file path=customXml/item2.xml><?xml version="1.0" encoding="utf-8"?>
+<p:properties xmlns:p="http://schemas.microsoft.com/office/2006/metadata/properties" xmlns:xsi="http://www.w3.org/2001/XMLSchema-instance" xmlns:pc="http://schemas.microsoft.com/office/infopath/2007/PartnerControls">
+  <documentManagement/>
+</p:properties>
+</file>
+
+<file path=customXml/item3.xml><?xml version="1.0" encoding="utf-8"?>
 <ct:contentTypeSchema xmlns:ct="http://schemas.microsoft.com/office/2006/metadata/contentType" xmlns:ma="http://schemas.microsoft.com/office/2006/metadata/properties/metaAttributes" ct:_="" ma:_="" ma:contentTypeName="Document" ma:contentTypeID="0x010100767C9B16D5F44342850AAF6F7A657EE2" ma:contentTypeVersion="13" ma:contentTypeDescription="Crée un document." ma:contentTypeScope="" ma:versionID="3dfd0ed4f7a1ffb00a66e6020b776702">
   <xsd:schema xmlns:xsd="http://www.w3.org/2001/XMLSchema" xmlns:xs="http://www.w3.org/2001/XMLSchema" xmlns:p="http://schemas.microsoft.com/office/2006/metadata/properties" xmlns:ns2="24951bd1-abaf-4ce5-abfd-d427fc0f1947" xmlns:ns3="bdbad5c6-c323-4ecc-a7f0-445736588319" targetNamespace="http://schemas.microsoft.com/office/2006/metadata/properties" ma:root="true" ma:fieldsID="9e2d2818ac17038ee33c8c7108338d1b" ns2:_="" ns3:_="">
     <xsd:import namespace="24951bd1-abaf-4ce5-abfd-d427fc0f1947"/>
@@ -5042,30 +5172,28 @@
 </ct:contentTypeSchema>
 </file>
 
-<file path=customXml/item3.xml><?xml version="1.0" encoding="utf-8"?>
-<p:properties xmlns:p="http://schemas.microsoft.com/office/2006/metadata/properties" xmlns:xsi="http://www.w3.org/2001/XMLSchema-instance" xmlns:pc="http://schemas.microsoft.com/office/infopath/2007/PartnerControls">
-  <documentManagement/>
-</p:properties>
-</file>
-
 <file path=customXml/item4.xml><?xml version="1.0" encoding="utf-8"?>
-<?mso-contentType ?>
-<FormTemplates xmlns="http://schemas.microsoft.com/sharepoint/v3/contenttype/forms">
-  <Display>DocumentLibraryForm</Display>
-  <Edit>DocumentLibraryForm</Edit>
-  <New>DocumentLibraryForm</New>
-</FormTemplates>
+<b:Sources xmlns:b="http://schemas.openxmlformats.org/officeDocument/2006/bibliography" xmlns="http://schemas.openxmlformats.org/officeDocument/2006/bibliography" SelectedStyle="\APASixthEditionOfficeOnline.xsl" StyleName="APA" Version="6"/>
 </file>
 
 <file path=customXml/itemProps1.xml><?xml version="1.0" encoding="utf-8"?>
-<ds:datastoreItem xmlns:ds="http://schemas.openxmlformats.org/officeDocument/2006/customXml" ds:itemID="{18381856-7B3A-419B-AE55-07EF15B4463D}">
+<ds:datastoreItem xmlns:ds="http://schemas.openxmlformats.org/officeDocument/2006/customXml" ds:itemID="{ACD0E240-7E6B-4E54-A8D6-40E876E019BB}">
   <ds:schemaRefs>
-    <ds:schemaRef ds:uri="http://schemas.openxmlformats.org/officeDocument/2006/bibliography"/>
+    <ds:schemaRef ds:uri="http://schemas.microsoft.com/sharepoint/v3/contenttype/forms"/>
   </ds:schemaRefs>
 </ds:datastoreItem>
 </file>
 
 <file path=customXml/itemProps2.xml><?xml version="1.0" encoding="utf-8"?>
+<ds:datastoreItem xmlns:ds="http://schemas.openxmlformats.org/officeDocument/2006/customXml" ds:itemID="{0363A018-813C-488E-8021-00AAA46C4A9C}">
+  <ds:schemaRefs>
+    <ds:schemaRef ds:uri="http://schemas.microsoft.com/office/2006/metadata/properties"/>
+    <ds:schemaRef ds:uri="http://schemas.microsoft.com/office/infopath/2007/PartnerControls"/>
+  </ds:schemaRefs>
+</ds:datastoreItem>
+</file>
+
+<file path=customXml/itemProps3.xml><?xml version="1.0" encoding="utf-8"?>
 <ds:datastoreItem xmlns:ds="http://schemas.openxmlformats.org/officeDocument/2006/customXml" ds:itemID="{ED10D3F5-98DD-4C9C-A2EC-99AF8C1721C1}">
   <ds:schemaRefs>
     <ds:schemaRef ds:uri="http://schemas.microsoft.com/office/2006/metadata/contentType"/>
@@ -5084,19 +5212,10 @@
 </ds:datastoreItem>
 </file>
 
-<file path=customXml/itemProps3.xml><?xml version="1.0" encoding="utf-8"?>
-<ds:datastoreItem xmlns:ds="http://schemas.openxmlformats.org/officeDocument/2006/customXml" ds:itemID="{0363A018-813C-488E-8021-00AAA46C4A9C}">
+<file path=customXml/itemProps4.xml><?xml version="1.0" encoding="utf-8"?>
+<ds:datastoreItem xmlns:ds="http://schemas.openxmlformats.org/officeDocument/2006/customXml" ds:itemID="{18381856-7B3A-419B-AE55-07EF15B4463D}">
   <ds:schemaRefs>
-    <ds:schemaRef ds:uri="http://schemas.microsoft.com/office/2006/metadata/properties"/>
-    <ds:schemaRef ds:uri="http://schemas.microsoft.com/office/infopath/2007/PartnerControls"/>
-  </ds:schemaRefs>
-</ds:datastoreItem>
-</file>
-
-<file path=customXml/itemProps4.xml><?xml version="1.0" encoding="utf-8"?>
-<ds:datastoreItem xmlns:ds="http://schemas.openxmlformats.org/officeDocument/2006/customXml" ds:itemID="{ACD0E240-7E6B-4E54-A8D6-40E876E019BB}">
-  <ds:schemaRefs>
-    <ds:schemaRef ds:uri="http://schemas.microsoft.com/sharepoint/v3/contenttype/forms"/>
+    <ds:schemaRef ds:uri="http://schemas.openxmlformats.org/officeDocument/2006/bibliography"/>
   </ds:schemaRefs>
 </ds:datastoreItem>
 </file>
--- a/ressources/template.docx
+++ b/ressources/template.docx
@@ -2,18 +2,6 @@
 <file path=word/document.xml><?xml version="1.0" encoding="utf-8"?>
 <w:document xmlns:o="urn:schemas-microsoft-com:office:office" xmlns:r="http://schemas.openxmlformats.org/officeDocument/2006/relationships" xmlns:v="urn:schemas-microsoft-com:vml" xmlns:w="http://schemas.openxmlformats.org/wordprocessingml/2006/main" xmlns:w10="urn:schemas-microsoft-com:office:word" xmlns:wp="http://schemas.openxmlformats.org/drawingml/2006/wordprocessingDrawing" xmlns:wps="http://schemas.microsoft.com/office/word/2010/wordprocessingShape" xmlns:wpg="http://schemas.microsoft.com/office/word/2010/wordprocessingGroup" xmlns:mc="http://schemas.openxmlformats.org/markup-compatibility/2006" xmlns:wp14="http://schemas.microsoft.com/office/word/2010/wordprocessingDrawing" xmlns:w14="http://schemas.microsoft.com/office/word/2010/wordml" xmlns:w15="http://schemas.microsoft.com/office/word/2012/wordml" mc:Ignorable="w14 wp14 w15">
   <w:body>
-    <w:p>
-      <w:pPr>
-        <w:pStyle w:val="Normal"/>
-        <w:spacing w:before="0" w:after="19"/>
-        <w:rPr>
-          <w:rFonts w:ascii="Calibri" w:hAnsi="Calibri"/>
-        </w:rPr>
-      </w:pPr>
-      <w:r>
-        <w:rPr/>
-      </w:r>
-    </w:p>
     <w:p>
       <w:pPr>
         <w:pStyle w:val="Normal"/>
@@ -110,13 +98,16 @@
     <w:p>
       <w:pPr>
         <w:pStyle w:val="Normal"/>
-        <w:rPr/>
+        <w:rPr>
+          <w:sz w:val="18"/>
+          <w:szCs w:val="18"/>
+        </w:rPr>
       </w:pPr>
       <w:r>
         <w:rPr>
           <w:rFonts w:cs="Calibri" w:ascii="Calibri" w:hAnsi="Calibri"/>
-          <w:sz w:val="20"/>
-          <w:szCs w:val="20"/>
+          <w:sz w:val="18"/>
+          <w:szCs w:val="18"/>
         </w:rPr>
         <w:t>{% for s in compétences %}</w:t>
       </w:r>
@@ -128,13 +119,18 @@
           <w:ilvl w:val="0"/>
           <w:numId w:val="6"/>
         </w:numPr>
-        <w:rPr/>
+        <w:rPr>
+          <w:color w:val="002060"/>
+          <w:sz w:val="18"/>
+          <w:szCs w:val="18"/>
+        </w:rPr>
       </w:pPr>
       <w:r>
         <w:rPr>
           <w:rFonts w:cs="Calibri" w:ascii="Calibri" w:hAnsi="Calibri"/>
-          <w:sz w:val="20"/>
-          <w:szCs w:val="20"/>
+          <w:color w:val="002060"/>
+          <w:sz w:val="18"/>
+          <w:szCs w:val="18"/>
         </w:rPr>
         <w:t>{{ s }}</w:t>
       </w:r>
@@ -142,13 +138,16 @@
     <w:p>
       <w:pPr>
         <w:pStyle w:val="Normal"/>
-        <w:rPr/>
+        <w:rPr>
+          <w:sz w:val="18"/>
+          <w:szCs w:val="18"/>
+        </w:rPr>
       </w:pPr>
       <w:r>
         <w:rPr>
           <w:rFonts w:cs="Calibri" w:ascii="Calibri" w:hAnsi="Calibri"/>
-          <w:sz w:val="20"/>
-          <w:szCs w:val="20"/>
+          <w:sz w:val="18"/>
+          <w:szCs w:val="18"/>
         </w:rPr>
         <w:t>{% endfor %}</w:t>
       </w:r>
@@ -248,13 +247,16 @@
     <w:p>
       <w:pPr>
         <w:pStyle w:val="Normal"/>
-        <w:rPr/>
+        <w:rPr>
+          <w:sz w:val="18"/>
+          <w:szCs w:val="18"/>
+        </w:rPr>
       </w:pPr>
       <w:r>
         <w:rPr>
           <w:rFonts w:ascii="Calibri" w:hAnsi="Calibri"/>
-          <w:sz w:val="20"/>
-          <w:szCs w:val="20"/>
+          <w:sz w:val="18"/>
+          <w:szCs w:val="18"/>
         </w:rPr>
         <w:t>{% for l in Logiciels_par_titre %}</w:t>
       </w:r>
@@ -266,23 +268,29 @@
           <w:ilvl w:val="0"/>
           <w:numId w:val="5"/>
         </w:numPr>
-        <w:rPr/>
+        <w:rPr>
+          <w:color w:val="002060"/>
+          <w:sz w:val="18"/>
+          <w:szCs w:val="18"/>
+        </w:rPr>
       </w:pPr>
       <w:r>
         <w:rPr>
           <w:rFonts w:ascii="Calibri" w:hAnsi="Calibri"/>
           <w:b/>
           <w:bCs/>
-          <w:sz w:val="20"/>
-          <w:szCs w:val="20"/>
+          <w:color w:val="002060"/>
+          <w:sz w:val="18"/>
+          <w:szCs w:val="18"/>
         </w:rPr>
         <w:t>{{ l.titre }}:</w:t>
       </w:r>
       <w:r>
         <w:rPr>
           <w:rFonts w:ascii="Calibri" w:hAnsi="Calibri"/>
-          <w:sz w:val="20"/>
-          <w:szCs w:val="20"/>
+          <w:color w:val="002060"/>
+          <w:sz w:val="18"/>
+          <w:szCs w:val="18"/>
         </w:rPr>
         <w:t xml:space="preserve"> {{ l.logiciels_outils | join(', ') }}</w:t>
       </w:r>
@@ -290,13 +298,16 @@
     <w:p>
       <w:pPr>
         <w:pStyle w:val="Normal"/>
-        <w:rPr/>
+        <w:rPr>
+          <w:sz w:val="18"/>
+          <w:szCs w:val="18"/>
+        </w:rPr>
       </w:pPr>
       <w:r>
         <w:rPr>
           <w:rFonts w:ascii="Calibri" w:hAnsi="Calibri"/>
-          <w:sz w:val="20"/>
-          <w:szCs w:val="20"/>
+          <w:sz w:val="18"/>
+          <w:szCs w:val="18"/>
         </w:rPr>
         <w:t>{% endfor %}</w:t>
       </w:r>
@@ -398,13 +409,16 @@
       <w:pPr>
         <w:pStyle w:val="Normal"/>
         <w:spacing w:before="0" w:after="19"/>
-        <w:rPr/>
+        <w:rPr>
+          <w:sz w:val="18"/>
+          <w:szCs w:val="18"/>
+        </w:rPr>
       </w:pPr>
       <w:r>
         <w:rPr>
           <w:rFonts w:ascii="Calibri" w:hAnsi="Calibri"/>
-          <w:sz w:val="20"/>
-          <w:szCs w:val="20"/>
+          <w:sz w:val="18"/>
+          <w:szCs w:val="18"/>
         </w:rPr>
         <w:t>{% for sect in Secteurs_activites %}</w:t>
       </w:r>
@@ -417,13 +431,18 @@
           <w:numId w:val="7"/>
         </w:numPr>
         <w:spacing w:before="0" w:after="19"/>
-        <w:rPr/>
+        <w:rPr>
+          <w:color w:val="002060"/>
+          <w:sz w:val="18"/>
+          <w:szCs w:val="18"/>
+        </w:rPr>
       </w:pPr>
       <w:r>
         <w:rPr>
           <w:rFonts w:ascii="Calibri" w:hAnsi="Calibri"/>
-          <w:sz w:val="20"/>
-          <w:szCs w:val="20"/>
+          <w:color w:val="002060"/>
+          <w:sz w:val="18"/>
+          <w:szCs w:val="18"/>
         </w:rPr>
         <w:t>{{ sect }}</w:t>
       </w:r>
@@ -432,13 +451,16 @@
       <w:pPr>
         <w:pStyle w:val="Normal"/>
         <w:spacing w:before="0" w:after="19"/>
-        <w:rPr/>
+        <w:rPr>
+          <w:sz w:val="18"/>
+          <w:szCs w:val="18"/>
+        </w:rPr>
       </w:pPr>
       <w:r>
         <w:rPr>
           <w:rFonts w:ascii="Calibri" w:hAnsi="Calibri"/>
-          <w:sz w:val="20"/>
-          <w:szCs w:val="20"/>
+          <w:sz w:val="18"/>
+          <w:szCs w:val="18"/>
         </w:rPr>
         <w:t>{% endfor %}</w:t>
       </w:r>
@@ -538,13 +560,16 @@
     <w:p>
       <w:pPr>
         <w:pStyle w:val="Normal"/>
-        <w:rPr/>
+        <w:rPr>
+          <w:sz w:val="18"/>
+          <w:szCs w:val="18"/>
+        </w:rPr>
       </w:pPr>
       <w:r>
         <w:rPr>
           <w:rFonts w:ascii="Calibri" w:hAnsi="Calibri"/>
-          <w:sz w:val="20"/>
-          <w:szCs w:val="20"/>
+          <w:sz w:val="18"/>
+          <w:szCs w:val="18"/>
         </w:rPr>
         <w:t>{% for dip in Diplomes -%}</w:t>
       </w:r>
@@ -557,8 +582,9 @@
           <w:numId w:val="9"/>
         </w:numPr>
         <w:rPr>
-          <w:b/>
-          <w:bCs/>
+          <w:color w:val="002060"/>
+          <w:sz w:val="18"/>
+          <w:szCs w:val="18"/>
         </w:rPr>
       </w:pPr>
       <w:r>
@@ -566,8 +592,9 @@
           <w:rFonts w:ascii="Calibri" w:hAnsi="Calibri"/>
           <w:b/>
           <w:bCs/>
-          <w:sz w:val="20"/>
-          <w:szCs w:val="20"/>
+          <w:color w:val="002060"/>
+          <w:sz w:val="18"/>
+          <w:szCs w:val="18"/>
         </w:rPr>
         <w:t>{{ dip.Titre }}</w:t>
       </w:r>
@@ -575,70 +602,133 @@
     <w:p>
       <w:pPr>
         <w:pStyle w:val="Normal"/>
-        <w:rPr/>
+        <w:rPr>
+          <w:sz w:val="18"/>
+          <w:szCs w:val="18"/>
+        </w:rPr>
       </w:pPr>
       <w:r>
         <w:rPr>
           <w:rFonts w:ascii="Calibri" w:hAnsi="Calibri"/>
-          <w:sz w:val="20"/>
-          <w:szCs w:val="20"/>
-        </w:rPr>
-        <w:t>{%- if dip.Ecole %} {{ dip.Ecole }}{% endif %}</w:t>
+          <w:sz w:val="18"/>
+          <w:szCs w:val="18"/>
+        </w:rPr>
+        <w:t xml:space="preserve">{%- if dip.Ecole %} </w:t>
+      </w:r>
+      <w:r>
+        <w:rPr>
+          <w:rFonts w:ascii="Calibri" w:hAnsi="Calibri"/>
+          <w:color w:val="002060"/>
+          <w:sz w:val="18"/>
+          <w:szCs w:val="18"/>
+        </w:rPr>
+        <w:t>{{ dip.Ecole }}</w:t>
+      </w:r>
+      <w:r>
+        <w:rPr>
+          <w:rFonts w:ascii="Calibri" w:hAnsi="Calibri"/>
+          <w:sz w:val="18"/>
+          <w:szCs w:val="18"/>
+        </w:rPr>
+        <w:t>{% endif %}</w:t>
       </w:r>
     </w:p>
     <w:p>
       <w:pPr>
         <w:pStyle w:val="Normal"/>
-        <w:rPr/>
+        <w:rPr>
+          <w:sz w:val="18"/>
+          <w:szCs w:val="18"/>
+        </w:rPr>
       </w:pPr>
       <w:r>
         <w:rPr>
           <w:rFonts w:ascii="Calibri" w:hAnsi="Calibri"/>
-          <w:sz w:val="20"/>
-          <w:szCs w:val="20"/>
-        </w:rPr>
-        <w:t>{%- if dip.Annee %} — {{ dip.Annee }}{% endif %}</w:t>
+          <w:sz w:val="18"/>
+          <w:szCs w:val="18"/>
+        </w:rPr>
+        <w:t xml:space="preserve">{%- if dip.Annee %} — </w:t>
+      </w:r>
+      <w:r>
+        <w:rPr>
+          <w:rFonts w:ascii="Calibri" w:hAnsi="Calibri"/>
+          <w:color w:val="002060"/>
+          <w:sz w:val="18"/>
+          <w:szCs w:val="18"/>
+        </w:rPr>
+        <w:t>{{ dip.Annee }}</w:t>
+      </w:r>
+      <w:r>
+        <w:rPr>
+          <w:rFonts w:ascii="Calibri" w:hAnsi="Calibri"/>
+          <w:sz w:val="18"/>
+          <w:szCs w:val="18"/>
+        </w:rPr>
+        <w:t>{% endif %}</w:t>
       </w:r>
     </w:p>
     <w:p>
       <w:pPr>
         <w:pStyle w:val="Normal"/>
-        <w:rPr/>
+        <w:rPr>
+          <w:sz w:val="18"/>
+          <w:szCs w:val="18"/>
+        </w:rPr>
       </w:pPr>
       <w:r>
         <w:rPr>
           <w:rFonts w:ascii="Calibri" w:hAnsi="Calibri"/>
-          <w:sz w:val="20"/>
-          <w:szCs w:val="20"/>
-        </w:rPr>
-        <w:t>{%- if dip.Lieu %} {{ dip.Lieu }}{% endif %}</w:t>
+          <w:sz w:val="18"/>
+          <w:szCs w:val="18"/>
+        </w:rPr>
+        <w:t xml:space="preserve">{%- if dip.Lieu %} </w:t>
+      </w:r>
+      <w:r>
+        <w:rPr>
+          <w:rFonts w:ascii="Calibri" w:hAnsi="Calibri"/>
+          <w:color w:val="002060"/>
+          <w:sz w:val="18"/>
+          <w:szCs w:val="18"/>
+        </w:rPr>
+        <w:t>{{ dip.Lieu }}</w:t>
+      </w:r>
+      <w:r>
+        <w:rPr>
+          <w:rFonts w:ascii="Calibri" w:hAnsi="Calibri"/>
+          <w:sz w:val="18"/>
+          <w:szCs w:val="18"/>
+        </w:rPr>
+        <w:t>{% endif %}</w:t>
       </w:r>
     </w:p>
     <w:p>
       <w:pPr>
         <w:pStyle w:val="Normal"/>
         <w:rPr>
-          <w:sz w:val="20"/>
-          <w:szCs w:val="20"/>
-        </w:rPr>
-      </w:pPr>
-      <w:r>
-        <w:rPr>
-          <w:sz w:val="20"/>
-          <w:szCs w:val="20"/>
+          <w:sz w:val="18"/>
+          <w:szCs w:val="18"/>
+        </w:rPr>
+      </w:pPr>
+      <w:r>
+        <w:rPr>
+          <w:sz w:val="18"/>
+          <w:szCs w:val="18"/>
         </w:rPr>
       </w:r>
     </w:p>
     <w:p>
       <w:pPr>
         <w:pStyle w:val="Normal"/>
-        <w:rPr/>
+        <w:rPr>
+          <w:sz w:val="18"/>
+          <w:szCs w:val="18"/>
+        </w:rPr>
       </w:pPr>
       <w:r>
         <w:rPr>
           <w:rFonts w:ascii="Calibri" w:hAnsi="Calibri"/>
-          <w:sz w:val="20"/>
-          <w:szCs w:val="20"/>
+          <w:sz w:val="18"/>
+          <w:szCs w:val="18"/>
         </w:rPr>
         <w:t>{% endfor %}</w:t>
       </w:r>
@@ -646,13 +736,16 @@
     <w:p>
       <w:pPr>
         <w:pStyle w:val="BodyText"/>
-        <w:rPr/>
+        <w:rPr>
+          <w:sz w:val="18"/>
+          <w:szCs w:val="18"/>
+        </w:rPr>
       </w:pPr>
       <w:r>
         <w:rPr>
           <w:rFonts w:ascii="Calibri" w:hAnsi="Calibri"/>
-          <w:sz w:val="20"/>
-          <w:szCs w:val="20"/>
+          <w:sz w:val="18"/>
+          <w:szCs w:val="18"/>
         </w:rPr>
         <w:t>{% if Langues %}</w:t>
       </w:r>
@@ -752,13 +845,16 @@
     <w:p>
       <w:pPr>
         <w:pStyle w:val="Normal"/>
-        <w:rPr/>
+        <w:rPr>
+          <w:sz w:val="18"/>
+          <w:szCs w:val="18"/>
+        </w:rPr>
       </w:pPr>
       <w:r>
         <w:rPr>
           <w:rFonts w:ascii="Calibri" w:hAnsi="Calibri"/>
-          <w:sz w:val="20"/>
-          <w:szCs w:val="20"/>
+          <w:sz w:val="18"/>
+          <w:szCs w:val="18"/>
         </w:rPr>
         <w:t>{% for lang in Langues %}</w:t>
       </w:r>
@@ -770,13 +866,18 @@
           <w:ilvl w:val="0"/>
           <w:numId w:val="8"/>
         </w:numPr>
-        <w:rPr/>
+        <w:rPr>
+          <w:color w:val="002060"/>
+          <w:sz w:val="18"/>
+          <w:szCs w:val="18"/>
+        </w:rPr>
       </w:pPr>
       <w:r>
         <w:rPr>
           <w:rFonts w:ascii="Calibri" w:hAnsi="Calibri"/>
-          <w:sz w:val="20"/>
-          <w:szCs w:val="20"/>
+          <w:color w:val="002060"/>
+          <w:sz w:val="18"/>
+          <w:szCs w:val="18"/>
         </w:rPr>
         <w:t>{{ lang }}</w:t>
       </w:r>
@@ -784,13 +885,16 @@
     <w:p>
       <w:pPr>
         <w:pStyle w:val="Normal"/>
-        <w:rPr/>
+        <w:rPr>
+          <w:sz w:val="18"/>
+          <w:szCs w:val="18"/>
+        </w:rPr>
       </w:pPr>
       <w:r>
         <w:rPr>
           <w:rFonts w:ascii="Calibri" w:hAnsi="Calibri"/>
-          <w:sz w:val="20"/>
-          <w:szCs w:val="20"/>
+          <w:sz w:val="18"/>
+          <w:szCs w:val="18"/>
         </w:rPr>
         <w:t>{% endfor %}</w:t>
       </w:r>
@@ -799,15 +903,15 @@
       <w:pPr>
         <w:pStyle w:val="BodyText"/>
         <w:rPr>
-          <w:sz w:val="20"/>
-          <w:szCs w:val="20"/>
+          <w:sz w:val="18"/>
+          <w:szCs w:val="18"/>
         </w:rPr>
       </w:pPr>
       <w:r>
         <w:rPr>
           <w:rFonts w:cs="Calibri" w:ascii="Calibri" w:hAnsi="Calibri"/>
-          <w:sz w:val="20"/>
-          <w:szCs w:val="20"/>
+          <w:sz w:val="18"/>
+          <w:szCs w:val="18"/>
         </w:rPr>
         <w:t>{% endif %}</w:t>
       </w:r>
@@ -907,15 +1011,27 @@
     <w:p>
       <w:pPr>
         <w:pStyle w:val="BodyText"/>
-        <w:rPr/>
+        <w:rPr>
+          <w:sz w:val="18"/>
+          <w:szCs w:val="18"/>
+        </w:rPr>
       </w:pPr>
       <w:r>
         <w:rPr>
           <w:rFonts w:cs="Calibri" w:ascii="Calibri" w:hAnsi="Calibri"/>
-          <w:sz w:val="20"/>
-          <w:szCs w:val="20"/>
-        </w:rPr>
-        <w:t>{% for exp in Experiences %}| {{ exp.Nom_Entreprise }} | {{ exp.Dates }} — {{ exp.Durée_expérience }} |</w:t>
+          <w:sz w:val="18"/>
+          <w:szCs w:val="18"/>
+        </w:rPr>
+        <w:t xml:space="preserve">{% for exp in Experiences %}| </w:t>
+      </w:r>
+      <w:r>
+        <w:rPr>
+          <w:rFonts w:cs="Calibri" w:ascii="Calibri" w:hAnsi="Calibri"/>
+          <w:color w:val="002060"/>
+          <w:sz w:val="18"/>
+          <w:szCs w:val="18"/>
+        </w:rPr>
+        <w:t>{{ exp.Nom_Entreprise }} | {{ exp.Dates }} — {{ exp.Durée_expérience }} |</w:t>
       </w:r>
     </w:p>
     <w:p>
@@ -936,7 +1052,7 @@
         <mc:AlternateContent>
           <mc:Choice Requires="wps">
             <w:drawing>
-              <wp:anchor behindDoc="0" distT="635" distB="635" distL="635" distR="635" simplePos="0" locked="0" layoutInCell="1" allowOverlap="1" relativeHeight="21">
+              <wp:anchor behindDoc="0" distT="635" distB="635" distL="635" distR="635" simplePos="0" locked="0" layoutInCell="1" allowOverlap="1" relativeHeight="19">
                 <wp:simplePos x="0" y="0"/>
                 <wp:positionH relativeFrom="column">
                   <wp:posOffset>72390</wp:posOffset>
@@ -998,15 +1114,20 @@
           <w:ilvl w:val="0"/>
           <w:numId w:val="4"/>
         </w:numPr>
-        <w:rPr/>
+        <w:rPr>
+          <w:color w:val="002060"/>
+          <w:sz w:val="18"/>
+          <w:szCs w:val="18"/>
+        </w:rPr>
       </w:pPr>
       <w:r>
         <w:rPr>
           <w:rFonts w:ascii="Calibri" w:hAnsi="Calibri"/>
           <w:b/>
           <w:bCs/>
-          <w:sz w:val="20"/>
-          <w:szCs w:val="20"/>
+          <w:color w:val="002060"/>
+          <w:sz w:val="18"/>
+          <w:szCs w:val="18"/>
         </w:rPr>
         <w:t>{{ exp.Poste }}</w:t>
       </w:r>
@@ -1014,13 +1135,16 @@
     <w:p>
       <w:pPr>
         <w:pStyle w:val="BodyText"/>
-        <w:rPr/>
+        <w:rPr>
+          <w:sz w:val="18"/>
+          <w:szCs w:val="18"/>
+        </w:rPr>
       </w:pPr>
       <w:r>
         <w:rPr>
           <w:rFonts w:ascii="Calibri" w:hAnsi="Calibri"/>
-          <w:sz w:val="20"/>
-          <w:szCs w:val="20"/>
+          <w:sz w:val="18"/>
+          <w:szCs w:val="18"/>
         </w:rPr>
         <w:t>{% if exp.Mission %}</w:t>
       </w:r>
@@ -1029,9 +1153,8 @@
       <w:pPr>
         <w:pStyle w:val="BodyText"/>
         <w:rPr>
-          <w:rFonts w:ascii="Calibri" w:hAnsi="Calibri"/>
-          <w:sz w:val="20"/>
-          <w:szCs w:val="20"/>
+          <w:sz w:val="18"/>
+          <w:szCs w:val="18"/>
         </w:rPr>
       </w:pPr>
       <w:r>
@@ -1039,34 +1162,43 @@
           <w:rFonts w:ascii="Calibri" w:hAnsi="Calibri"/>
           <w:b/>
           <w:bCs/>
-          <w:sz w:val="20"/>
-          <w:szCs w:val="20"/>
+          <w:color w:val="002060"/>
+          <w:sz w:val="18"/>
+          <w:szCs w:val="18"/>
         </w:rPr>
         <w:t>Mission :</w:t>
       </w:r>
       <w:r>
         <w:rPr>
           <w:rFonts w:ascii="Calibri" w:hAnsi="Calibri"/>
-          <w:sz w:val="20"/>
-          <w:szCs w:val="20"/>
-        </w:rPr>
-        <w:t xml:space="preserve"> {{ exp.Mission }}{% endif %}</w:t>
+          <w:color w:val="002060"/>
+          <w:sz w:val="18"/>
+          <w:szCs w:val="18"/>
+        </w:rPr>
+        <w:t xml:space="preserve"> {{ exp.Mission }}</w:t>
+      </w:r>
+      <w:r>
+        <w:rPr>
+          <w:rFonts w:ascii="Calibri" w:hAnsi="Calibri"/>
+          <w:sz w:val="18"/>
+          <w:szCs w:val="18"/>
+        </w:rPr>
+        <w:t>{% endif %}</w:t>
       </w:r>
     </w:p>
     <w:p>
       <w:pPr>
         <w:pStyle w:val="BodyText"/>
         <w:rPr>
+          <w:sz w:val="18"/>
+          <w:szCs w:val="18"/>
+        </w:rPr>
+      </w:pPr>
+      <w:r>
+        <w:rPr>
           <w:rFonts w:ascii="Calibri" w:hAnsi="Calibri"/>
-          <w:sz w:val="20"/>
-          <w:szCs w:val="20"/>
-        </w:rPr>
-      </w:pPr>
-      <w:r>
-        <w:rPr>
-          <w:rFonts w:ascii="Calibri" w:hAnsi="Calibri"/>
-          <w:sz w:val="20"/>
-          <w:szCs w:val="20"/>
+          <w:sz w:val="18"/>
+          <w:szCs w:val="18"/>
         </w:rPr>
         <w:t>{% for t in exp.Taches %}- {{ t }}</w:t>
       </w:r>
@@ -1075,16 +1207,15 @@
       <w:pPr>
         <w:pStyle w:val="BodyText"/>
         <w:rPr>
+          <w:sz w:val="18"/>
+          <w:szCs w:val="18"/>
+        </w:rPr>
+      </w:pPr>
+      <w:r>
+        <w:rPr>
           <w:rFonts w:ascii="Calibri" w:hAnsi="Calibri"/>
-          <w:sz w:val="20"/>
-          <w:szCs w:val="20"/>
-        </w:rPr>
-      </w:pPr>
-      <w:r>
-        <w:rPr>
-          <w:rFonts w:ascii="Calibri" w:hAnsi="Calibri"/>
-          <w:sz w:val="20"/>
-          <w:szCs w:val="20"/>
+          <w:sz w:val="18"/>
+          <w:szCs w:val="18"/>
         </w:rPr>
         <w:t>{% endfor %}</w:t>
       </w:r>
@@ -1093,16 +1224,15 @@
       <w:pPr>
         <w:pStyle w:val="BodyText"/>
         <w:rPr>
+          <w:sz w:val="18"/>
+          <w:szCs w:val="18"/>
+        </w:rPr>
+      </w:pPr>
+      <w:r>
+        <w:rPr>
           <w:rFonts w:ascii="Calibri" w:hAnsi="Calibri"/>
-          <w:sz w:val="20"/>
-          <w:szCs w:val="20"/>
-        </w:rPr>
-      </w:pPr>
-      <w:r>
-        <w:rPr>
-          <w:rFonts w:ascii="Calibri" w:hAnsi="Calibri"/>
-          <w:sz w:val="20"/>
-          <w:szCs w:val="20"/>
+          <w:sz w:val="18"/>
+          <w:szCs w:val="18"/>
         </w:rPr>
         <w:t>{% if exp.Logiciels_outils %}</w:t>
       </w:r>
@@ -1111,9 +1241,9 @@
       <w:pPr>
         <w:pStyle w:val="BodyText"/>
         <w:rPr>
-          <w:rFonts w:ascii="Calibri" w:hAnsi="Calibri"/>
-          <w:sz w:val="20"/>
-          <w:szCs w:val="20"/>
+          <w:color w:val="002060"/>
+          <w:sz w:val="18"/>
+          <w:szCs w:val="18"/>
         </w:rPr>
       </w:pPr>
       <w:r>
@@ -1121,16 +1251,18 @@
           <w:rFonts w:ascii="Calibri" w:hAnsi="Calibri"/>
           <w:b/>
           <w:bCs/>
-          <w:sz w:val="20"/>
-          <w:szCs w:val="20"/>
+          <w:color w:val="002060"/>
+          <w:sz w:val="18"/>
+          <w:szCs w:val="18"/>
         </w:rPr>
         <w:t>Outils :</w:t>
       </w:r>
       <w:r>
         <w:rPr>
           <w:rFonts w:ascii="Calibri" w:hAnsi="Calibri"/>
-          <w:sz w:val="20"/>
-          <w:szCs w:val="20"/>
+          <w:color w:val="002060"/>
+          <w:sz w:val="18"/>
+          <w:szCs w:val="18"/>
         </w:rPr>
         <w:t xml:space="preserve"> {{ exp.Logiciels_outils | join(', ') }}</w:t>
       </w:r>
@@ -1139,16 +1271,15 @@
       <w:pPr>
         <w:pStyle w:val="BodyText"/>
         <w:rPr>
+          <w:sz w:val="18"/>
+          <w:szCs w:val="18"/>
+        </w:rPr>
+      </w:pPr>
+      <w:r>
+        <w:rPr>
           <w:rFonts w:ascii="Calibri" w:hAnsi="Calibri"/>
-          <w:sz w:val="20"/>
-          <w:szCs w:val="20"/>
-        </w:rPr>
-      </w:pPr>
-      <w:r>
-        <w:rPr>
-          <w:rFonts w:ascii="Calibri" w:hAnsi="Calibri"/>
-          <w:sz w:val="20"/>
-          <w:szCs w:val="20"/>
+          <w:sz w:val="18"/>
+          <w:szCs w:val="18"/>
         </w:rPr>
         <w:t>{% endif %}</w:t>
       </w:r>
@@ -1157,18 +1288,15 @@
       <w:pPr>
         <w:pStyle w:val="BodyText"/>
         <w:rPr>
-          <w:rFonts w:ascii="Calibri" w:hAnsi="Calibri" w:cs="Calibri"/>
-          <w:b/>
-          <w:bCs/>
-          <w:sz w:val="20"/>
-          <w:szCs w:val="20"/>
+          <w:sz w:val="18"/>
+          <w:szCs w:val="18"/>
         </w:rPr>
       </w:pPr>
       <w:r>
         <w:rPr>
           <w:rFonts w:ascii="Calibri" w:hAnsi="Calibri"/>
-          <w:sz w:val="20"/>
-          <w:szCs w:val="20"/>
+          <w:sz w:val="18"/>
+          <w:szCs w:val="18"/>
         </w:rPr>
         <w:t>{% if exp.Clients %}</w:t>
       </w:r>
@@ -1176,23 +1304,29 @@
     <w:p>
       <w:pPr>
         <w:pStyle w:val="BodyText"/>
-        <w:rPr/>
+        <w:rPr>
+          <w:color w:val="002060"/>
+          <w:sz w:val="18"/>
+          <w:szCs w:val="18"/>
+        </w:rPr>
       </w:pPr>
       <w:r>
         <w:rPr>
           <w:rFonts w:ascii="Calibri" w:hAnsi="Calibri"/>
           <w:b/>
           <w:bCs/>
-          <w:sz w:val="20"/>
-          <w:szCs w:val="20"/>
+          <w:color w:val="002060"/>
+          <w:sz w:val="18"/>
+          <w:szCs w:val="18"/>
         </w:rPr>
         <w:t xml:space="preserve">Clients : </w:t>
       </w:r>
       <w:r>
         <w:rPr>
           <w:rFonts w:ascii="Calibri" w:hAnsi="Calibri"/>
-          <w:sz w:val="20"/>
-          <w:szCs w:val="20"/>
+          <w:color w:val="002060"/>
+          <w:sz w:val="18"/>
+          <w:szCs w:val="18"/>
         </w:rPr>
         <w:t>{{ exp.Clients }}</w:t>
       </w:r>
@@ -1201,16 +1335,15 @@
       <w:pPr>
         <w:pStyle w:val="BodyText"/>
         <w:rPr>
+          <w:sz w:val="18"/>
+          <w:szCs w:val="18"/>
+        </w:rPr>
+      </w:pPr>
+      <w:r>
+        <w:rPr>
           <w:rFonts w:ascii="Calibri" w:hAnsi="Calibri"/>
-          <w:sz w:val="20"/>
-          <w:szCs w:val="20"/>
-        </w:rPr>
-      </w:pPr>
-      <w:r>
-        <w:rPr>
-          <w:rFonts w:ascii="Calibri" w:hAnsi="Calibri"/>
-          <w:sz w:val="20"/>
-          <w:szCs w:val="20"/>
+          <w:sz w:val="18"/>
+          <w:szCs w:val="18"/>
         </w:rPr>
         <w:t>{% endif %}</w:t>
       </w:r>
@@ -1220,16 +1353,15 @@
         <w:pStyle w:val="BodyText"/>
         <w:spacing w:before="0" w:after="120"/>
         <w:rPr>
+          <w:sz w:val="18"/>
+          <w:szCs w:val="18"/>
+        </w:rPr>
+      </w:pPr>
+      <w:r>
+        <w:rPr>
           <w:rFonts w:ascii="Calibri" w:hAnsi="Calibri"/>
-          <w:sz w:val="20"/>
-          <w:szCs w:val="20"/>
-        </w:rPr>
-      </w:pPr>
-      <w:r>
-        <w:rPr>
-          <w:rFonts w:ascii="Calibri" w:hAnsi="Calibri"/>
-          <w:sz w:val="20"/>
-          <w:szCs w:val="20"/>
+          <w:sz w:val="18"/>
+          <w:szCs w:val="18"/>
         </w:rPr>
         <w:t>{% endfor %}</w:t>
       </w:r>
@@ -1243,7 +1375,7 @@
       <w:footerReference w:type="first" r:id="rId7"/>
       <w:type w:val="nextPage"/>
       <w:pgSz w:w="11906" w:h="16838"/>
-      <w:pgMar w:left="709" w:right="748" w:gutter="0" w:header="283" w:top="850" w:footer="214" w:bottom="1274"/>
+      <w:pgMar w:left="709" w:right="748" w:gutter="0" w:header="283" w:top="2551" w:footer="214" w:bottom="1274"/>
       <w:pgNumType w:fmt="decimal"/>
       <w:formProt w:val="false"/>
       <w:textDirection w:val="lrTb"/>
@@ -1325,7 +1457,7 @@
       <mc:AlternateContent>
         <mc:Choice Requires="wps">
           <w:drawing>
-            <wp:anchor behindDoc="1" distT="635" distB="0" distL="635" distR="0" simplePos="0" locked="0" layoutInCell="0" allowOverlap="1" relativeHeight="15">
+            <wp:anchor behindDoc="1" distT="635" distB="0" distL="635" distR="0" simplePos="0" locked="0" layoutInCell="0" allowOverlap="1" relativeHeight="14">
               <wp:simplePos x="0" y="0"/>
               <wp:positionH relativeFrom="page">
                 <wp:posOffset>3596640</wp:posOffset>
@@ -1596,7 +1728,7 @@
       <mc:AlternateContent>
         <mc:Choice Requires="wps">
           <w:drawing>
-            <wp:anchor behindDoc="1" distT="635" distB="0" distL="635" distR="0" simplePos="0" locked="0" layoutInCell="0" allowOverlap="1" relativeHeight="15">
+            <wp:anchor behindDoc="1" distT="635" distB="0" distL="635" distR="0" simplePos="0" locked="0" layoutInCell="0" allowOverlap="1" relativeHeight="14">
               <wp:simplePos x="0" y="0"/>
               <wp:positionH relativeFrom="page">
                 <wp:posOffset>3596640</wp:posOffset>
@@ -1814,35 +1946,25 @@
       <w:pStyle w:val="Normal"/>
       <w:jc w:val="right"/>
       <w:rPr>
-        <w:rFonts w:ascii="Calibri" w:hAnsi="Calibri" w:cs="Calibri"/>
-        <w:b/>
-        <w:bCs/>
-        <w:sz w:val="28"/>
-        <w:szCs w:val="28"/>
+        <w:color w:val="002060"/>
+        <w:sz w:val="32"/>
+        <w:szCs w:val="32"/>
       </w:rPr>
     </w:pPr>
     <w:r>
       <w:drawing>
-        <wp:anchor behindDoc="0" distT="0" distB="0" distL="114300" distR="114300" simplePos="0" locked="0" layoutInCell="0" allowOverlap="1" relativeHeight="20">
+        <wp:anchor behindDoc="0" distT="0" distB="0" distL="0" distR="0" simplePos="0" locked="0" layoutInCell="0" allowOverlap="1" relativeHeight="20">
           <wp:simplePos x="0" y="0"/>
           <wp:positionH relativeFrom="column">
-            <wp:posOffset>205105</wp:posOffset>
+            <wp:posOffset>65405</wp:posOffset>
           </wp:positionH>
           <wp:positionV relativeFrom="paragraph">
-            <wp:posOffset>-82550</wp:posOffset>
+            <wp:posOffset>51435</wp:posOffset>
           </wp:positionV>
-          <wp:extent cx="698500" cy="741680"/>
+          <wp:extent cx="1543685" cy="1066800"/>
           <wp:effectExtent l="0" t="0" r="0" b="0"/>
-          <wp:wrapTight wrapText="bothSides">
-            <wp:wrapPolygon edited="0">
-              <wp:start x="-15" y="0"/>
-              <wp:lineTo x="-15" y="22754"/>
-              <wp:lineTo x="24216" y="22754"/>
-              <wp:lineTo x="24216" y="0"/>
-              <wp:lineTo x="-15" y="0"/>
-            </wp:wrapPolygon>
-          </wp:wrapTight>
-          <wp:docPr id="8" name="Image 1" descr=""/>
+          <wp:wrapSquare wrapText="largest"/>
+          <wp:docPr id="8" name="Image1" descr=""/>
           <wp:cNvGraphicFramePr>
             <a:graphicFrameLocks xmlns:a="http://schemas.openxmlformats.org/drawingml/2006/main" noChangeAspect="1"/>
           </wp:cNvGraphicFramePr>
@@ -1850,14 +1972,14 @@
             <a:graphicData uri="http://schemas.openxmlformats.org/drawingml/2006/picture">
               <pic:pic xmlns:pic="http://schemas.openxmlformats.org/drawingml/2006/picture">
                 <pic:nvPicPr>
-                  <pic:cNvPr id="8" name="Image 1" descr=""/>
+                  <pic:cNvPr id="8" name="Image1" descr=""/>
                   <pic:cNvPicPr>
                     <a:picLocks noChangeAspect="1" noChangeArrowheads="1"/>
                   </pic:cNvPicPr>
                 </pic:nvPicPr>
                 <pic:blipFill>
                   <a:blip r:embed="rId1"/>
-                  <a:srcRect l="0" t="0" r="12785" b="7190"/>
+                  <a:srcRect l="0" t="16859" r="3340" b="16339"/>
                   <a:stretch>
                     <a:fillRect/>
                   </a:stretch>
@@ -1865,7 +1987,7 @@
                 <pic:spPr bwMode="auto">
                   <a:xfrm>
                     <a:off x="0" y="0"/>
-                    <a:ext cx="698500" cy="741680"/>
+                    <a:ext cx="1543685" cy="1066800"/>
                   </a:xfrm>
                   <a:prstGeom prst="rect">
                     <a:avLst/>
@@ -1882,20 +2004,11 @@
         <w:rFonts w:cs="Calibri" w:ascii="Calibri" w:hAnsi="Calibri"/>
         <w:b/>
         <w:bCs/>
+        <w:color w:val="002060"/>
         <w:sz w:val="32"/>
         <w:szCs w:val="32"/>
       </w:rPr>
-      <w:t>{</w:t>
-    </w:r>
-    <w:r>
-      <w:rPr>
-        <w:rFonts w:cs="Calibri" w:ascii="Calibri" w:hAnsi="Calibri"/>
-        <w:b/>
-        <w:bCs/>
-        <w:sz w:val="28"/>
-        <w:szCs w:val="28"/>
-      </w:rPr>
-      <w:t>{Initial}}</w:t>
+      <w:t>{{Initial}}</w:t>
     </w:r>
   </w:p>
   <w:p>
@@ -1903,11 +2016,9 @@
       <w:pStyle w:val="Normal"/>
       <w:jc w:val="right"/>
       <w:rPr>
-        <w:rFonts w:ascii="Calibri" w:hAnsi="Calibri" w:cs="Calibri"/>
-        <w:b/>
-        <w:bCs/>
-        <w:sz w:val="28"/>
-        <w:szCs w:val="28"/>
+        <w:color w:val="002060"/>
+        <w:sz w:val="32"/>
+        <w:szCs w:val="32"/>
       </w:rPr>
     </w:pPr>
     <w:r>
@@ -1915,8 +2026,9 @@
         <w:rFonts w:cs="Calibri" w:ascii="Calibri" w:hAnsi="Calibri"/>
         <w:b/>
         <w:bCs/>
-        <w:sz w:val="28"/>
-        <w:szCs w:val="28"/>
+        <w:color w:val="002060"/>
+        <w:sz w:val="32"/>
+        <w:szCs w:val="32"/>
       </w:rPr>
       <w:t>{{POSTE}}</w:t>
     </w:r>
@@ -1926,11 +2038,9 @@
       <w:pStyle w:val="Normal"/>
       <w:jc w:val="right"/>
       <w:rPr>
-        <w:rFonts w:ascii="Calibri" w:hAnsi="Calibri" w:cs="Calibri"/>
-        <w:b/>
-        <w:bCs/>
-        <w:sz w:val="28"/>
-        <w:szCs w:val="28"/>
+        <w:color w:val="002060"/>
+        <w:sz w:val="32"/>
+        <w:szCs w:val="32"/>
       </w:rPr>
     </w:pPr>
     <w:r>
@@ -1938,8 +2048,9 @@
         <w:rFonts w:cs="Calibri" w:ascii="Calibri" w:hAnsi="Calibri"/>
         <w:b/>
         <w:bCs/>
-        <w:sz w:val="28"/>
-        <w:szCs w:val="28"/>
+        <w:color w:val="002060"/>
+        <w:sz w:val="32"/>
+        <w:szCs w:val="32"/>
       </w:rPr>
       <w:t>{{Experience_totale}}</w:t>
     </w:r>
@@ -1954,35 +2065,25 @@
       <w:pStyle w:val="Normal"/>
       <w:jc w:val="right"/>
       <w:rPr>
-        <w:rFonts w:ascii="Calibri" w:hAnsi="Calibri" w:cs="Calibri"/>
-        <w:b/>
-        <w:bCs/>
-        <w:sz w:val="28"/>
-        <w:szCs w:val="28"/>
+        <w:color w:val="002060"/>
+        <w:sz w:val="32"/>
+        <w:szCs w:val="32"/>
       </w:rPr>
     </w:pPr>
     <w:r>
       <w:drawing>
-        <wp:anchor behindDoc="0" distT="0" distB="0" distL="114300" distR="114300" simplePos="0" locked="0" layoutInCell="0" allowOverlap="1" relativeHeight="20">
+        <wp:anchor behindDoc="0" distT="0" distB="0" distL="0" distR="0" simplePos="0" locked="0" layoutInCell="0" allowOverlap="1" relativeHeight="20">
           <wp:simplePos x="0" y="0"/>
           <wp:positionH relativeFrom="column">
-            <wp:posOffset>205105</wp:posOffset>
+            <wp:posOffset>65405</wp:posOffset>
           </wp:positionH>
           <wp:positionV relativeFrom="paragraph">
-            <wp:posOffset>-82550</wp:posOffset>
+            <wp:posOffset>51435</wp:posOffset>
           </wp:positionV>
-          <wp:extent cx="698500" cy="741680"/>
+          <wp:extent cx="1543685" cy="1066800"/>
           <wp:effectExtent l="0" t="0" r="0" b="0"/>
-          <wp:wrapTight wrapText="bothSides">
-            <wp:wrapPolygon edited="0">
-              <wp:start x="-15" y="0"/>
-              <wp:lineTo x="-15" y="22754"/>
-              <wp:lineTo x="24216" y="22754"/>
-              <wp:lineTo x="24216" y="0"/>
-              <wp:lineTo x="-15" y="0"/>
-            </wp:wrapPolygon>
-          </wp:wrapTight>
-          <wp:docPr id="9" name="Image 1" descr=""/>
+          <wp:wrapSquare wrapText="largest"/>
+          <wp:docPr id="9" name="Image1" descr=""/>
           <wp:cNvGraphicFramePr>
             <a:graphicFrameLocks xmlns:a="http://schemas.openxmlformats.org/drawingml/2006/main" noChangeAspect="1"/>
           </wp:cNvGraphicFramePr>
@@ -1990,14 +2091,14 @@
             <a:graphicData uri="http://schemas.openxmlformats.org/drawingml/2006/picture">
               <pic:pic xmlns:pic="http://schemas.openxmlformats.org/drawingml/2006/picture">
                 <pic:nvPicPr>
-                  <pic:cNvPr id="9" name="Image 1" descr=""/>
+                  <pic:cNvPr id="9" name="Image1" descr=""/>
                   <pic:cNvPicPr>
                     <a:picLocks noChangeAspect="1" noChangeArrowheads="1"/>
                   </pic:cNvPicPr>
                 </pic:nvPicPr>
                 <pic:blipFill>
                   <a:blip r:embed="rId1"/>
-                  <a:srcRect l="0" t="0" r="12785" b="7190"/>
+                  <a:srcRect l="0" t="16859" r="3340" b="16339"/>
                   <a:stretch>
                     <a:fillRect/>
                   </a:stretch>
@@ -2005,7 +2106,7 @@
                 <pic:spPr bwMode="auto">
                   <a:xfrm>
                     <a:off x="0" y="0"/>
-                    <a:ext cx="698500" cy="741680"/>
+                    <a:ext cx="1543685" cy="1066800"/>
                   </a:xfrm>
                   <a:prstGeom prst="rect">
                     <a:avLst/>
@@ -2022,20 +2123,11 @@
         <w:rFonts w:cs="Calibri" w:ascii="Calibri" w:hAnsi="Calibri"/>
         <w:b/>
         <w:bCs/>
+        <w:color w:val="002060"/>
         <w:sz w:val="32"/>
         <w:szCs w:val="32"/>
       </w:rPr>
-      <w:t>{</w:t>
-    </w:r>
-    <w:r>
-      <w:rPr>
-        <w:rFonts w:cs="Calibri" w:ascii="Calibri" w:hAnsi="Calibri"/>
-        <w:b/>
-        <w:bCs/>
-        <w:sz w:val="28"/>
-        <w:szCs w:val="28"/>
-      </w:rPr>
-      <w:t>{Initial}}</w:t>
+      <w:t>{{Initial}}</w:t>
     </w:r>
   </w:p>
   <w:p>
@@ -2043,11 +2135,9 @@
       <w:pStyle w:val="Normal"/>
       <w:jc w:val="right"/>
       <w:rPr>
-        <w:rFonts w:ascii="Calibri" w:hAnsi="Calibri" w:cs="Calibri"/>
-        <w:b/>
-        <w:bCs/>
-        <w:sz w:val="28"/>
-        <w:szCs w:val="28"/>
+        <w:color w:val="002060"/>
+        <w:sz w:val="32"/>
+        <w:szCs w:val="32"/>
       </w:rPr>
     </w:pPr>
     <w:r>
@@ -2055,8 +2145,9 @@
         <w:rFonts w:cs="Calibri" w:ascii="Calibri" w:hAnsi="Calibri"/>
         <w:b/>
         <w:bCs/>
-        <w:sz w:val="28"/>
-        <w:szCs w:val="28"/>
+        <w:color w:val="002060"/>
+        <w:sz w:val="32"/>
+        <w:szCs w:val="32"/>
       </w:rPr>
       <w:t>{{POSTE}}</w:t>
     </w:r>
@@ -2066,11 +2157,9 @@
       <w:pStyle w:val="Normal"/>
       <w:jc w:val="right"/>
       <w:rPr>
-        <w:rFonts w:ascii="Calibri" w:hAnsi="Calibri" w:cs="Calibri"/>
-        <w:b/>
-        <w:bCs/>
-        <w:sz w:val="28"/>
-        <w:szCs w:val="28"/>
+        <w:color w:val="002060"/>
+        <w:sz w:val="32"/>
+        <w:szCs w:val="32"/>
       </w:rPr>
     </w:pPr>
     <w:r>
@@ -2078,8 +2167,9 @@
         <w:rFonts w:cs="Calibri" w:ascii="Calibri" w:hAnsi="Calibri"/>
         <w:b/>
         <w:bCs/>
-        <w:sz w:val="28"/>
-        <w:szCs w:val="28"/>
+        <w:color w:val="002060"/>
+        <w:sz w:val="32"/>
+        <w:szCs w:val="32"/>
       </w:rPr>
       <w:t>{{Experience_totale}}</w:t>
     </w:r>

--- a/ressources/template.docx
+++ b/ressources/template.docx
@@ -1022,7 +1022,7 @@
           <w:sz w:val="18"/>
           <w:szCs w:val="18"/>
         </w:rPr>
-        <w:t xml:space="preserve">{% for exp in Experiences %}| </w:t>
+        <w:t>{% for exp in Experiences %}</w:t>
       </w:r>
       <w:r>
         <w:rPr>
@@ -1031,7 +1031,16 @@
           <w:sz w:val="18"/>
           <w:szCs w:val="18"/>
         </w:rPr>
-        <w:t>{{ exp.Nom_Entreprise }} | {{ exp.Dates }} — {{ exp.Durée_expérience }} |</w:t>
+        <w:t>{{ "%-30s %20s"|format(exp.Nom_Entreprise, exp.Dates) }}</w:t>
+      </w:r>
+      <w:r>
+        <w:rPr>
+          <w:rFonts w:cs="Calibri" w:ascii="Calibri" w:hAnsi="Calibri"/>
+          <w:color w:val="002060"/>
+          <w:sz w:val="18"/>
+          <w:szCs w:val="18"/>
+        </w:rPr>
+        <w:t>{{ exp.Durée_expérience }}</w:t>
       </w:r>
     </w:p>
     <w:p>

--- a/ressources/template.docx
+++ b/ressources/template.docx
@@ -561,17 +561,20 @@
       <w:pPr>
         <w:pStyle w:val="Normal"/>
         <w:rPr>
-          <w:sz w:val="18"/>
-          <w:szCs w:val="18"/>
-        </w:rPr>
-      </w:pPr>
-      <w:r>
-        <w:rPr>
-          <w:rFonts w:ascii="Calibri" w:hAnsi="Calibri"/>
-          <w:sz w:val="18"/>
-          <w:szCs w:val="18"/>
-        </w:rPr>
-        <w:t>{% for dip in Diplomes -%}</w:t>
+          <w:rFonts w:ascii="Calibri" w:hAnsi="Calibri"/>
+          <w:color w:val="002060"/>
+          <w:sz w:val="18"/>
+          <w:szCs w:val="18"/>
+        </w:rPr>
+      </w:pPr>
+      <w:r>
+        <w:rPr>
+          <w:rFonts w:ascii="Calibri" w:hAnsi="Calibri"/>
+          <w:color w:val="002060"/>
+          <w:sz w:val="18"/>
+          <w:szCs w:val="18"/>
+        </w:rPr>
+        <w:t xml:space="preserve">{% for dip in Diplomes -%} </w:t>
       </w:r>
     </w:p>
     <w:p>
@@ -582,13 +585,6 @@
           <w:numId w:val="9"/>
         </w:numPr>
         <w:rPr>
-          <w:color w:val="002060"/>
-          <w:sz w:val="18"/>
-          <w:szCs w:val="18"/>
-        </w:rPr>
-      </w:pPr>
-      <w:r>
-        <w:rPr>
           <w:rFonts w:ascii="Calibri" w:hAnsi="Calibri"/>
           <w:b/>
           <w:bCs/>
@@ -596,137 +592,168 @@
           <w:sz w:val="18"/>
           <w:szCs w:val="18"/>
         </w:rPr>
-        <w:t>{{ dip.Titre }}</w:t>
+      </w:pPr>
+      <w:r>
+        <w:rPr>
+          <w:rFonts w:ascii="Calibri" w:hAnsi="Calibri"/>
+          <w:b/>
+          <w:bCs/>
+          <w:color w:val="002060"/>
+          <w:sz w:val="18"/>
+          <w:szCs w:val="18"/>
+        </w:rPr>
+        <w:t>{{dip.Titre}}</w:t>
       </w:r>
     </w:p>
     <w:p>
       <w:pPr>
         <w:pStyle w:val="Normal"/>
         <w:rPr>
-          <w:sz w:val="18"/>
-          <w:szCs w:val="18"/>
-        </w:rPr>
-      </w:pPr>
-      <w:r>
-        <w:rPr>
-          <w:rFonts w:ascii="Calibri" w:hAnsi="Calibri"/>
-          <w:sz w:val="18"/>
-          <w:szCs w:val="18"/>
-        </w:rPr>
-        <w:t xml:space="preserve">{%- if dip.Ecole %} </w:t>
-      </w:r>
-      <w:r>
-        <w:rPr>
           <w:rFonts w:ascii="Calibri" w:hAnsi="Calibri"/>
           <w:color w:val="002060"/>
           <w:sz w:val="18"/>
           <w:szCs w:val="18"/>
         </w:rPr>
-        <w:t>{{ dip.Ecole }}</w:t>
-      </w:r>
-      <w:r>
-        <w:rPr>
-          <w:rFonts w:ascii="Calibri" w:hAnsi="Calibri"/>
-          <w:sz w:val="18"/>
-          <w:szCs w:val="18"/>
-        </w:rPr>
-        <w:t>{% endif %}</w:t>
+      </w:pPr>
+      <w:r>
+        <w:rPr>
+          <w:rFonts w:ascii="Calibri" w:hAnsi="Calibri"/>
+          <w:color w:val="002060"/>
+          <w:sz w:val="18"/>
+          <w:szCs w:val="18"/>
+        </w:rPr>
+        <w:t>{%- if dip.Ecole %}</w:t>
       </w:r>
     </w:p>
     <w:p>
       <w:pPr>
         <w:pStyle w:val="Normal"/>
         <w:rPr>
-          <w:sz w:val="18"/>
-          <w:szCs w:val="18"/>
-        </w:rPr>
-      </w:pPr>
-      <w:r>
-        <w:rPr>
-          <w:rFonts w:ascii="Calibri" w:hAnsi="Calibri"/>
-          <w:sz w:val="18"/>
-          <w:szCs w:val="18"/>
-        </w:rPr>
-        <w:t xml:space="preserve">{%- if dip.Annee %} — </w:t>
-      </w:r>
-      <w:r>
-        <w:rPr>
           <w:rFonts w:ascii="Calibri" w:hAnsi="Calibri"/>
           <w:color w:val="002060"/>
           <w:sz w:val="18"/>
           <w:szCs w:val="18"/>
         </w:rPr>
-        <w:t>{{ dip.Annee }}</w:t>
-      </w:r>
-      <w:r>
-        <w:rPr>
-          <w:rFonts w:ascii="Calibri" w:hAnsi="Calibri"/>
-          <w:sz w:val="18"/>
-          <w:szCs w:val="18"/>
-        </w:rPr>
-        <w:t>{% endif %}</w:t>
+      </w:pPr>
+      <w:r>
+        <w:rPr>
+          <w:rFonts w:ascii="Calibri" w:hAnsi="Calibri"/>
+          <w:color w:val="002060"/>
+          <w:sz w:val="18"/>
+          <w:szCs w:val="18"/>
+        </w:rPr>
+        <w:t xml:space="preserve">  </w:t>
+      </w:r>
+      <w:r>
+        <w:rPr>
+          <w:rFonts w:ascii="Calibri" w:hAnsi="Calibri"/>
+          <w:color w:val="002060"/>
+          <w:sz w:val="18"/>
+          <w:szCs w:val="18"/>
+        </w:rPr>
+        <w:t>{{ dip.Ecole }}</w:t>
       </w:r>
     </w:p>
     <w:p>
       <w:pPr>
         <w:pStyle w:val="Normal"/>
         <w:rPr>
-          <w:sz w:val="18"/>
-          <w:szCs w:val="18"/>
-        </w:rPr>
-      </w:pPr>
-      <w:r>
-        <w:rPr>
-          <w:rFonts w:ascii="Calibri" w:hAnsi="Calibri"/>
-          <w:sz w:val="18"/>
-          <w:szCs w:val="18"/>
-        </w:rPr>
-        <w:t xml:space="preserve">{%- if dip.Lieu %} </w:t>
-      </w:r>
-      <w:r>
-        <w:rPr>
-          <w:rFonts w:ascii="Calibri" w:hAnsi="Calibri"/>
           <w:color w:val="002060"/>
-          <w:sz w:val="18"/>
-          <w:szCs w:val="18"/>
-        </w:rPr>
-        <w:t>{{ dip.Lieu }}</w:t>
-      </w:r>
-      <w:r>
-        <w:rPr>
-          <w:rFonts w:ascii="Calibri" w:hAnsi="Calibri"/>
-          <w:sz w:val="18"/>
-          <w:szCs w:val="18"/>
-        </w:rPr>
-        <w:t>{% endif %}</w:t>
+        </w:rPr>
+      </w:pPr>
+      <w:r>
+        <w:rPr>
+          <w:rFonts w:ascii="Calibri" w:hAnsi="Calibri"/>
+          <w:color w:val="002060"/>
+          <w:sz w:val="18"/>
+          <w:szCs w:val="18"/>
+        </w:rPr>
+        <w:t>{%- endif %}</w:t>
       </w:r>
     </w:p>
     <w:p>
       <w:pPr>
         <w:pStyle w:val="Normal"/>
         <w:rPr>
-          <w:sz w:val="18"/>
-          <w:szCs w:val="18"/>
-        </w:rPr>
-      </w:pPr>
-      <w:r>
-        <w:rPr>
-          <w:sz w:val="18"/>
-          <w:szCs w:val="18"/>
-        </w:rPr>
+          <w:color w:val="002060"/>
+        </w:rPr>
+      </w:pPr>
+      <w:r>
+        <w:rPr>
+          <w:rFonts w:ascii="Calibri" w:hAnsi="Calibri"/>
+          <w:color w:val="002060"/>
+          <w:sz w:val="18"/>
+          <w:szCs w:val="18"/>
+        </w:rPr>
+        <w:t xml:space="preserve">  </w:t>
+      </w:r>
+      <w:r>
+        <w:rPr>
+          <w:rFonts w:ascii="Calibri" w:hAnsi="Calibri"/>
+          <w:color w:val="002060"/>
+          <w:sz w:val="18"/>
+          <w:szCs w:val="18"/>
+        </w:rPr>
+        <w:t>{%- if dip.Annee %}{{ dip.Annee }}{% endif %}</w:t>
       </w:r>
     </w:p>
     <w:p>
       <w:pPr>
         <w:pStyle w:val="Normal"/>
         <w:rPr>
-          <w:sz w:val="18"/>
-          <w:szCs w:val="18"/>
-        </w:rPr>
-      </w:pPr>
-      <w:r>
-        <w:rPr>
-          <w:rFonts w:ascii="Calibri" w:hAnsi="Calibri"/>
+          <w:color w:val="002060"/>
+        </w:rPr>
+      </w:pPr>
+      <w:r>
+        <w:rPr>
+          <w:rFonts w:ascii="Calibri" w:hAnsi="Calibri"/>
+          <w:color w:val="002060"/>
+          <w:sz w:val="18"/>
+          <w:szCs w:val="18"/>
+        </w:rPr>
+        <w:t xml:space="preserve">  </w:t>
+      </w:r>
+      <w:r>
+        <w:rPr>
+          <w:rFonts w:ascii="Calibri" w:hAnsi="Calibri"/>
+          <w:color w:val="002060"/>
+          <w:sz w:val="18"/>
+          <w:szCs w:val="18"/>
+        </w:rPr>
+        <w:t>{%- if dip.Lieu %}{{ dip.Lieu }}{% endif %}</w:t>
+      </w:r>
+    </w:p>
+    <w:p>
+      <w:pPr>
+        <w:pStyle w:val="Normal"/>
+        <w:rPr>
+          <w:rFonts w:ascii="Calibri" w:hAnsi="Calibri"/>
+          <w:sz w:val="18"/>
+          <w:szCs w:val="18"/>
+        </w:rPr>
+      </w:pPr>
+      <w:r>
+        <w:rPr>
+          <w:rFonts w:ascii="Calibri" w:hAnsi="Calibri"/>
+          <w:sz w:val="18"/>
+          <w:szCs w:val="18"/>
+        </w:rPr>
+      </w:r>
+    </w:p>
+    <w:p>
+      <w:pPr>
+        <w:pStyle w:val="Normal"/>
+        <w:rPr>
+          <w:rFonts w:ascii="Calibri" w:hAnsi="Calibri"/>
+          <w:color w:val="002060"/>
+          <w:sz w:val="18"/>
+          <w:szCs w:val="18"/>
+        </w:rPr>
+      </w:pPr>
+      <w:r>
+        <w:rPr>
+          <w:rFonts w:ascii="Calibri" w:hAnsi="Calibri"/>
+          <w:color w:val="002060"/>
           <w:sz w:val="18"/>
           <w:szCs w:val="18"/>
         </w:rPr>
@@ -931,7 +958,7 @@
               <wp:inline distT="0" distB="0" distL="0" distR="0">
                 <wp:extent cx="6494145" cy="309880"/>
                 <wp:effectExtent l="114300" t="0" r="114300" b="0"/>
-                <wp:docPr id="6" name="Zone de texte 1"/>
+                <wp:docPr id="6" name="Forme 1"/>
                 <a:graphic xmlns:a="http://schemas.openxmlformats.org/drawingml/2006/main">
                   <a:graphicData uri="http://schemas.microsoft.com/office/word/2010/wordprocessingShape">
                     <wps:wsp>
@@ -1010,6 +1037,19 @@
     </w:p>
     <w:p>
       <w:pPr>
+        <w:pStyle w:val="Normal"/>
+        <w:rPr>
+          <w:rFonts w:ascii="Calibri" w:hAnsi="Calibri"/>
+        </w:rPr>
+      </w:pPr>
+      <w:r>
+        <w:rPr>
+          <w:rFonts w:ascii="Calibri" w:hAnsi="Calibri"/>
+        </w:rPr>
+      </w:r>
+    </w:p>
+    <w:p>
+      <w:pPr>
         <w:pStyle w:val="BodyText"/>
         <w:rPr>
           <w:sz w:val="18"/>
@@ -1031,16 +1071,7 @@
           <w:sz w:val="18"/>
           <w:szCs w:val="18"/>
         </w:rPr>
-        <w:t>{{ "%-30s %20s"|format(exp.Nom_Entreprise, exp.Dates) }}</w:t>
-      </w:r>
-      <w:r>
-        <w:rPr>
-          <w:rFonts w:cs="Calibri" w:ascii="Calibri" w:hAnsi="Calibri"/>
-          <w:color w:val="002060"/>
-          <w:sz w:val="18"/>
-          <w:szCs w:val="18"/>
-        </w:rPr>
-        <w:t>{{ exp.Durée_expérience }}</w:t>
+        <w:t>{{ "%-30s %100s"|format(exp.Nom_Entreprise, exp.Dates) }}{{ exp["Durée_expérience"] }}</w:t>
       </w:r>
     </w:p>
     <w:p>
@@ -1048,20 +1079,18 @@
         <w:pStyle w:val="BodyText"/>
         <w:rPr>
           <w:rFonts w:ascii="Calibri" w:hAnsi="Calibri"/>
+          <w:b/>
+          <w:bCs/>
+          <w:color w:val="002060"/>
           <w:sz w:val="20"/>
           <w:szCs w:val="20"/>
         </w:rPr>
       </w:pPr>
       <w:r>
-        <w:rPr>
-          <w:rFonts w:ascii="Calibri" w:hAnsi="Calibri"/>
-          <w:sz w:val="20"/>
-          <w:szCs w:val="20"/>
-        </w:rPr>
         <mc:AlternateContent>
           <mc:Choice Requires="wps">
             <w:drawing>
-              <wp:anchor behindDoc="0" distT="635" distB="635" distL="635" distR="635" simplePos="0" locked="0" layoutInCell="1" allowOverlap="1" relativeHeight="19">
+              <wp:anchor behindDoc="0" distT="635" distB="635" distL="635" distR="635" simplePos="0" locked="0" layoutInCell="1" allowOverlap="1" relativeHeight="21">
                 <wp:simplePos x="0" y="0"/>
                 <wp:positionH relativeFrom="column">
                   <wp:posOffset>72390</wp:posOffset>
@@ -1115,6 +1144,17 @@
           </mc:Fallback>
         </mc:AlternateContent>
       </w:r>
+      <w:r>
+        <w:rPr>
+          <w:rFonts w:ascii="Calibri" w:hAnsi="Calibri"/>
+          <w:b/>
+          <w:bCs/>
+          <w:color w:val="002060"/>
+          <w:sz w:val="20"/>
+          <w:szCs w:val="20"/>
+        </w:rPr>
+        <w:t>{{Titre}}</w:t>
+      </w:r>
     </w:p>
     <w:p>
       <w:pPr>
@@ -1157,15 +1197,6 @@
         </w:rPr>
         <w:t>{% if exp.Mission %}</w:t>
       </w:r>
-    </w:p>
-    <w:p>
-      <w:pPr>
-        <w:pStyle w:val="BodyText"/>
-        <w:rPr>
-          <w:sz w:val="18"/>
-          <w:szCs w:val="18"/>
-        </w:rPr>
-      </w:pPr>
       <w:r>
         <w:rPr>
           <w:rFonts w:ascii="Calibri" w:hAnsi="Calibri"/>
@@ -1209,7 +1240,16 @@
           <w:sz w:val="18"/>
           <w:szCs w:val="18"/>
         </w:rPr>
-        <w:t>{% for t in exp.Taches %}- {{ t }}</w:t>
+        <w:t>{% for t in exp.Taches %}</w:t>
+      </w:r>
+      <w:r>
+        <w:rPr>
+          <w:rFonts w:ascii="Calibri" w:hAnsi="Calibri"/>
+          <w:color w:val="002060"/>
+          <w:sz w:val="18"/>
+          <w:szCs w:val="18"/>
+        </w:rPr>
+        <w:t>- {{ t }}</w:t>
       </w:r>
     </w:p>
     <w:p>
@@ -1250,7 +1290,6 @@
       <w:pPr>
         <w:pStyle w:val="BodyText"/>
         <w:rPr>
-          <w:color w:val="002060"/>
           <w:sz w:val="18"/>
           <w:szCs w:val="18"/>
         </w:rPr>
@@ -1275,15 +1314,6 @@
         </w:rPr>
         <w:t xml:space="preserve"> {{ exp.Logiciels_outils | join(', ') }}</w:t>
       </w:r>
-    </w:p>
-    <w:p>
-      <w:pPr>
-        <w:pStyle w:val="BodyText"/>
-        <w:rPr>
-          <w:sz w:val="18"/>
-          <w:szCs w:val="18"/>
-        </w:rPr>
-      </w:pPr>
       <w:r>
         <w:rPr>
           <w:rFonts w:ascii="Calibri" w:hAnsi="Calibri"/>
@@ -1466,7 +1496,7 @@
       <mc:AlternateContent>
         <mc:Choice Requires="wps">
           <w:drawing>
-            <wp:anchor behindDoc="1" distT="635" distB="0" distL="635" distR="0" simplePos="0" locked="0" layoutInCell="0" allowOverlap="1" relativeHeight="14">
+            <wp:anchor behindDoc="1" distT="1270" distB="0" distL="1270" distR="0" simplePos="0" locked="0" layoutInCell="0" allowOverlap="1" relativeHeight="17">
               <wp:simplePos x="0" y="0"/>
               <wp:positionH relativeFrom="page">
                 <wp:posOffset>3596640</wp:posOffset>
@@ -1475,7 +1505,7 @@
                 <wp:posOffset>9914255</wp:posOffset>
               </wp:positionV>
               <wp:extent cx="363855" cy="320675"/>
-              <wp:effectExtent l="635" t="635" r="0" b="0"/>
+              <wp:effectExtent l="1270" t="1270" r="0" b="0"/>
               <wp:wrapNone/>
               <wp:docPr id="10" name="Rectangle 41"/>
               <a:graphic xmlns:a="http://schemas.openxmlformats.org/drawingml/2006/main">
@@ -1737,7 +1767,7 @@
       <mc:AlternateContent>
         <mc:Choice Requires="wps">
           <w:drawing>
-            <wp:anchor behindDoc="1" distT="635" distB="0" distL="635" distR="0" simplePos="0" locked="0" layoutInCell="0" allowOverlap="1" relativeHeight="14">
+            <wp:anchor behindDoc="1" distT="1270" distB="0" distL="1270" distR="0" simplePos="0" locked="0" layoutInCell="0" allowOverlap="1" relativeHeight="17">
               <wp:simplePos x="0" y="0"/>
               <wp:positionH relativeFrom="page">
                 <wp:posOffset>3596640</wp:posOffset>
@@ -1746,7 +1776,7 @@
                 <wp:posOffset>9914255</wp:posOffset>
               </wp:positionV>
               <wp:extent cx="363855" cy="320675"/>
-              <wp:effectExtent l="635" t="635" r="0" b="0"/>
+              <wp:effectExtent l="1270" t="1270" r="0" b="0"/>
               <wp:wrapNone/>
               <wp:docPr id="11" name="Rectangle 41"/>
               <a:graphic xmlns:a="http://schemas.openxmlformats.org/drawingml/2006/main">
@@ -1962,7 +1992,7 @@
     </w:pPr>
     <w:r>
       <w:drawing>
-        <wp:anchor behindDoc="0" distT="0" distB="0" distL="0" distR="0" simplePos="0" locked="0" layoutInCell="0" allowOverlap="1" relativeHeight="20">
+        <wp:anchor behindDoc="1" distT="0" distB="0" distL="0" distR="0" simplePos="0" locked="0" layoutInCell="0" allowOverlap="1" relativeHeight="13">
           <wp:simplePos x="0" y="0"/>
           <wp:positionH relativeFrom="column">
             <wp:posOffset>65405</wp:posOffset>
@@ -2081,7 +2111,7 @@
     </w:pPr>
     <w:r>
       <w:drawing>
-        <wp:anchor behindDoc="0" distT="0" distB="0" distL="0" distR="0" simplePos="0" locked="0" layoutInCell="0" allowOverlap="1" relativeHeight="20">
+        <wp:anchor behindDoc="1" distT="0" distB="0" distL="0" distR="0" simplePos="0" locked="0" layoutInCell="0" allowOverlap="1" relativeHeight="13">
           <wp:simplePos x="0" y="0"/>
           <wp:positionH relativeFrom="column">
             <wp:posOffset>65405</wp:posOffset>
@@ -2494,7 +2524,7 @@
       </w:rPr>
     </w:lvl>
     <w:lvl w:ilvl="1">
-      <w:start w:val="0"/>
+      <w:start w:val="1"/>
       <w:numFmt w:val="bullet"/>
       <w:lvlText w:val=""/>
       <w:lvlJc w:val="left"/>
@@ -3591,391 +3621,13 @@
       </w:pPr>
     </w:pPrDefault>
   </w:docDefaults>
-  <w:latentStyles w:defLockedState="0" w:defUIPriority="99" w:defSemiHidden="0" w:defUnhideWhenUsed="0" w:defQFormat="0" w:count="376">
-    <w:lsdException w:name="Normal" w:uiPriority="0" w:qFormat="1"/>
-    <w:lsdException w:name="heading 1" w:uiPriority="9" w:qFormat="1"/>
-    <w:lsdException w:name="heading 2" w:uiPriority="9" w:semiHidden="1" w:unhideWhenUsed="1" w:qFormat="1"/>
-    <w:lsdException w:name="heading 3" w:uiPriority="9" w:qFormat="1"/>
-    <w:lsdException w:name="heading 4" w:uiPriority="9" w:semiHidden="1" w:unhideWhenUsed="1" w:qFormat="1"/>
-    <w:lsdException w:name="heading 5" w:uiPriority="9" w:semiHidden="1" w:unhideWhenUsed="1" w:qFormat="1"/>
-    <w:lsdException w:name="heading 6" w:uiPriority="9" w:semiHidden="1" w:unhideWhenUsed="1" w:qFormat="1"/>
-    <w:lsdException w:name="heading 7" w:uiPriority="9" w:semiHidden="1" w:unhideWhenUsed="1" w:qFormat="1"/>
-    <w:lsdException w:name="heading 8" w:uiPriority="9" w:semiHidden="1" w:unhideWhenUsed="1" w:qFormat="1"/>
-    <w:lsdException w:name="heading 9" w:uiPriority="9" w:semiHidden="1" w:unhideWhenUsed="1" w:qFormat="1"/>
-    <w:lsdException w:name="index 1" w:semiHidden="1" w:unhideWhenUsed="1"/>
-    <w:lsdException w:name="index 2" w:semiHidden="1" w:unhideWhenUsed="1"/>
-    <w:lsdException w:name="index 3" w:semiHidden="1" w:unhideWhenUsed="1"/>
-    <w:lsdException w:name="index 4" w:semiHidden="1" w:unhideWhenUsed="1"/>
-    <w:lsdException w:name="index 5" w:semiHidden="1" w:unhideWhenUsed="1"/>
-    <w:lsdException w:name="index 6" w:semiHidden="1" w:unhideWhenUsed="1"/>
-    <w:lsdException w:name="index 7" w:semiHidden="1" w:unhideWhenUsed="1"/>
-    <w:lsdException w:name="index 8" w:semiHidden="1" w:unhideWhenUsed="1"/>
-    <w:lsdException w:name="index 9" w:semiHidden="1" w:unhideWhenUsed="1"/>
-    <w:lsdException w:name="toc 1" w:uiPriority="39" w:semiHidden="1" w:unhideWhenUsed="1"/>
-    <w:lsdException w:name="toc 2" w:uiPriority="39" w:semiHidden="1" w:unhideWhenUsed="1"/>
-    <w:lsdException w:name="toc 3" w:uiPriority="39" w:semiHidden="1" w:unhideWhenUsed="1"/>
-    <w:lsdException w:name="toc 4" w:uiPriority="39" w:semiHidden="1" w:unhideWhenUsed="1"/>
-    <w:lsdException w:name="toc 5" w:uiPriority="39" w:semiHidden="1" w:unhideWhenUsed="1"/>
-    <w:lsdException w:name="toc 6" w:uiPriority="39" w:semiHidden="1" w:unhideWhenUsed="1"/>
-    <w:lsdException w:name="toc 7" w:uiPriority="39" w:semiHidden="1" w:unhideWhenUsed="1"/>
-    <w:lsdException w:name="toc 8" w:uiPriority="39" w:semiHidden="1" w:unhideWhenUsed="1"/>
-    <w:lsdException w:name="toc 9" w:uiPriority="39" w:semiHidden="1" w:unhideWhenUsed="1"/>
-    <w:lsdException w:name="Normal Indent" w:semiHidden="1" w:unhideWhenUsed="1"/>
-    <w:lsdException w:name="footnote text" w:semiHidden="1" w:unhideWhenUsed="1"/>
-    <w:lsdException w:name="annotation text" w:semiHidden="1" w:unhideWhenUsed="1"/>
-    <w:lsdException w:name="header" w:semiHidden="1" w:unhideWhenUsed="1"/>
-    <w:lsdException w:name="footer" w:semiHidden="1" w:unhideWhenUsed="1"/>
-    <w:lsdException w:name="index heading" w:semiHidden="1" w:unhideWhenUsed="1"/>
-    <w:lsdException w:name="caption" w:uiPriority="35" w:semiHidden="1" w:unhideWhenUsed="1" w:qFormat="1"/>
-    <w:lsdException w:name="table of figures" w:semiHidden="1" w:unhideWhenUsed="1"/>
-    <w:lsdException w:name="envelope address" w:semiHidden="1" w:unhideWhenUsed="1"/>
-    <w:lsdException w:name="envelope return" w:semiHidden="1" w:unhideWhenUsed="1"/>
-    <w:lsdException w:name="footnote reference" w:semiHidden="1" w:unhideWhenUsed="1"/>
-    <w:lsdException w:name="annotation reference" w:semiHidden="1" w:unhideWhenUsed="1"/>
-    <w:lsdException w:name="line number" w:semiHidden="1" w:unhideWhenUsed="1"/>
-    <w:lsdException w:name="page number" w:semiHidden="1" w:unhideWhenUsed="1"/>
-    <w:lsdException w:name="endnote reference" w:semiHidden="1" w:unhideWhenUsed="1"/>
-    <w:lsdException w:name="endnote text" w:semiHidden="1" w:unhideWhenUsed="1"/>
-    <w:lsdException w:name="table of authorities" w:semiHidden="1" w:unhideWhenUsed="1"/>
-    <w:lsdException w:name="macro" w:semiHidden="1" w:unhideWhenUsed="1"/>
-    <w:lsdException w:name="toa heading" w:semiHidden="1" w:unhideWhenUsed="1"/>
-    <w:lsdException w:name="List" w:semiHidden="1" w:unhideWhenUsed="1"/>
-    <w:lsdException w:name="List Bullet" w:semiHidden="1" w:unhideWhenUsed="1"/>
-    <w:lsdException w:name="List Number" w:semiHidden="1" w:unhideWhenUsed="1"/>
-    <w:lsdException w:name="List 2" w:semiHidden="1" w:unhideWhenUsed="1"/>
-    <w:lsdException w:name="List 3" w:semiHidden="1" w:unhideWhenUsed="1"/>
-    <w:lsdException w:name="List 4" w:semiHidden="1" w:unhideWhenUsed="1"/>
-    <w:lsdException w:name="List 5" w:semiHidden="1" w:unhideWhenUsed="1"/>
-    <w:lsdException w:name="List Bullet 2" w:semiHidden="1" w:unhideWhenUsed="1"/>
-    <w:lsdException w:name="List Bullet 3" w:semiHidden="1" w:unhideWhenUsed="1"/>
-    <w:lsdException w:name="List Bullet 4" w:semiHidden="1" w:unhideWhenUsed="1"/>
-    <w:lsdException w:name="List Bullet 5" w:semiHidden="1" w:unhideWhenUsed="1"/>
-    <w:lsdException w:name="List Number 2" w:semiHidden="1" w:unhideWhenUsed="1"/>
-    <w:lsdException w:name="List Number 3" w:semiHidden="1" w:unhideWhenUsed="1"/>
-    <w:lsdException w:name="List Number 4" w:semiHidden="1" w:unhideWhenUsed="1"/>
-    <w:lsdException w:name="List Number 5" w:semiHidden="1" w:unhideWhenUsed="1"/>
-    <w:lsdException w:name="Title" w:uiPriority="10" w:qFormat="1"/>
-    <w:lsdException w:name="Closing" w:semiHidden="1" w:unhideWhenUsed="1"/>
-    <w:lsdException w:name="Signature" w:semiHidden="1" w:unhideWhenUsed="1"/>
-    <w:lsdException w:name="Default Paragraph Font" w:uiPriority="1" w:semiHidden="1" w:unhideWhenUsed="1"/>
-    <w:lsdException w:name="Body Text" w:semiHidden="1" w:unhideWhenUsed="1"/>
-    <w:lsdException w:name="Body Text Indent" w:semiHidden="1" w:unhideWhenUsed="1"/>
-    <w:lsdException w:name="List Continue" w:semiHidden="1" w:unhideWhenUsed="1"/>
-    <w:lsdException w:name="List Continue 2" w:semiHidden="1" w:unhideWhenUsed="1"/>
-    <w:lsdException w:name="List Continue 3" w:semiHidden="1" w:unhideWhenUsed="1"/>
-    <w:lsdException w:name="List Continue 4" w:semiHidden="1" w:unhideWhenUsed="1"/>
-    <w:lsdException w:name="List Continue 5" w:semiHidden="1" w:unhideWhenUsed="1"/>
-    <w:lsdException w:name="Message Header" w:semiHidden="1" w:unhideWhenUsed="1"/>
-    <w:lsdException w:name="Subtitle" w:uiPriority="11" w:qFormat="1"/>
-    <w:lsdException w:name="Salutation" w:semiHidden="1" w:unhideWhenUsed="1"/>
-    <w:lsdException w:name="Date" w:semiHidden="1" w:unhideWhenUsed="1"/>
-    <w:lsdException w:name="Body Text First Indent" w:semiHidden="1" w:unhideWhenUsed="1"/>
-    <w:lsdException w:name="Body Text First Indent 2" w:semiHidden="1" w:unhideWhenUsed="1"/>
-    <w:lsdException w:name="Note Heading" w:semiHidden="1" w:unhideWhenUsed="1"/>
-    <w:lsdException w:name="Body Text 2" w:semiHidden="1" w:unhideWhenUsed="1"/>
-    <w:lsdException w:name="Body Text 3" w:semiHidden="1" w:unhideWhenUsed="1"/>
-    <w:lsdException w:name="Body Text Indent 2" w:semiHidden="1" w:unhideWhenUsed="1"/>
-    <w:lsdException w:name="Body Text Indent 3" w:semiHidden="1" w:unhideWhenUsed="1"/>
-    <w:lsdException w:name="Block Text" w:semiHidden="1" w:unhideWhenUsed="1"/>
-    <w:lsdException w:name="Hyperlink" w:semiHidden="1" w:unhideWhenUsed="1"/>
-    <w:lsdException w:name="FollowedHyperlink" w:semiHidden="1" w:unhideWhenUsed="1"/>
-    <w:lsdException w:name="Strong" w:uiPriority="22" w:qFormat="1"/>
-    <w:lsdException w:name="Emphasis" w:uiPriority="20" w:qFormat="1"/>
-    <w:lsdException w:name="Document Map" w:semiHidden="1" w:unhideWhenUsed="1"/>
-    <w:lsdException w:name="Plain Text" w:semiHidden="1" w:unhideWhenUsed="1"/>
-    <w:lsdException w:name="E-mail Signature" w:semiHidden="1" w:unhideWhenUsed="1"/>
-    <w:lsdException w:name="HTML Top of Form" w:semiHidden="1" w:unhideWhenUsed="1"/>
-    <w:lsdException w:name="HTML Bottom of Form" w:semiHidden="1" w:unhideWhenUsed="1"/>
-    <w:lsdException w:name="Normal (Web)" w:semiHidden="1" w:unhideWhenUsed="1"/>
-    <w:lsdException w:name="HTML Acronym" w:semiHidden="1" w:unhideWhenUsed="1"/>
-    <w:lsdException w:name="HTML Address" w:semiHidden="1" w:unhideWhenUsed="1"/>
-    <w:lsdException w:name="HTML Cite" w:semiHidden="1" w:unhideWhenUsed="1"/>
-    <w:lsdException w:name="HTML Code" w:semiHidden="1" w:unhideWhenUsed="1"/>
-    <w:lsdException w:name="HTML Definition" w:semiHidden="1" w:unhideWhenUsed="1"/>
-    <w:lsdException w:name="HTML Keyboard" w:semiHidden="1" w:unhideWhenUsed="1"/>
-    <w:lsdException w:name="HTML Preformatted" w:semiHidden="1" w:unhideWhenUsed="1"/>
-    <w:lsdException w:name="HTML Sample" w:semiHidden="1" w:unhideWhenUsed="1"/>
-    <w:lsdException w:name="HTML Typewriter" w:semiHidden="1" w:unhideWhenUsed="1"/>
-    <w:lsdException w:name="HTML Variable" w:semiHidden="1" w:unhideWhenUsed="1"/>
-    <w:lsdException w:name="Normal Table" w:semiHidden="1" w:unhideWhenUsed="1"/>
-    <w:lsdException w:name="annotation subject" w:semiHidden="1" w:unhideWhenUsed="1"/>
-    <w:lsdException w:name="No List" w:semiHidden="1" w:unhideWhenUsed="1"/>
-    <w:lsdException w:name="Outline List 1" w:semiHidden="1" w:unhideWhenUsed="1"/>
-    <w:lsdException w:name="Outline List 2" w:semiHidden="1" w:unhideWhenUsed="1"/>
-    <w:lsdException w:name="Outline List 3" w:semiHidden="1" w:unhideWhenUsed="1"/>
-    <w:lsdException w:name="Table Simple 1" w:semiHidden="1" w:unhideWhenUsed="1"/>
-    <w:lsdException w:name="Table Simple 2" w:semiHidden="1" w:unhideWhenUsed="1"/>
-    <w:lsdException w:name="Table Simple 3" w:semiHidden="1" w:unhideWhenUsed="1"/>
-    <w:lsdException w:name="Table Classic 1" w:semiHidden="1" w:unhideWhenUsed="1"/>
-    <w:lsdException w:name="Table Classic 2" w:semiHidden="1" w:unhideWhenUsed="1"/>
-    <w:lsdException w:name="Table Classic 3" w:semiHidden="1" w:unhideWhenUsed="1"/>
-    <w:lsdException w:name="Table Classic 4" w:semiHidden="1" w:unhideWhenUsed="1"/>
-    <w:lsdException w:name="Table Colorful 1" w:semiHidden="1" w:unhideWhenUsed="1"/>
-    <w:lsdException w:name="Table Colorful 2" w:semiHidden="1" w:unhideWhenUsed="1"/>
-    <w:lsdException w:name="Table Colorful 3" w:semiHidden="1" w:unhideWhenUsed="1"/>
-    <w:lsdException w:name="Table Columns 1" w:semiHidden="1" w:unhideWhenUsed="1"/>
-    <w:lsdException w:name="Table Columns 2" w:semiHidden="1" w:unhideWhenUsed="1"/>
-    <w:lsdException w:name="Table Columns 3" w:semiHidden="1" w:unhideWhenUsed="1"/>
-    <w:lsdException w:name="Table Columns 4" w:semiHidden="1" w:unhideWhenUsed="1"/>
-    <w:lsdException w:name="Table Columns 5" w:semiHidden="1" w:unhideWhenUsed="1"/>
-    <w:lsdException w:name="Table Grid 1" w:semiHidden="1" w:unhideWhenUsed="1"/>
-    <w:lsdException w:name="Table Grid 2" w:semiHidden="1" w:unhideWhenUsed="1"/>
-    <w:lsdException w:name="Table Grid 3" w:semiHidden="1" w:unhideWhenUsed="1"/>
-    <w:lsdException w:name="Table Grid 4" w:semiHidden="1" w:unhideWhenUsed="1"/>
-    <w:lsdException w:name="Table Grid 5" w:semiHidden="1" w:unhideWhenUsed="1"/>
-    <w:lsdException w:name="Table Grid 6" w:semiHidden="1" w:unhideWhenUsed="1"/>
-    <w:lsdException w:name="Table Grid 7" w:semiHidden="1" w:unhideWhenUsed="1"/>
-    <w:lsdException w:name="Table Grid 8" w:semiHidden="1" w:unhideWhenUsed="1"/>
-    <w:lsdException w:name="Table List 1" w:semiHidden="1" w:unhideWhenUsed="1"/>
-    <w:lsdException w:name="Table List 2" w:semiHidden="1" w:unhideWhenUsed="1"/>
-    <w:lsdException w:name="Table List 3" w:semiHidden="1" w:unhideWhenUsed="1"/>
-    <w:lsdException w:name="Table List 4" w:semiHidden="1" w:unhideWhenUsed="1"/>
-    <w:lsdException w:name="Table List 5" w:semiHidden="1" w:unhideWhenUsed="1"/>
-    <w:lsdException w:name="Table List 6" w:semiHidden="1" w:unhideWhenUsed="1"/>
-    <w:lsdException w:name="Table List 7" w:semiHidden="1" w:unhideWhenUsed="1"/>
-    <w:lsdException w:name="Table List 8" w:semiHidden="1" w:unhideWhenUsed="1"/>
-    <w:lsdException w:name="Table 3D effects 1" w:semiHidden="1" w:unhideWhenUsed="1"/>
-    <w:lsdException w:name="Table 3D effects 2" w:semiHidden="1" w:unhideWhenUsed="1"/>
-    <w:lsdException w:name="Table 3D effects 3" w:semiHidden="1" w:unhideWhenUsed="1"/>
-    <w:lsdException w:name="Table Contemporary" w:semiHidden="1" w:unhideWhenUsed="1"/>
-    <w:lsdException w:name="Table Elegant" w:semiHidden="1" w:unhideWhenUsed="1"/>
-    <w:lsdException w:name="Table Professional" w:semiHidden="1" w:unhideWhenUsed="1"/>
-    <w:lsdException w:name="Table Subtle 1" w:semiHidden="1" w:unhideWhenUsed="1"/>
-    <w:lsdException w:name="Table Subtle 2" w:semiHidden="1" w:unhideWhenUsed="1"/>
-    <w:lsdException w:name="Table Web 1" w:semiHidden="1" w:unhideWhenUsed="1"/>
-    <w:lsdException w:name="Table Web 2" w:semiHidden="1" w:unhideWhenUsed="1"/>
-    <w:lsdException w:name="Table Web 3" w:semiHidden="1" w:unhideWhenUsed="1"/>
-    <w:lsdException w:name="Balloon Text" w:semiHidden="1" w:unhideWhenUsed="1"/>
-    <w:lsdException w:name="Table Grid" w:uiPriority="59"/>
-    <w:lsdException w:name="Table Theme" w:semiHidden="1" w:unhideWhenUsed="1"/>
-    <w:lsdException w:name="Placeholder Text" w:semiHidden="1"/>
-    <w:lsdException w:name="No Spacing" w:uiPriority="1" w:qFormat="1"/>
-    <w:lsdException w:name="Light Shading" w:uiPriority="60"/>
-    <w:lsdException w:name="Light List" w:uiPriority="61"/>
-    <w:lsdException w:name="Light Grid" w:uiPriority="62"/>
-    <w:lsdException w:name="Medium Shading 1" w:uiPriority="63"/>
-    <w:lsdException w:name="Medium Shading 2" w:uiPriority="64"/>
-    <w:lsdException w:name="Medium List 1" w:uiPriority="65"/>
-    <w:lsdException w:name="Medium List 2" w:uiPriority="66"/>
-    <w:lsdException w:name="Medium Grid 1" w:uiPriority="67"/>
-    <w:lsdException w:name="Medium Grid 2" w:uiPriority="68"/>
-    <w:lsdException w:name="Medium Grid 3" w:uiPriority="69"/>
-    <w:lsdException w:name="Dark List" w:uiPriority="70"/>
-    <w:lsdException w:name="Colorful Shading" w:uiPriority="71"/>
-    <w:lsdException w:name="Colorful List" w:uiPriority="72"/>
-    <w:lsdException w:name="Colorful Grid" w:uiPriority="73"/>
-    <w:lsdException w:name="Light Shading Accent 1" w:uiPriority="60"/>
-    <w:lsdException w:name="Light List Accent 1" w:uiPriority="61"/>
-    <w:lsdException w:name="Light Grid Accent 1" w:uiPriority="62"/>
-    <w:lsdException w:name="Medium Shading 1 Accent 1" w:uiPriority="63"/>
-    <w:lsdException w:name="Medium Shading 2 Accent 1" w:uiPriority="64"/>
-    <w:lsdException w:name="Medium List 1 Accent 1" w:uiPriority="65"/>
-    <w:lsdException w:name="Revision" w:semiHidden="1"/>
-    <w:lsdException w:name="List Paragraph" w:uiPriority="34" w:qFormat="1"/>
-    <w:lsdException w:name="Quote" w:uiPriority="29" w:qFormat="1"/>
-    <w:lsdException w:name="Intense Quote" w:uiPriority="30" w:qFormat="1"/>
-    <w:lsdException w:name="Medium List 2 Accent 1" w:uiPriority="66"/>
-    <w:lsdException w:name="Medium Grid 1 Accent 1" w:uiPriority="67"/>
-    <w:lsdException w:name="Medium Grid 2 Accent 1" w:uiPriority="68"/>
-    <w:lsdException w:name="Medium Grid 3 Accent 1" w:uiPriority="69"/>
-    <w:lsdException w:name="Dark List Accent 1" w:uiPriority="70"/>
-    <w:lsdException w:name="Colorful Shading Accent 1" w:uiPriority="71"/>
-    <w:lsdException w:name="Colorful List Accent 1" w:uiPriority="72"/>
-    <w:lsdException w:name="Colorful Grid Accent 1" w:uiPriority="73"/>
-    <w:lsdException w:name="Light Shading Accent 2" w:uiPriority="60"/>
-    <w:lsdException w:name="Light List Accent 2" w:uiPriority="61"/>
-    <w:lsdException w:name="Light Grid Accent 2" w:uiPriority="62"/>
-    <w:lsdException w:name="Medium Shading 1 Accent 2" w:uiPriority="63"/>
-    <w:lsdException w:name="Medium Shading 2 Accent 2" w:uiPriority="64"/>
-    <w:lsdException w:name="Medium List 1 Accent 2" w:uiPriority="65"/>
-    <w:lsdException w:name="Medium List 2 Accent 2" w:uiPriority="66"/>
-    <w:lsdException w:name="Medium Grid 1 Accent 2" w:uiPriority="67"/>
-    <w:lsdException w:name="Medium Grid 2 Accent 2" w:uiPriority="68"/>
-    <w:lsdException w:name="Medium Grid 3 Accent 2" w:uiPriority="69"/>
-    <w:lsdException w:name="Dark List Accent 2" w:uiPriority="70"/>
-    <w:lsdException w:name="Colorful Shading Accent 2" w:uiPriority="71"/>
-    <w:lsdException w:name="Colorful List Accent 2" w:uiPriority="72"/>
-    <w:lsdException w:name="Colorful Grid Accent 2" w:uiPriority="73"/>
-    <w:lsdException w:name="Light Shading Accent 3" w:uiPriority="60"/>
-    <w:lsdException w:name="Light List Accent 3" w:uiPriority="61"/>
-    <w:lsdException w:name="Light Grid Accent 3" w:uiPriority="62"/>
-    <w:lsdException w:name="Medium Shading 1 Accent 3" w:uiPriority="63"/>
-    <w:lsdException w:name="Medium Shading 2 Accent 3" w:uiPriority="64"/>
-    <w:lsdException w:name="Medium List 1 Accent 3" w:uiPriority="65"/>
-    <w:lsdException w:name="Medium List 2 Accent 3" w:uiPriority="66"/>
-    <w:lsdException w:name="Medium Grid 1 Accent 3" w:uiPriority="67"/>
-    <w:lsdException w:name="Medium Grid 2 Accent 3" w:uiPriority="68"/>
-    <w:lsdException w:name="Medium Grid 3 Accent 3" w:uiPriority="69"/>
-    <w:lsdException w:name="Dark List Accent 3" w:uiPriority="70"/>
-    <w:lsdException w:name="Colorful Shading Accent 3" w:uiPriority="71"/>
-    <w:lsdException w:name="Colorful List Accent 3" w:uiPriority="72"/>
-    <w:lsdException w:name="Colorful Grid Accent 3" w:uiPriority="73"/>
-    <w:lsdException w:name="Light Shading Accent 4" w:uiPriority="60"/>
-    <w:lsdException w:name="Light List Accent 4" w:uiPriority="61"/>
-    <w:lsdException w:name="Light Grid Accent 4" w:uiPriority="62"/>
-    <w:lsdException w:name="Medium Shading 1 Accent 4" w:uiPriority="63"/>
-    <w:lsdException w:name="Medium Shading 2 Accent 4" w:uiPriority="64"/>
-    <w:lsdException w:name="Medium List 1 Accent 4" w:uiPriority="65"/>
-    <w:lsdException w:name="Medium List 2 Accent 4" w:uiPriority="66"/>
-    <w:lsdException w:name="Medium Grid 1 Accent 4" w:uiPriority="67"/>
-    <w:lsdException w:name="Medium Grid 2 Accent 4" w:uiPriority="68"/>
-    <w:lsdException w:name="Medium Grid 3 Accent 4" w:uiPriority="69"/>
-    <w:lsdException w:name="Dark List Accent 4" w:uiPriority="70"/>
-    <w:lsdException w:name="Colorful Shading Accent 4" w:uiPriority="71"/>
-    <w:lsdException w:name="Colorful List Accent 4" w:uiPriority="72"/>
-    <w:lsdException w:name="Colorful Grid Accent 4" w:uiPriority="73"/>
-    <w:lsdException w:name="Light Shading Accent 5" w:uiPriority="60"/>
-    <w:lsdException w:name="Light List Accent 5" w:uiPriority="61"/>
-    <w:lsdException w:name="Light Grid Accent 5" w:uiPriority="62"/>
-    <w:lsdException w:name="Medium Shading 1 Accent 5" w:uiPriority="63"/>
-    <w:lsdException w:name="Medium Shading 2 Accent 5" w:uiPriority="64"/>
-    <w:lsdException w:name="Medium List 1 Accent 5" w:uiPriority="65"/>
-    <w:lsdException w:name="Medium List 2 Accent 5" w:uiPriority="66"/>
-    <w:lsdException w:name="Medium Grid 1 Accent 5" w:uiPriority="67"/>
-    <w:lsdException w:name="Medium Grid 2 Accent 5" w:uiPriority="68"/>
-    <w:lsdException w:name="Medium Grid 3 Accent 5" w:uiPriority="69"/>
-    <w:lsdException w:name="Dark List Accent 5" w:uiPriority="70"/>
-    <w:lsdException w:name="Colorful Shading Accent 5" w:uiPriority="71"/>
-    <w:lsdException w:name="Colorful List Accent 5" w:uiPriority="72"/>
-    <w:lsdException w:name="Colorful Grid Accent 5" w:uiPriority="73"/>
-    <w:lsdException w:name="Light Shading Accent 6" w:uiPriority="60"/>
-    <w:lsdException w:name="Light List Accent 6" w:uiPriority="61"/>
-    <w:lsdException w:name="Light Grid Accent 6" w:uiPriority="62"/>
-    <w:lsdException w:name="Medium Shading 1 Accent 6" w:uiPriority="63"/>
-    <w:lsdException w:name="Medium Shading 2 Accent 6" w:uiPriority="64"/>
-    <w:lsdException w:name="Medium List 1 Accent 6" w:uiPriority="65"/>
-    <w:lsdException w:name="Medium List 2 Accent 6" w:uiPriority="66"/>
-    <w:lsdException w:name="Medium Grid 1 Accent 6" w:uiPriority="67"/>
-    <w:lsdException w:name="Medium Grid 2 Accent 6" w:uiPriority="68"/>
-    <w:lsdException w:name="Medium Grid 3 Accent 6" w:uiPriority="69"/>
-    <w:lsdException w:name="Dark List Accent 6" w:uiPriority="70"/>
-    <w:lsdException w:name="Colorful Shading Accent 6" w:uiPriority="71"/>
-    <w:lsdException w:name="Colorful List Accent 6" w:uiPriority="72"/>
-    <w:lsdException w:name="Colorful Grid Accent 6" w:uiPriority="73"/>
-    <w:lsdException w:name="Subtle Emphasis" w:uiPriority="19" w:qFormat="1"/>
-    <w:lsdException w:name="Intense Emphasis" w:uiPriority="21" w:qFormat="1"/>
-    <w:lsdException w:name="Subtle Reference" w:uiPriority="31" w:qFormat="1"/>
-    <w:lsdException w:name="Intense Reference" w:uiPriority="32" w:qFormat="1"/>
-    <w:lsdException w:name="Book Title" w:uiPriority="33" w:qFormat="1"/>
-    <w:lsdException w:name="Bibliography" w:uiPriority="37" w:semiHidden="1" w:unhideWhenUsed="1"/>
-    <w:lsdException w:name="TOC Heading" w:uiPriority="39" w:semiHidden="1" w:unhideWhenUsed="1" w:qFormat="1"/>
-    <w:lsdException w:name="Plain Table 1" w:uiPriority="41"/>
-    <w:lsdException w:name="Plain Table 2" w:uiPriority="42"/>
-    <w:lsdException w:name="Plain Table 3" w:uiPriority="43"/>
-    <w:lsdException w:name="Plain Table 4" w:uiPriority="44"/>
-    <w:lsdException w:name="Plain Table 5" w:uiPriority="45"/>
-    <w:lsdException w:name="Grid Table Light" w:uiPriority="40"/>
-    <w:lsdException w:name="Grid Table 1 Light" w:uiPriority="46"/>
-    <w:lsdException w:name="Grid Table 2" w:uiPriority="47"/>
-    <w:lsdException w:name="Grid Table 3" w:uiPriority="48"/>
-    <w:lsdException w:name="Grid Table 4" w:uiPriority="49"/>
-    <w:lsdException w:name="Grid Table 5 Dark" w:uiPriority="50"/>
-    <w:lsdException w:name="Grid Table 6 Colorful" w:uiPriority="51"/>
-    <w:lsdException w:name="Grid Table 7 Colorful" w:uiPriority="52"/>
-    <w:lsdException w:name="Grid Table 1 Light Accent 1" w:uiPriority="46"/>
-    <w:lsdException w:name="Grid Table 2 Accent 1" w:uiPriority="47"/>
-    <w:lsdException w:name="Grid Table 3 Accent 1" w:uiPriority="48"/>
-    <w:lsdException w:name="Grid Table 4 Accent 1" w:uiPriority="49"/>
-    <w:lsdException w:name="Grid Table 5 Dark Accent 1" w:uiPriority="50"/>
-    <w:lsdException w:name="Grid Table 6 Colorful Accent 1" w:uiPriority="51"/>
-    <w:lsdException w:name="Grid Table 7 Colorful Accent 1" w:uiPriority="52"/>
-    <w:lsdException w:name="Grid Table 1 Light Accent 2" w:uiPriority="46"/>
-    <w:lsdException w:name="Grid Table 2 Accent 2" w:uiPriority="47"/>
-    <w:lsdException w:name="Grid Table 3 Accent 2" w:uiPriority="48"/>
-    <w:lsdException w:name="Grid Table 4 Accent 2" w:uiPriority="49"/>
-    <w:lsdException w:name="Grid Table 5 Dark Accent 2" w:uiPriority="50"/>
-    <w:lsdException w:name="Grid Table 6 Colorful Accent 2" w:uiPriority="51"/>
-    <w:lsdException w:name="Grid Table 7 Colorful Accent 2" w:uiPriority="52"/>
-    <w:lsdException w:name="Grid Table 1 Light Accent 3" w:uiPriority="46"/>
-    <w:lsdException w:name="Grid Table 2 Accent 3" w:uiPriority="47"/>
-    <w:lsdException w:name="Grid Table 3 Accent 3" w:uiPriority="48"/>
-    <w:lsdException w:name="Grid Table 4 Accent 3" w:uiPriority="49"/>
-    <w:lsdException w:name="Grid Table 5 Dark Accent 3" w:uiPriority="50"/>
-    <w:lsdException w:name="Grid Table 6 Colorful Accent 3" w:uiPriority="51"/>
-    <w:lsdException w:name="Grid Table 7 Colorful Accent 3" w:uiPriority="52"/>
-    <w:lsdException w:name="Grid Table 1 Light Accent 4" w:uiPriority="46"/>
-    <w:lsdException w:name="Grid Table 2 Accent 4" w:uiPriority="47"/>
-    <w:lsdException w:name="Grid Table 3 Accent 4" w:uiPriority="48"/>
-    <w:lsdException w:name="Grid Table 4 Accent 4" w:uiPriority="49"/>
-    <w:lsdException w:name="Grid Table 5 Dark Accent 4" w:uiPriority="50"/>
-    <w:lsdException w:name="Grid Table 6 Colorful Accent 4" w:uiPriority="51"/>
-    <w:lsdException w:name="Grid Table 7 Colorful Accent 4" w:uiPriority="52"/>
-    <w:lsdException w:name="Grid Table 1 Light Accent 5" w:uiPriority="46"/>
-    <w:lsdException w:name="Grid Table 2 Accent 5" w:uiPriority="47"/>
-    <w:lsdException w:name="Grid Table 3 Accent 5" w:uiPriority="48"/>
-    <w:lsdException w:name="Grid Table 4 Accent 5" w:uiPriority="49"/>
-    <w:lsdException w:name="Grid Table 5 Dark Accent 5" w:uiPriority="50"/>
-    <w:lsdException w:name="Grid Table 6 Colorful Accent 5" w:uiPriority="51"/>
-    <w:lsdException w:name="Grid Table 7 Colorful Accent 5" w:uiPriority="52"/>
-    <w:lsdException w:name="Grid Table 1 Light Accent 6" w:uiPriority="46"/>
-    <w:lsdException w:name="Grid Table 2 Accent 6" w:uiPriority="47"/>
-    <w:lsdException w:name="Grid Table 3 Accent 6" w:uiPriority="48"/>
-    <w:lsdException w:name="Grid Table 4 Accent 6" w:uiPriority="49"/>
-    <w:lsdException w:name="Grid Table 5 Dark Accent 6" w:uiPriority="50"/>
-    <w:lsdException w:name="Grid Table 6 Colorful Accent 6" w:uiPriority="51"/>
-    <w:lsdException w:name="Grid Table 7 Colorful Accent 6" w:uiPriority="52"/>
-    <w:lsdException w:name="List Table 1 Light" w:uiPriority="46"/>
-    <w:lsdException w:name="List Table 2" w:uiPriority="47"/>
-    <w:lsdException w:name="List Table 3" w:uiPriority="48"/>
-    <w:lsdException w:name="List Table 4" w:uiPriority="49"/>
-    <w:lsdException w:name="List Table 5 Dark" w:uiPriority="50"/>
-    <w:lsdException w:name="List Table 6 Colorful" w:uiPriority="51"/>
-    <w:lsdException w:name="List Table 7 Colorful" w:uiPriority="52"/>
-    <w:lsdException w:name="List Table 1 Light Accent 1" w:uiPriority="46"/>
-    <w:lsdException w:name="List Table 2 Accent 1" w:uiPriority="47"/>
-    <w:lsdException w:name="List Table 3 Accent 1" w:uiPriority="48"/>
-    <w:lsdException w:name="List Table 4 Accent 1" w:uiPriority="49"/>
-    <w:lsdException w:name="List Table 5 Dark Accent 1" w:uiPriority="50"/>
-    <w:lsdException w:name="List Table 6 Colorful Accent 1" w:uiPriority="51"/>
-    <w:lsdException w:name="List Table 7 Colorful Accent 1" w:uiPriority="52"/>
-    <w:lsdException w:name="List Table 1 Light Accent 2" w:uiPriority="46"/>
-    <w:lsdException w:name="List Table 2 Accent 2" w:uiPriority="47"/>
-    <w:lsdException w:name="List Table 3 Accent 2" w:uiPriority="48"/>
-    <w:lsdException w:name="List Table 4 Accent 2" w:uiPriority="49"/>
-    <w:lsdException w:name="List Table 5 Dark Accent 2" w:uiPriority="50"/>
-    <w:lsdException w:name="List Table 6 Colorful Accent 2" w:uiPriority="51"/>
-    <w:lsdException w:name="List Table 7 Colorful Accent 2" w:uiPriority="52"/>
-    <w:lsdException w:name="List Table 1 Light Accent 3" w:uiPriority="46"/>
-    <w:lsdException w:name="List Table 2 Accent 3" w:uiPriority="47"/>
-    <w:lsdException w:name="List Table 3 Accent 3" w:uiPriority="48"/>
-    <w:lsdException w:name="List Table 4 Accent 3" w:uiPriority="49"/>
-    <w:lsdException w:name="List Table 5 Dark Accent 3" w:uiPriority="50"/>
-    <w:lsdException w:name="List Table 6 Colorful Accent 3" w:uiPriority="51"/>
-    <w:lsdException w:name="List Table 7 Colorful Accent 3" w:uiPriority="52"/>
-    <w:lsdException w:name="List Table 1 Light Accent 4" w:uiPriority="46"/>
-    <w:lsdException w:name="List Table 2 Accent 4" w:uiPriority="47"/>
-    <w:lsdException w:name="List Table 3 Accent 4" w:uiPriority="48"/>
-    <w:lsdException w:name="List Table 4 Accent 4" w:uiPriority="49"/>
-    <w:lsdException w:name="List Table 5 Dark Accent 4" w:uiPriority="50"/>
-    <w:lsdException w:name="List Table 6 Colorful Accent 4" w:uiPriority="51"/>
-    <w:lsdException w:name="List Table 7 Colorful Accent 4" w:uiPriority="52"/>
-    <w:lsdException w:name="List Table 1 Light Accent 5" w:uiPriority="46"/>
-    <w:lsdException w:name="List Table 2 Accent 5" w:uiPriority="47"/>
-    <w:lsdException w:name="List Table 3 Accent 5" w:uiPriority="48"/>
-    <w:lsdException w:name="List Table 4 Accent 5" w:uiPriority="49"/>
-    <w:lsdException w:name="List Table 5 Dark Accent 5" w:uiPriority="50"/>
-    <w:lsdException w:name="List Table 6 Colorful Accent 5" w:uiPriority="51"/>
-    <w:lsdException w:name="List Table 7 Colorful Accent 5" w:uiPriority="52"/>
-    <w:lsdException w:name="List Table 1 Light Accent 6" w:uiPriority="46"/>
-    <w:lsdException w:name="List Table 2 Accent 6" w:uiPriority="47"/>
-    <w:lsdException w:name="List Table 3 Accent 6" w:uiPriority="48"/>
-    <w:lsdException w:name="List Table 4 Accent 6" w:uiPriority="49"/>
-    <w:lsdException w:name="List Table 5 Dark Accent 6" w:uiPriority="50"/>
-    <w:lsdException w:name="List Table 6 Colorful Accent 6" w:uiPriority="51"/>
-    <w:lsdException w:name="List Table 7 Colorful Accent 6" w:uiPriority="52"/>
-    <w:lsdException w:name="Mention" w:semiHidden="1" w:unhideWhenUsed="1"/>
-    <w:lsdException w:name="Smart Hyperlink" w:semiHidden="1" w:unhideWhenUsed="1"/>
-    <w:lsdException w:name="Hashtag" w:semiHidden="1" w:unhideWhenUsed="1"/>
-    <w:lsdException w:name="Unresolved Mention" w:semiHidden="1" w:unhideWhenUsed="1"/>
-    <w:lsdException w:name="Smart Link" w:semiHidden="1" w:unhideWhenUsed="1"/>
-  </w:latentStyles>
-  <w:style w:type="paragraph" w:styleId="Normal" w:default="1">
+  <w:style w:type="paragraph" w:styleId="Normal">
     <w:name w:val="Normal"/>
     <w:qFormat/>
-    <w:rsid w:val="00df61a9"/>
     <w:pPr>
       <w:widowControl/>
       <w:suppressAutoHyphens w:val="true"/>
+      <w:overflowPunct w:val="true"/>
       <w:bidi w:val="0"/>
       <w:spacing w:before="0" w:after="0"/>
       <w:jc w:val="left"/>
@@ -3996,6 +3648,10 @@
     <w:qFormat/>
     <w:pPr>
       <w:keepNext w:val="true"/>
+      <w:numPr>
+        <w:ilvl w:val="0"/>
+        <w:numId w:val="0"/>
+      </w:numPr>
       <w:outlineLvl w:val="0"/>
     </w:pPr>
     <w:rPr>
@@ -4011,6 +3667,10 @@
     <w:qFormat/>
     <w:pPr>
       <w:keepNext w:val="true"/>
+      <w:numPr>
+        <w:ilvl w:val="0"/>
+        <w:numId w:val="0"/>
+      </w:numPr>
       <w:spacing w:lineRule="auto" w:line="276" w:before="0" w:after="200"/>
       <w:outlineLvl w:val="2"/>
     </w:pPr>
@@ -4022,34 +3682,26 @@
       <w:lang w:eastAsia="en-US"/>
     </w:rPr>
   </w:style>
-  <w:style w:type="character" w:styleId="DefaultParagraphFont" w:default="1">
+  <w:style w:type="character" w:styleId="DefaultParagraphFont">
     <w:name w:val="Default Paragraph Font"/>
-    <w:uiPriority w:val="1"/>
-    <w:semiHidden/>
-    <w:unhideWhenUsed/>
     <w:qFormat/>
     <w:rPr/>
   </w:style>
   <w:style w:type="character" w:styleId="PageNumber">
     <w:name w:val="Page Number"/>
     <w:basedOn w:val="DefaultParagraphFont"/>
-    <w:semiHidden/>
     <w:rPr/>
   </w:style>
   <w:style w:type="character" w:styleId="Hyperlink">
     <w:name w:val="Hyperlink"/>
-    <w:uiPriority w:val="99"/>
     <w:rPr>
       <w:color w:val="0000FF"/>
       <w:u w:val="single"/>
     </w:rPr>
   </w:style>
-  <w:style w:type="character" w:styleId="CorpsdetexteCar" w:customStyle="1">
+  <w:style w:type="character" w:styleId="CorpsdetexteCar">
     <w:name w:val="Corps de texte Car"/>
-    <w:uiPriority w:val="99"/>
-    <w:semiHidden/>
     <w:qFormat/>
-    <w:rsid w:val="0013740b"/>
     <w:rPr>
       <w:sz w:val="24"/>
       <w:szCs w:val="24"/>
@@ -4057,22 +3709,17 @@
   </w:style>
   <w:style w:type="character" w:styleId="SubtleReference">
     <w:name w:val="Subtle Reference"/>
-    <w:uiPriority w:val="31"/>
     <w:qFormat/>
-    <w:rsid w:val="009a6fbe"/>
     <w:rPr>
       <w:b/>
       <w:bCs/>
       <w:color w:val="4F81BD"/>
     </w:rPr>
   </w:style>
-  <w:style w:type="character" w:styleId="TextedebullesCar" w:customStyle="1">
+  <w:style w:type="character" w:styleId="TextedebullesCar">
     <w:name w:val="Texte de bulles Car"/>
     <w:link w:val="BalloonText"/>
-    <w:uiPriority w:val="99"/>
-    <w:semiHidden/>
     <w:qFormat/>
-    <w:rsid w:val="00d8544b"/>
     <w:rPr>
       <w:rFonts w:ascii="Segoe UI" w:hAnsi="Segoe UI" w:cs="Segoe UI"/>
       <w:sz w:val="18"/>
@@ -4081,38 +3728,29 @@
   </w:style>
   <w:style w:type="character" w:styleId="UnresolvedMention">
     <w:name w:val="Unresolved Mention"/>
-    <w:uiPriority w:val="99"/>
-    <w:semiHidden/>
-    <w:unhideWhenUsed/>
     <w:qFormat/>
-    <w:rsid w:val="00c82f0e"/>
     <w:rPr>
       <w:color w:val="605E5C"/>
       <w:shd w:fill="E1DFDD" w:val="clear"/>
     </w:rPr>
   </w:style>
-  <w:style w:type="character" w:styleId="markedcontent" w:customStyle="1">
+  <w:style w:type="character" w:styleId="markedcontent">
     <w:name w:val="markedcontent"/>
     <w:basedOn w:val="DefaultParagraphFont"/>
     <w:qFormat/>
-    <w:rsid w:val="004108ec"/>
     <w:rPr/>
   </w:style>
-  <w:style w:type="character" w:styleId="En-tteCar" w:customStyle="1">
+  <w:style w:type="character" w:styleId="En-tteCar">
     <w:name w:val="En-tête Car"/>
-    <w:uiPriority w:val="99"/>
     <w:qFormat/>
-    <w:rsid w:val="00265fea"/>
     <w:rPr>
       <w:sz w:val="24"/>
       <w:szCs w:val="24"/>
     </w:rPr>
   </w:style>
-  <w:style w:type="character" w:styleId="PieddepageCar" w:customStyle="1">
+  <w:style w:type="character" w:styleId="PieddepageCar">
     <w:name w:val="Pied de page Car"/>
-    <w:uiPriority w:val="99"/>
     <w:qFormat/>
-    <w:rsid w:val="00355330"/>
     <w:rPr>
       <w:sz w:val="24"/>
       <w:szCs w:val="24"/>
@@ -4120,10 +3758,6 @@
   </w:style>
   <w:style w:type="character" w:styleId="FollowedHyperlink">
     <w:name w:val="FollowedHyperlink"/>
-    <w:uiPriority w:val="99"/>
-    <w:semiHidden/>
-    <w:unhideWhenUsed/>
-    <w:rsid w:val="00ed766e"/>
     <w:rPr>
       <w:color w:val="954F72"/>
       <w:u w:val="single"/>
@@ -4131,20 +3765,16 @@
   </w:style>
   <w:style w:type="character" w:styleId="Emphasis">
     <w:name w:val="Emphasis"/>
-    <w:uiPriority w:val="20"/>
     <w:qFormat/>
-    <w:rsid w:val="00ef5428"/>
     <w:rPr>
       <w:i/>
       <w:iCs/>
     </w:rPr>
   </w:style>
-  <w:style w:type="character" w:styleId="Puces" w:customStyle="1">
+  <w:style w:type="character" w:styleId="Puces">
     <w:name w:val="Puces"/>
     <w:qFormat/>
-    <w:rPr>
-      <w:rFonts w:ascii="OpenSymbol" w:hAnsi="OpenSymbol" w:eastAsia="OpenSymbol" w:cs="OpenSymbol"/>
-    </w:rPr>
+    <w:rPr/>
   </w:style>
   <w:style w:type="paragraph" w:styleId="Titre">
     <w:name w:val="Titre"/>
@@ -4165,10 +3795,6 @@
     <w:name w:val="Body Text"/>
     <w:basedOn w:val="Normal"/>
     <w:link w:val="CorpsdetexteCar"/>
-    <w:uiPriority w:val="99"/>
-    <w:semiHidden/>
-    <w:unhideWhenUsed/>
-    <w:rsid w:val="0013740b"/>
     <w:pPr>
       <w:spacing w:before="0" w:after="120"/>
     </w:pPr>
@@ -4196,7 +3822,7 @@
       <w:iCs/>
     </w:rPr>
   </w:style>
-  <w:style w:type="paragraph" w:styleId="Index" w:customStyle="1">
+  <w:style w:type="paragraph" w:styleId="Index">
     <w:name w:val="Index"/>
     <w:basedOn w:val="Normal"/>
     <w:qFormat/>
@@ -4222,7 +3848,7 @@
       <w:szCs w:val="28"/>
     </w:rPr>
   </w:style>
-  <w:style w:type="paragraph" w:styleId="En-tteetpieddepage" w:customStyle="1">
+  <w:style w:type="paragraph" w:styleId="En-tteetpieddepage">
     <w:name w:val="En-tête et pied de page"/>
     <w:basedOn w:val="Normal"/>
     <w:qFormat/>
@@ -4233,7 +3859,6 @@
     <w:name w:val="Header"/>
     <w:basedOn w:val="Normal"/>
     <w:link w:val="En-tteCar"/>
-    <w:uiPriority w:val="99"/>
     <w:pPr>
       <w:tabs>
         <w:tab w:val="clear" w:pos="708"/>
@@ -4247,7 +3872,6 @@
     <w:name w:val="Footer"/>
     <w:basedOn w:val="Normal"/>
     <w:link w:val="PieddepageCar"/>
-    <w:uiPriority w:val="99"/>
     <w:pPr>
       <w:tabs>
         <w:tab w:val="clear" w:pos="708"/>
@@ -4257,11 +3881,10 @@
     </w:pPr>
     <w:rPr/>
   </w:style>
-  <w:style w:type="paragraph" w:styleId="BodyText21" w:customStyle="1">
+  <w:style w:type="paragraph" w:styleId="BodyText21">
     <w:name w:val="Body Text 21"/>
     <w:basedOn w:val="Normal"/>
     <w:qFormat/>
-    <w:rsid w:val="00cc5efe"/>
     <w:pPr>
       <w:tabs>
         <w:tab w:val="clear" w:pos="708"/>
@@ -4278,9 +3901,7 @@
   <w:style w:type="paragraph" w:styleId="ListParagraph">
     <w:name w:val="List Paragraph"/>
     <w:basedOn w:val="Normal"/>
-    <w:uiPriority w:val="34"/>
     <w:qFormat/>
-    <w:rsid w:val="002a44bd"/>
     <w:pPr>
       <w:spacing w:before="0" w:after="0"/>
       <w:ind w:left="720"/>
@@ -4288,13 +3909,13 @@
     </w:pPr>
     <w:rPr/>
   </w:style>
-  <w:style w:type="paragraph" w:styleId="Default" w:customStyle="1">
+  <w:style w:type="paragraph" w:styleId="Default">
     <w:name w:val="Default"/>
     <w:qFormat/>
-    <w:rsid w:val="00b34361"/>
     <w:pPr>
       <w:widowControl/>
       <w:suppressAutoHyphens w:val="true"/>
+      <w:overflowPunct w:val="true"/>
       <w:bidi w:val="0"/>
       <w:spacing w:before="0" w:after="0"/>
       <w:jc w:val="left"/>
@@ -4308,12 +3929,11 @@
       <w:lang w:val="fr-FR" w:eastAsia="fr-FR" w:bidi="ar-SA"/>
     </w:rPr>
   </w:style>
-  <w:style w:type="paragraph" w:styleId="Tche" w:customStyle="1">
+  <w:style w:type="paragraph" w:styleId="Tche">
     <w:name w:val="Tâche"/>
     <w:basedOn w:val="Normal"/>
     <w:autoRedefine/>
     <w:qFormat/>
-    <w:rsid w:val="0013740b"/>
     <w:pPr>
       <w:numPr>
         <w:ilvl w:val="0"/>
@@ -4328,12 +3948,11 @@
       <w:szCs w:val="22"/>
     </w:rPr>
   </w:style>
-  <w:style w:type="paragraph" w:styleId="Sous-tche" w:customStyle="1">
+  <w:style w:type="paragraph" w:styleId="Sous-tche">
     <w:name w:val="Sous-tâche"/>
     <w:basedOn w:val="Normal"/>
     <w:autoRedefine/>
     <w:qFormat/>
-    <w:rsid w:val="0013740b"/>
     <w:pPr>
       <w:widowControl w:val="false"/>
       <w:numPr>
@@ -4353,10 +3972,9 @@
       <w:lang w:val="en-GB"/>
     </w:rPr>
   </w:style>
-  <w:style w:type="paragraph" w:styleId="INTITULREFPROJET" w:customStyle="1">
+  <w:style w:type="paragraph" w:styleId="INTITULREFPROJET">
     <w:name w:val="INTITULÉ/REF PROJET"/>
     <w:qFormat/>
-    <w:rsid w:val="0013740b"/>
     <w:pPr>
       <w:widowControl w:val="false"/>
       <w:tabs>
@@ -4364,6 +3982,7 @@
         <w:tab w:val="right" w:pos="10490" w:leader="none"/>
       </w:tabs>
       <w:suppressAutoHyphens w:val="true"/>
+      <w:overflowPunct w:val="true"/>
       <w:bidi w:val="0"/>
       <w:spacing w:before="0" w:after="0"/>
       <w:jc w:val="both"/>
@@ -4379,11 +3998,10 @@
       <w:lang w:val="fr-FR" w:eastAsia="fr-FR" w:bidi="ar-SA"/>
     </w:rPr>
   </w:style>
-  <w:style w:type="paragraph" w:styleId="Paragraphedeliste2" w:customStyle="1">
+  <w:style w:type="paragraph" w:styleId="Paragraphedeliste2">
     <w:name w:val="Paragraphe de liste 2"/>
     <w:basedOn w:val="ListParagraph"/>
     <w:qFormat/>
-    <w:rsid w:val="0013740b"/>
     <w:pPr>
       <w:numPr>
         <w:ilvl w:val="1"/>
@@ -4403,11 +4021,7 @@
     <w:name w:val="Balloon Text"/>
     <w:basedOn w:val="Normal"/>
     <w:link w:val="TextedebullesCar"/>
-    <w:uiPriority w:val="99"/>
-    <w:semiHidden/>
-    <w:unhideWhenUsed/>
     <w:qFormat/>
-    <w:rsid w:val="00d8544b"/>
     <w:pPr/>
     <w:rPr>
       <w:rFonts w:ascii="Segoe UI" w:hAnsi="Segoe UI" w:cs="Segoe UI"/>
@@ -4418,24 +4032,20 @@
   <w:style w:type="paragraph" w:styleId="NormalWeb">
     <w:name w:val="Normal (Web)"/>
     <w:basedOn w:val="Normal"/>
-    <w:uiPriority w:val="99"/>
-    <w:semiHidden/>
-    <w:unhideWhenUsed/>
     <w:qFormat/>
-    <w:rsid w:val="000f6edb"/>
     <w:pPr>
-      <w:spacing w:beforeAutospacing="1" w:afterAutospacing="1"/>
+      <w:spacing w:before="280" w:after="280"/>
     </w:pPr>
     <w:rPr/>
   </w:style>
-  <w:style w:type="paragraph" w:styleId="Contenudecadre" w:customStyle="1">
+  <w:style w:type="paragraph" w:styleId="Contenudecadre">
     <w:name w:val="Contenu de cadre"/>
     <w:basedOn w:val="Normal"/>
     <w:qFormat/>
     <w:pPr/>
     <w:rPr/>
   </w:style>
-  <w:style w:type="paragraph" w:styleId="Texteprformat" w:customStyle="1">
+  <w:style w:type="paragraph" w:styleId="Texteprformat">
     <w:name w:val="Texte préformaté"/>
     <w:basedOn w:val="Normal"/>
     <w:qFormat/>
@@ -4446,26 +4056,9 @@
       <w:szCs w:val="20"/>
     </w:rPr>
   </w:style>
-  <w:style w:type="numbering" w:styleId="Pasdeliste" w:customStyle="1">
+  <w:style w:type="numbering" w:styleId="Pasdeliste">
     <w:name w:val="Pas de liste"/>
-    <w:uiPriority w:val="99"/>
-    <w:semiHidden/>
-    <w:unhideWhenUsed/>
     <w:qFormat/>
-  </w:style>
-  <w:style w:type="table" w:default="1" w:styleId="TableauNormal">
-    <w:name w:val="Normal Table"/>
-    <w:uiPriority w:val="99"/>
-    <w:semiHidden/>
-    <w:unhideWhenUsed/>
-    <w:tblPr>
-      <w:tblCellMar>
-        <w:top w:w="0" w:type="dxa"/>
-        <w:left w:w="108" w:type="dxa"/>
-        <w:bottom w:w="0" w:type="dxa"/>
-        <w:right w:w="108" w:type="dxa"/>
-      </w:tblCellMar>
-    </w:tblPr>
   </w:style>
 </w:styles>
 </file>
@@ -4513,14 +4106,14 @@
     </a:clrScheme>
     <a:fontScheme name="Office">
       <a:majorFont>
-        <a:latin typeface="Calibri Light" panose="020F0302020204030204" pitchFamily="0" charset="1"/>
-        <a:ea typeface=""/>
-        <a:cs typeface=""/>
+        <a:latin typeface="Arial" pitchFamily="0" charset="1"/>
+        <a:ea typeface="DejaVu Sans" pitchFamily="0" charset="1"/>
+        <a:cs typeface="DejaVu Sans" pitchFamily="0" charset="1"/>
       </a:majorFont>
       <a:minorFont>
-        <a:latin typeface="Calibri" panose="020F0502020204030204" pitchFamily="0" charset="1"/>
-        <a:ea typeface=""/>
-        <a:cs typeface=""/>
+        <a:latin typeface="Arial" pitchFamily="0" charset="1"/>
+        <a:ea typeface="DejaVu Sans" pitchFamily="0" charset="1"/>
+        <a:cs typeface="DejaVu Sans" pitchFamily="0" charset="1"/>
       </a:minorFont>
     </a:fontScheme>
     <a:fmtScheme>
@@ -4528,67 +4121,25 @@
         <a:solidFill>
           <a:schemeClr val="phClr"/>
         </a:solidFill>
-        <a:gradFill>
-          <a:gsLst>
-            <a:gs pos="0">
-              <a:schemeClr val="phClr">
-                <a:lumMod val="110000"/>
-                <a:tint val="67000"/>
-              </a:schemeClr>
-            </a:gs>
-            <a:gs pos="50000">
-              <a:schemeClr val="phClr">
-                <a:lumMod val="105000"/>
-                <a:tint val="73000"/>
-              </a:schemeClr>
-            </a:gs>
-            <a:gs pos="100000">
-              <a:schemeClr val="phClr">
-                <a:lumMod val="105000"/>
-                <a:tint val="81000"/>
-              </a:schemeClr>
-            </a:gs>
-          </a:gsLst>
-          <a:lin ang="5400000" scaled="0"/>
-          <a:tileRect l="0" t="0" r="0" b="0"/>
-        </a:gradFill>
-        <a:gradFill>
-          <a:gsLst>
-            <a:gs pos="0">
-              <a:schemeClr val="phClr">
-                <a:lumMod val="102000"/>
-                <a:tint val="94000"/>
-              </a:schemeClr>
-            </a:gs>
-            <a:gs pos="50000">
-              <a:schemeClr val="phClr">
-                <a:lumMod val="100000"/>
-                <a:shade val="100000"/>
-              </a:schemeClr>
-            </a:gs>
-            <a:gs pos="100000">
-              <a:schemeClr val="phClr">
-                <a:lumMod val="99000"/>
-                <a:shade val="78000"/>
-              </a:schemeClr>
-            </a:gs>
-          </a:gsLst>
-          <a:lin ang="5400000" scaled="0"/>
-          <a:tileRect l="0" t="0" r="0" b="0"/>
-        </a:gradFill>
+        <a:solidFill>
+          <a:schemeClr val="phClr"/>
+        </a:solidFill>
+        <a:solidFill>
+          <a:schemeClr val="phClr"/>
+        </a:solidFill>
       </a:fillStyleLst>
       <a:lnStyleLst>
         <a:ln w="6350" cap="flat" cmpd="sng" algn="ctr">
           <a:prstDash val="solid"/>
-          <a:miter lim="800000"/>
+          <a:miter/>
         </a:ln>
-        <a:ln w="12700" cap="flat" cmpd="sng" algn="ctr">
+        <a:ln w="6350" cap="flat" cmpd="sng" algn="ctr">
           <a:prstDash val="solid"/>
-          <a:miter lim="800000"/>
+          <a:miter/>
         </a:ln>
-        <a:ln w="19050" cap="flat" cmpd="sng" algn="ctr">
+        <a:ln w="6350" cap="flat" cmpd="sng" algn="ctr">
           <a:prstDash val="solid"/>
-          <a:miter lim="800000"/>
+          <a:miter/>
         </a:ln>
       </a:lnStyleLst>
       <a:effectStyleLst>
@@ -4607,323 +4158,13 @@
           <a:schemeClr val="phClr"/>
         </a:solidFill>
         <a:solidFill>
-          <a:schemeClr val="phClr">
-            <a:tint val="95000"/>
-          </a:schemeClr>
+          <a:schemeClr val="phClr"/>
         </a:solidFill>
-        <a:gradFill>
-          <a:gsLst>
-            <a:gs pos="0">
-              <a:schemeClr val="phClr">
-                <a:tint val="93000"/>
-                <a:shade val="98000"/>
-                <a:lumMod val="102000"/>
-              </a:schemeClr>
-            </a:gs>
-            <a:gs pos="50000">
-              <a:schemeClr val="phClr">
-                <a:tint val="98000"/>
-                <a:shade val="90000"/>
-                <a:lumMod val="103000"/>
-              </a:schemeClr>
-            </a:gs>
-            <a:gs pos="100000">
-              <a:schemeClr val="phClr">
-                <a:shade val="63000"/>
-              </a:schemeClr>
-            </a:gs>
-          </a:gsLst>
-          <a:lin ang="5400000" scaled="0"/>
-          <a:tileRect l="0" t="0" r="0" b="0"/>
-        </a:gradFill>
+        <a:solidFill>
+          <a:schemeClr val="phClr"/>
+        </a:solidFill>
       </a:bgFillStyleLst>
     </a:fmtScheme>
   </a:themeElements>
 </a:theme>
-</file>
-
-<file path=customXml/item1.xml><?xml version="1.0" encoding="utf-8"?>
-<ct:contentTypeSchema xmlns:ct="http://schemas.microsoft.com/office/2006/metadata/contentType" xmlns:ma="http://schemas.microsoft.com/office/2006/metadata/properties/metaAttributes" ct:_="" ma:_="" ma:contentTypeName="Document" ma:contentTypeID="0x010100767C9B16D5F44342850AAF6F7A657EE2" ma:contentTypeVersion="13" ma:contentTypeDescription="Crée un document." ma:contentTypeScope="" ma:versionID="3dfd0ed4f7a1ffb00a66e6020b776702">
-  <xsd:schema xmlns:xsd="http://www.w3.org/2001/XMLSchema" xmlns:xs="http://www.w3.org/2001/XMLSchema" xmlns:p="http://schemas.microsoft.com/office/2006/metadata/properties" xmlns:ns2="24951bd1-abaf-4ce5-abfd-d427fc0f1947" xmlns:ns3="bdbad5c6-c323-4ecc-a7f0-445736588319" targetNamespace="http://schemas.microsoft.com/office/2006/metadata/properties" ma:root="true" ma:fieldsID="9e2d2818ac17038ee33c8c7108338d1b" ns2:_="" ns3:_="">
-    <xsd:import namespace="24951bd1-abaf-4ce5-abfd-d427fc0f1947"/>
-    <xsd:import namespace="bdbad5c6-c323-4ecc-a7f0-445736588319"/>
-    <xsd:element name="properties">
-      <xsd:complexType>
-        <xsd:sequence>
-          <xsd:element name="documentManagement">
-            <xsd:complexType>
-              <xsd:all>
-                <xsd:element ref="ns2:MediaServiceMetadata" minOccurs="0"/>
-                <xsd:element ref="ns2:MediaServiceFastMetadata" minOccurs="0"/>
-                <xsd:element ref="ns2:MediaServiceAutoTags" minOccurs="0"/>
-                <xsd:element ref="ns2:MediaServiceGenerationTime" minOccurs="0"/>
-                <xsd:element ref="ns2:MediaServiceEventHashCode" minOccurs="0"/>
-                <xsd:element ref="ns2:MediaServiceOCR" minOccurs="0"/>
-                <xsd:element ref="ns2:MediaServiceDateTaken" minOccurs="0"/>
-                <xsd:element ref="ns2:MediaServiceLocation" minOccurs="0"/>
-                <xsd:element ref="ns3:SharedWithUsers" minOccurs="0"/>
-                <xsd:element ref="ns3:SharedWithDetails" minOccurs="0"/>
-                <xsd:element ref="ns2:MediaServiceAutoKeyPoints" minOccurs="0"/>
-                <xsd:element ref="ns2:MediaServiceKeyPoints" minOccurs="0"/>
-                <xsd:element ref="ns2:MediaLengthInSeconds" minOccurs="0"/>
-              </xsd:all>
-            </xsd:complexType>
-          </xsd:element>
-        </xsd:sequence>
-      </xsd:complexType>
-    </xsd:element>
-  </xsd:schema>
-  <xsd:schema xmlns:xsd="http://www.w3.org/2001/XMLSchema" xmlns:xs="http://www.w3.org/2001/XMLSchema" xmlns:dms="http://schemas.microsoft.com/office/2006/documentManagement/types" xmlns:pc="http://schemas.microsoft.com/office/infopath/2007/PartnerControls" targetNamespace="24951bd1-abaf-4ce5-abfd-d427fc0f1947" elementFormDefault="qualified">
-    <xsd:import namespace="http://schemas.microsoft.com/office/2006/documentManagement/types"/>
-    <xsd:import namespace="http://schemas.microsoft.com/office/infopath/2007/PartnerControls"/>
-    <xsd:element name="MediaServiceMetadata" ma:index="8" nillable="true" ma:displayName="MediaServiceMetadata" ma:hidden="true" ma:internalName="MediaServiceMetadata" ma:readOnly="true">
-      <xsd:simpleType>
-        <xsd:restriction base="dms:Note"/>
-      </xsd:simpleType>
-    </xsd:element>
-    <xsd:element name="MediaServiceFastMetadata" ma:index="9" nillable="true" ma:displayName="MediaServiceFastMetadata" ma:hidden="true" ma:internalName="MediaServiceFastMetadata" ma:readOnly="true">
-      <xsd:simpleType>
-        <xsd:restriction base="dms:Note"/>
-      </xsd:simpleType>
-    </xsd:element>
-    <xsd:element name="MediaServiceAutoTags" ma:index="10" nillable="true" ma:displayName="Tags" ma:internalName="MediaServiceAutoTags" ma:readOnly="true">
-      <xsd:simpleType>
-        <xsd:restriction base="dms:Text"/>
-      </xsd:simpleType>
-    </xsd:element>
-    <xsd:element name="MediaServiceGenerationTime" ma:index="11" nillable="true" ma:displayName="MediaServiceGenerationTime" ma:hidden="true" ma:internalName="MediaServiceGenerationTime" ma:readOnly="true">
-      <xsd:simpleType>
-        <xsd:restriction base="dms:Text"/>
-      </xsd:simpleType>
-    </xsd:element>
-    <xsd:element name="MediaServiceEventHashCode" ma:index="12" nillable="true" ma:displayName="MediaServiceEventHashCode" ma:hidden="true" ma:internalName="MediaServiceEventHashCode" ma:readOnly="true">
-      <xsd:simpleType>
-        <xsd:restriction base="dms:Text"/>
-      </xsd:simpleType>
-    </xsd:element>
-    <xsd:element name="MediaServiceOCR" ma:index="13" nillable="true" ma:displayName="Extracted Text" ma:internalName="MediaServiceOCR" ma:readOnly="true">
-      <xsd:simpleType>
-        <xsd:restriction base="dms:Note">
-          <xsd:maxLength value="255"/>
-        </xsd:restriction>
-      </xsd:simpleType>
-    </xsd:element>
-    <xsd:element name="MediaServiceDateTaken" ma:index="14" nillable="true" ma:displayName="MediaServiceDateTaken" ma:hidden="true" ma:internalName="MediaServiceDateTaken" ma:readOnly="true">
-      <xsd:simpleType>
-        <xsd:restriction base="dms:Text"/>
-      </xsd:simpleType>
-    </xsd:element>
-    <xsd:element name="MediaServiceLocation" ma:index="15" nillable="true" ma:displayName="Location" ma:internalName="MediaServiceLocation" ma:readOnly="true">
-      <xsd:simpleType>
-        <xsd:restriction base="dms:Text"/>
-      </xsd:simpleType>
-    </xsd:element>
-    <xsd:element name="MediaServiceAutoKeyPoints" ma:index="18" nillable="true" ma:displayName="MediaServiceAutoKeyPoints" ma:hidden="true" ma:internalName="MediaServiceAutoKeyPoints" ma:readOnly="true">
-      <xsd:simpleType>
-        <xsd:restriction base="dms:Note"/>
-      </xsd:simpleType>
-    </xsd:element>
-    <xsd:element name="MediaServiceKeyPoints" ma:index="19" nillable="true" ma:displayName="KeyPoints" ma:internalName="MediaServiceKeyPoints" ma:readOnly="true">
-      <xsd:simpleType>
-        <xsd:restriction base="dms:Note">
-          <xsd:maxLength value="255"/>
-        </xsd:restriction>
-      </xsd:simpleType>
-    </xsd:element>
-    <xsd:element name="MediaLengthInSeconds" ma:index="20" nillable="true" ma:displayName="Length (seconds)" ma:internalName="MediaLengthInSeconds" ma:readOnly="true">
-      <xsd:simpleType>
-        <xsd:restriction base="dms:Unknown"/>
-      </xsd:simpleType>
-    </xsd:element>
-  </xsd:schema>
-  <xsd:schema xmlns:xsd="http://www.w3.org/2001/XMLSchema" xmlns:xs="http://www.w3.org/2001/XMLSchema" xmlns:dms="http://schemas.microsoft.com/office/2006/documentManagement/types" xmlns:pc="http://schemas.microsoft.com/office/infopath/2007/PartnerControls" targetNamespace="bdbad5c6-c323-4ecc-a7f0-445736588319" elementFormDefault="qualified">
-    <xsd:import namespace="http://schemas.microsoft.com/office/2006/documentManagement/types"/>
-    <xsd:import namespace="http://schemas.microsoft.com/office/infopath/2007/PartnerControls"/>
-    <xsd:element name="SharedWithUsers" ma:index="16" nillable="true" ma:displayName="Partagé avec" ma:internalName="SharedWithUsers" ma:readOnly="true">
-      <xsd:complexType>
-        <xsd:complexContent>
-          <xsd:extension base="dms:UserMulti">
-            <xsd:sequence>
-              <xsd:element name="UserInfo" minOccurs="0" maxOccurs="unbounded">
-                <xsd:complexType>
-                  <xsd:sequence>
-                    <xsd:element name="DisplayName" type="xsd:string" minOccurs="0"/>
-                    <xsd:element name="AccountId" type="dms:UserId" minOccurs="0" nillable="true"/>
-                    <xsd:element name="AccountType" type="xsd:string" minOccurs="0"/>
-                  </xsd:sequence>
-                </xsd:complexType>
-              </xsd:element>
-            </xsd:sequence>
-          </xsd:extension>
-        </xsd:complexContent>
-      </xsd:complexType>
-    </xsd:element>
-    <xsd:element name="SharedWithDetails" ma:index="17" nillable="true" ma:displayName="Partagé avec détails" ma:internalName="SharedWithDetails" ma:readOnly="true">
-      <xsd:simpleType>
-        <xsd:restriction base="dms:Note">
-          <xsd:maxLength value="255"/>
-        </xsd:restriction>
-      </xsd:simpleType>
-    </xsd:element>
-  </xsd:schema>
-  <xsd:schema xmlns="http://schemas.openxmlformats.org/package/2006/metadata/core-properties" xmlns:xsd="http://www.w3.org/2001/XMLSchema" xmlns:xsi="http://www.w3.org/2001/XMLSchema-instance" xmlns:dc="http://purl.org/dc/elements/1.1/" xmlns:dcterms="http://purl.org/dc/terms/" xmlns:odoc="http://schemas.microsoft.com/internal/obd" targetNamespace="http://schemas.openxmlformats.org/package/2006/metadata/core-properties" elementFormDefault="qualified" attributeFormDefault="unqualified" blockDefault="#all">
-    <xsd:import namespace="http://purl.org/dc/elements/1.1/" schemaLocation="http://dublincore.org/schemas/xmls/qdc/2003/04/02/dc.xsd"/>
-    <xsd:import namespace="http://purl.org/dc/terms/" schemaLocation="http://dublincore.org/schemas/xmls/qdc/2003/04/02/dcterms.xsd"/>
-    <xsd:element name="coreProperties" type="CT_coreProperties"/>
-    <xsd:complexType name="CT_coreProperties">
-      <xsd:all>
-        <xsd:element ref="dc:creator" minOccurs="0" maxOccurs="1"/>
-        <xsd:element ref="dcterms:created" minOccurs="0" maxOccurs="1"/>
-        <xsd:element ref="dc:identifier" minOccurs="0" maxOccurs="1"/>
-        <xsd:element name="contentType" minOccurs="0" maxOccurs="1" type="xsd:string" ma:index="0" ma:displayName="Type de contenu"/>
-        <xsd:element ref="dc:title" minOccurs="0" maxOccurs="1" ma:index="4" ma:displayName="Titre"/>
-        <xsd:element ref="dc:subject" minOccurs="0" maxOccurs="1"/>
-        <xsd:element ref="dc:description" minOccurs="0" maxOccurs="1"/>
-        <xsd:element name="keywords" minOccurs="0" maxOccurs="1" type="xsd:string"/>
-        <xsd:element ref="dc:language" minOccurs="0" maxOccurs="1"/>
-        <xsd:element name="category" minOccurs="0" maxOccurs="1" type="xsd:string"/>
-        <xsd:element name="version" minOccurs="0" maxOccurs="1" type="xsd:string"/>
-        <xsd:element name="revision" minOccurs="0" maxOccurs="1" type="xsd:string">
-          <xsd:annotation>
-            <xsd:documentation>
-                        This value indicates the number of saves or revisions. The application is responsible for updating this value after each revision.
-                    </xsd:documentation>
-          </xsd:annotation>
-        </xsd:element>
-        <xsd:element name="lastModifiedBy" minOccurs="0" maxOccurs="1" type="xsd:string"/>
-        <xsd:element ref="dcterms:modified" minOccurs="0" maxOccurs="1"/>
-        <xsd:element name="contentStatus" minOccurs="0" maxOccurs="1" type="xsd:string"/>
-      </xsd:all>
-    </xsd:complexType>
-  </xsd:schema>
-  <xs:schema xmlns:pc="http://schemas.microsoft.com/office/infopath/2007/PartnerControls" xmlns:xs="http://www.w3.org/2001/XMLSchema" targetNamespace="http://schemas.microsoft.com/office/infopath/2007/PartnerControls" elementFormDefault="qualified" attributeFormDefault="unqualified">
-    <xs:element name="Person">
-      <xs:complexType>
-        <xs:sequence>
-          <xs:element ref="pc:DisplayName" minOccurs="0"/>
-          <xs:element ref="pc:AccountId" minOccurs="0"/>
-          <xs:element ref="pc:AccountType" minOccurs="0"/>
-        </xs:sequence>
-      </xs:complexType>
-    </xs:element>
-    <xs:element name="DisplayName" type="xs:string"/>
-    <xs:element name="AccountId" type="xs:string"/>
-    <xs:element name="AccountType" type="xs:string"/>
-    <xs:element name="BDCAssociatedEntity">
-      <xs:complexType>
-        <xs:sequence>
-          <xs:element ref="pc:BDCEntity" minOccurs="0" maxOccurs="unbounded"/>
-        </xs:sequence>
-        <xs:attribute ref="pc:EntityNamespace"/>
-        <xs:attribute ref="pc:EntityName"/>
-        <xs:attribute ref="pc:SystemInstanceName"/>
-        <xs:attribute ref="pc:AssociationName"/>
-      </xs:complexType>
-    </xs:element>
-    <xs:attribute name="EntityNamespace" type="xs:string"/>
-    <xs:attribute name="EntityName" type="xs:string"/>
-    <xs:attribute name="SystemInstanceName" type="xs:string"/>
-    <xs:attribute name="AssociationName" type="xs:string"/>
-    <xs:element name="BDCEntity">
-      <xs:complexType>
-        <xs:sequence>
-          <xs:element ref="pc:EntityDisplayName" minOccurs="0"/>
-          <xs:element ref="pc:EntityInstanceReference" minOccurs="0"/>
-          <xs:element ref="pc:EntityId1" minOccurs="0"/>
-          <xs:element ref="pc:EntityId2" minOccurs="0"/>
-          <xs:element ref="pc:EntityId3" minOccurs="0"/>
-          <xs:element ref="pc:EntityId4" minOccurs="0"/>
-          <xs:element ref="pc:EntityId5" minOccurs="0"/>
-        </xs:sequence>
-      </xs:complexType>
-    </xs:element>
-    <xs:element name="EntityDisplayName" type="xs:string"/>
-    <xs:element name="EntityInstanceReference" type="xs:string"/>
-    <xs:element name="EntityId1" type="xs:string"/>
-    <xs:element name="EntityId2" type="xs:string"/>
-    <xs:element name="EntityId3" type="xs:string"/>
-    <xs:element name="EntityId4" type="xs:string"/>
-    <xs:element name="EntityId5" type="xs:string"/>
-    <xs:element name="Terms">
-      <xs:complexType>
-        <xs:sequence>
-          <xs:element ref="pc:TermInfo" minOccurs="0" maxOccurs="unbounded"/>
-        </xs:sequence>
-      </xs:complexType>
-    </xs:element>
-    <xs:element name="TermInfo">
-      <xs:complexType>
-        <xs:sequence>
-          <xs:element ref="pc:TermName" minOccurs="0"/>
-          <xs:element ref="pc:TermId" minOccurs="0"/>
-        </xs:sequence>
-      </xs:complexType>
-    </xs:element>
-    <xs:element name="TermName" type="xs:string"/>
-    <xs:element name="TermId" type="xs:string"/>
-  </xs:schema>
-</ct:contentTypeSchema>
-</file>
-
-<file path=customXml/item2.xml><?xml version="1.0" encoding="utf-8"?>
-<p:properties xmlns:p="http://schemas.microsoft.com/office/2006/metadata/properties" xmlns:xsi="http://www.w3.org/2001/XMLSchema-instance" xmlns:pc="http://schemas.microsoft.com/office/infopath/2007/PartnerControls">
-  <documentManagement/>
-</p:properties>
-</file>
-
-<file path=customXml/item3.xml><?xml version="1.0" encoding="utf-8"?>
-<?mso-contentType ?>
-<FormTemplates xmlns="http://schemas.microsoft.com/sharepoint/v3/contenttype/forms">
-  <Display>DocumentLibraryForm</Display>
-  <Edit>DocumentLibraryForm</Edit>
-  <New>DocumentLibraryForm</New>
-</FormTemplates>
-</file>
-
-<file path=customXml/item4.xml><?xml version="1.0" encoding="utf-8"?>
-<b:Sources xmlns:b="http://schemas.openxmlformats.org/officeDocument/2006/bibliography" xmlns="http://schemas.openxmlformats.org/officeDocument/2006/bibliography" SelectedStyle="\APASixthEditionOfficeOnline.xsl" StyleName="APA" Version="6"/>
-</file>
-
-<file path=customXml/itemProps1.xml><?xml version="1.0" encoding="utf-8"?>
-<ds:datastoreItem xmlns:ds="http://schemas.openxmlformats.org/officeDocument/2006/customXml" ds:itemID="{ED10D3F5-98DD-4C9C-A2EC-99AF8C1721C1}">
-  <ds:schemaRefs>
-    <ds:schemaRef ds:uri="http://schemas.microsoft.com/office/2006/metadata/contentType"/>
-    <ds:schemaRef ds:uri="http://schemas.microsoft.com/office/2006/metadata/properties/metaAttributes"/>
-    <ds:schemaRef ds:uri="http://www.w3.org/2001/XMLSchema"/>
-    <ds:schemaRef ds:uri="http://schemas.microsoft.com/office/2006/metadata/properties"/>
-    <ds:schemaRef ds:uri="24951bd1-abaf-4ce5-abfd-d427fc0f1947"/>
-    <ds:schemaRef ds:uri="bdbad5c6-c323-4ecc-a7f0-445736588319"/>
-    <ds:schemaRef ds:uri="http://schemas.microsoft.com/office/2006/documentManagement/types"/>
-    <ds:schemaRef ds:uri="http://schemas.microsoft.com/office/infopath/2007/PartnerControls"/>
-    <ds:schemaRef ds:uri="http://schemas.openxmlformats.org/package/2006/metadata/core-properties"/>
-    <ds:schemaRef ds:uri="http://purl.org/dc/elements/1.1/"/>
-    <ds:schemaRef ds:uri="http://purl.org/dc/terms/"/>
-    <ds:schemaRef ds:uri="http://schemas.microsoft.com/internal/obd"/>
-  </ds:schemaRefs>
-</ds:datastoreItem>
-</file>
-
-<file path=customXml/itemProps2.xml><?xml version="1.0" encoding="utf-8"?>
-<ds:datastoreItem xmlns:ds="http://schemas.openxmlformats.org/officeDocument/2006/customXml" ds:itemID="{0363A018-813C-488E-8021-00AAA46C4A9C}">
-  <ds:schemaRefs>
-    <ds:schemaRef ds:uri="http://schemas.microsoft.com/office/2006/metadata/properties"/>
-    <ds:schemaRef ds:uri="http://schemas.microsoft.com/office/infopath/2007/PartnerControls"/>
-  </ds:schemaRefs>
-</ds:datastoreItem>
-</file>
-
-<file path=customXml/itemProps3.xml><?xml version="1.0" encoding="utf-8"?>
-<ds:datastoreItem xmlns:ds="http://schemas.openxmlformats.org/officeDocument/2006/customXml" ds:itemID="{ACD0E240-7E6B-4E54-A8D6-40E876E019BB}">
-  <ds:schemaRefs>
-    <ds:schemaRef ds:uri="http://schemas.microsoft.com/sharepoint/v3/contenttype/forms"/>
-  </ds:schemaRefs>
-</ds:datastoreItem>
-</file>
-
-<file path=customXml/itemProps4.xml><?xml version="1.0" encoding="utf-8"?>
-<ds:datastoreItem xmlns:ds="http://schemas.openxmlformats.org/officeDocument/2006/customXml" ds:itemID="{18381856-7B3A-419B-AE55-07EF15B4463D}">
-  <ds:schemaRefs>
-    <ds:schemaRef ds:uri="http://schemas.openxmlformats.org/officeDocument/2006/bibliography"/>
-  </ds:schemaRefs>
-</ds:datastoreItem>
 </file>
--- a/ressources/template.docx
+++ b/ressources/template.docx
@@ -420,7 +420,7 @@
           <w:sz w:val="18"/>
           <w:szCs w:val="18"/>
         </w:rPr>
-        <w:t>{% for sect in Secteurs_activites %}</w:t>
+        <w:t>{% for sect in Secteurs_activités %}</w:t>
       </w:r>
     </w:p>
     <w:p>
@@ -622,7 +622,39 @@
           <w:sz w:val="18"/>
           <w:szCs w:val="18"/>
         </w:rPr>
-        <w:t>{%- if dip.Ecole %}</w:t>
+        <w:t>{%- if dip.</w:t>
+      </w:r>
+      <w:r>
+        <w:rPr>
+          <w:rFonts w:ascii="Calibri" w:hAnsi="Calibri"/>
+          <w:b w:val="false"/>
+          <w:bCs w:val="false"/>
+          <w:color w:val="002060"/>
+          <w:sz w:val="18"/>
+          <w:szCs w:val="18"/>
+          <w:lang w:val="fr-FR"/>
+        </w:rPr>
+        <w:t>É</w:t>
+      </w:r>
+      <w:r>
+        <w:rPr>
+          <w:rFonts w:ascii="Calibri" w:hAnsi="Calibri"/>
+          <w:b w:val="false"/>
+          <w:bCs w:val="false"/>
+          <w:color w:val="002060"/>
+          <w:sz w:val="18"/>
+          <w:szCs w:val="18"/>
+        </w:rPr>
+        <w:t>cole</w:t>
+      </w:r>
+      <w:r>
+        <w:rPr>
+          <w:rFonts w:ascii="Calibri" w:hAnsi="Calibri"/>
+          <w:color w:val="002060"/>
+          <w:sz w:val="18"/>
+          <w:szCs w:val="18"/>
+        </w:rPr>
+        <w:t xml:space="preserve"> %}</w:t>
       </w:r>
     </w:p>
     <w:p>
@@ -651,7 +683,39 @@
           <w:sz w:val="18"/>
           <w:szCs w:val="18"/>
         </w:rPr>
-        <w:t>{{ dip.Ecole }}</w:t>
+        <w:t>{{ dip.</w:t>
+      </w:r>
+      <w:r>
+        <w:rPr>
+          <w:rFonts w:ascii="Calibri" w:hAnsi="Calibri"/>
+          <w:b w:val="false"/>
+          <w:bCs w:val="false"/>
+          <w:color w:val="002060"/>
+          <w:sz w:val="18"/>
+          <w:szCs w:val="18"/>
+          <w:lang w:val="fr-FR"/>
+        </w:rPr>
+        <w:t>É</w:t>
+      </w:r>
+      <w:r>
+        <w:rPr>
+          <w:rFonts w:ascii="Calibri" w:hAnsi="Calibri"/>
+          <w:b w:val="false"/>
+          <w:bCs w:val="false"/>
+          <w:color w:val="002060"/>
+          <w:sz w:val="18"/>
+          <w:szCs w:val="18"/>
+        </w:rPr>
+        <w:t>cole</w:t>
+      </w:r>
+      <w:r>
+        <w:rPr>
+          <w:rFonts w:ascii="Calibri" w:hAnsi="Calibri"/>
+          <w:color w:val="002060"/>
+          <w:sz w:val="18"/>
+          <w:szCs w:val="18"/>
+        </w:rPr>
+        <w:t xml:space="preserve"> }}</w:t>
       </w:r>
     </w:p>
     <w:p>
@@ -694,7 +758,7 @@
           <w:sz w:val="18"/>
           <w:szCs w:val="18"/>
         </w:rPr>
-        <w:t>{%- if dip.Annee %}{{ dip.Annee }}{% endif %}</w:t>
+        <w:t>{%- if dip.Année %}{{ dip.Année }}{% endif %}</w:t>
       </w:r>
     </w:p>
     <w:p>
@@ -1062,7 +1126,7 @@
           <w:sz w:val="18"/>
           <w:szCs w:val="18"/>
         </w:rPr>
-        <w:t>{% for exp in Experiences %}</w:t>
+        <w:t>{% for exp in Expériences %}</w:t>
       </w:r>
       <w:r>
         <w:rPr>
@@ -1071,7 +1135,7 @@
           <w:sz w:val="18"/>
           <w:szCs w:val="18"/>
         </w:rPr>
-        <w:t>{{ "%-30s %100s"|format(exp.Nom_Entreprise, exp.Dates) }}{{ exp["Durée_expérience"] }}</w:t>
+        <w:t>{{ "%-30s %80s %s"|format(exp.Nom_Entreprise, exp.Dates, exp["Durée_expérience"]) }}</w:t>
       </w:r>
     </w:p>
     <w:p>
@@ -1090,7 +1154,7 @@
         <mc:AlternateContent>
           <mc:Choice Requires="wps">
             <w:drawing>
-              <wp:anchor behindDoc="0" distT="635" distB="635" distL="635" distR="635" simplePos="0" locked="0" layoutInCell="1" allowOverlap="1" relativeHeight="21">
+              <wp:anchor behindDoc="0" distT="635" distB="635" distL="635" distR="635" simplePos="0" locked="0" layoutInCell="1" allowOverlap="1" relativeHeight="18">
                 <wp:simplePos x="0" y="0"/>
                 <wp:positionH relativeFrom="column">
                   <wp:posOffset>72390</wp:posOffset>
@@ -1164,9 +1228,7 @@
           <w:numId w:val="4"/>
         </w:numPr>
         <w:rPr>
-          <w:color w:val="002060"/>
-          <w:sz w:val="18"/>
-          <w:szCs w:val="18"/>
+          <w:u w:val="none"/>
         </w:rPr>
       </w:pPr>
       <w:r>
@@ -1177,6 +1239,7 @@
           <w:color w:val="002060"/>
           <w:sz w:val="18"/>
           <w:szCs w:val="18"/>
+          <w:u w:val="none"/>
         </w:rPr>
         <w:t>{{ exp.Poste }}</w:t>
       </w:r>
@@ -1240,7 +1303,7 @@
           <w:sz w:val="18"/>
           <w:szCs w:val="18"/>
         </w:rPr>
-        <w:t>{% for t in exp.Taches %}</w:t>
+        <w:t>{% for t in exp.Tâches %}</w:t>
       </w:r>
       <w:r>
         <w:rPr>
@@ -1285,15 +1348,6 @@
         </w:rPr>
         <w:t>{% if exp.Logiciels_outils %}</w:t>
       </w:r>
-    </w:p>
-    <w:p>
-      <w:pPr>
-        <w:pStyle w:val="BodyText"/>
-        <w:rPr>
-          <w:sz w:val="18"/>
-          <w:szCs w:val="18"/>
-        </w:rPr>
-      </w:pPr>
       <w:r>
         <w:rPr>
           <w:rFonts w:ascii="Calibri" w:hAnsi="Calibri"/>
@@ -1314,70 +1368,6 @@
         </w:rPr>
         <w:t xml:space="preserve"> {{ exp.Logiciels_outils | join(', ') }}</w:t>
       </w:r>
-      <w:r>
-        <w:rPr>
-          <w:rFonts w:ascii="Calibri" w:hAnsi="Calibri"/>
-          <w:sz w:val="18"/>
-          <w:szCs w:val="18"/>
-        </w:rPr>
-        <w:t>{% endif %}</w:t>
-      </w:r>
-    </w:p>
-    <w:p>
-      <w:pPr>
-        <w:pStyle w:val="BodyText"/>
-        <w:rPr>
-          <w:sz w:val="18"/>
-          <w:szCs w:val="18"/>
-        </w:rPr>
-      </w:pPr>
-      <w:r>
-        <w:rPr>
-          <w:rFonts w:ascii="Calibri" w:hAnsi="Calibri"/>
-          <w:sz w:val="18"/>
-          <w:szCs w:val="18"/>
-        </w:rPr>
-        <w:t>{% if exp.Clients %}</w:t>
-      </w:r>
-    </w:p>
-    <w:p>
-      <w:pPr>
-        <w:pStyle w:val="BodyText"/>
-        <w:rPr>
-          <w:color w:val="002060"/>
-          <w:sz w:val="18"/>
-          <w:szCs w:val="18"/>
-        </w:rPr>
-      </w:pPr>
-      <w:r>
-        <w:rPr>
-          <w:rFonts w:ascii="Calibri" w:hAnsi="Calibri"/>
-          <w:b/>
-          <w:bCs/>
-          <w:color w:val="002060"/>
-          <w:sz w:val="18"/>
-          <w:szCs w:val="18"/>
-        </w:rPr>
-        <w:t xml:space="preserve">Clients : </w:t>
-      </w:r>
-      <w:r>
-        <w:rPr>
-          <w:rFonts w:ascii="Calibri" w:hAnsi="Calibri"/>
-          <w:color w:val="002060"/>
-          <w:sz w:val="18"/>
-          <w:szCs w:val="18"/>
-        </w:rPr>
-        <w:t>{{ exp.Clients }}</w:t>
-      </w:r>
-    </w:p>
-    <w:p>
-      <w:pPr>
-        <w:pStyle w:val="BodyText"/>
-        <w:rPr>
-          <w:sz w:val="18"/>
-          <w:szCs w:val="18"/>
-        </w:rPr>
-      </w:pPr>
       <w:r>
         <w:rPr>
           <w:rFonts w:ascii="Calibri" w:hAnsi="Calibri"/>
@@ -1496,7 +1486,7 @@
       <mc:AlternateContent>
         <mc:Choice Requires="wps">
           <w:drawing>
-            <wp:anchor behindDoc="1" distT="1270" distB="0" distL="1270" distR="0" simplePos="0" locked="0" layoutInCell="0" allowOverlap="1" relativeHeight="17">
+            <wp:anchor behindDoc="1" distT="1270" distB="0" distL="1270" distR="0" simplePos="0" locked="0" layoutInCell="0" allowOverlap="1" relativeHeight="14">
               <wp:simplePos x="0" y="0"/>
               <wp:positionH relativeFrom="page">
                 <wp:posOffset>3596640</wp:posOffset>
@@ -1580,7 +1570,7 @@
                                 <w:szCs w:val="28"/>
                                 <w:color w:val="FFFFFF"/>
                               </w:rPr>
-                              <w:t>2</w:t>
+                              <w:t>1</w:t>
                             </w:r>
                             <w:r>
                               <w:rPr>
@@ -1672,7 +1662,7 @@
                           <w:szCs w:val="28"/>
                           <w:color w:val="FFFFFF"/>
                         </w:rPr>
-                        <w:t>2</w:t>
+                        <w:t>1</w:t>
                       </w:r>
                       <w:r>
                         <w:rPr>
@@ -1767,7 +1757,7 @@
       <mc:AlternateContent>
         <mc:Choice Requires="wps">
           <w:drawing>
-            <wp:anchor behindDoc="1" distT="1270" distB="0" distL="1270" distR="0" simplePos="0" locked="0" layoutInCell="0" allowOverlap="1" relativeHeight="17">
+            <wp:anchor behindDoc="1" distT="1270" distB="0" distL="1270" distR="0" simplePos="0" locked="0" layoutInCell="0" allowOverlap="1" relativeHeight="14">
               <wp:simplePos x="0" y="0"/>
               <wp:positionH relativeFrom="page">
                 <wp:posOffset>3596640</wp:posOffset>
@@ -1851,7 +1841,7 @@
                                 <w:szCs w:val="28"/>
                                 <w:color w:val="FFFFFF"/>
                               </w:rPr>
-                              <w:t>2</w:t>
+                              <w:t>1</w:t>
                             </w:r>
                             <w:r>
                               <w:rPr>
@@ -1927,7 +1917,7 @@
                           <w:szCs w:val="28"/>
                           <w:color w:val="FFFFFF"/>
                         </w:rPr>
-                        <w:t>2</w:t>
+                        <w:t>1</w:t>
                       </w:r>
                       <w:r>
                         <w:rPr>
@@ -1992,7 +1982,7 @@
     </w:pPr>
     <w:r>
       <w:drawing>
-        <wp:anchor behindDoc="1" distT="0" distB="0" distL="0" distR="0" simplePos="0" locked="0" layoutInCell="0" allowOverlap="1" relativeHeight="13">
+        <wp:anchor behindDoc="1" distT="0" distB="0" distL="0" distR="0" simplePos="0" locked="0" layoutInCell="0" allowOverlap="1" relativeHeight="12">
           <wp:simplePos x="0" y="0"/>
           <wp:positionH relativeFrom="column">
             <wp:posOffset>65405</wp:posOffset>
@@ -2111,7 +2101,7 @@
     </w:pPr>
     <w:r>
       <w:drawing>
-        <wp:anchor behindDoc="1" distT="0" distB="0" distL="0" distR="0" simplePos="0" locked="0" layoutInCell="0" allowOverlap="1" relativeHeight="13">
+        <wp:anchor behindDoc="1" distT="0" distB="0" distL="0" distR="0" simplePos="0" locked="0" layoutInCell="0" allowOverlap="1" relativeHeight="12">
           <wp:simplePos x="0" y="0"/>
           <wp:positionH relativeFrom="column">
             <wp:posOffset>65405</wp:posOffset>
